--- a/docs/ui/Presserdiado_UX_Kilavuzu.docx
+++ b/docs/ui/Presserdiado_UX_Kilavuzu.docx
@@ -6,18 +6,16 @@
       <w:pPr>
         <w:spacing w:before="1800" w:after="120"/>
       </w:pPr>
-      <w:proofErr w:type="spellStart"/>
       <w:r>
         <w:rPr>
           <w:b/>
           <w:bCs/>
-          <w:color w:val="2563EB"/>
+          <w:color w:val="1A56DB"/>
           <w:sz w:val="64"/>
           <w:szCs w:val="64"/>
         </w:rPr>
         <w:t>Presserdiado</w:t>
       </w:r>
-      <w:proofErr w:type="spellEnd"/>
     </w:p>
     <w:p>
       <w:pPr>
@@ -25,7 +23,7 @@
       </w:pPr>
       <w:r>
         <w:rPr>
-          <w:color w:val="111827"/>
+          <w:color w:val="0F172A"/>
           <w:sz w:val="40"/>
           <w:szCs w:val="40"/>
         </w:rPr>
@@ -35,7 +33,7 @@
     <w:p>
       <w:pPr>
         <w:pBdr>
-          <w:bottom w:val="single" w:sz="8" w:space="0" w:color="2563EB"/>
+          <w:bottom w:val="single" w:sz="8" w:space="0" w:color="1A56DB"/>
         </w:pBdr>
       </w:pPr>
     </w:p>
@@ -50,7 +48,7 @@
       </w:pPr>
       <w:r>
         <w:rPr>
-          <w:color w:val="6B7280"/>
+          <w:color w:val="475569"/>
         </w:rPr>
         <w:t>Hedef kullanıcı: Grafik tasarım ve web teknolojileri alanında deneyimsiz bireyler</w:t>
       </w:r>
@@ -61,23 +59,9 @@
       </w:pPr>
       <w:r>
         <w:rPr>
-          <w:color w:val="6B7280"/>
-        </w:rPr>
-        <w:t xml:space="preserve">İkincil kullanıcı: Ajanslar ve </w:t>
-      </w:r>
-      <w:proofErr w:type="spellStart"/>
-      <w:r>
-        <w:rPr>
-          <w:color w:val="6B7280"/>
-        </w:rPr>
-        <w:t>freelancer</w:t>
-      </w:r>
-      <w:proofErr w:type="spellEnd"/>
-      <w:r>
-        <w:rPr>
-          <w:color w:val="6B7280"/>
-        </w:rPr>
-        <w:t xml:space="preserve"> tasarımcılar</w:t>
+          <w:color w:val="475569"/>
+        </w:rPr>
+        <w:t>İkincil kullanıcı: Ajanslar ve freelancer tasarımcılar</w:t>
       </w:r>
     </w:p>
     <w:p>
@@ -86,37 +70,9 @@
       </w:pPr>
       <w:r>
         <w:rPr>
-          <w:color w:val="6B7280"/>
-        </w:rPr>
-        <w:t>Uygulama: Web-</w:t>
-      </w:r>
-      <w:proofErr w:type="spellStart"/>
-      <w:r>
-        <w:rPr>
-          <w:color w:val="6B7280"/>
-        </w:rPr>
-        <w:t>to</w:t>
-      </w:r>
-      <w:proofErr w:type="spellEnd"/>
-      <w:r>
-        <w:rPr>
-          <w:color w:val="6B7280"/>
-        </w:rPr>
-        <w:t>-</w:t>
-      </w:r>
-      <w:proofErr w:type="spellStart"/>
-      <w:r>
-        <w:rPr>
-          <w:color w:val="6B7280"/>
-        </w:rPr>
-        <w:t>print</w:t>
-      </w:r>
-      <w:proofErr w:type="spellEnd"/>
-      <w:r>
-        <w:rPr>
-          <w:color w:val="6B7280"/>
-        </w:rPr>
-        <w:t xml:space="preserve"> katalog ve broşür tasarım stüdyosu</w:t>
+          <w:color w:val="475569"/>
+        </w:rPr>
+        <w:t>Uygulama: Web-to-print katalog ve broşür tasarım stüdyosu</w:t>
       </w:r>
     </w:p>
     <w:p>
@@ -132,105 +88,43 @@
         <w:rPr>
           <w:i/>
           <w:iCs/>
-          <w:color w:val="6B7280"/>
-        </w:rPr>
-        <w:t xml:space="preserve">Versiyon </w:t>
-      </w:r>
-      <w:proofErr w:type="gramStart"/>
+          <w:color w:val="475569"/>
+        </w:rPr>
+        <w:t>Versiyon 2.0  ·  Mayıs 2026</w:t>
+      </w:r>
+    </w:p>
+    <w:p>
+      <w:r>
+        <w:br w:type="page"/>
+      </w:r>
+    </w:p>
+    <w:p>
+      <w:pPr>
+        <w:pStyle w:val="Balk1"/>
+      </w:pPr>
+      <w:r>
+        <w:lastRenderedPageBreak/>
+        <w:t>1. Temel Tasarım Felsefesi</w:t>
+      </w:r>
+    </w:p>
+    <w:p>
+      <w:pPr>
+        <w:pBdr>
+          <w:left w:val="single" w:sz="12" w:space="0" w:color="1A56DB"/>
+        </w:pBdr>
+        <w:shd w:val="clear" w:color="auto" w:fill="FFFFFF"/>
+        <w:spacing w:before="120" w:after="120"/>
+        <w:ind w:left="240"/>
+      </w:pPr>
       <w:r>
         <w:rPr>
           <w:i/>
           <w:iCs/>
-          <w:color w:val="6B7280"/>
-        </w:rPr>
-        <w:t>1.0  ·</w:t>
-      </w:r>
-      <w:proofErr w:type="gramEnd"/>
-      <w:r>
-        <w:rPr>
-          <w:i/>
-          <w:iCs/>
-          <w:color w:val="6B7280"/>
-        </w:rPr>
-        <w:t xml:space="preserve">  Mayıs 2026</w:t>
-      </w:r>
-    </w:p>
-    <w:p>
-      <w:r>
-        <w:br w:type="page"/>
-      </w:r>
-    </w:p>
-    <w:p>
-      <w:pPr>
-        <w:pStyle w:val="Balk1"/>
-      </w:pPr>
-      <w:r>
-        <w:lastRenderedPageBreak/>
-        <w:t>1. Temel Tasarım Felsefesi</w:t>
-      </w:r>
-    </w:p>
-    <w:p>
-      <w:pPr>
-        <w:pBdr>
-          <w:left w:val="single" w:sz="12" w:space="0" w:color="2563EB"/>
-        </w:pBdr>
-        <w:shd w:val="clear" w:color="auto" w:fill="EFF6FF"/>
-        <w:spacing w:before="120" w:after="120"/>
-        <w:ind w:left="240"/>
-      </w:pPr>
-      <w:r>
-        <w:rPr>
-          <w:i/>
-          <w:iCs/>
-          <w:color w:val="111827"/>
+          <w:color w:val="0F172A"/>
           <w:sz w:val="20"/>
           <w:szCs w:val="20"/>
         </w:rPr>
-        <w:t xml:space="preserve">Ana ilke: Hedef kullanıcı </w:t>
-      </w:r>
-      <w:proofErr w:type="spellStart"/>
-      <w:r>
-        <w:rPr>
-          <w:i/>
-          <w:iCs/>
-          <w:color w:val="111827"/>
-          <w:sz w:val="20"/>
-          <w:szCs w:val="20"/>
-        </w:rPr>
-        <w:t>Figma</w:t>
-      </w:r>
-      <w:proofErr w:type="spellEnd"/>
-      <w:r>
-        <w:rPr>
-          <w:i/>
-          <w:iCs/>
-          <w:color w:val="111827"/>
-          <w:sz w:val="20"/>
-          <w:szCs w:val="20"/>
-        </w:rPr>
-        <w:t xml:space="preserve"> veya </w:t>
-      </w:r>
-      <w:proofErr w:type="spellStart"/>
-      <w:r>
-        <w:rPr>
-          <w:i/>
-          <w:iCs/>
-          <w:color w:val="111827"/>
-          <w:sz w:val="20"/>
-          <w:szCs w:val="20"/>
-        </w:rPr>
-        <w:t>InDesign</w:t>
-      </w:r>
-      <w:proofErr w:type="spellEnd"/>
-      <w:r>
-        <w:rPr>
-          <w:i/>
-          <w:iCs/>
-          <w:color w:val="111827"/>
-          <w:sz w:val="20"/>
-          <w:szCs w:val="20"/>
-        </w:rPr>
-        <w:t xml:space="preserve"> açmamış. Uygulamayı hayatında ilk kez açan biri kafası karışmadan 10 dakika içinde ilk tasarımını tamamlayabilmeli.</w:t>
+        <w:t>Ana ilke: Hedef kullanıcı Figma veya InDesign açmamış. Uygulamayı hayatında ilk kez açan biri kafası karışmadan 10 dakika içinde ilk tasarımını tamamlayabilmeli.</w:t>
       </w:r>
     </w:p>
     <w:p>
@@ -242,13 +136,8 @@
       <w:pPr>
         <w:pStyle w:val="Balk3"/>
       </w:pPr>
-      <w:proofErr w:type="gramStart"/>
-      <w:r>
-        <w:t>1.1  İki</w:t>
-      </w:r>
-      <w:proofErr w:type="gramEnd"/>
-      <w:r>
-        <w:t xml:space="preserve"> katmanlı deneyim</w:t>
+      <w:r>
+        <w:t>1.1  İki katmanlı deneyim</w:t>
       </w:r>
     </w:p>
     <w:p>
@@ -257,7 +146,7 @@
       </w:pPr>
       <w:r>
         <w:rPr>
-          <w:color w:val="6B7280"/>
+          <w:color w:val="475569"/>
         </w:rPr>
         <w:t>Uygulama aynı anda iki farklı kullanıcıya hitap edecek şekilde kurgulanmalıdır:</w:t>
       </w:r>
@@ -275,29 +164,15 @@
         <w:rPr>
           <w:b/>
           <w:bCs/>
-          <w:color w:val="111827"/>
+          <w:color w:val="0F172A"/>
         </w:rPr>
         <w:t xml:space="preserve">Acemi katmanı — </w:t>
       </w:r>
       <w:r>
         <w:rPr>
-          <w:color w:val="6B7280"/>
-        </w:rPr>
-        <w:t xml:space="preserve">Kanvas üzerindeki hızlı erişim </w:t>
-      </w:r>
-      <w:proofErr w:type="spellStart"/>
-      <w:r>
-        <w:rPr>
-          <w:color w:val="6B7280"/>
-        </w:rPr>
-        <w:t>toolbar'ı</w:t>
-      </w:r>
-      <w:proofErr w:type="spellEnd"/>
-      <w:r>
-        <w:rPr>
-          <w:color w:val="6B7280"/>
-        </w:rPr>
-        <w:t>. Seçime göre değişen bağlamsal araçlar. En çok kullanılan 5-6 ayar, büyük ikonlar, kısa etiketler.</w:t>
+          <w:color w:val="475569"/>
+        </w:rPr>
+        <w:t>Kanvas üzerindeki hızlı erişim toolbar'ı. Seçime göre değişen bağlamsal araçlar. En çok kullanılan 5-6 ayar, büyük ikonlar, kısa etiketler.</w:t>
       </w:r>
     </w:p>
     <w:p>
@@ -313,29 +188,15 @@
         <w:rPr>
           <w:b/>
           <w:bCs/>
-          <w:color w:val="111827"/>
+          <w:color w:val="0F172A"/>
         </w:rPr>
         <w:t xml:space="preserve">Deneyimli katman — </w:t>
       </w:r>
       <w:r>
         <w:rPr>
-          <w:color w:val="6B7280"/>
-        </w:rPr>
-        <w:t xml:space="preserve">Sağ panel. </w:t>
-      </w:r>
-      <w:proofErr w:type="spellStart"/>
-      <w:r>
-        <w:rPr>
-          <w:color w:val="6B7280"/>
-        </w:rPr>
-        <w:t>Akordiyonlu</w:t>
-      </w:r>
-      <w:proofErr w:type="spellEnd"/>
-      <w:r>
-        <w:rPr>
-          <w:color w:val="6B7280"/>
-        </w:rPr>
-        <w:t xml:space="preserve"> yapı. Tüm gelişmiş ayarlar burada. Acemi kullanıcı bu paneli açmayabilir.</w:t>
+          <w:color w:val="475569"/>
+        </w:rPr>
+        <w:t>Sağ panel. Akordiyonlu yapı. Tüm gelişmiş ayarlar burada. Acemi kullanıcı bu paneli açmayabilir.</w:t>
       </w:r>
     </w:p>
     <w:p>
@@ -347,13 +208,8 @@
       <w:pPr>
         <w:pStyle w:val="Balk3"/>
       </w:pPr>
-      <w:proofErr w:type="gramStart"/>
-      <w:r>
-        <w:t>1.2  Referans</w:t>
-      </w:r>
-      <w:proofErr w:type="gramEnd"/>
-      <w:r>
-        <w:t xml:space="preserve"> ürünler</w:t>
+      <w:r>
+        <w:t>1.2  Referans ürünler</w:t>
       </w:r>
     </w:p>
     <w:p>
@@ -362,7 +218,7 @@
       </w:pPr>
       <w:r>
         <w:rPr>
-          <w:color w:val="6B7280"/>
+          <w:color w:val="475569"/>
         </w:rPr>
         <w:t>Tasarım kararlarında aşağıdaki referans sırasına uyulmalıdır:</w:t>
       </w:r>
@@ -376,43 +232,19 @@
         </w:numPr>
         <w:spacing w:before="40" w:after="40"/>
       </w:pPr>
-      <w:proofErr w:type="spellStart"/>
       <w:r>
         <w:rPr>
           <w:b/>
           <w:bCs/>
-          <w:color w:val="111827"/>
-        </w:rPr>
-        <w:t>Vistaprint</w:t>
-      </w:r>
-      <w:proofErr w:type="spellEnd"/>
-      <w:r>
-        <w:rPr>
-          <w:b/>
-          <w:bCs/>
-          <w:color w:val="111827"/>
-        </w:rPr>
-        <w:t xml:space="preserve"> stüdyo — </w:t>
-      </w:r>
-      <w:r>
-        <w:rPr>
-          <w:color w:val="6B7280"/>
-        </w:rPr>
-        <w:t xml:space="preserve">Baskı ürünü + acemi kullanıcı kombinasyonu. </w:t>
-      </w:r>
-      <w:proofErr w:type="spellStart"/>
-      <w:r>
-        <w:rPr>
-          <w:color w:val="6B7280"/>
-        </w:rPr>
-        <w:t>Toolbar</w:t>
-      </w:r>
-      <w:proofErr w:type="spellEnd"/>
-      <w:r>
-        <w:rPr>
-          <w:color w:val="6B7280"/>
-        </w:rPr>
-        <w:t xml:space="preserve"> yapısı ve ikon boyutları incelenebilir. Ancak gereğinden fazla basite indirgenmiş — biz daha fazla kontrol sunacağız.</w:t>
+          <w:color w:val="0F172A"/>
+        </w:rPr>
+        <w:t xml:space="preserve">Vistaprint stüdyo — </w:t>
+      </w:r>
+      <w:r>
+        <w:rPr>
+          <w:color w:val="475569"/>
+        </w:rPr>
+        <w:t>Baskı ürünü + acemi kullanıcı kombinasyonu. Toolbar yapısı ve ikon boyutları incelenebilir. Ancak gereğinden fazla basite indirgenmiş — biz daha fazla kontrol sunacağız.</w:t>
       </w:r>
     </w:p>
     <w:p>
@@ -424,27 +256,17 @@
         </w:numPr>
         <w:spacing w:before="40" w:after="40"/>
       </w:pPr>
-      <w:proofErr w:type="spellStart"/>
       <w:r>
         <w:rPr>
           <w:b/>
           <w:bCs/>
-          <w:color w:val="111827"/>
-        </w:rPr>
-        <w:t>Shopify</w:t>
-      </w:r>
-      <w:proofErr w:type="spellEnd"/>
-      <w:r>
-        <w:rPr>
-          <w:b/>
-          <w:bCs/>
-          <w:color w:val="111827"/>
-        </w:rPr>
-        <w:t xml:space="preserve"> ürün yönetimi — </w:t>
-      </w:r>
-      <w:r>
-        <w:rPr>
-          <w:color w:val="6B7280"/>
+          <w:color w:val="0F172A"/>
+        </w:rPr>
+        <w:t xml:space="preserve">Shopify ürün yönetimi — </w:t>
+      </w:r>
+      <w:r>
+        <w:rPr>
+          <w:color w:val="475569"/>
         </w:rPr>
         <w:t>Teknik bilgisi olmayan esnafa yönelik arayüz. Panel yapısı, etiket dili, hata mesajları.</w:t>
       </w:r>
@@ -458,45 +280,17 @@
         </w:numPr>
         <w:spacing w:before="40" w:after="40"/>
       </w:pPr>
-      <w:proofErr w:type="spellStart"/>
       <w:r>
         <w:rPr>
           <w:b/>
           <w:bCs/>
-          <w:color w:val="111827"/>
-        </w:rPr>
-        <w:t>Canva</w:t>
-      </w:r>
-      <w:proofErr w:type="spellEnd"/>
-      <w:r>
-        <w:rPr>
-          <w:b/>
-          <w:bCs/>
-          <w:color w:val="111827"/>
-        </w:rPr>
-        <w:t xml:space="preserve"> </w:t>
-      </w:r>
-      <w:proofErr w:type="spellStart"/>
-      <w:r>
-        <w:rPr>
-          <w:b/>
-          <w:bCs/>
-          <w:color w:val="111827"/>
-        </w:rPr>
-        <w:t>toolbar</w:t>
-      </w:r>
-      <w:proofErr w:type="spellEnd"/>
-      <w:r>
-        <w:rPr>
-          <w:b/>
-          <w:bCs/>
-          <w:color w:val="111827"/>
-        </w:rPr>
-        <w:t xml:space="preserve"> — </w:t>
-      </w:r>
-      <w:r>
-        <w:rPr>
-          <w:color w:val="6B7280"/>
+          <w:color w:val="0F172A"/>
+        </w:rPr>
+        <w:t xml:space="preserve">Canva toolbar — </w:t>
+      </w:r>
+      <w:r>
+        <w:rPr>
+          <w:color w:val="475569"/>
         </w:rPr>
         <w:t>Yalnızca üst araç çubuğu. Bağlamsal değişim ve ikon boyutları için referans.</w:t>
       </w:r>
@@ -510,45 +304,17 @@
         </w:numPr>
         <w:spacing w:before="40" w:after="40"/>
       </w:pPr>
-      <w:proofErr w:type="spellStart"/>
       <w:r>
         <w:rPr>
           <w:b/>
           <w:bCs/>
-          <w:color w:val="111827"/>
-        </w:rPr>
-        <w:t>Figma</w:t>
-      </w:r>
-      <w:proofErr w:type="spellEnd"/>
-      <w:r>
-        <w:rPr>
-          <w:b/>
-          <w:bCs/>
-          <w:color w:val="111827"/>
-        </w:rPr>
-        <w:t xml:space="preserve"> / </w:t>
-      </w:r>
-      <w:proofErr w:type="spellStart"/>
-      <w:r>
-        <w:rPr>
-          <w:b/>
-          <w:bCs/>
-          <w:color w:val="111827"/>
-        </w:rPr>
-        <w:t>InDesign</w:t>
-      </w:r>
-      <w:proofErr w:type="spellEnd"/>
-      <w:r>
-        <w:rPr>
-          <w:b/>
-          <w:bCs/>
-          <w:color w:val="111827"/>
-        </w:rPr>
-        <w:t xml:space="preserve"> — </w:t>
-      </w:r>
-      <w:r>
-        <w:rPr>
-          <w:color w:val="6B7280"/>
+          <w:color w:val="0F172A"/>
+        </w:rPr>
+        <w:t xml:space="preserve">Figma / InDesign — </w:t>
+      </w:r>
+      <w:r>
+        <w:rPr>
+          <w:color w:val="475569"/>
         </w:rPr>
         <w:t>Referans ALINMAZ. Profesyonel araçlar, yanlış hedef kitle.</w:t>
       </w:r>
@@ -571,7 +337,7 @@
         <w:rPr>
           <w:i/>
           <w:iCs/>
-          <w:color w:val="111827"/>
+          <w:color w:val="0F172A"/>
           <w:sz w:val="20"/>
           <w:szCs w:val="20"/>
         </w:rPr>
@@ -595,9 +361,9 @@
     <w:p>
       <w:pPr>
         <w:pBdr>
-          <w:left w:val="single" w:sz="12" w:space="0" w:color="2563EB"/>
+          <w:left w:val="single" w:sz="12" w:space="0" w:color="1A56DB"/>
         </w:pBdr>
-        <w:shd w:val="clear" w:color="auto" w:fill="EFF6FF"/>
+        <w:shd w:val="clear" w:color="auto" w:fill="FFFFFF"/>
         <w:spacing w:before="120" w:after="120"/>
         <w:ind w:left="240"/>
       </w:pPr>
@@ -605,7 +371,7 @@
         <w:rPr>
           <w:i/>
           <w:iCs/>
-          <w:color w:val="111827"/>
+          <w:color w:val="0F172A"/>
           <w:sz w:val="20"/>
           <w:szCs w:val="20"/>
         </w:rPr>
@@ -621,13 +387,8 @@
       <w:pPr>
         <w:pStyle w:val="Balk3"/>
       </w:pPr>
-      <w:proofErr w:type="gramStart"/>
-      <w:r>
-        <w:t>2.1  Ana</w:t>
-      </w:r>
-      <w:proofErr w:type="gramEnd"/>
-      <w:r>
-        <w:t xml:space="preserve"> renkler</w:t>
+      <w:r>
+        <w:t>2.1  Ana renkler</w:t>
       </w:r>
     </w:p>
     <w:p>
@@ -654,17 +415,11 @@
       </w:tblPr>
       <w:tblGrid>
         <w:gridCol w:w="463"/>
-        <w:gridCol w:w="2759"/>
-        <w:gridCol w:w="1861"/>
-        <w:gridCol w:w="4555"/>
+        <w:gridCol w:w="2756"/>
+        <w:gridCol w:w="1860"/>
+        <w:gridCol w:w="4559"/>
       </w:tblGrid>
       <w:tr>
-        <w:tblPrEx>
-          <w:tblCellMar>
-            <w:top w:w="0" w:type="dxa"/>
-            <w:bottom w:w="0" w:type="dxa"/>
-          </w:tblCellMar>
-        </w:tblPrEx>
         <w:trPr>
           <w:tblHeader/>
         </w:trPr>
@@ -672,12 +427,12 @@
           <w:tcPr>
             <w:tcW w:w="480" w:type="dxa"/>
             <w:tcBorders>
-              <w:top w:val="single" w:sz="4" w:space="0" w:color="E5E7EB"/>
-              <w:left w:val="single" w:sz="4" w:space="0" w:color="E5E7EB"/>
-              <w:bottom w:val="single" w:sz="4" w:space="0" w:color="E5E7EB"/>
-              <w:right w:val="single" w:sz="4" w:space="0" w:color="E5E7EB"/>
-            </w:tcBorders>
-            <w:shd w:val="clear" w:color="auto" w:fill="111827"/>
+              <w:top w:val="single" w:sz="4" w:space="0" w:color="E2E8F0"/>
+              <w:left w:val="single" w:sz="4" w:space="0" w:color="E2E8F0"/>
+              <w:bottom w:val="single" w:sz="4" w:space="0" w:color="E2E8F0"/>
+              <w:right w:val="single" w:sz="4" w:space="0" w:color="E2E8F0"/>
+            </w:tcBorders>
+            <w:shd w:val="clear" w:color="auto" w:fill="0F172A"/>
             <w:tcMar>
               <w:top w:w="80" w:type="dxa"/>
               <w:left w:w="120" w:type="dxa"/>
@@ -691,12 +446,12 @@
           <w:tcPr>
             <w:tcW w:w="2698" w:type="dxa"/>
             <w:tcBorders>
-              <w:top w:val="single" w:sz="4" w:space="0" w:color="E5E7EB"/>
-              <w:left w:val="single" w:sz="4" w:space="0" w:color="E5E7EB"/>
-              <w:bottom w:val="single" w:sz="4" w:space="0" w:color="E5E7EB"/>
-              <w:right w:val="single" w:sz="4" w:space="0" w:color="E5E7EB"/>
-            </w:tcBorders>
-            <w:shd w:val="clear" w:color="auto" w:fill="111827"/>
+              <w:top w:val="single" w:sz="4" w:space="0" w:color="E2E8F0"/>
+              <w:left w:val="single" w:sz="4" w:space="0" w:color="E2E8F0"/>
+              <w:bottom w:val="single" w:sz="4" w:space="0" w:color="E2E8F0"/>
+              <w:right w:val="single" w:sz="4" w:space="0" w:color="E2E8F0"/>
+            </w:tcBorders>
+            <w:shd w:val="clear" w:color="auto" w:fill="0F172A"/>
             <w:tcMar>
               <w:top w:w="80" w:type="dxa"/>
               <w:left w:w="120" w:type="dxa"/>
@@ -721,21 +476,20 @@
           <w:tcPr>
             <w:tcW w:w="1831" w:type="dxa"/>
             <w:tcBorders>
-              <w:top w:val="single" w:sz="4" w:space="0" w:color="E5E7EB"/>
-              <w:left w:val="single" w:sz="4" w:space="0" w:color="E5E7EB"/>
-              <w:bottom w:val="single" w:sz="4" w:space="0" w:color="E5E7EB"/>
-              <w:right w:val="single" w:sz="4" w:space="0" w:color="E5E7EB"/>
-            </w:tcBorders>
-            <w:shd w:val="clear" w:color="auto" w:fill="111827"/>
-            <w:tcMar>
-              <w:top w:w="80" w:type="dxa"/>
-              <w:left w:w="120" w:type="dxa"/>
-              <w:bottom w:w="80" w:type="dxa"/>
-              <w:right w:w="120" w:type="dxa"/>
-            </w:tcMar>
-          </w:tcPr>
-          <w:p>
-            <w:proofErr w:type="spellStart"/>
+              <w:top w:val="single" w:sz="4" w:space="0" w:color="E2E8F0"/>
+              <w:left w:val="single" w:sz="4" w:space="0" w:color="E2E8F0"/>
+              <w:bottom w:val="single" w:sz="4" w:space="0" w:color="E2E8F0"/>
+              <w:right w:val="single" w:sz="4" w:space="0" w:color="E2E8F0"/>
+            </w:tcBorders>
+            <w:shd w:val="clear" w:color="auto" w:fill="0F172A"/>
+            <w:tcMar>
+              <w:top w:w="80" w:type="dxa"/>
+              <w:left w:w="120" w:type="dxa"/>
+              <w:bottom w:w="80" w:type="dxa"/>
+              <w:right w:w="120" w:type="dxa"/>
+            </w:tcMar>
+          </w:tcPr>
+          <w:p>
             <w:r>
               <w:rPr>
                 <w:b/>
@@ -744,9 +498,28 @@
                 <w:sz w:val="20"/>
                 <w:szCs w:val="20"/>
               </w:rPr>
-              <w:t>Hex</w:t>
-            </w:r>
-            <w:proofErr w:type="spellEnd"/>
+              <w:t>Hex kodu</w:t>
+            </w:r>
+          </w:p>
+        </w:tc>
+        <w:tc>
+          <w:tcPr>
+            <w:tcW w:w="4629" w:type="dxa"/>
+            <w:tcBorders>
+              <w:top w:val="single" w:sz="4" w:space="0" w:color="E2E8F0"/>
+              <w:left w:val="single" w:sz="4" w:space="0" w:color="E2E8F0"/>
+              <w:bottom w:val="single" w:sz="4" w:space="0" w:color="E2E8F0"/>
+              <w:right w:val="single" w:sz="4" w:space="0" w:color="E2E8F0"/>
+            </w:tcBorders>
+            <w:shd w:val="clear" w:color="auto" w:fill="0F172A"/>
+            <w:tcMar>
+              <w:top w:w="80" w:type="dxa"/>
+              <w:left w:w="120" w:type="dxa"/>
+              <w:bottom w:w="80" w:type="dxa"/>
+              <w:right w:w="120" w:type="dxa"/>
+            </w:tcMar>
+          </w:tcPr>
+          <w:p>
             <w:r>
               <w:rPr>
                 <w:b/>
@@ -755,20 +528,40 @@
                 <w:sz w:val="20"/>
                 <w:szCs w:val="20"/>
               </w:rPr>
-              <w:t xml:space="preserve"> kodu</w:t>
-            </w:r>
-          </w:p>
-        </w:tc>
-        <w:tc>
-          <w:tcPr>
-            <w:tcW w:w="4629" w:type="dxa"/>
-            <w:tcBorders>
-              <w:top w:val="single" w:sz="4" w:space="0" w:color="E5E7EB"/>
-              <w:left w:val="single" w:sz="4" w:space="0" w:color="E5E7EB"/>
-              <w:bottom w:val="single" w:sz="4" w:space="0" w:color="E5E7EB"/>
-              <w:right w:val="single" w:sz="4" w:space="0" w:color="E5E7EB"/>
-            </w:tcBorders>
-            <w:shd w:val="clear" w:color="auto" w:fill="111827"/>
+              <w:t>Kullanım kuralı</w:t>
+            </w:r>
+          </w:p>
+        </w:tc>
+      </w:tr>
+      <w:tr>
+        <w:tc>
+          <w:tcPr>
+            <w:tcW w:w="480" w:type="dxa"/>
+            <w:tcBorders>
+              <w:top w:val="single" w:sz="4" w:space="0" w:color="E2E8F0"/>
+              <w:left w:val="single" w:sz="4" w:space="0" w:color="E2E8F0"/>
+              <w:bottom w:val="single" w:sz="4" w:space="0" w:color="E2E8F0"/>
+              <w:right w:val="single" w:sz="4" w:space="0" w:color="E2E8F0"/>
+            </w:tcBorders>
+            <w:shd w:val="clear" w:color="auto" w:fill="1A56DB"/>
+            <w:tcMar>
+              <w:top w:w="100" w:type="dxa"/>
+              <w:left w:w="120" w:type="dxa"/>
+              <w:bottom w:w="100" w:type="dxa"/>
+              <w:right w:w="120" w:type="dxa"/>
+            </w:tcMar>
+          </w:tcPr>
+          <w:p/>
+        </w:tc>
+        <w:tc>
+          <w:tcPr>
+            <w:tcW w:w="2891" w:type="dxa"/>
+            <w:tcBorders>
+              <w:top w:val="single" w:sz="4" w:space="0" w:color="E2E8F0"/>
+              <w:left w:val="single" w:sz="4" w:space="0" w:color="E2E8F0"/>
+              <w:bottom w:val="single" w:sz="4" w:space="0" w:color="E2E8F0"/>
+              <w:right w:val="single" w:sz="4" w:space="0" w:color="E2E8F0"/>
+            </w:tcBorders>
             <w:tcMar>
               <w:top w:w="80" w:type="dxa"/>
               <w:left w:w="120" w:type="dxa"/>
@@ -781,32 +574,82 @@
               <w:rPr>
                 <w:b/>
                 <w:bCs/>
-                <w:color w:val="FFFFFF"/>
-                <w:sz w:val="20"/>
-                <w:szCs w:val="20"/>
-              </w:rPr>
-              <w:t>Kullanım kuralı</w:t>
+                <w:color w:val="0F172A"/>
+                <w:sz w:val="20"/>
+                <w:szCs w:val="20"/>
+              </w:rPr>
+              <w:t>Aksiyon mavisi</w:t>
+            </w:r>
+          </w:p>
+        </w:tc>
+        <w:tc>
+          <w:tcPr>
+            <w:tcW w:w="1927" w:type="dxa"/>
+            <w:tcBorders>
+              <w:top w:val="single" w:sz="4" w:space="0" w:color="E2E8F0"/>
+              <w:left w:val="single" w:sz="4" w:space="0" w:color="E2E8F0"/>
+              <w:bottom w:val="single" w:sz="4" w:space="0" w:color="E2E8F0"/>
+              <w:right w:val="single" w:sz="4" w:space="0" w:color="E2E8F0"/>
+            </w:tcBorders>
+            <w:shd w:val="clear" w:color="auto" w:fill="F3F4F6"/>
+            <w:tcMar>
+              <w:top w:w="80" w:type="dxa"/>
+              <w:left w:w="120" w:type="dxa"/>
+              <w:bottom w:w="80" w:type="dxa"/>
+              <w:right w:w="120" w:type="dxa"/>
+            </w:tcMar>
+          </w:tcPr>
+          <w:p>
+            <w:r>
+              <w:rPr>
+                <w:rFonts w:ascii="Courier New" w:eastAsia="Courier New" w:hAnsi="Courier New" w:cs="Courier New"/>
+                <w:color w:val="475569"/>
+                <w:sz w:val="18"/>
+                <w:szCs w:val="18"/>
+              </w:rPr>
+              <w:t>#1a56db</w:t>
+            </w:r>
+          </w:p>
+        </w:tc>
+        <w:tc>
+          <w:tcPr>
+            <w:tcW w:w="4819" w:type="dxa"/>
+            <w:tcBorders>
+              <w:top w:val="single" w:sz="4" w:space="0" w:color="E2E8F0"/>
+              <w:left w:val="single" w:sz="4" w:space="0" w:color="E2E8F0"/>
+              <w:bottom w:val="single" w:sz="4" w:space="0" w:color="E2E8F0"/>
+              <w:right w:val="single" w:sz="4" w:space="0" w:color="E2E8F0"/>
+            </w:tcBorders>
+            <w:tcMar>
+              <w:top w:w="80" w:type="dxa"/>
+              <w:left w:w="120" w:type="dxa"/>
+              <w:bottom w:w="80" w:type="dxa"/>
+              <w:right w:w="120" w:type="dxa"/>
+            </w:tcMar>
+          </w:tcPr>
+          <w:p>
+            <w:r>
+              <w:rPr>
+                <w:color w:val="475569"/>
+                <w:sz w:val="20"/>
+                <w:szCs w:val="20"/>
+              </w:rPr>
+              <w:t>Birincil CTA butonu, aktif sekme, focus ring — SADECE bu üç yerde</w:t>
             </w:r>
           </w:p>
         </w:tc>
       </w:tr>
       <w:tr>
-        <w:tblPrEx>
-          <w:tblCellMar>
-            <w:top w:w="0" w:type="dxa"/>
-            <w:bottom w:w="0" w:type="dxa"/>
-          </w:tblCellMar>
-        </w:tblPrEx>
         <w:tc>
           <w:tcPr>
             <w:tcW w:w="480" w:type="dxa"/>
             <w:tcBorders>
-              <w:top w:val="single" w:sz="4" w:space="0" w:color="E5E7EB"/>
-              <w:left w:val="single" w:sz="4" w:space="0" w:color="E5E7EB"/>
-              <w:bottom w:val="single" w:sz="4" w:space="0" w:color="E5E7EB"/>
-              <w:right w:val="single" w:sz="4" w:space="0" w:color="E5E7EB"/>
-            </w:tcBorders>
-            <w:shd w:val="clear" w:color="auto" w:fill="2563EB"/>
+              <w:top w:val="single" w:sz="4" w:space="0" w:color="E2E8F0"/>
+              <w:left w:val="single" w:sz="4" w:space="0" w:color="E2E8F0"/>
+              <w:bottom w:val="single" w:sz="4" w:space="0" w:color="E2E8F0"/>
+              <w:right w:val="single" w:sz="4" w:space="0" w:color="E2E8F0"/>
+            </w:tcBorders>
+            <w:shd w:val="clear" w:color="auto" w:fill="0F172A"/>
             <w:tcMar>
               <w:top w:w="100" w:type="dxa"/>
               <w:left w:w="120" w:type="dxa"/>
@@ -820,10 +663,10 @@
           <w:tcPr>
             <w:tcW w:w="2891" w:type="dxa"/>
             <w:tcBorders>
-              <w:top w:val="single" w:sz="4" w:space="0" w:color="E5E7EB"/>
-              <w:left w:val="single" w:sz="4" w:space="0" w:color="E5E7EB"/>
-              <w:bottom w:val="single" w:sz="4" w:space="0" w:color="E5E7EB"/>
-              <w:right w:val="single" w:sz="4" w:space="0" w:color="E5E7EB"/>
+              <w:top w:val="single" w:sz="4" w:space="0" w:color="E2E8F0"/>
+              <w:left w:val="single" w:sz="4" w:space="0" w:color="E2E8F0"/>
+              <w:bottom w:val="single" w:sz="4" w:space="0" w:color="E2E8F0"/>
+              <w:right w:val="single" w:sz="4" w:space="0" w:color="E2E8F0"/>
             </w:tcBorders>
             <w:tcMar>
               <w:top w:w="80" w:type="dxa"/>
@@ -837,11 +680,11 @@
               <w:rPr>
                 <w:b/>
                 <w:bCs/>
-                <w:color w:val="111827"/>
-                <w:sz w:val="20"/>
-                <w:szCs w:val="20"/>
-              </w:rPr>
-              <w:t>Aksiyon mavisi</w:t>
+                <w:color w:val="0F172A"/>
+                <w:sz w:val="20"/>
+                <w:szCs w:val="20"/>
+              </w:rPr>
+              <w:t>Derin siyah</w:t>
             </w:r>
           </w:p>
         </w:tc>
@@ -849,10 +692,10 @@
           <w:tcPr>
             <w:tcW w:w="1927" w:type="dxa"/>
             <w:tcBorders>
-              <w:top w:val="single" w:sz="4" w:space="0" w:color="E5E7EB"/>
-              <w:left w:val="single" w:sz="4" w:space="0" w:color="E5E7EB"/>
-              <w:bottom w:val="single" w:sz="4" w:space="0" w:color="E5E7EB"/>
-              <w:right w:val="single" w:sz="4" w:space="0" w:color="E5E7EB"/>
+              <w:top w:val="single" w:sz="4" w:space="0" w:color="E2E8F0"/>
+              <w:left w:val="single" w:sz="4" w:space="0" w:color="E2E8F0"/>
+              <w:bottom w:val="single" w:sz="4" w:space="0" w:color="E2E8F0"/>
+              <w:right w:val="single" w:sz="4" w:space="0" w:color="E2E8F0"/>
             </w:tcBorders>
             <w:shd w:val="clear" w:color="auto" w:fill="F3F4F6"/>
             <w:tcMar>
@@ -866,11 +709,11 @@
             <w:r>
               <w:rPr>
                 <w:rFonts w:ascii="Courier New" w:eastAsia="Courier New" w:hAnsi="Courier New" w:cs="Courier New"/>
-                <w:color w:val="6B7280"/>
+                <w:color w:val="475569"/>
                 <w:sz w:val="18"/>
                 <w:szCs w:val="18"/>
               </w:rPr>
-              <w:t>#2563EB</w:t>
+              <w:t>#0f172a</w:t>
             </w:r>
           </w:p>
         </w:tc>
@@ -878,47 +721,41 @@
           <w:tcPr>
             <w:tcW w:w="4819" w:type="dxa"/>
             <w:tcBorders>
-              <w:top w:val="single" w:sz="4" w:space="0" w:color="E5E7EB"/>
-              <w:left w:val="single" w:sz="4" w:space="0" w:color="E5E7EB"/>
-              <w:bottom w:val="single" w:sz="4" w:space="0" w:color="E5E7EB"/>
-              <w:right w:val="single" w:sz="4" w:space="0" w:color="E5E7EB"/>
-            </w:tcBorders>
-            <w:tcMar>
-              <w:top w:w="80" w:type="dxa"/>
-              <w:left w:w="120" w:type="dxa"/>
-              <w:bottom w:w="80" w:type="dxa"/>
-              <w:right w:w="120" w:type="dxa"/>
-            </w:tcMar>
-          </w:tcPr>
-          <w:p>
-            <w:r>
-              <w:rPr>
-                <w:color w:val="6B7280"/>
-                <w:sz w:val="20"/>
-                <w:szCs w:val="20"/>
-              </w:rPr>
-              <w:t>Birincil CTA butonu, aktif sekme, link — SADECE bu üç yerde</w:t>
+              <w:top w:val="single" w:sz="4" w:space="0" w:color="E2E8F0"/>
+              <w:left w:val="single" w:sz="4" w:space="0" w:color="E2E8F0"/>
+              <w:bottom w:val="single" w:sz="4" w:space="0" w:color="E2E8F0"/>
+              <w:right w:val="single" w:sz="4" w:space="0" w:color="E2E8F0"/>
+            </w:tcBorders>
+            <w:tcMar>
+              <w:top w:w="80" w:type="dxa"/>
+              <w:left w:w="120" w:type="dxa"/>
+              <w:bottom w:w="80" w:type="dxa"/>
+              <w:right w:w="120" w:type="dxa"/>
+            </w:tcMar>
+          </w:tcPr>
+          <w:p>
+            <w:r>
+              <w:rPr>
+                <w:color w:val="475569"/>
+                <w:sz w:val="20"/>
+                <w:szCs w:val="20"/>
+              </w:rPr>
+              <w:t>Başlıklar, birincil metin, aktif durum (text-primary)</w:t>
             </w:r>
           </w:p>
         </w:tc>
       </w:tr>
       <w:tr>
-        <w:tblPrEx>
-          <w:tblCellMar>
-            <w:top w:w="0" w:type="dxa"/>
-            <w:bottom w:w="0" w:type="dxa"/>
-          </w:tblCellMar>
-        </w:tblPrEx>
         <w:tc>
           <w:tcPr>
             <w:tcW w:w="480" w:type="dxa"/>
             <w:tcBorders>
-              <w:top w:val="single" w:sz="4" w:space="0" w:color="E5E7EB"/>
-              <w:left w:val="single" w:sz="4" w:space="0" w:color="E5E7EB"/>
-              <w:bottom w:val="single" w:sz="4" w:space="0" w:color="E5E7EB"/>
-              <w:right w:val="single" w:sz="4" w:space="0" w:color="E5E7EB"/>
-            </w:tcBorders>
-            <w:shd w:val="clear" w:color="auto" w:fill="111827"/>
+              <w:top w:val="single" w:sz="4" w:space="0" w:color="E2E8F0"/>
+              <w:left w:val="single" w:sz="4" w:space="0" w:color="E2E8F0"/>
+              <w:bottom w:val="single" w:sz="4" w:space="0" w:color="E2E8F0"/>
+              <w:right w:val="single" w:sz="4" w:space="0" w:color="E2E8F0"/>
+            </w:tcBorders>
+            <w:shd w:val="clear" w:color="auto" w:fill="F8FAFC"/>
             <w:tcMar>
               <w:top w:w="100" w:type="dxa"/>
               <w:left w:w="120" w:type="dxa"/>
@@ -932,10 +769,10 @@
           <w:tcPr>
             <w:tcW w:w="2891" w:type="dxa"/>
             <w:tcBorders>
-              <w:top w:val="single" w:sz="4" w:space="0" w:color="E5E7EB"/>
-              <w:left w:val="single" w:sz="4" w:space="0" w:color="E5E7EB"/>
-              <w:bottom w:val="single" w:sz="4" w:space="0" w:color="E5E7EB"/>
-              <w:right w:val="single" w:sz="4" w:space="0" w:color="E5E7EB"/>
+              <w:top w:val="single" w:sz="4" w:space="0" w:color="E2E8F0"/>
+              <w:left w:val="single" w:sz="4" w:space="0" w:color="E2E8F0"/>
+              <w:bottom w:val="single" w:sz="4" w:space="0" w:color="E2E8F0"/>
+              <w:right w:val="single" w:sz="4" w:space="0" w:color="E2E8F0"/>
             </w:tcBorders>
             <w:tcMar>
               <w:top w:w="80" w:type="dxa"/>
@@ -949,11 +786,11 @@
               <w:rPr>
                 <w:b/>
                 <w:bCs/>
-                <w:color w:val="111827"/>
-                <w:sz w:val="20"/>
-                <w:szCs w:val="20"/>
-              </w:rPr>
-              <w:t>Derin siyah</w:t>
+                <w:color w:val="0F172A"/>
+                <w:sz w:val="20"/>
+                <w:szCs w:val="20"/>
+              </w:rPr>
+              <w:t>Kırık beyaz</w:t>
             </w:r>
           </w:p>
         </w:tc>
@@ -961,10 +798,10 @@
           <w:tcPr>
             <w:tcW w:w="1927" w:type="dxa"/>
             <w:tcBorders>
-              <w:top w:val="single" w:sz="4" w:space="0" w:color="E5E7EB"/>
-              <w:left w:val="single" w:sz="4" w:space="0" w:color="E5E7EB"/>
-              <w:bottom w:val="single" w:sz="4" w:space="0" w:color="E5E7EB"/>
-              <w:right w:val="single" w:sz="4" w:space="0" w:color="E5E7EB"/>
+              <w:top w:val="single" w:sz="4" w:space="0" w:color="E2E8F0"/>
+              <w:left w:val="single" w:sz="4" w:space="0" w:color="E2E8F0"/>
+              <w:bottom w:val="single" w:sz="4" w:space="0" w:color="E2E8F0"/>
+              <w:right w:val="single" w:sz="4" w:space="0" w:color="E2E8F0"/>
             </w:tcBorders>
             <w:shd w:val="clear" w:color="auto" w:fill="F3F4F6"/>
             <w:tcMar>
@@ -978,11 +815,11 @@
             <w:r>
               <w:rPr>
                 <w:rFonts w:ascii="Courier New" w:eastAsia="Courier New" w:hAnsi="Courier New" w:cs="Courier New"/>
-                <w:color w:val="6B7280"/>
+                <w:color w:val="475569"/>
                 <w:sz w:val="18"/>
                 <w:szCs w:val="18"/>
               </w:rPr>
-              <w:t>#111827</w:t>
+              <w:t>#f8fafc</w:t>
             </w:r>
           </w:p>
         </w:tc>
@@ -990,47 +827,41 @@
           <w:tcPr>
             <w:tcW w:w="4819" w:type="dxa"/>
             <w:tcBorders>
-              <w:top w:val="single" w:sz="4" w:space="0" w:color="E5E7EB"/>
-              <w:left w:val="single" w:sz="4" w:space="0" w:color="E5E7EB"/>
-              <w:bottom w:val="single" w:sz="4" w:space="0" w:color="E5E7EB"/>
-              <w:right w:val="single" w:sz="4" w:space="0" w:color="E5E7EB"/>
-            </w:tcBorders>
-            <w:tcMar>
-              <w:top w:w="80" w:type="dxa"/>
-              <w:left w:w="120" w:type="dxa"/>
-              <w:bottom w:w="80" w:type="dxa"/>
-              <w:right w:w="120" w:type="dxa"/>
-            </w:tcMar>
-          </w:tcPr>
-          <w:p>
-            <w:r>
-              <w:rPr>
-                <w:color w:val="6B7280"/>
-                <w:sz w:val="20"/>
-                <w:szCs w:val="20"/>
-              </w:rPr>
-              <w:t>Başlıklar, birincil metin, aktif sekme etiketi</w:t>
+              <w:top w:val="single" w:sz="4" w:space="0" w:color="E2E8F0"/>
+              <w:left w:val="single" w:sz="4" w:space="0" w:color="E2E8F0"/>
+              <w:bottom w:val="single" w:sz="4" w:space="0" w:color="E2E8F0"/>
+              <w:right w:val="single" w:sz="4" w:space="0" w:color="E2E8F0"/>
+            </w:tcBorders>
+            <w:tcMar>
+              <w:top w:w="80" w:type="dxa"/>
+              <w:left w:w="120" w:type="dxa"/>
+              <w:bottom w:w="80" w:type="dxa"/>
+              <w:right w:w="120" w:type="dxa"/>
+            </w:tcMar>
+          </w:tcPr>
+          <w:p>
+            <w:r>
+              <w:rPr>
+                <w:color w:val="475569"/>
+                <w:sz w:val="20"/>
+                <w:szCs w:val="20"/>
+              </w:rPr>
+              <w:t>Hover, akordiyon başlığı, alternatif satır (surface-subtle)</w:t>
             </w:r>
           </w:p>
         </w:tc>
       </w:tr>
       <w:tr>
-        <w:tblPrEx>
-          <w:tblCellMar>
-            <w:top w:w="0" w:type="dxa"/>
-            <w:bottom w:w="0" w:type="dxa"/>
-          </w:tblCellMar>
-        </w:tblPrEx>
         <w:tc>
           <w:tcPr>
             <w:tcW w:w="480" w:type="dxa"/>
             <w:tcBorders>
-              <w:top w:val="single" w:sz="4" w:space="0" w:color="E5E7EB"/>
-              <w:left w:val="single" w:sz="4" w:space="0" w:color="E5E7EB"/>
-              <w:bottom w:val="single" w:sz="4" w:space="0" w:color="E5E7EB"/>
-              <w:right w:val="single" w:sz="4" w:space="0" w:color="E5E7EB"/>
-            </w:tcBorders>
-            <w:shd w:val="clear" w:color="auto" w:fill="F9FAFB"/>
+              <w:top w:val="single" w:sz="4" w:space="0" w:color="E2E8F0"/>
+              <w:left w:val="single" w:sz="4" w:space="0" w:color="E2E8F0"/>
+              <w:bottom w:val="single" w:sz="4" w:space="0" w:color="E2E8F0"/>
+              <w:right w:val="single" w:sz="4" w:space="0" w:color="E2E8F0"/>
+            </w:tcBorders>
+            <w:shd w:val="clear" w:color="auto" w:fill="6B7280"/>
             <w:tcMar>
               <w:top w:w="100" w:type="dxa"/>
               <w:left w:w="120" w:type="dxa"/>
@@ -1044,10 +875,10 @@
           <w:tcPr>
             <w:tcW w:w="2891" w:type="dxa"/>
             <w:tcBorders>
-              <w:top w:val="single" w:sz="4" w:space="0" w:color="E5E7EB"/>
-              <w:left w:val="single" w:sz="4" w:space="0" w:color="E5E7EB"/>
-              <w:bottom w:val="single" w:sz="4" w:space="0" w:color="E5E7EB"/>
-              <w:right w:val="single" w:sz="4" w:space="0" w:color="E5E7EB"/>
+              <w:top w:val="single" w:sz="4" w:space="0" w:color="E2E8F0"/>
+              <w:left w:val="single" w:sz="4" w:space="0" w:color="E2E8F0"/>
+              <w:bottom w:val="single" w:sz="4" w:space="0" w:color="E2E8F0"/>
+              <w:right w:val="single" w:sz="4" w:space="0" w:color="E2E8F0"/>
             </w:tcBorders>
             <w:tcMar>
               <w:top w:w="80" w:type="dxa"/>
@@ -1061,11 +892,11 @@
               <w:rPr>
                 <w:b/>
                 <w:bCs/>
-                <w:color w:val="111827"/>
-                <w:sz w:val="20"/>
-                <w:szCs w:val="20"/>
-              </w:rPr>
-              <w:t>Kırık beyaz</w:t>
+                <w:color w:val="0F172A"/>
+                <w:sz w:val="20"/>
+                <w:szCs w:val="20"/>
+              </w:rPr>
+              <w:t>İkincil metin</w:t>
             </w:r>
           </w:p>
         </w:tc>
@@ -1073,10 +904,10 @@
           <w:tcPr>
             <w:tcW w:w="1927" w:type="dxa"/>
             <w:tcBorders>
-              <w:top w:val="single" w:sz="4" w:space="0" w:color="E5E7EB"/>
-              <w:left w:val="single" w:sz="4" w:space="0" w:color="E5E7EB"/>
-              <w:bottom w:val="single" w:sz="4" w:space="0" w:color="E5E7EB"/>
-              <w:right w:val="single" w:sz="4" w:space="0" w:color="E5E7EB"/>
+              <w:top w:val="single" w:sz="4" w:space="0" w:color="E2E8F0"/>
+              <w:left w:val="single" w:sz="4" w:space="0" w:color="E2E8F0"/>
+              <w:bottom w:val="single" w:sz="4" w:space="0" w:color="E2E8F0"/>
+              <w:right w:val="single" w:sz="4" w:space="0" w:color="E2E8F0"/>
             </w:tcBorders>
             <w:shd w:val="clear" w:color="auto" w:fill="F3F4F6"/>
             <w:tcMar>
@@ -1090,11 +921,11 @@
             <w:r>
               <w:rPr>
                 <w:rFonts w:ascii="Courier New" w:eastAsia="Courier New" w:hAnsi="Courier New" w:cs="Courier New"/>
-                <w:color w:val="6B7280"/>
+                <w:color w:val="475569"/>
                 <w:sz w:val="18"/>
                 <w:szCs w:val="18"/>
               </w:rPr>
-              <w:t>#F9FAFB</w:t>
+              <w:t>#475569</w:t>
             </w:r>
           </w:p>
         </w:tc>
@@ -1102,47 +933,41 @@
           <w:tcPr>
             <w:tcW w:w="4819" w:type="dxa"/>
             <w:tcBorders>
-              <w:top w:val="single" w:sz="4" w:space="0" w:color="E5E7EB"/>
-              <w:left w:val="single" w:sz="4" w:space="0" w:color="E5E7EB"/>
-              <w:bottom w:val="single" w:sz="4" w:space="0" w:color="E5E7EB"/>
-              <w:right w:val="single" w:sz="4" w:space="0" w:color="E5E7EB"/>
-            </w:tcBorders>
-            <w:tcMar>
-              <w:top w:w="80" w:type="dxa"/>
-              <w:left w:w="120" w:type="dxa"/>
-              <w:bottom w:w="80" w:type="dxa"/>
-              <w:right w:w="120" w:type="dxa"/>
-            </w:tcMar>
-          </w:tcPr>
-          <w:p>
-            <w:r>
-              <w:rPr>
-                <w:color w:val="6B7280"/>
-                <w:sz w:val="20"/>
-                <w:szCs w:val="20"/>
-              </w:rPr>
-              <w:t>Panel arka planı, pasif alanlar, devre dışı bölümler</w:t>
+              <w:top w:val="single" w:sz="4" w:space="0" w:color="E2E8F0"/>
+              <w:left w:val="single" w:sz="4" w:space="0" w:color="E2E8F0"/>
+              <w:bottom w:val="single" w:sz="4" w:space="0" w:color="E2E8F0"/>
+              <w:right w:val="single" w:sz="4" w:space="0" w:color="E2E8F0"/>
+            </w:tcBorders>
+            <w:tcMar>
+              <w:top w:w="80" w:type="dxa"/>
+              <w:left w:w="120" w:type="dxa"/>
+              <w:bottom w:w="80" w:type="dxa"/>
+              <w:right w:w="120" w:type="dxa"/>
+            </w:tcMar>
+          </w:tcPr>
+          <w:p>
+            <w:r>
+              <w:rPr>
+                <w:color w:val="475569"/>
+                <w:sz w:val="20"/>
+                <w:szCs w:val="20"/>
+              </w:rPr>
+              <w:t>İkincil metin, pasif ikon, açıklama metinleri (text-secondary)</w:t>
             </w:r>
           </w:p>
         </w:tc>
       </w:tr>
       <w:tr>
-        <w:tblPrEx>
-          <w:tblCellMar>
-            <w:top w:w="0" w:type="dxa"/>
-            <w:bottom w:w="0" w:type="dxa"/>
-          </w:tblCellMar>
-        </w:tblPrEx>
         <w:tc>
           <w:tcPr>
             <w:tcW w:w="480" w:type="dxa"/>
             <w:tcBorders>
-              <w:top w:val="single" w:sz="4" w:space="0" w:color="E5E7EB"/>
-              <w:left w:val="single" w:sz="4" w:space="0" w:color="E5E7EB"/>
-              <w:bottom w:val="single" w:sz="4" w:space="0" w:color="E5E7EB"/>
-              <w:right w:val="single" w:sz="4" w:space="0" w:color="E5E7EB"/>
-            </w:tcBorders>
-            <w:shd w:val="clear" w:color="auto" w:fill="6B7280"/>
+              <w:top w:val="single" w:sz="4" w:space="0" w:color="E2E8F0"/>
+              <w:left w:val="single" w:sz="4" w:space="0" w:color="E2E8F0"/>
+              <w:bottom w:val="single" w:sz="4" w:space="0" w:color="E2E8F0"/>
+              <w:right w:val="single" w:sz="4" w:space="0" w:color="E2E8F0"/>
+            </w:tcBorders>
+            <w:shd w:val="clear" w:color="auto" w:fill="E5E7EB"/>
             <w:tcMar>
               <w:top w:w="100" w:type="dxa"/>
               <w:left w:w="120" w:type="dxa"/>
@@ -1156,10 +981,10 @@
           <w:tcPr>
             <w:tcW w:w="2891" w:type="dxa"/>
             <w:tcBorders>
-              <w:top w:val="single" w:sz="4" w:space="0" w:color="E5E7EB"/>
-              <w:left w:val="single" w:sz="4" w:space="0" w:color="E5E7EB"/>
-              <w:bottom w:val="single" w:sz="4" w:space="0" w:color="E5E7EB"/>
-              <w:right w:val="single" w:sz="4" w:space="0" w:color="E5E7EB"/>
+              <w:top w:val="single" w:sz="4" w:space="0" w:color="E2E8F0"/>
+              <w:left w:val="single" w:sz="4" w:space="0" w:color="E2E8F0"/>
+              <w:bottom w:val="single" w:sz="4" w:space="0" w:color="E2E8F0"/>
+              <w:right w:val="single" w:sz="4" w:space="0" w:color="E2E8F0"/>
             </w:tcBorders>
             <w:tcMar>
               <w:top w:w="80" w:type="dxa"/>
@@ -1173,11 +998,11 @@
               <w:rPr>
                 <w:b/>
                 <w:bCs/>
-                <w:color w:val="111827"/>
-                <w:sz w:val="20"/>
-                <w:szCs w:val="20"/>
-              </w:rPr>
-              <w:t>Orta gri</w:t>
+                <w:color w:val="0F172A"/>
+                <w:sz w:val="20"/>
+                <w:szCs w:val="20"/>
+              </w:rPr>
+              <w:t>Kenarlık</w:t>
             </w:r>
           </w:p>
         </w:tc>
@@ -1185,10 +1010,10 @@
           <w:tcPr>
             <w:tcW w:w="1927" w:type="dxa"/>
             <w:tcBorders>
-              <w:top w:val="single" w:sz="4" w:space="0" w:color="E5E7EB"/>
-              <w:left w:val="single" w:sz="4" w:space="0" w:color="E5E7EB"/>
-              <w:bottom w:val="single" w:sz="4" w:space="0" w:color="E5E7EB"/>
-              <w:right w:val="single" w:sz="4" w:space="0" w:color="E5E7EB"/>
+              <w:top w:val="single" w:sz="4" w:space="0" w:color="E2E8F0"/>
+              <w:left w:val="single" w:sz="4" w:space="0" w:color="E2E8F0"/>
+              <w:bottom w:val="single" w:sz="4" w:space="0" w:color="E2E8F0"/>
+              <w:right w:val="single" w:sz="4" w:space="0" w:color="E2E8F0"/>
             </w:tcBorders>
             <w:shd w:val="clear" w:color="auto" w:fill="F3F4F6"/>
             <w:tcMar>
@@ -1202,11 +1027,11 @@
             <w:r>
               <w:rPr>
                 <w:rFonts w:ascii="Courier New" w:eastAsia="Courier New" w:hAnsi="Courier New" w:cs="Courier New"/>
-                <w:color w:val="6B7280"/>
+                <w:color w:val="475569"/>
                 <w:sz w:val="18"/>
                 <w:szCs w:val="18"/>
               </w:rPr>
-              <w:t>#6B7280</w:t>
+              <w:t>#e2e8f0</w:t>
             </w:r>
           </w:p>
         </w:tc>
@@ -1214,47 +1039,41 @@
           <w:tcPr>
             <w:tcW w:w="4819" w:type="dxa"/>
             <w:tcBorders>
-              <w:top w:val="single" w:sz="4" w:space="0" w:color="E5E7EB"/>
-              <w:left w:val="single" w:sz="4" w:space="0" w:color="E5E7EB"/>
-              <w:bottom w:val="single" w:sz="4" w:space="0" w:color="E5E7EB"/>
-              <w:right w:val="single" w:sz="4" w:space="0" w:color="E5E7EB"/>
-            </w:tcBorders>
-            <w:tcMar>
-              <w:top w:w="80" w:type="dxa"/>
-              <w:left w:w="120" w:type="dxa"/>
-              <w:bottom w:w="80" w:type="dxa"/>
-              <w:right w:w="120" w:type="dxa"/>
-            </w:tcMar>
-          </w:tcPr>
-          <w:p>
-            <w:r>
-              <w:rPr>
-                <w:color w:val="6B7280"/>
-                <w:sz w:val="20"/>
-                <w:szCs w:val="20"/>
-              </w:rPr>
-              <w:t>İkincil metin, pasif ikon, açıklama metinleri</w:t>
+              <w:top w:val="single" w:sz="4" w:space="0" w:color="E2E8F0"/>
+              <w:left w:val="single" w:sz="4" w:space="0" w:color="E2E8F0"/>
+              <w:bottom w:val="single" w:sz="4" w:space="0" w:color="E2E8F0"/>
+              <w:right w:val="single" w:sz="4" w:space="0" w:color="E2E8F0"/>
+            </w:tcBorders>
+            <w:tcMar>
+              <w:top w:w="80" w:type="dxa"/>
+              <w:left w:w="120" w:type="dxa"/>
+              <w:bottom w:w="80" w:type="dxa"/>
+              <w:right w:w="120" w:type="dxa"/>
+            </w:tcMar>
+          </w:tcPr>
+          <w:p>
+            <w:r>
+              <w:rPr>
+                <w:color w:val="475569"/>
+                <w:sz w:val="20"/>
+                <w:szCs w:val="20"/>
+              </w:rPr>
+              <w:t>Standart kenarlık, kart, input, ayraç (border-default)</w:t>
             </w:r>
           </w:p>
         </w:tc>
       </w:tr>
       <w:tr>
-        <w:tblPrEx>
-          <w:tblCellMar>
-            <w:top w:w="0" w:type="dxa"/>
-            <w:bottom w:w="0" w:type="dxa"/>
-          </w:tblCellMar>
-        </w:tblPrEx>
         <w:tc>
           <w:tcPr>
             <w:tcW w:w="480" w:type="dxa"/>
             <w:tcBorders>
-              <w:top w:val="single" w:sz="4" w:space="0" w:color="E5E7EB"/>
-              <w:left w:val="single" w:sz="4" w:space="0" w:color="E5E7EB"/>
-              <w:bottom w:val="single" w:sz="4" w:space="0" w:color="E5E7EB"/>
-              <w:right w:val="single" w:sz="4" w:space="0" w:color="E5E7EB"/>
-            </w:tcBorders>
-            <w:shd w:val="clear" w:color="auto" w:fill="E5E7EB"/>
+              <w:top w:val="single" w:sz="4" w:space="0" w:color="E2E8F0"/>
+              <w:left w:val="single" w:sz="4" w:space="0" w:color="E2E8F0"/>
+              <w:bottom w:val="single" w:sz="4" w:space="0" w:color="E2E8F0"/>
+              <w:right w:val="single" w:sz="4" w:space="0" w:color="E2E8F0"/>
+            </w:tcBorders>
+            <w:shd w:val="clear" w:color="auto" w:fill="FFFFFF"/>
             <w:tcMar>
               <w:top w:w="100" w:type="dxa"/>
               <w:left w:w="120" w:type="dxa"/>
@@ -1268,10 +1087,10 @@
           <w:tcPr>
             <w:tcW w:w="2891" w:type="dxa"/>
             <w:tcBorders>
-              <w:top w:val="single" w:sz="4" w:space="0" w:color="E5E7EB"/>
-              <w:left w:val="single" w:sz="4" w:space="0" w:color="E5E7EB"/>
-              <w:bottom w:val="single" w:sz="4" w:space="0" w:color="E5E7EB"/>
-              <w:right w:val="single" w:sz="4" w:space="0" w:color="E5E7EB"/>
+              <w:top w:val="single" w:sz="4" w:space="0" w:color="E2E8F0"/>
+              <w:left w:val="single" w:sz="4" w:space="0" w:color="E2E8F0"/>
+              <w:bottom w:val="single" w:sz="4" w:space="0" w:color="E2E8F0"/>
+              <w:right w:val="single" w:sz="4" w:space="0" w:color="E2E8F0"/>
             </w:tcBorders>
             <w:tcMar>
               <w:top w:w="80" w:type="dxa"/>
@@ -1285,11 +1104,11 @@
               <w:rPr>
                 <w:b/>
                 <w:bCs/>
-                <w:color w:val="111827"/>
-                <w:sz w:val="20"/>
-                <w:szCs w:val="20"/>
-              </w:rPr>
-              <w:t>Kenar gri</w:t>
+                <w:color w:val="0F172A"/>
+                <w:sz w:val="20"/>
+                <w:szCs w:val="20"/>
+              </w:rPr>
+              <w:t>Saf beyaz</w:t>
             </w:r>
           </w:p>
         </w:tc>
@@ -1297,10 +1116,10 @@
           <w:tcPr>
             <w:tcW w:w="1927" w:type="dxa"/>
             <w:tcBorders>
-              <w:top w:val="single" w:sz="4" w:space="0" w:color="E5E7EB"/>
-              <w:left w:val="single" w:sz="4" w:space="0" w:color="E5E7EB"/>
-              <w:bottom w:val="single" w:sz="4" w:space="0" w:color="E5E7EB"/>
-              <w:right w:val="single" w:sz="4" w:space="0" w:color="E5E7EB"/>
+              <w:top w:val="single" w:sz="4" w:space="0" w:color="E2E8F0"/>
+              <w:left w:val="single" w:sz="4" w:space="0" w:color="E2E8F0"/>
+              <w:bottom w:val="single" w:sz="4" w:space="0" w:color="E2E8F0"/>
+              <w:right w:val="single" w:sz="4" w:space="0" w:color="E2E8F0"/>
             </w:tcBorders>
             <w:shd w:val="clear" w:color="auto" w:fill="F3F4F6"/>
             <w:tcMar>
@@ -1314,11 +1133,11 @@
             <w:r>
               <w:rPr>
                 <w:rFonts w:ascii="Courier New" w:eastAsia="Courier New" w:hAnsi="Courier New" w:cs="Courier New"/>
-                <w:color w:val="6B7280"/>
+                <w:color w:val="475569"/>
                 <w:sz w:val="18"/>
                 <w:szCs w:val="18"/>
               </w:rPr>
-              <w:t>#E5E7EB</w:t>
+              <w:t>#FFFFFF</w:t>
             </w:r>
           </w:p>
         </w:tc>
@@ -1326,152 +1145,22 @@
           <w:tcPr>
             <w:tcW w:w="4819" w:type="dxa"/>
             <w:tcBorders>
-              <w:top w:val="single" w:sz="4" w:space="0" w:color="E5E7EB"/>
-              <w:left w:val="single" w:sz="4" w:space="0" w:color="E5E7EB"/>
-              <w:bottom w:val="single" w:sz="4" w:space="0" w:color="E5E7EB"/>
-              <w:right w:val="single" w:sz="4" w:space="0" w:color="E5E7EB"/>
-            </w:tcBorders>
-            <w:tcMar>
-              <w:top w:w="80" w:type="dxa"/>
-              <w:left w:w="120" w:type="dxa"/>
-              <w:bottom w:w="80" w:type="dxa"/>
-              <w:right w:w="120" w:type="dxa"/>
-            </w:tcMar>
-          </w:tcPr>
-          <w:p>
-            <w:r>
-              <w:rPr>
-                <w:color w:val="6B7280"/>
-                <w:sz w:val="20"/>
-                <w:szCs w:val="20"/>
-              </w:rPr>
-              <w:t xml:space="preserve">Sınırlar, ayraçlar, </w:t>
-            </w:r>
-            <w:proofErr w:type="spellStart"/>
-            <w:r>
-              <w:rPr>
-                <w:color w:val="6B7280"/>
-                <w:sz w:val="20"/>
-                <w:szCs w:val="20"/>
-              </w:rPr>
-              <w:t>disabled</w:t>
-            </w:r>
-            <w:proofErr w:type="spellEnd"/>
-            <w:r>
-              <w:rPr>
-                <w:color w:val="6B7280"/>
-                <w:sz w:val="20"/>
-                <w:szCs w:val="20"/>
-              </w:rPr>
-              <w:t xml:space="preserve"> buton arka planı</w:t>
-            </w:r>
-          </w:p>
-        </w:tc>
-      </w:tr>
-      <w:tr>
-        <w:tblPrEx>
-          <w:tblCellMar>
-            <w:top w:w="0" w:type="dxa"/>
-            <w:bottom w:w="0" w:type="dxa"/>
-          </w:tblCellMar>
-        </w:tblPrEx>
-        <w:tc>
-          <w:tcPr>
-            <w:tcW w:w="480" w:type="dxa"/>
-            <w:tcBorders>
-              <w:top w:val="single" w:sz="4" w:space="0" w:color="E5E7EB"/>
-              <w:left w:val="single" w:sz="4" w:space="0" w:color="E5E7EB"/>
-              <w:bottom w:val="single" w:sz="4" w:space="0" w:color="E5E7EB"/>
-              <w:right w:val="single" w:sz="4" w:space="0" w:color="E5E7EB"/>
-            </w:tcBorders>
-            <w:shd w:val="clear" w:color="auto" w:fill="FFFFFF"/>
-            <w:tcMar>
-              <w:top w:w="100" w:type="dxa"/>
-              <w:left w:w="120" w:type="dxa"/>
-              <w:bottom w:w="100" w:type="dxa"/>
-              <w:right w:w="120" w:type="dxa"/>
-            </w:tcMar>
-          </w:tcPr>
-          <w:p/>
-        </w:tc>
-        <w:tc>
-          <w:tcPr>
-            <w:tcW w:w="2891" w:type="dxa"/>
-            <w:tcBorders>
-              <w:top w:val="single" w:sz="4" w:space="0" w:color="E5E7EB"/>
-              <w:left w:val="single" w:sz="4" w:space="0" w:color="E5E7EB"/>
-              <w:bottom w:val="single" w:sz="4" w:space="0" w:color="E5E7EB"/>
-              <w:right w:val="single" w:sz="4" w:space="0" w:color="E5E7EB"/>
-            </w:tcBorders>
-            <w:tcMar>
-              <w:top w:w="80" w:type="dxa"/>
-              <w:left w:w="120" w:type="dxa"/>
-              <w:bottom w:w="80" w:type="dxa"/>
-              <w:right w:w="120" w:type="dxa"/>
-            </w:tcMar>
-          </w:tcPr>
-          <w:p>
-            <w:r>
-              <w:rPr>
-                <w:b/>
-                <w:bCs/>
-                <w:color w:val="111827"/>
-                <w:sz w:val="20"/>
-                <w:szCs w:val="20"/>
-              </w:rPr>
-              <w:t>Saf beyaz</w:t>
-            </w:r>
-          </w:p>
-        </w:tc>
-        <w:tc>
-          <w:tcPr>
-            <w:tcW w:w="1927" w:type="dxa"/>
-            <w:tcBorders>
-              <w:top w:val="single" w:sz="4" w:space="0" w:color="E5E7EB"/>
-              <w:left w:val="single" w:sz="4" w:space="0" w:color="E5E7EB"/>
-              <w:bottom w:val="single" w:sz="4" w:space="0" w:color="E5E7EB"/>
-              <w:right w:val="single" w:sz="4" w:space="0" w:color="E5E7EB"/>
-            </w:tcBorders>
-            <w:shd w:val="clear" w:color="auto" w:fill="F3F4F6"/>
-            <w:tcMar>
-              <w:top w:w="80" w:type="dxa"/>
-              <w:left w:w="120" w:type="dxa"/>
-              <w:bottom w:w="80" w:type="dxa"/>
-              <w:right w:w="120" w:type="dxa"/>
-            </w:tcMar>
-          </w:tcPr>
-          <w:p>
-            <w:r>
-              <w:rPr>
-                <w:rFonts w:ascii="Courier New" w:eastAsia="Courier New" w:hAnsi="Courier New" w:cs="Courier New"/>
-                <w:color w:val="6B7280"/>
-                <w:sz w:val="18"/>
-                <w:szCs w:val="18"/>
-              </w:rPr>
-              <w:t>#FFFFFF</w:t>
-            </w:r>
-          </w:p>
-        </w:tc>
-        <w:tc>
-          <w:tcPr>
-            <w:tcW w:w="4819" w:type="dxa"/>
-            <w:tcBorders>
-              <w:top w:val="single" w:sz="4" w:space="0" w:color="E5E7EB"/>
-              <w:left w:val="single" w:sz="4" w:space="0" w:color="E5E7EB"/>
-              <w:bottom w:val="single" w:sz="4" w:space="0" w:color="E5E7EB"/>
-              <w:right w:val="single" w:sz="4" w:space="0" w:color="E5E7EB"/>
-            </w:tcBorders>
-            <w:tcMar>
-              <w:top w:w="80" w:type="dxa"/>
-              <w:left w:w="120" w:type="dxa"/>
-              <w:bottom w:w="80" w:type="dxa"/>
-              <w:right w:w="120" w:type="dxa"/>
-            </w:tcMar>
-          </w:tcPr>
-          <w:p>
-            <w:r>
-              <w:rPr>
-                <w:color w:val="6B7280"/>
+              <w:top w:val="single" w:sz="4" w:space="0" w:color="E2E8F0"/>
+              <w:left w:val="single" w:sz="4" w:space="0" w:color="E2E8F0"/>
+              <w:bottom w:val="single" w:sz="4" w:space="0" w:color="E2E8F0"/>
+              <w:right w:val="single" w:sz="4" w:space="0" w:color="E2E8F0"/>
+            </w:tcBorders>
+            <w:tcMar>
+              <w:top w:w="80" w:type="dxa"/>
+              <w:left w:w="120" w:type="dxa"/>
+              <w:bottom w:w="80" w:type="dxa"/>
+              <w:right w:w="120" w:type="dxa"/>
+            </w:tcMar>
+          </w:tcPr>
+          <w:p>
+            <w:r>
+              <w:rPr>
+                <w:color w:val="475569"/>
                 <w:sz w:val="20"/>
                 <w:szCs w:val="20"/>
               </w:rPr>
@@ -1490,13 +1179,8 @@
       <w:pPr>
         <w:pStyle w:val="Balk3"/>
       </w:pPr>
-      <w:proofErr w:type="gramStart"/>
-      <w:r>
-        <w:t>2.2  Anlamsal</w:t>
-      </w:r>
-      <w:proofErr w:type="gramEnd"/>
-      <w:r>
-        <w:t xml:space="preserve"> renkler — sadece belirli durumlarda</w:t>
+      <w:r>
+        <w:t>2.2  Anlamsal renkler — sadece belirli durumlarda</w:t>
       </w:r>
     </w:p>
     <w:p>
@@ -1528,12 +1212,6 @@
         <w:gridCol w:w="4562"/>
       </w:tblGrid>
       <w:tr>
-        <w:tblPrEx>
-          <w:tblCellMar>
-            <w:top w:w="0" w:type="dxa"/>
-            <w:bottom w:w="0" w:type="dxa"/>
-          </w:tblCellMar>
-        </w:tblPrEx>
         <w:trPr>
           <w:tblHeader/>
         </w:trPr>
@@ -1541,12 +1219,12 @@
           <w:tcPr>
             <w:tcW w:w="480" w:type="dxa"/>
             <w:tcBorders>
-              <w:top w:val="single" w:sz="4" w:space="0" w:color="E5E7EB"/>
-              <w:left w:val="single" w:sz="4" w:space="0" w:color="E5E7EB"/>
-              <w:bottom w:val="single" w:sz="4" w:space="0" w:color="E5E7EB"/>
-              <w:right w:val="single" w:sz="4" w:space="0" w:color="E5E7EB"/>
-            </w:tcBorders>
-            <w:shd w:val="clear" w:color="auto" w:fill="111827"/>
+              <w:top w:val="single" w:sz="4" w:space="0" w:color="E2E8F0"/>
+              <w:left w:val="single" w:sz="4" w:space="0" w:color="E2E8F0"/>
+              <w:bottom w:val="single" w:sz="4" w:space="0" w:color="E2E8F0"/>
+              <w:right w:val="single" w:sz="4" w:space="0" w:color="E2E8F0"/>
+            </w:tcBorders>
+            <w:shd w:val="clear" w:color="auto" w:fill="0F172A"/>
             <w:tcMar>
               <w:top w:w="80" w:type="dxa"/>
               <w:left w:w="120" w:type="dxa"/>
@@ -1560,12 +1238,12 @@
           <w:tcPr>
             <w:tcW w:w="2698" w:type="dxa"/>
             <w:tcBorders>
-              <w:top w:val="single" w:sz="4" w:space="0" w:color="E5E7EB"/>
-              <w:left w:val="single" w:sz="4" w:space="0" w:color="E5E7EB"/>
-              <w:bottom w:val="single" w:sz="4" w:space="0" w:color="E5E7EB"/>
-              <w:right w:val="single" w:sz="4" w:space="0" w:color="E5E7EB"/>
-            </w:tcBorders>
-            <w:shd w:val="clear" w:color="auto" w:fill="111827"/>
+              <w:top w:val="single" w:sz="4" w:space="0" w:color="E2E8F0"/>
+              <w:left w:val="single" w:sz="4" w:space="0" w:color="E2E8F0"/>
+              <w:bottom w:val="single" w:sz="4" w:space="0" w:color="E2E8F0"/>
+              <w:right w:val="single" w:sz="4" w:space="0" w:color="E2E8F0"/>
+            </w:tcBorders>
+            <w:shd w:val="clear" w:color="auto" w:fill="0F172A"/>
             <w:tcMar>
               <w:top w:w="80" w:type="dxa"/>
               <w:left w:w="120" w:type="dxa"/>
@@ -1590,21 +1268,20 @@
           <w:tcPr>
             <w:tcW w:w="1831" w:type="dxa"/>
             <w:tcBorders>
-              <w:top w:val="single" w:sz="4" w:space="0" w:color="E5E7EB"/>
-              <w:left w:val="single" w:sz="4" w:space="0" w:color="E5E7EB"/>
-              <w:bottom w:val="single" w:sz="4" w:space="0" w:color="E5E7EB"/>
-              <w:right w:val="single" w:sz="4" w:space="0" w:color="E5E7EB"/>
-            </w:tcBorders>
-            <w:shd w:val="clear" w:color="auto" w:fill="111827"/>
-            <w:tcMar>
-              <w:top w:w="80" w:type="dxa"/>
-              <w:left w:w="120" w:type="dxa"/>
-              <w:bottom w:w="80" w:type="dxa"/>
-              <w:right w:w="120" w:type="dxa"/>
-            </w:tcMar>
-          </w:tcPr>
-          <w:p>
-            <w:proofErr w:type="spellStart"/>
+              <w:top w:val="single" w:sz="4" w:space="0" w:color="E2E8F0"/>
+              <w:left w:val="single" w:sz="4" w:space="0" w:color="E2E8F0"/>
+              <w:bottom w:val="single" w:sz="4" w:space="0" w:color="E2E8F0"/>
+              <w:right w:val="single" w:sz="4" w:space="0" w:color="E2E8F0"/>
+            </w:tcBorders>
+            <w:shd w:val="clear" w:color="auto" w:fill="0F172A"/>
+            <w:tcMar>
+              <w:top w:w="80" w:type="dxa"/>
+              <w:left w:w="120" w:type="dxa"/>
+              <w:bottom w:w="80" w:type="dxa"/>
+              <w:right w:w="120" w:type="dxa"/>
+            </w:tcMar>
+          </w:tcPr>
+          <w:p>
             <w:r>
               <w:rPr>
                 <w:b/>
@@ -1613,9 +1290,28 @@
                 <w:sz w:val="20"/>
                 <w:szCs w:val="20"/>
               </w:rPr>
-              <w:t>Hex</w:t>
-            </w:r>
-            <w:proofErr w:type="spellEnd"/>
+              <w:t>Hex kodu</w:t>
+            </w:r>
+          </w:p>
+        </w:tc>
+        <w:tc>
+          <w:tcPr>
+            <w:tcW w:w="4629" w:type="dxa"/>
+            <w:tcBorders>
+              <w:top w:val="single" w:sz="4" w:space="0" w:color="E2E8F0"/>
+              <w:left w:val="single" w:sz="4" w:space="0" w:color="E2E8F0"/>
+              <w:bottom w:val="single" w:sz="4" w:space="0" w:color="E2E8F0"/>
+              <w:right w:val="single" w:sz="4" w:space="0" w:color="E2E8F0"/>
+            </w:tcBorders>
+            <w:shd w:val="clear" w:color="auto" w:fill="0F172A"/>
+            <w:tcMar>
+              <w:top w:w="80" w:type="dxa"/>
+              <w:left w:w="120" w:type="dxa"/>
+              <w:bottom w:w="80" w:type="dxa"/>
+              <w:right w:w="120" w:type="dxa"/>
+            </w:tcMar>
+          </w:tcPr>
+          <w:p>
             <w:r>
               <w:rPr>
                 <w:b/>
@@ -1624,20 +1320,40 @@
                 <w:sz w:val="20"/>
                 <w:szCs w:val="20"/>
               </w:rPr>
-              <w:t xml:space="preserve"> kodu</w:t>
-            </w:r>
-          </w:p>
-        </w:tc>
-        <w:tc>
-          <w:tcPr>
-            <w:tcW w:w="4629" w:type="dxa"/>
-            <w:tcBorders>
-              <w:top w:val="single" w:sz="4" w:space="0" w:color="E5E7EB"/>
-              <w:left w:val="single" w:sz="4" w:space="0" w:color="E5E7EB"/>
-              <w:bottom w:val="single" w:sz="4" w:space="0" w:color="E5E7EB"/>
-              <w:right w:val="single" w:sz="4" w:space="0" w:color="E5E7EB"/>
-            </w:tcBorders>
-            <w:shd w:val="clear" w:color="auto" w:fill="111827"/>
+              <w:t>SADECE bu durumlarda kullanılır</w:t>
+            </w:r>
+          </w:p>
+        </w:tc>
+      </w:tr>
+      <w:tr>
+        <w:tc>
+          <w:tcPr>
+            <w:tcW w:w="480" w:type="dxa"/>
+            <w:tcBorders>
+              <w:top w:val="single" w:sz="4" w:space="0" w:color="E2E8F0"/>
+              <w:left w:val="single" w:sz="4" w:space="0" w:color="E2E8F0"/>
+              <w:bottom w:val="single" w:sz="4" w:space="0" w:color="E2E8F0"/>
+              <w:right w:val="single" w:sz="4" w:space="0" w:color="E2E8F0"/>
+            </w:tcBorders>
+            <w:shd w:val="clear" w:color="auto" w:fill="16A34A"/>
+            <w:tcMar>
+              <w:top w:w="100" w:type="dxa"/>
+              <w:left w:w="120" w:type="dxa"/>
+              <w:bottom w:w="100" w:type="dxa"/>
+              <w:right w:w="120" w:type="dxa"/>
+            </w:tcMar>
+          </w:tcPr>
+          <w:p/>
+        </w:tc>
+        <w:tc>
+          <w:tcPr>
+            <w:tcW w:w="2891" w:type="dxa"/>
+            <w:tcBorders>
+              <w:top w:val="single" w:sz="4" w:space="0" w:color="E2E8F0"/>
+              <w:left w:val="single" w:sz="4" w:space="0" w:color="E2E8F0"/>
+              <w:bottom w:val="single" w:sz="4" w:space="0" w:color="E2E8F0"/>
+              <w:right w:val="single" w:sz="4" w:space="0" w:color="E2E8F0"/>
+            </w:tcBorders>
             <w:tcMar>
               <w:top w:w="80" w:type="dxa"/>
               <w:left w:w="120" w:type="dxa"/>
@@ -1650,32 +1366,82 @@
               <w:rPr>
                 <w:b/>
                 <w:bCs/>
-                <w:color w:val="FFFFFF"/>
-                <w:sz w:val="20"/>
-                <w:szCs w:val="20"/>
-              </w:rPr>
-              <w:t>SADECE bu durumlarda kullanılır</w:t>
+                <w:color w:val="0F172A"/>
+                <w:sz w:val="20"/>
+                <w:szCs w:val="20"/>
+              </w:rPr>
+              <w:t>Başarı yeşili</w:t>
+            </w:r>
+          </w:p>
+        </w:tc>
+        <w:tc>
+          <w:tcPr>
+            <w:tcW w:w="1927" w:type="dxa"/>
+            <w:tcBorders>
+              <w:top w:val="single" w:sz="4" w:space="0" w:color="E2E8F0"/>
+              <w:left w:val="single" w:sz="4" w:space="0" w:color="E2E8F0"/>
+              <w:bottom w:val="single" w:sz="4" w:space="0" w:color="E2E8F0"/>
+              <w:right w:val="single" w:sz="4" w:space="0" w:color="E2E8F0"/>
+            </w:tcBorders>
+            <w:shd w:val="clear" w:color="auto" w:fill="F3F4F6"/>
+            <w:tcMar>
+              <w:top w:w="80" w:type="dxa"/>
+              <w:left w:w="120" w:type="dxa"/>
+              <w:bottom w:w="80" w:type="dxa"/>
+              <w:right w:w="120" w:type="dxa"/>
+            </w:tcMar>
+          </w:tcPr>
+          <w:p>
+            <w:r>
+              <w:rPr>
+                <w:rFonts w:ascii="Courier New" w:eastAsia="Courier New" w:hAnsi="Courier New" w:cs="Courier New"/>
+                <w:color w:val="475569"/>
+                <w:sz w:val="18"/>
+                <w:szCs w:val="18"/>
+              </w:rPr>
+              <w:t>#059669</w:t>
+            </w:r>
+          </w:p>
+        </w:tc>
+        <w:tc>
+          <w:tcPr>
+            <w:tcW w:w="4819" w:type="dxa"/>
+            <w:tcBorders>
+              <w:top w:val="single" w:sz="4" w:space="0" w:color="E2E8F0"/>
+              <w:left w:val="single" w:sz="4" w:space="0" w:color="E2E8F0"/>
+              <w:bottom w:val="single" w:sz="4" w:space="0" w:color="E2E8F0"/>
+              <w:right w:val="single" w:sz="4" w:space="0" w:color="E2E8F0"/>
+            </w:tcBorders>
+            <w:tcMar>
+              <w:top w:w="80" w:type="dxa"/>
+              <w:left w:w="120" w:type="dxa"/>
+              <w:bottom w:w="80" w:type="dxa"/>
+              <w:right w:w="120" w:type="dxa"/>
+            </w:tcMar>
+          </w:tcPr>
+          <w:p>
+            <w:r>
+              <w:rPr>
+                <w:color w:val="475569"/>
+                <w:sz w:val="20"/>
+                <w:szCs w:val="20"/>
+              </w:rPr>
+              <w:t>Yüklendi onayı, tamamlandı bildirimi, başarı ikonu — buton rengi OLMAZ</w:t>
             </w:r>
           </w:p>
         </w:tc>
       </w:tr>
       <w:tr>
-        <w:tblPrEx>
-          <w:tblCellMar>
-            <w:top w:w="0" w:type="dxa"/>
-            <w:bottom w:w="0" w:type="dxa"/>
-          </w:tblCellMar>
-        </w:tblPrEx>
         <w:tc>
           <w:tcPr>
             <w:tcW w:w="480" w:type="dxa"/>
             <w:tcBorders>
-              <w:top w:val="single" w:sz="4" w:space="0" w:color="E5E7EB"/>
-              <w:left w:val="single" w:sz="4" w:space="0" w:color="E5E7EB"/>
-              <w:bottom w:val="single" w:sz="4" w:space="0" w:color="E5E7EB"/>
-              <w:right w:val="single" w:sz="4" w:space="0" w:color="E5E7EB"/>
-            </w:tcBorders>
-            <w:shd w:val="clear" w:color="auto" w:fill="16A34A"/>
+              <w:top w:val="single" w:sz="4" w:space="0" w:color="E2E8F0"/>
+              <w:left w:val="single" w:sz="4" w:space="0" w:color="E2E8F0"/>
+              <w:bottom w:val="single" w:sz="4" w:space="0" w:color="E2E8F0"/>
+              <w:right w:val="single" w:sz="4" w:space="0" w:color="E2E8F0"/>
+            </w:tcBorders>
+            <w:shd w:val="clear" w:color="auto" w:fill="DC2626"/>
             <w:tcMar>
               <w:top w:w="100" w:type="dxa"/>
               <w:left w:w="120" w:type="dxa"/>
@@ -1689,10 +1455,10 @@
           <w:tcPr>
             <w:tcW w:w="2891" w:type="dxa"/>
             <w:tcBorders>
-              <w:top w:val="single" w:sz="4" w:space="0" w:color="E5E7EB"/>
-              <w:left w:val="single" w:sz="4" w:space="0" w:color="E5E7EB"/>
-              <w:bottom w:val="single" w:sz="4" w:space="0" w:color="E5E7EB"/>
-              <w:right w:val="single" w:sz="4" w:space="0" w:color="E5E7EB"/>
+              <w:top w:val="single" w:sz="4" w:space="0" w:color="E2E8F0"/>
+              <w:left w:val="single" w:sz="4" w:space="0" w:color="E2E8F0"/>
+              <w:bottom w:val="single" w:sz="4" w:space="0" w:color="E2E8F0"/>
+              <w:right w:val="single" w:sz="4" w:space="0" w:color="E2E8F0"/>
             </w:tcBorders>
             <w:tcMar>
               <w:top w:w="80" w:type="dxa"/>
@@ -1706,11 +1472,11 @@
               <w:rPr>
                 <w:b/>
                 <w:bCs/>
-                <w:color w:val="111827"/>
-                <w:sz w:val="20"/>
-                <w:szCs w:val="20"/>
-              </w:rPr>
-              <w:t>Başarı yeşili</w:t>
+                <w:color w:val="0F172A"/>
+                <w:sz w:val="20"/>
+                <w:szCs w:val="20"/>
+              </w:rPr>
+              <w:t>Tehlike kırmızısı</w:t>
             </w:r>
           </w:p>
         </w:tc>
@@ -1718,10 +1484,10 @@
           <w:tcPr>
             <w:tcW w:w="1927" w:type="dxa"/>
             <w:tcBorders>
-              <w:top w:val="single" w:sz="4" w:space="0" w:color="E5E7EB"/>
-              <w:left w:val="single" w:sz="4" w:space="0" w:color="E5E7EB"/>
-              <w:bottom w:val="single" w:sz="4" w:space="0" w:color="E5E7EB"/>
-              <w:right w:val="single" w:sz="4" w:space="0" w:color="E5E7EB"/>
+              <w:top w:val="single" w:sz="4" w:space="0" w:color="E2E8F0"/>
+              <w:left w:val="single" w:sz="4" w:space="0" w:color="E2E8F0"/>
+              <w:bottom w:val="single" w:sz="4" w:space="0" w:color="E2E8F0"/>
+              <w:right w:val="single" w:sz="4" w:space="0" w:color="E2E8F0"/>
             </w:tcBorders>
             <w:shd w:val="clear" w:color="auto" w:fill="F3F4F6"/>
             <w:tcMar>
@@ -1735,11 +1501,11 @@
             <w:r>
               <w:rPr>
                 <w:rFonts w:ascii="Courier New" w:eastAsia="Courier New" w:hAnsi="Courier New" w:cs="Courier New"/>
-                <w:color w:val="6B7280"/>
+                <w:color w:val="475569"/>
                 <w:sz w:val="18"/>
                 <w:szCs w:val="18"/>
               </w:rPr>
-              <w:t>#16A34A</w:t>
+              <w:t>#DC2626</w:t>
             </w:r>
           </w:p>
         </w:tc>
@@ -1747,47 +1513,41 @@
           <w:tcPr>
             <w:tcW w:w="4819" w:type="dxa"/>
             <w:tcBorders>
-              <w:top w:val="single" w:sz="4" w:space="0" w:color="E5E7EB"/>
-              <w:left w:val="single" w:sz="4" w:space="0" w:color="E5E7EB"/>
-              <w:bottom w:val="single" w:sz="4" w:space="0" w:color="E5E7EB"/>
-              <w:right w:val="single" w:sz="4" w:space="0" w:color="E5E7EB"/>
-            </w:tcBorders>
-            <w:tcMar>
-              <w:top w:w="80" w:type="dxa"/>
-              <w:left w:w="120" w:type="dxa"/>
-              <w:bottom w:w="80" w:type="dxa"/>
-              <w:right w:w="120" w:type="dxa"/>
-            </w:tcMar>
-          </w:tcPr>
-          <w:p>
-            <w:r>
-              <w:rPr>
-                <w:color w:val="6B7280"/>
-                <w:sz w:val="20"/>
-                <w:szCs w:val="20"/>
-              </w:rPr>
-              <w:t>Yüklendi onayı, tamamlandı bildirimi, başarı ikonu — buton rengi OLMAZ</w:t>
+              <w:top w:val="single" w:sz="4" w:space="0" w:color="E2E8F0"/>
+              <w:left w:val="single" w:sz="4" w:space="0" w:color="E2E8F0"/>
+              <w:bottom w:val="single" w:sz="4" w:space="0" w:color="E2E8F0"/>
+              <w:right w:val="single" w:sz="4" w:space="0" w:color="E2E8F0"/>
+            </w:tcBorders>
+            <w:tcMar>
+              <w:top w:w="80" w:type="dxa"/>
+              <w:left w:w="120" w:type="dxa"/>
+              <w:bottom w:w="80" w:type="dxa"/>
+              <w:right w:w="120" w:type="dxa"/>
+            </w:tcMar>
+          </w:tcPr>
+          <w:p>
+            <w:r>
+              <w:rPr>
+                <w:color w:val="475569"/>
+                <w:sz w:val="20"/>
+                <w:szCs w:val="20"/>
+              </w:rPr>
+              <w:t>Sil butonu, temizle butonu, geri alınamaz aksiyonlar — dekoratif kullanım YASAK</w:t>
             </w:r>
           </w:p>
         </w:tc>
       </w:tr>
       <w:tr>
-        <w:tblPrEx>
-          <w:tblCellMar>
-            <w:top w:w="0" w:type="dxa"/>
-            <w:bottom w:w="0" w:type="dxa"/>
-          </w:tblCellMar>
-        </w:tblPrEx>
         <w:tc>
           <w:tcPr>
             <w:tcW w:w="480" w:type="dxa"/>
             <w:tcBorders>
-              <w:top w:val="single" w:sz="4" w:space="0" w:color="E5E7EB"/>
-              <w:left w:val="single" w:sz="4" w:space="0" w:color="E5E7EB"/>
-              <w:bottom w:val="single" w:sz="4" w:space="0" w:color="E5E7EB"/>
-              <w:right w:val="single" w:sz="4" w:space="0" w:color="E5E7EB"/>
-            </w:tcBorders>
-            <w:shd w:val="clear" w:color="auto" w:fill="DC2626"/>
+              <w:top w:val="single" w:sz="4" w:space="0" w:color="E2E8F0"/>
+              <w:left w:val="single" w:sz="4" w:space="0" w:color="E2E8F0"/>
+              <w:bottom w:val="single" w:sz="4" w:space="0" w:color="E2E8F0"/>
+              <w:right w:val="single" w:sz="4" w:space="0" w:color="E2E8F0"/>
+            </w:tcBorders>
+            <w:shd w:val="clear" w:color="auto" w:fill="D97706"/>
             <w:tcMar>
               <w:top w:w="100" w:type="dxa"/>
               <w:left w:w="120" w:type="dxa"/>
@@ -1801,10 +1561,10 @@
           <w:tcPr>
             <w:tcW w:w="2891" w:type="dxa"/>
             <w:tcBorders>
-              <w:top w:val="single" w:sz="4" w:space="0" w:color="E5E7EB"/>
-              <w:left w:val="single" w:sz="4" w:space="0" w:color="E5E7EB"/>
-              <w:bottom w:val="single" w:sz="4" w:space="0" w:color="E5E7EB"/>
-              <w:right w:val="single" w:sz="4" w:space="0" w:color="E5E7EB"/>
+              <w:top w:val="single" w:sz="4" w:space="0" w:color="E2E8F0"/>
+              <w:left w:val="single" w:sz="4" w:space="0" w:color="E2E8F0"/>
+              <w:bottom w:val="single" w:sz="4" w:space="0" w:color="E2E8F0"/>
+              <w:right w:val="single" w:sz="4" w:space="0" w:color="E2E8F0"/>
             </w:tcBorders>
             <w:tcMar>
               <w:top w:w="80" w:type="dxa"/>
@@ -1818,11 +1578,11 @@
               <w:rPr>
                 <w:b/>
                 <w:bCs/>
-                <w:color w:val="111827"/>
-                <w:sz w:val="20"/>
-                <w:szCs w:val="20"/>
-              </w:rPr>
-              <w:t>Tehlike kırmızısı</w:t>
+                <w:color w:val="0F172A"/>
+                <w:sz w:val="20"/>
+                <w:szCs w:val="20"/>
+              </w:rPr>
+              <w:t>Uyarı amberi</w:t>
             </w:r>
           </w:p>
         </w:tc>
@@ -1830,10 +1590,10 @@
           <w:tcPr>
             <w:tcW w:w="1927" w:type="dxa"/>
             <w:tcBorders>
-              <w:top w:val="single" w:sz="4" w:space="0" w:color="E5E7EB"/>
-              <w:left w:val="single" w:sz="4" w:space="0" w:color="E5E7EB"/>
-              <w:bottom w:val="single" w:sz="4" w:space="0" w:color="E5E7EB"/>
-              <w:right w:val="single" w:sz="4" w:space="0" w:color="E5E7EB"/>
+              <w:top w:val="single" w:sz="4" w:space="0" w:color="E2E8F0"/>
+              <w:left w:val="single" w:sz="4" w:space="0" w:color="E2E8F0"/>
+              <w:bottom w:val="single" w:sz="4" w:space="0" w:color="E2E8F0"/>
+              <w:right w:val="single" w:sz="4" w:space="0" w:color="E2E8F0"/>
             </w:tcBorders>
             <w:shd w:val="clear" w:color="auto" w:fill="F3F4F6"/>
             <w:tcMar>
@@ -1847,11 +1607,11 @@
             <w:r>
               <w:rPr>
                 <w:rFonts w:ascii="Courier New" w:eastAsia="Courier New" w:hAnsi="Courier New" w:cs="Courier New"/>
-                <w:color w:val="6B7280"/>
+                <w:color w:val="475569"/>
                 <w:sz w:val="18"/>
                 <w:szCs w:val="18"/>
               </w:rPr>
-              <w:t>#DC2626</w:t>
+              <w:t>#d97706</w:t>
             </w:r>
           </w:p>
         </w:tc>
@@ -1859,134 +1619,22 @@
           <w:tcPr>
             <w:tcW w:w="4819" w:type="dxa"/>
             <w:tcBorders>
-              <w:top w:val="single" w:sz="4" w:space="0" w:color="E5E7EB"/>
-              <w:left w:val="single" w:sz="4" w:space="0" w:color="E5E7EB"/>
-              <w:bottom w:val="single" w:sz="4" w:space="0" w:color="E5E7EB"/>
-              <w:right w:val="single" w:sz="4" w:space="0" w:color="E5E7EB"/>
-            </w:tcBorders>
-            <w:tcMar>
-              <w:top w:w="80" w:type="dxa"/>
-              <w:left w:w="120" w:type="dxa"/>
-              <w:bottom w:w="80" w:type="dxa"/>
-              <w:right w:w="120" w:type="dxa"/>
-            </w:tcMar>
-          </w:tcPr>
-          <w:p>
-            <w:r>
-              <w:rPr>
-                <w:color w:val="6B7280"/>
-                <w:sz w:val="20"/>
-                <w:szCs w:val="20"/>
-              </w:rPr>
-              <w:t>Sil butonu, temizle butonu, geri alınamaz aksiyonlar — dekoratif kullanım YASAK</w:t>
-            </w:r>
-          </w:p>
-        </w:tc>
-      </w:tr>
-      <w:tr>
-        <w:tblPrEx>
-          <w:tblCellMar>
-            <w:top w:w="0" w:type="dxa"/>
-            <w:bottom w:w="0" w:type="dxa"/>
-          </w:tblCellMar>
-        </w:tblPrEx>
-        <w:tc>
-          <w:tcPr>
-            <w:tcW w:w="480" w:type="dxa"/>
-            <w:tcBorders>
-              <w:top w:val="single" w:sz="4" w:space="0" w:color="E5E7EB"/>
-              <w:left w:val="single" w:sz="4" w:space="0" w:color="E5E7EB"/>
-              <w:bottom w:val="single" w:sz="4" w:space="0" w:color="E5E7EB"/>
-              <w:right w:val="single" w:sz="4" w:space="0" w:color="E5E7EB"/>
-            </w:tcBorders>
-            <w:shd w:val="clear" w:color="auto" w:fill="D97706"/>
-            <w:tcMar>
-              <w:top w:w="100" w:type="dxa"/>
-              <w:left w:w="120" w:type="dxa"/>
-              <w:bottom w:w="100" w:type="dxa"/>
-              <w:right w:w="120" w:type="dxa"/>
-            </w:tcMar>
-          </w:tcPr>
-          <w:p/>
-        </w:tc>
-        <w:tc>
-          <w:tcPr>
-            <w:tcW w:w="2891" w:type="dxa"/>
-            <w:tcBorders>
-              <w:top w:val="single" w:sz="4" w:space="0" w:color="E5E7EB"/>
-              <w:left w:val="single" w:sz="4" w:space="0" w:color="E5E7EB"/>
-              <w:bottom w:val="single" w:sz="4" w:space="0" w:color="E5E7EB"/>
-              <w:right w:val="single" w:sz="4" w:space="0" w:color="E5E7EB"/>
-            </w:tcBorders>
-            <w:tcMar>
-              <w:top w:w="80" w:type="dxa"/>
-              <w:left w:w="120" w:type="dxa"/>
-              <w:bottom w:w="80" w:type="dxa"/>
-              <w:right w:w="120" w:type="dxa"/>
-            </w:tcMar>
-          </w:tcPr>
-          <w:p>
-            <w:r>
-              <w:rPr>
-                <w:b/>
-                <w:bCs/>
-                <w:color w:val="111827"/>
-                <w:sz w:val="20"/>
-                <w:szCs w:val="20"/>
-              </w:rPr>
-              <w:t>Uyarı amberi</w:t>
-            </w:r>
-          </w:p>
-        </w:tc>
-        <w:tc>
-          <w:tcPr>
-            <w:tcW w:w="1927" w:type="dxa"/>
-            <w:tcBorders>
-              <w:top w:val="single" w:sz="4" w:space="0" w:color="E5E7EB"/>
-              <w:left w:val="single" w:sz="4" w:space="0" w:color="E5E7EB"/>
-              <w:bottom w:val="single" w:sz="4" w:space="0" w:color="E5E7EB"/>
-              <w:right w:val="single" w:sz="4" w:space="0" w:color="E5E7EB"/>
-            </w:tcBorders>
-            <w:shd w:val="clear" w:color="auto" w:fill="F3F4F6"/>
-            <w:tcMar>
-              <w:top w:w="80" w:type="dxa"/>
-              <w:left w:w="120" w:type="dxa"/>
-              <w:bottom w:w="80" w:type="dxa"/>
-              <w:right w:w="120" w:type="dxa"/>
-            </w:tcMar>
-          </w:tcPr>
-          <w:p>
-            <w:r>
-              <w:rPr>
-                <w:rFonts w:ascii="Courier New" w:eastAsia="Courier New" w:hAnsi="Courier New" w:cs="Courier New"/>
-                <w:color w:val="6B7280"/>
-                <w:sz w:val="18"/>
-                <w:szCs w:val="18"/>
-              </w:rPr>
-              <w:t>#D97706</w:t>
-            </w:r>
-          </w:p>
-        </w:tc>
-        <w:tc>
-          <w:tcPr>
-            <w:tcW w:w="4819" w:type="dxa"/>
-            <w:tcBorders>
-              <w:top w:val="single" w:sz="4" w:space="0" w:color="E5E7EB"/>
-              <w:left w:val="single" w:sz="4" w:space="0" w:color="E5E7EB"/>
-              <w:bottom w:val="single" w:sz="4" w:space="0" w:color="E5E7EB"/>
-              <w:right w:val="single" w:sz="4" w:space="0" w:color="E5E7EB"/>
-            </w:tcBorders>
-            <w:tcMar>
-              <w:top w:w="80" w:type="dxa"/>
-              <w:left w:w="120" w:type="dxa"/>
-              <w:bottom w:w="80" w:type="dxa"/>
-              <w:right w:w="120" w:type="dxa"/>
-            </w:tcMar>
-          </w:tcPr>
-          <w:p>
-            <w:r>
-              <w:rPr>
-                <w:color w:val="6B7280"/>
+              <w:top w:val="single" w:sz="4" w:space="0" w:color="E2E8F0"/>
+              <w:left w:val="single" w:sz="4" w:space="0" w:color="E2E8F0"/>
+              <w:bottom w:val="single" w:sz="4" w:space="0" w:color="E2E8F0"/>
+              <w:right w:val="single" w:sz="4" w:space="0" w:color="E2E8F0"/>
+            </w:tcBorders>
+            <w:tcMar>
+              <w:top w:w="80" w:type="dxa"/>
+              <w:left w:w="120" w:type="dxa"/>
+              <w:bottom w:w="80" w:type="dxa"/>
+              <w:right w:w="120" w:type="dxa"/>
+            </w:tcMar>
+          </w:tcPr>
+          <w:p>
+            <w:r>
+              <w:rPr>
+                <w:color w:val="475569"/>
                 <w:sz w:val="20"/>
                 <w:szCs w:val="20"/>
               </w:rPr>
@@ -2005,13 +1653,8 @@
       <w:pPr>
         <w:pStyle w:val="Balk3"/>
       </w:pPr>
-      <w:proofErr w:type="gramStart"/>
-      <w:r>
-        <w:t>2.3  Renk</w:t>
-      </w:r>
-      <w:proofErr w:type="gramEnd"/>
-      <w:r>
-        <w:t xml:space="preserve"> kullanım kuralları</w:t>
+      <w:r>
+        <w:t>2.3  Renk kullanım kuralları</w:t>
       </w:r>
     </w:p>
     <w:p>
@@ -2027,13 +1670,13 @@
         <w:rPr>
           <w:b/>
           <w:bCs/>
-          <w:color w:val="111827"/>
+          <w:color w:val="0F172A"/>
         </w:rPr>
         <w:t xml:space="preserve">Mavi — </w:t>
       </w:r>
       <w:r>
         <w:rPr>
-          <w:color w:val="6B7280"/>
+          <w:color w:val="475569"/>
         </w:rPr>
         <w:t>Yalnızca tıklanabilir birincil aksiyonlar ve aktif durum. Başka yerde kullanılmaz.</w:t>
       </w:r>
@@ -2051,13 +1694,13 @@
         <w:rPr>
           <w:b/>
           <w:bCs/>
-          <w:color w:val="111827"/>
+          <w:color w:val="0F172A"/>
         </w:rPr>
         <w:t xml:space="preserve">Kırmızı — </w:t>
       </w:r>
       <w:r>
         <w:rPr>
-          <w:color w:val="6B7280"/>
+          <w:color w:val="475569"/>
         </w:rPr>
         <w:t>Yalnızca silme ve temizleme aksiyonları. Dekoratif veya vurgulama amaçlı kullanılmaz.</w:t>
       </w:r>
@@ -2075,13 +1718,13 @@
         <w:rPr>
           <w:b/>
           <w:bCs/>
-          <w:color w:val="111827"/>
+          <w:color w:val="0F172A"/>
         </w:rPr>
         <w:t xml:space="preserve">Yeşil — </w:t>
       </w:r>
       <w:r>
         <w:rPr>
-          <w:color w:val="6B7280"/>
+          <w:color w:val="475569"/>
         </w:rPr>
         <w:t>Yalnızca başarı durumu bildirimleri. Buton rengi olarak kullanılmaz.</w:t>
       </w:r>
@@ -2099,13 +1742,13 @@
         <w:rPr>
           <w:b/>
           <w:bCs/>
-          <w:color w:val="111827"/>
+          <w:color w:val="0F172A"/>
         </w:rPr>
         <w:t xml:space="preserve">Gri — </w:t>
       </w:r>
       <w:r>
         <w:rPr>
-          <w:color w:val="6B7280"/>
+          <w:color w:val="475569"/>
         </w:rPr>
         <w:t>En çok kullanılan renk bu olmalı. Pasif, ikincil, bilgi amaçlı tüm elemanlar.</w:t>
       </w:r>
@@ -2123,13 +1766,13 @@
         <w:rPr>
           <w:b/>
           <w:bCs/>
-          <w:color w:val="111827"/>
+          <w:color w:val="0F172A"/>
         </w:rPr>
         <w:t xml:space="preserve">Siyah — </w:t>
       </w:r>
       <w:r>
         <w:rPr>
-          <w:color w:val="6B7280"/>
+          <w:color w:val="475569"/>
         </w:rPr>
         <w:t>Başlıklar ve aktif durum etiketleri. Genel metin rengi değil, vurgu için.</w:t>
       </w:r>
@@ -2152,7 +1795,7 @@
         <w:rPr>
           <w:i/>
           <w:iCs/>
-          <w:color w:val="111827"/>
+          <w:color w:val="0F172A"/>
           <w:sz w:val="20"/>
           <w:szCs w:val="20"/>
         </w:rPr>
@@ -2177,13 +1820,8 @@
       <w:pPr>
         <w:pStyle w:val="Balk3"/>
       </w:pPr>
-      <w:proofErr w:type="gramStart"/>
-      <w:r>
-        <w:t>3.1  Font</w:t>
-      </w:r>
-      <w:proofErr w:type="gramEnd"/>
-      <w:r>
-        <w:t xml:space="preserve"> ailesi</w:t>
+      <w:r>
+        <w:t>3.1  Font ailesi</w:t>
       </w:r>
     </w:p>
     <w:p>
@@ -2199,29 +1837,15 @@
         <w:rPr>
           <w:b/>
           <w:bCs/>
-          <w:color w:val="111827"/>
+          <w:color w:val="0F172A"/>
         </w:rPr>
         <w:t xml:space="preserve">UI fontu — </w:t>
       </w:r>
       <w:r>
         <w:rPr>
-          <w:color w:val="6B7280"/>
-        </w:rPr>
-        <w:t xml:space="preserve">Inter veya sistem </w:t>
-      </w:r>
-      <w:proofErr w:type="spellStart"/>
-      <w:r>
-        <w:rPr>
-          <w:color w:val="6B7280"/>
-        </w:rPr>
-        <w:t>sans-serif</w:t>
-      </w:r>
-      <w:proofErr w:type="spellEnd"/>
-      <w:r>
-        <w:rPr>
-          <w:color w:val="6B7280"/>
-        </w:rPr>
-        <w:t>. Ekranda yüksek okunabilirlik için optimize.</w:t>
+          <w:color w:val="475569"/>
+        </w:rPr>
+        <w:t>Inter veya sistem sans-serif. Ekranda yüksek okunabilirlik için optimize.</w:t>
       </w:r>
     </w:p>
     <w:p>
@@ -2237,59 +1861,23 @@
         <w:rPr>
           <w:b/>
           <w:bCs/>
-          <w:color w:val="111827"/>
+          <w:color w:val="0F172A"/>
         </w:rPr>
         <w:t xml:space="preserve">Mono font — </w:t>
       </w:r>
-      <w:proofErr w:type="spellStart"/>
-      <w:r>
-        <w:rPr>
-          <w:color w:val="6B7280"/>
-        </w:rPr>
-        <w:t>Hex</w:t>
-      </w:r>
-      <w:proofErr w:type="spellEnd"/>
-      <w:r>
-        <w:rPr>
-          <w:color w:val="6B7280"/>
-        </w:rPr>
-        <w:t xml:space="preserve"> kodları, teknik değerler gibi kod içeriği için. </w:t>
-      </w:r>
-      <w:proofErr w:type="spellStart"/>
-      <w:r>
-        <w:rPr>
-          <w:color w:val="6B7280"/>
-        </w:rPr>
-        <w:t>Courier</w:t>
-      </w:r>
-      <w:proofErr w:type="spellEnd"/>
-      <w:r>
-        <w:rPr>
-          <w:color w:val="6B7280"/>
-        </w:rPr>
-        <w:t xml:space="preserve"> New veya </w:t>
-      </w:r>
-      <w:proofErr w:type="spellStart"/>
-      <w:r>
-        <w:rPr>
-          <w:color w:val="6B7280"/>
-        </w:rPr>
-        <w:t>JetBrains</w:t>
-      </w:r>
-      <w:proofErr w:type="spellEnd"/>
-      <w:r>
-        <w:rPr>
-          <w:color w:val="6B7280"/>
-        </w:rPr>
-        <w:t xml:space="preserve"> Mono.</w:t>
+      <w:r>
+        <w:rPr>
+          <w:color w:val="475569"/>
+        </w:rPr>
+        <w:t>Hex kodları, teknik değerler gibi kod içeriği için. Courier New veya JetBrains Mono.</w:t>
       </w:r>
     </w:p>
     <w:p>
       <w:pPr>
         <w:pBdr>
-          <w:left w:val="single" w:sz="12" w:space="0" w:color="2563EB"/>
+          <w:left w:val="single" w:sz="12" w:space="0" w:color="1A56DB"/>
         </w:pBdr>
-        <w:shd w:val="clear" w:color="auto" w:fill="EFF6FF"/>
+        <w:shd w:val="clear" w:color="auto" w:fill="FFFFFF"/>
         <w:spacing w:before="120" w:after="120"/>
         <w:ind w:left="240"/>
       </w:pPr>
@@ -2297,7 +1885,7 @@
         <w:rPr>
           <w:i/>
           <w:iCs/>
-          <w:color w:val="111827"/>
+          <w:color w:val="0F172A"/>
           <w:sz w:val="20"/>
           <w:szCs w:val="20"/>
         </w:rPr>
@@ -2313,13 +1901,8 @@
       <w:pPr>
         <w:pStyle w:val="Balk3"/>
       </w:pPr>
-      <w:proofErr w:type="gramStart"/>
-      <w:r>
-        <w:t>3.2  Boyut</w:t>
-      </w:r>
-      <w:proofErr w:type="gramEnd"/>
-      <w:r>
-        <w:t xml:space="preserve"> skalası</w:t>
+      <w:r>
+        <w:t>3.2  Boyut skalası</w:t>
       </w:r>
     </w:p>
     <w:p>
@@ -2351,12 +1934,6 @@
         <w:gridCol w:w="4820"/>
       </w:tblGrid>
       <w:tr>
-        <w:tblPrEx>
-          <w:tblCellMar>
-            <w:top w:w="0" w:type="dxa"/>
-            <w:bottom w:w="0" w:type="dxa"/>
-          </w:tblCellMar>
-        </w:tblPrEx>
         <w:trPr>
           <w:gridAfter w:val="1"/>
           <w:wAfter w:w="4819" w:type="dxa"/>
@@ -2366,12 +1943,12 @@
           <w:tcPr>
             <w:tcW w:w="1927" w:type="dxa"/>
             <w:tcBorders>
-              <w:top w:val="single" w:sz="4" w:space="0" w:color="E5E7EB"/>
-              <w:left w:val="single" w:sz="4" w:space="0" w:color="E5E7EB"/>
-              <w:bottom w:val="single" w:sz="4" w:space="0" w:color="E5E7EB"/>
-              <w:right w:val="single" w:sz="4" w:space="0" w:color="E5E7EB"/>
-            </w:tcBorders>
-            <w:shd w:val="clear" w:color="auto" w:fill="111827"/>
+              <w:top w:val="single" w:sz="4" w:space="0" w:color="E2E8F0"/>
+              <w:left w:val="single" w:sz="4" w:space="0" w:color="E2E8F0"/>
+              <w:bottom w:val="single" w:sz="4" w:space="0" w:color="E2E8F0"/>
+              <w:right w:val="single" w:sz="4" w:space="0" w:color="E2E8F0"/>
+            </w:tcBorders>
+            <w:shd w:val="clear" w:color="auto" w:fill="0F172A"/>
             <w:tcMar>
               <w:top w:w="80" w:type="dxa"/>
               <w:left w:w="120" w:type="dxa"/>
@@ -2396,12 +1973,12 @@
           <w:tcPr>
             <w:tcW w:w="1445" w:type="dxa"/>
             <w:tcBorders>
-              <w:top w:val="single" w:sz="4" w:space="0" w:color="E5E7EB"/>
-              <w:left w:val="single" w:sz="4" w:space="0" w:color="E5E7EB"/>
-              <w:bottom w:val="single" w:sz="4" w:space="0" w:color="E5E7EB"/>
-              <w:right w:val="single" w:sz="4" w:space="0" w:color="E5E7EB"/>
-            </w:tcBorders>
-            <w:shd w:val="clear" w:color="auto" w:fill="111827"/>
+              <w:top w:val="single" w:sz="4" w:space="0" w:color="E2E8F0"/>
+              <w:left w:val="single" w:sz="4" w:space="0" w:color="E2E8F0"/>
+              <w:bottom w:val="single" w:sz="4" w:space="0" w:color="E2E8F0"/>
+              <w:right w:val="single" w:sz="4" w:space="0" w:color="E2E8F0"/>
+            </w:tcBorders>
+            <w:shd w:val="clear" w:color="auto" w:fill="0F172A"/>
             <w:tcMar>
               <w:top w:w="80" w:type="dxa"/>
               <w:left w:w="120" w:type="dxa"/>
@@ -2426,12 +2003,12 @@
           <w:tcPr>
             <w:tcW w:w="1445" w:type="dxa"/>
             <w:tcBorders>
-              <w:top w:val="single" w:sz="4" w:space="0" w:color="E5E7EB"/>
-              <w:left w:val="single" w:sz="4" w:space="0" w:color="E5E7EB"/>
-              <w:bottom w:val="single" w:sz="4" w:space="0" w:color="E5E7EB"/>
-              <w:right w:val="single" w:sz="4" w:space="0" w:color="E5E7EB"/>
-            </w:tcBorders>
-            <w:shd w:val="clear" w:color="auto" w:fill="111827"/>
+              <w:top w:val="single" w:sz="4" w:space="0" w:color="E2E8F0"/>
+              <w:left w:val="single" w:sz="4" w:space="0" w:color="E2E8F0"/>
+              <w:bottom w:val="single" w:sz="4" w:space="0" w:color="E2E8F0"/>
+              <w:right w:val="single" w:sz="4" w:space="0" w:color="E2E8F0"/>
+            </w:tcBorders>
+            <w:shd w:val="clear" w:color="auto" w:fill="0F172A"/>
             <w:tcMar>
               <w:top w:w="80" w:type="dxa"/>
               <w:left w:w="120" w:type="dxa"/>
@@ -2454,20 +2031,14 @@
         </w:tc>
       </w:tr>
       <w:tr>
-        <w:tblPrEx>
-          <w:tblCellMar>
-            <w:top w:w="0" w:type="dxa"/>
-            <w:bottom w:w="0" w:type="dxa"/>
-          </w:tblCellMar>
-        </w:tblPrEx>
         <w:tc>
           <w:tcPr>
             <w:tcW w:w="1927" w:type="dxa"/>
             <w:tcBorders>
-              <w:top w:val="single" w:sz="4" w:space="0" w:color="E5E7EB"/>
-              <w:left w:val="single" w:sz="4" w:space="0" w:color="E5E7EB"/>
-              <w:bottom w:val="single" w:sz="4" w:space="0" w:color="E5E7EB"/>
-              <w:right w:val="single" w:sz="4" w:space="0" w:color="E5E7EB"/>
+              <w:top w:val="single" w:sz="4" w:space="0" w:color="E2E8F0"/>
+              <w:left w:val="single" w:sz="4" w:space="0" w:color="E2E8F0"/>
+              <w:bottom w:val="single" w:sz="4" w:space="0" w:color="E2E8F0"/>
+              <w:right w:val="single" w:sz="4" w:space="0" w:color="E2E8F0"/>
             </w:tcBorders>
             <w:tcMar>
               <w:top w:w="80" w:type="dxa"/>
@@ -2481,7 +2052,7 @@
               <w:rPr>
                 <w:b/>
                 <w:bCs/>
-                <w:color w:val="111827"/>
+                <w:color w:val="0F172A"/>
                 <w:sz w:val="20"/>
                 <w:szCs w:val="20"/>
               </w:rPr>
@@ -2493,10 +2064,10 @@
           <w:tcPr>
             <w:tcW w:w="1445" w:type="dxa"/>
             <w:tcBorders>
-              <w:top w:val="single" w:sz="4" w:space="0" w:color="E5E7EB"/>
-              <w:left w:val="single" w:sz="4" w:space="0" w:color="E5E7EB"/>
-              <w:bottom w:val="single" w:sz="4" w:space="0" w:color="E5E7EB"/>
-              <w:right w:val="single" w:sz="4" w:space="0" w:color="E5E7EB"/>
+              <w:top w:val="single" w:sz="4" w:space="0" w:color="E2E8F0"/>
+              <w:left w:val="single" w:sz="4" w:space="0" w:color="E2E8F0"/>
+              <w:bottom w:val="single" w:sz="4" w:space="0" w:color="E2E8F0"/>
+              <w:right w:val="single" w:sz="4" w:space="0" w:color="E2E8F0"/>
             </w:tcBorders>
             <w:shd w:val="clear" w:color="auto" w:fill="F3F4F6"/>
             <w:tcMar>
@@ -2510,7 +2081,7 @@
             <w:r>
               <w:rPr>
                 <w:rFonts w:ascii="Courier New" w:eastAsia="Courier New" w:hAnsi="Courier New" w:cs="Courier New"/>
-                <w:color w:val="2563EB"/>
+                <w:color w:val="1A56DB"/>
                 <w:sz w:val="20"/>
                 <w:szCs w:val="20"/>
               </w:rPr>
@@ -2522,10 +2093,10 @@
           <w:tcPr>
             <w:tcW w:w="1445" w:type="dxa"/>
             <w:tcBorders>
-              <w:top w:val="single" w:sz="4" w:space="0" w:color="E5E7EB"/>
-              <w:left w:val="single" w:sz="4" w:space="0" w:color="E5E7EB"/>
-              <w:bottom w:val="single" w:sz="4" w:space="0" w:color="E5E7EB"/>
-              <w:right w:val="single" w:sz="4" w:space="0" w:color="E5E7EB"/>
+              <w:top w:val="single" w:sz="4" w:space="0" w:color="E2E8F0"/>
+              <w:left w:val="single" w:sz="4" w:space="0" w:color="E2E8F0"/>
+              <w:bottom w:val="single" w:sz="4" w:space="0" w:color="E2E8F0"/>
+              <w:right w:val="single" w:sz="4" w:space="0" w:color="E2E8F0"/>
             </w:tcBorders>
             <w:tcMar>
               <w:top w:w="80" w:type="dxa"/>
@@ -2538,7 +2109,7 @@
             <w:r>
               <w:rPr>
                 <w:rFonts w:ascii="Courier New" w:eastAsia="Courier New" w:hAnsi="Courier New" w:cs="Courier New"/>
-                <w:color w:val="6B7280"/>
+                <w:color w:val="475569"/>
                 <w:sz w:val="20"/>
                 <w:szCs w:val="20"/>
               </w:rPr>
@@ -2550,22 +2121,22 @@
           <w:tcPr>
             <w:tcW w:w="4819" w:type="dxa"/>
             <w:tcBorders>
-              <w:top w:val="single" w:sz="4" w:space="0" w:color="E5E7EB"/>
-              <w:left w:val="single" w:sz="4" w:space="0" w:color="E5E7EB"/>
-              <w:bottom w:val="single" w:sz="4" w:space="0" w:color="E5E7EB"/>
-              <w:right w:val="single" w:sz="4" w:space="0" w:color="E5E7EB"/>
-            </w:tcBorders>
-            <w:tcMar>
-              <w:top w:w="80" w:type="dxa"/>
-              <w:left w:w="120" w:type="dxa"/>
-              <w:bottom w:w="80" w:type="dxa"/>
-              <w:right w:w="120" w:type="dxa"/>
-            </w:tcMar>
-          </w:tcPr>
-          <w:p>
-            <w:r>
-              <w:rPr>
-                <w:color w:val="6B7280"/>
+              <w:top w:val="single" w:sz="4" w:space="0" w:color="E2E8F0"/>
+              <w:left w:val="single" w:sz="4" w:space="0" w:color="E2E8F0"/>
+              <w:bottom w:val="single" w:sz="4" w:space="0" w:color="E2E8F0"/>
+              <w:right w:val="single" w:sz="4" w:space="0" w:color="E2E8F0"/>
+            </w:tcBorders>
+            <w:tcMar>
+              <w:top w:w="80" w:type="dxa"/>
+              <w:left w:w="120" w:type="dxa"/>
+              <w:bottom w:w="80" w:type="dxa"/>
+              <w:right w:w="120" w:type="dxa"/>
+            </w:tcMar>
+          </w:tcPr>
+          <w:p>
+            <w:r>
+              <w:rPr>
+                <w:color w:val="475569"/>
                 <w:sz w:val="20"/>
                 <w:szCs w:val="20"/>
               </w:rPr>
@@ -2575,20 +2146,14 @@
         </w:tc>
       </w:tr>
       <w:tr>
-        <w:tblPrEx>
-          <w:tblCellMar>
-            <w:top w:w="0" w:type="dxa"/>
-            <w:bottom w:w="0" w:type="dxa"/>
-          </w:tblCellMar>
-        </w:tblPrEx>
         <w:tc>
           <w:tcPr>
             <w:tcW w:w="1927" w:type="dxa"/>
             <w:tcBorders>
-              <w:top w:val="single" w:sz="4" w:space="0" w:color="E5E7EB"/>
-              <w:left w:val="single" w:sz="4" w:space="0" w:color="E5E7EB"/>
-              <w:bottom w:val="single" w:sz="4" w:space="0" w:color="E5E7EB"/>
-              <w:right w:val="single" w:sz="4" w:space="0" w:color="E5E7EB"/>
+              <w:top w:val="single" w:sz="4" w:space="0" w:color="E2E8F0"/>
+              <w:left w:val="single" w:sz="4" w:space="0" w:color="E2E8F0"/>
+              <w:bottom w:val="single" w:sz="4" w:space="0" w:color="E2E8F0"/>
+              <w:right w:val="single" w:sz="4" w:space="0" w:color="E2E8F0"/>
             </w:tcBorders>
             <w:tcMar>
               <w:top w:w="80" w:type="dxa"/>
@@ -2602,7 +2167,7 @@
               <w:rPr>
                 <w:b/>
                 <w:bCs/>
-                <w:color w:val="111827"/>
+                <w:color w:val="0F172A"/>
                 <w:sz w:val="20"/>
                 <w:szCs w:val="20"/>
               </w:rPr>
@@ -2614,10 +2179,10 @@
           <w:tcPr>
             <w:tcW w:w="1445" w:type="dxa"/>
             <w:tcBorders>
-              <w:top w:val="single" w:sz="4" w:space="0" w:color="E5E7EB"/>
-              <w:left w:val="single" w:sz="4" w:space="0" w:color="E5E7EB"/>
-              <w:bottom w:val="single" w:sz="4" w:space="0" w:color="E5E7EB"/>
-              <w:right w:val="single" w:sz="4" w:space="0" w:color="E5E7EB"/>
+              <w:top w:val="single" w:sz="4" w:space="0" w:color="E2E8F0"/>
+              <w:left w:val="single" w:sz="4" w:space="0" w:color="E2E8F0"/>
+              <w:bottom w:val="single" w:sz="4" w:space="0" w:color="E2E8F0"/>
+              <w:right w:val="single" w:sz="4" w:space="0" w:color="E2E8F0"/>
             </w:tcBorders>
             <w:shd w:val="clear" w:color="auto" w:fill="F3F4F6"/>
             <w:tcMar>
@@ -2631,11 +2196,11 @@
             <w:r>
               <w:rPr>
                 <w:rFonts w:ascii="Courier New" w:eastAsia="Courier New" w:hAnsi="Courier New" w:cs="Courier New"/>
-                <w:color w:val="2563EB"/>
-                <w:sz w:val="20"/>
-                <w:szCs w:val="20"/>
-              </w:rPr>
-              <w:t>15px</w:t>
+                <w:color w:val="1A56DB"/>
+                <w:sz w:val="20"/>
+                <w:szCs w:val="20"/>
+              </w:rPr>
+              <w:t>13px</w:t>
             </w:r>
           </w:p>
         </w:tc>
@@ -2643,10 +2208,10 @@
           <w:tcPr>
             <w:tcW w:w="1445" w:type="dxa"/>
             <w:tcBorders>
-              <w:top w:val="single" w:sz="4" w:space="0" w:color="E5E7EB"/>
-              <w:left w:val="single" w:sz="4" w:space="0" w:color="E5E7EB"/>
-              <w:bottom w:val="single" w:sz="4" w:space="0" w:color="E5E7EB"/>
-              <w:right w:val="single" w:sz="4" w:space="0" w:color="E5E7EB"/>
+              <w:top w:val="single" w:sz="4" w:space="0" w:color="E2E8F0"/>
+              <w:left w:val="single" w:sz="4" w:space="0" w:color="E2E8F0"/>
+              <w:bottom w:val="single" w:sz="4" w:space="0" w:color="E2E8F0"/>
+              <w:right w:val="single" w:sz="4" w:space="0" w:color="E2E8F0"/>
             </w:tcBorders>
             <w:tcMar>
               <w:top w:w="80" w:type="dxa"/>
@@ -2659,11 +2224,11 @@
             <w:r>
               <w:rPr>
                 <w:rFonts w:ascii="Courier New" w:eastAsia="Courier New" w:hAnsi="Courier New" w:cs="Courier New"/>
-                <w:color w:val="6B7280"/>
-                <w:sz w:val="20"/>
-                <w:szCs w:val="20"/>
-              </w:rPr>
-              <w:t>600</w:t>
+                <w:color w:val="475569"/>
+                <w:sz w:val="20"/>
+                <w:szCs w:val="20"/>
+              </w:rPr>
+              <w:t>500</w:t>
             </w:r>
           </w:p>
         </w:tc>
@@ -2671,45 +2236,39 @@
           <w:tcPr>
             <w:tcW w:w="4819" w:type="dxa"/>
             <w:tcBorders>
-              <w:top w:val="single" w:sz="4" w:space="0" w:color="E5E7EB"/>
-              <w:left w:val="single" w:sz="4" w:space="0" w:color="E5E7EB"/>
-              <w:bottom w:val="single" w:sz="4" w:space="0" w:color="E5E7EB"/>
-              <w:right w:val="single" w:sz="4" w:space="0" w:color="E5E7EB"/>
-            </w:tcBorders>
-            <w:tcMar>
-              <w:top w:w="80" w:type="dxa"/>
-              <w:left w:w="120" w:type="dxa"/>
-              <w:bottom w:w="80" w:type="dxa"/>
-              <w:right w:w="120" w:type="dxa"/>
-            </w:tcMar>
-          </w:tcPr>
-          <w:p>
-            <w:r>
-              <w:rPr>
-                <w:color w:val="6B7280"/>
-                <w:sz w:val="20"/>
-                <w:szCs w:val="20"/>
-              </w:rPr>
-              <w:t>Akordiyonlar, sekme etiketleri, kart başlıkları</w:t>
+              <w:top w:val="single" w:sz="4" w:space="0" w:color="E2E8F0"/>
+              <w:left w:val="single" w:sz="4" w:space="0" w:color="E2E8F0"/>
+              <w:bottom w:val="single" w:sz="4" w:space="0" w:color="E2E8F0"/>
+              <w:right w:val="single" w:sz="4" w:space="0" w:color="E2E8F0"/>
+            </w:tcBorders>
+            <w:tcMar>
+              <w:top w:w="80" w:type="dxa"/>
+              <w:left w:w="120" w:type="dxa"/>
+              <w:bottom w:w="80" w:type="dxa"/>
+              <w:right w:w="120" w:type="dxa"/>
+            </w:tcMar>
+          </w:tcPr>
+          <w:p>
+            <w:r>
+              <w:rPr>
+                <w:color w:val="475569"/>
+                <w:sz w:val="20"/>
+                <w:szCs w:val="20"/>
+              </w:rPr>
+              <w:t>Akordiyon başlığı, form grup başlığı</w:t>
             </w:r>
           </w:p>
         </w:tc>
       </w:tr>
       <w:tr>
-        <w:tblPrEx>
-          <w:tblCellMar>
-            <w:top w:w="0" w:type="dxa"/>
-            <w:bottom w:w="0" w:type="dxa"/>
-          </w:tblCellMar>
-        </w:tblPrEx>
         <w:tc>
           <w:tcPr>
             <w:tcW w:w="1927" w:type="dxa"/>
             <w:tcBorders>
-              <w:top w:val="single" w:sz="4" w:space="0" w:color="E5E7EB"/>
-              <w:left w:val="single" w:sz="4" w:space="0" w:color="E5E7EB"/>
-              <w:bottom w:val="single" w:sz="4" w:space="0" w:color="E5E7EB"/>
-              <w:right w:val="single" w:sz="4" w:space="0" w:color="E5E7EB"/>
+              <w:top w:val="single" w:sz="4" w:space="0" w:color="E2E8F0"/>
+              <w:left w:val="single" w:sz="4" w:space="0" w:color="E2E8F0"/>
+              <w:bottom w:val="single" w:sz="4" w:space="0" w:color="E2E8F0"/>
+              <w:right w:val="single" w:sz="4" w:space="0" w:color="E2E8F0"/>
             </w:tcBorders>
             <w:tcMar>
               <w:top w:w="80" w:type="dxa"/>
@@ -2723,7 +2282,7 @@
               <w:rPr>
                 <w:b/>
                 <w:bCs/>
-                <w:color w:val="111827"/>
+                <w:color w:val="0F172A"/>
                 <w:sz w:val="20"/>
                 <w:szCs w:val="20"/>
               </w:rPr>
@@ -2735,10 +2294,10 @@
           <w:tcPr>
             <w:tcW w:w="1445" w:type="dxa"/>
             <w:tcBorders>
-              <w:top w:val="single" w:sz="4" w:space="0" w:color="E5E7EB"/>
-              <w:left w:val="single" w:sz="4" w:space="0" w:color="E5E7EB"/>
-              <w:bottom w:val="single" w:sz="4" w:space="0" w:color="E5E7EB"/>
-              <w:right w:val="single" w:sz="4" w:space="0" w:color="E5E7EB"/>
+              <w:top w:val="single" w:sz="4" w:space="0" w:color="E2E8F0"/>
+              <w:left w:val="single" w:sz="4" w:space="0" w:color="E2E8F0"/>
+              <w:bottom w:val="single" w:sz="4" w:space="0" w:color="E2E8F0"/>
+              <w:right w:val="single" w:sz="4" w:space="0" w:color="E2E8F0"/>
             </w:tcBorders>
             <w:shd w:val="clear" w:color="auto" w:fill="F3F4F6"/>
             <w:tcMar>
@@ -2752,7 +2311,7 @@
             <w:r>
               <w:rPr>
                 <w:rFonts w:ascii="Courier New" w:eastAsia="Courier New" w:hAnsi="Courier New" w:cs="Courier New"/>
-                <w:color w:val="2563EB"/>
+                <w:color w:val="1A56DB"/>
                 <w:sz w:val="20"/>
                 <w:szCs w:val="20"/>
               </w:rPr>
@@ -2764,10 +2323,10 @@
           <w:tcPr>
             <w:tcW w:w="1445" w:type="dxa"/>
             <w:tcBorders>
-              <w:top w:val="single" w:sz="4" w:space="0" w:color="E5E7EB"/>
-              <w:left w:val="single" w:sz="4" w:space="0" w:color="E5E7EB"/>
-              <w:bottom w:val="single" w:sz="4" w:space="0" w:color="E5E7EB"/>
-              <w:right w:val="single" w:sz="4" w:space="0" w:color="E5E7EB"/>
+              <w:top w:val="single" w:sz="4" w:space="0" w:color="E2E8F0"/>
+              <w:left w:val="single" w:sz="4" w:space="0" w:color="E2E8F0"/>
+              <w:bottom w:val="single" w:sz="4" w:space="0" w:color="E2E8F0"/>
+              <w:right w:val="single" w:sz="4" w:space="0" w:color="E2E8F0"/>
             </w:tcBorders>
             <w:tcMar>
               <w:top w:w="80" w:type="dxa"/>
@@ -2780,7 +2339,7 @@
             <w:r>
               <w:rPr>
                 <w:rFonts w:ascii="Courier New" w:eastAsia="Courier New" w:hAnsi="Courier New" w:cs="Courier New"/>
-                <w:color w:val="6B7280"/>
+                <w:color w:val="475569"/>
                 <w:sz w:val="20"/>
                 <w:szCs w:val="20"/>
               </w:rPr>
@@ -2792,22 +2351,22 @@
           <w:tcPr>
             <w:tcW w:w="4819" w:type="dxa"/>
             <w:tcBorders>
-              <w:top w:val="single" w:sz="4" w:space="0" w:color="E5E7EB"/>
-              <w:left w:val="single" w:sz="4" w:space="0" w:color="E5E7EB"/>
-              <w:bottom w:val="single" w:sz="4" w:space="0" w:color="E5E7EB"/>
-              <w:right w:val="single" w:sz="4" w:space="0" w:color="E5E7EB"/>
-            </w:tcBorders>
-            <w:tcMar>
-              <w:top w:w="80" w:type="dxa"/>
-              <w:left w:w="120" w:type="dxa"/>
-              <w:bottom w:w="80" w:type="dxa"/>
-              <w:right w:w="120" w:type="dxa"/>
-            </w:tcMar>
-          </w:tcPr>
-          <w:p>
-            <w:r>
-              <w:rPr>
-                <w:color w:val="6B7280"/>
+              <w:top w:val="single" w:sz="4" w:space="0" w:color="E2E8F0"/>
+              <w:left w:val="single" w:sz="4" w:space="0" w:color="E2E8F0"/>
+              <w:bottom w:val="single" w:sz="4" w:space="0" w:color="E2E8F0"/>
+              <w:right w:val="single" w:sz="4" w:space="0" w:color="E2E8F0"/>
+            </w:tcBorders>
+            <w:tcMar>
+              <w:top w:w="80" w:type="dxa"/>
+              <w:left w:w="120" w:type="dxa"/>
+              <w:bottom w:w="80" w:type="dxa"/>
+              <w:right w:w="120" w:type="dxa"/>
+            </w:tcMar>
+          </w:tcPr>
+          <w:p>
+            <w:r>
+              <w:rPr>
+                <w:color w:val="475569"/>
                 <w:sz w:val="20"/>
                 <w:szCs w:val="20"/>
               </w:rPr>
@@ -2817,20 +2376,14 @@
         </w:tc>
       </w:tr>
       <w:tr>
-        <w:tblPrEx>
-          <w:tblCellMar>
-            <w:top w:w="0" w:type="dxa"/>
-            <w:bottom w:w="0" w:type="dxa"/>
-          </w:tblCellMar>
-        </w:tblPrEx>
         <w:tc>
           <w:tcPr>
             <w:tcW w:w="1927" w:type="dxa"/>
             <w:tcBorders>
-              <w:top w:val="single" w:sz="4" w:space="0" w:color="E5E7EB"/>
-              <w:left w:val="single" w:sz="4" w:space="0" w:color="E5E7EB"/>
-              <w:bottom w:val="single" w:sz="4" w:space="0" w:color="E5E7EB"/>
-              <w:right w:val="single" w:sz="4" w:space="0" w:color="E5E7EB"/>
+              <w:top w:val="single" w:sz="4" w:space="0" w:color="E2E8F0"/>
+              <w:left w:val="single" w:sz="4" w:space="0" w:color="E2E8F0"/>
+              <w:bottom w:val="single" w:sz="4" w:space="0" w:color="E2E8F0"/>
+              <w:right w:val="single" w:sz="4" w:space="0" w:color="E2E8F0"/>
             </w:tcBorders>
             <w:tcMar>
               <w:top w:w="80" w:type="dxa"/>
@@ -2844,11 +2397,11 @@
               <w:rPr>
                 <w:b/>
                 <w:bCs/>
-                <w:color w:val="111827"/>
-                <w:sz w:val="20"/>
-                <w:szCs w:val="20"/>
-              </w:rPr>
-              <w:t>Alt etiket / ipucu</w:t>
+                <w:color w:val="0F172A"/>
+                <w:sz w:val="20"/>
+                <w:szCs w:val="20"/>
+              </w:rPr>
+              <w:t>Alt etiket / ipucu — minimum 11px</w:t>
             </w:r>
           </w:p>
         </w:tc>
@@ -2856,10 +2409,10 @@
           <w:tcPr>
             <w:tcW w:w="1445" w:type="dxa"/>
             <w:tcBorders>
-              <w:top w:val="single" w:sz="4" w:space="0" w:color="E5E7EB"/>
-              <w:left w:val="single" w:sz="4" w:space="0" w:color="E5E7EB"/>
-              <w:bottom w:val="single" w:sz="4" w:space="0" w:color="E5E7EB"/>
-              <w:right w:val="single" w:sz="4" w:space="0" w:color="E5E7EB"/>
+              <w:top w:val="single" w:sz="4" w:space="0" w:color="E2E8F0"/>
+              <w:left w:val="single" w:sz="4" w:space="0" w:color="E2E8F0"/>
+              <w:bottom w:val="single" w:sz="4" w:space="0" w:color="E2E8F0"/>
+              <w:right w:val="single" w:sz="4" w:space="0" w:color="E2E8F0"/>
             </w:tcBorders>
             <w:shd w:val="clear" w:color="auto" w:fill="F3F4F6"/>
             <w:tcMar>
@@ -2873,7 +2426,7 @@
             <w:r>
               <w:rPr>
                 <w:rFonts w:ascii="Courier New" w:eastAsia="Courier New" w:hAnsi="Courier New" w:cs="Courier New"/>
-                <w:color w:val="2563EB"/>
+                <w:color w:val="1A56DB"/>
                 <w:sz w:val="20"/>
                 <w:szCs w:val="20"/>
               </w:rPr>
@@ -2885,10 +2438,10 @@
           <w:tcPr>
             <w:tcW w:w="1445" w:type="dxa"/>
             <w:tcBorders>
-              <w:top w:val="single" w:sz="4" w:space="0" w:color="E5E7EB"/>
-              <w:left w:val="single" w:sz="4" w:space="0" w:color="E5E7EB"/>
-              <w:bottom w:val="single" w:sz="4" w:space="0" w:color="E5E7EB"/>
-              <w:right w:val="single" w:sz="4" w:space="0" w:color="E5E7EB"/>
+              <w:top w:val="single" w:sz="4" w:space="0" w:color="E2E8F0"/>
+              <w:left w:val="single" w:sz="4" w:space="0" w:color="E2E8F0"/>
+              <w:bottom w:val="single" w:sz="4" w:space="0" w:color="E2E8F0"/>
+              <w:right w:val="single" w:sz="4" w:space="0" w:color="E2E8F0"/>
             </w:tcBorders>
             <w:tcMar>
               <w:top w:w="80" w:type="dxa"/>
@@ -2901,7 +2454,7 @@
             <w:r>
               <w:rPr>
                 <w:rFonts w:ascii="Courier New" w:eastAsia="Courier New" w:hAnsi="Courier New" w:cs="Courier New"/>
-                <w:color w:val="6B7280"/>
+                <w:color w:val="475569"/>
                 <w:sz w:val="20"/>
                 <w:szCs w:val="20"/>
               </w:rPr>
@@ -2913,44 +2466,26 @@
           <w:tcPr>
             <w:tcW w:w="4819" w:type="dxa"/>
             <w:tcBorders>
-              <w:top w:val="single" w:sz="4" w:space="0" w:color="E5E7EB"/>
-              <w:left w:val="single" w:sz="4" w:space="0" w:color="E5E7EB"/>
-              <w:bottom w:val="single" w:sz="4" w:space="0" w:color="E5E7EB"/>
-              <w:right w:val="single" w:sz="4" w:space="0" w:color="E5E7EB"/>
-            </w:tcBorders>
-            <w:tcMar>
-              <w:top w:w="80" w:type="dxa"/>
-              <w:left w:w="120" w:type="dxa"/>
-              <w:bottom w:w="80" w:type="dxa"/>
-              <w:right w:w="120" w:type="dxa"/>
-            </w:tcMar>
-          </w:tcPr>
-          <w:p>
-            <w:r>
-              <w:rPr>
-                <w:color w:val="6B7280"/>
-                <w:sz w:val="20"/>
-                <w:szCs w:val="20"/>
-              </w:rPr>
-              <w:t xml:space="preserve">Sekme alt etiketi, </w:t>
-            </w:r>
-            <w:proofErr w:type="spellStart"/>
-            <w:r>
-              <w:rPr>
-                <w:color w:val="6B7280"/>
-                <w:sz w:val="20"/>
-                <w:szCs w:val="20"/>
-              </w:rPr>
-              <w:t>tooltip</w:t>
-            </w:r>
-            <w:proofErr w:type="spellEnd"/>
-            <w:r>
-              <w:rPr>
-                <w:color w:val="6B7280"/>
-                <w:sz w:val="20"/>
-                <w:szCs w:val="20"/>
-              </w:rPr>
-              <w:t xml:space="preserve"> metni, yardım notu</w:t>
+              <w:top w:val="single" w:sz="4" w:space="0" w:color="E2E8F0"/>
+              <w:left w:val="single" w:sz="4" w:space="0" w:color="E2E8F0"/>
+              <w:bottom w:val="single" w:sz="4" w:space="0" w:color="E2E8F0"/>
+              <w:right w:val="single" w:sz="4" w:space="0" w:color="E2E8F0"/>
+            </w:tcBorders>
+            <w:tcMar>
+              <w:top w:w="80" w:type="dxa"/>
+              <w:left w:w="120" w:type="dxa"/>
+              <w:bottom w:w="80" w:type="dxa"/>
+              <w:right w:w="120" w:type="dxa"/>
+            </w:tcMar>
+          </w:tcPr>
+          <w:p>
+            <w:r>
+              <w:rPr>
+                <w:color w:val="475569"/>
+                <w:sz w:val="20"/>
+                <w:szCs w:val="20"/>
+              </w:rPr>
+              <w:t>Sekme alt etiketi, tooltip metni, yardım notu</w:t>
             </w:r>
           </w:p>
         </w:tc>
@@ -2974,7 +2509,7 @@
         <w:rPr>
           <w:i/>
           <w:iCs/>
-          <w:color w:val="111827"/>
+          <w:color w:val="0F172A"/>
           <w:sz w:val="20"/>
           <w:szCs w:val="20"/>
         </w:rPr>
@@ -2999,55 +2534,11 @@
         <w:rPr>
           <w:i/>
           <w:iCs/>
-          <w:color w:val="111827"/>
+          <w:color w:val="0F172A"/>
           <w:sz w:val="20"/>
           <w:szCs w:val="20"/>
         </w:rPr>
-        <w:t xml:space="preserve">Tüm başlıklar </w:t>
-      </w:r>
-      <w:proofErr w:type="spellStart"/>
-      <w:r>
-        <w:rPr>
-          <w:i/>
-          <w:iCs/>
-          <w:color w:val="111827"/>
-          <w:sz w:val="20"/>
-          <w:szCs w:val="20"/>
-        </w:rPr>
-        <w:t>sentence</w:t>
-      </w:r>
-      <w:proofErr w:type="spellEnd"/>
-      <w:r>
-        <w:rPr>
-          <w:i/>
-          <w:iCs/>
-          <w:color w:val="111827"/>
-          <w:sz w:val="20"/>
-          <w:szCs w:val="20"/>
-        </w:rPr>
-        <w:t xml:space="preserve"> </w:t>
-      </w:r>
-      <w:proofErr w:type="spellStart"/>
-      <w:r>
-        <w:rPr>
-          <w:i/>
-          <w:iCs/>
-          <w:color w:val="111827"/>
-          <w:sz w:val="20"/>
-          <w:szCs w:val="20"/>
-        </w:rPr>
-        <w:t>case</w:t>
-      </w:r>
-      <w:proofErr w:type="spellEnd"/>
-      <w:r>
-        <w:rPr>
-          <w:i/>
-          <w:iCs/>
-          <w:color w:val="111827"/>
-          <w:sz w:val="20"/>
-          <w:szCs w:val="20"/>
-        </w:rPr>
-        <w:t>: 'Hücre görünümü' — ASLA 'HÜCRE GÖRÜNÜMÜ' değil. Büyük harf tarama hızını düşürür.</w:t>
+        <w:t>Tüm başlıklar sentence case: 'Hücre görünümü' — ASLA 'HÜCRE GÖRÜNÜMÜ' değil. Büyük harf tarama hızını düşürür.</w:t>
       </w:r>
     </w:p>
     <w:p>
@@ -3068,13 +2559,8 @@
       <w:pPr>
         <w:pStyle w:val="Balk3"/>
       </w:pPr>
-      <w:proofErr w:type="gramStart"/>
-      <w:r>
-        <w:t>4.1  İkon</w:t>
-      </w:r>
-      <w:proofErr w:type="gramEnd"/>
-      <w:r>
-        <w:t xml:space="preserve"> seti</w:t>
+      <w:r>
+        <w:t>4.1  İkon seti</w:t>
       </w:r>
     </w:p>
     <w:p>
@@ -3083,37 +2569,9 @@
       </w:pPr>
       <w:r>
         <w:rPr>
-          <w:color w:val="111827"/>
-        </w:rPr>
-        <w:t xml:space="preserve">Proje boyunca yalnızca </w:t>
-      </w:r>
-      <w:proofErr w:type="spellStart"/>
-      <w:r>
-        <w:rPr>
-          <w:color w:val="111827"/>
-        </w:rPr>
-        <w:t>Lucide</w:t>
-      </w:r>
-      <w:proofErr w:type="spellEnd"/>
-      <w:r>
-        <w:rPr>
-          <w:color w:val="111827"/>
-        </w:rPr>
-        <w:t xml:space="preserve"> </w:t>
-      </w:r>
-      <w:proofErr w:type="spellStart"/>
-      <w:r>
-        <w:rPr>
-          <w:color w:val="111827"/>
-        </w:rPr>
-        <w:t>React</w:t>
-      </w:r>
-      <w:proofErr w:type="spellEnd"/>
-      <w:r>
-        <w:rPr>
-          <w:color w:val="111827"/>
-        </w:rPr>
-        <w:t xml:space="preserve"> kullanılır. Başka ikon seti karıştırılmaz.</w:t>
+          <w:color w:val="0F172A"/>
+        </w:rPr>
+        <w:t>Proje boyunca yalnızca Lucide React kullanılır. Başka ikon seti karıştırılmaz.</w:t>
       </w:r>
     </w:p>
     <w:p>
@@ -3127,23 +2585,9 @@
       </w:pPr>
       <w:r>
         <w:rPr>
-          <w:color w:val="111827"/>
-        </w:rPr>
-        <w:t xml:space="preserve">Tüm ikonlar </w:t>
-      </w:r>
-      <w:proofErr w:type="spellStart"/>
-      <w:r>
-        <w:rPr>
-          <w:color w:val="111827"/>
-        </w:rPr>
-        <w:t>outline</w:t>
-      </w:r>
-      <w:proofErr w:type="spellEnd"/>
-      <w:r>
-        <w:rPr>
-          <w:color w:val="111827"/>
-        </w:rPr>
-        <w:t xml:space="preserve"> stilinde</w:t>
+          <w:color w:val="0F172A"/>
+        </w:rPr>
+        <w:t>Tüm ikonlar outline stilinde</w:t>
       </w:r>
     </w:p>
     <w:p>
@@ -3155,19 +2599,11 @@
         </w:numPr>
         <w:spacing w:before="40" w:after="40"/>
       </w:pPr>
-      <w:proofErr w:type="spellStart"/>
-      <w:r>
-        <w:rPr>
-          <w:color w:val="111827"/>
-        </w:rPr>
-        <w:t>Filled</w:t>
-      </w:r>
-      <w:proofErr w:type="spellEnd"/>
-      <w:r>
-        <w:rPr>
-          <w:color w:val="111827"/>
-        </w:rPr>
-        <w:t xml:space="preserve"> varyantlar kullanılmaz</w:t>
+      <w:r>
+        <w:rPr>
+          <w:color w:val="0F172A"/>
+        </w:rPr>
+        <w:t>Filled varyantlar kullanılmaz</w:t>
       </w:r>
     </w:p>
     <w:p>
@@ -3181,7 +2617,7 @@
       </w:pPr>
       <w:r>
         <w:rPr>
-          <w:color w:val="111827"/>
+          <w:color w:val="0F172A"/>
         </w:rPr>
         <w:t>Tutarlılık için aynı aileden seçim zorunludur</w:t>
       </w:r>
@@ -3195,13 +2631,8 @@
       <w:pPr>
         <w:pStyle w:val="Balk3"/>
       </w:pPr>
-      <w:proofErr w:type="gramStart"/>
-      <w:r>
-        <w:t>4.2  Boyut</w:t>
-      </w:r>
-      <w:proofErr w:type="gramEnd"/>
-      <w:r>
-        <w:t xml:space="preserve"> kuralları — bağlama göre 4 boyut</w:t>
+      <w:r>
+        <w:t>4.2  Boyut kuralları — bağlama göre 4 boyut</w:t>
       </w:r>
     </w:p>
     <w:p>
@@ -3233,12 +2664,6 @@
         <w:gridCol w:w="3374"/>
       </w:tblGrid>
       <w:tr>
-        <w:tblPrEx>
-          <w:tblCellMar>
-            <w:top w:w="0" w:type="dxa"/>
-            <w:bottom w:w="0" w:type="dxa"/>
-          </w:tblCellMar>
-        </w:tblPrEx>
         <w:trPr>
           <w:tblHeader/>
         </w:trPr>
@@ -3246,12 +2671,12 @@
           <w:tcPr>
             <w:tcW w:w="1445" w:type="dxa"/>
             <w:tcBorders>
-              <w:top w:val="single" w:sz="4" w:space="0" w:color="E5E7EB"/>
-              <w:left w:val="single" w:sz="4" w:space="0" w:color="E5E7EB"/>
-              <w:bottom w:val="single" w:sz="4" w:space="0" w:color="E5E7EB"/>
-              <w:right w:val="single" w:sz="4" w:space="0" w:color="E5E7EB"/>
-            </w:tcBorders>
-            <w:shd w:val="clear" w:color="auto" w:fill="111827"/>
+              <w:top w:val="single" w:sz="4" w:space="0" w:color="E2E8F0"/>
+              <w:left w:val="single" w:sz="4" w:space="0" w:color="E2E8F0"/>
+              <w:bottom w:val="single" w:sz="4" w:space="0" w:color="E2E8F0"/>
+              <w:right w:val="single" w:sz="4" w:space="0" w:color="E2E8F0"/>
+            </w:tcBorders>
+            <w:shd w:val="clear" w:color="auto" w:fill="0F172A"/>
             <w:tcMar>
               <w:top w:w="80" w:type="dxa"/>
               <w:left w:w="120" w:type="dxa"/>
@@ -3276,12 +2701,12 @@
           <w:tcPr>
             <w:tcW w:w="2891" w:type="dxa"/>
             <w:tcBorders>
-              <w:top w:val="single" w:sz="4" w:space="0" w:color="E5E7EB"/>
-              <w:left w:val="single" w:sz="4" w:space="0" w:color="E5E7EB"/>
-              <w:bottom w:val="single" w:sz="4" w:space="0" w:color="E5E7EB"/>
-              <w:right w:val="single" w:sz="4" w:space="0" w:color="E5E7EB"/>
-            </w:tcBorders>
-            <w:shd w:val="clear" w:color="auto" w:fill="111827"/>
+              <w:top w:val="single" w:sz="4" w:space="0" w:color="E2E8F0"/>
+              <w:left w:val="single" w:sz="4" w:space="0" w:color="E2E8F0"/>
+              <w:bottom w:val="single" w:sz="4" w:space="0" w:color="E2E8F0"/>
+              <w:right w:val="single" w:sz="4" w:space="0" w:color="E2E8F0"/>
+            </w:tcBorders>
+            <w:shd w:val="clear" w:color="auto" w:fill="0F172A"/>
             <w:tcMar>
               <w:top w:w="80" w:type="dxa"/>
               <w:left w:w="120" w:type="dxa"/>
@@ -3306,21 +2731,20 @@
           <w:tcPr>
             <w:tcW w:w="1927" w:type="dxa"/>
             <w:tcBorders>
-              <w:top w:val="single" w:sz="4" w:space="0" w:color="E5E7EB"/>
-              <w:left w:val="single" w:sz="4" w:space="0" w:color="E5E7EB"/>
-              <w:bottom w:val="single" w:sz="4" w:space="0" w:color="E5E7EB"/>
-              <w:right w:val="single" w:sz="4" w:space="0" w:color="E5E7EB"/>
-            </w:tcBorders>
-            <w:shd w:val="clear" w:color="auto" w:fill="111827"/>
-            <w:tcMar>
-              <w:top w:w="80" w:type="dxa"/>
-              <w:left w:w="120" w:type="dxa"/>
-              <w:bottom w:w="80" w:type="dxa"/>
-              <w:right w:w="120" w:type="dxa"/>
-            </w:tcMar>
-          </w:tcPr>
-          <w:p>
-            <w:proofErr w:type="spellStart"/>
+              <w:top w:val="single" w:sz="4" w:space="0" w:color="E2E8F0"/>
+              <w:left w:val="single" w:sz="4" w:space="0" w:color="E2E8F0"/>
+              <w:bottom w:val="single" w:sz="4" w:space="0" w:color="E2E8F0"/>
+              <w:right w:val="single" w:sz="4" w:space="0" w:color="E2E8F0"/>
+            </w:tcBorders>
+            <w:shd w:val="clear" w:color="auto" w:fill="0F172A"/>
+            <w:tcMar>
+              <w:top w:w="80" w:type="dxa"/>
+              <w:left w:w="120" w:type="dxa"/>
+              <w:bottom w:w="80" w:type="dxa"/>
+              <w:right w:w="120" w:type="dxa"/>
+            </w:tcMar>
+          </w:tcPr>
+          <w:p>
             <w:r>
               <w:rPr>
                 <w:b/>
@@ -3329,9 +2753,28 @@
                 <w:sz w:val="20"/>
                 <w:szCs w:val="20"/>
               </w:rPr>
-              <w:t>Lucide</w:t>
-            </w:r>
-            <w:proofErr w:type="spellEnd"/>
+              <w:t>Lucide prop</w:t>
+            </w:r>
+          </w:p>
+        </w:tc>
+        <w:tc>
+          <w:tcPr>
+            <w:tcW w:w="3373" w:type="dxa"/>
+            <w:tcBorders>
+              <w:top w:val="single" w:sz="4" w:space="0" w:color="E2E8F0"/>
+              <w:left w:val="single" w:sz="4" w:space="0" w:color="E2E8F0"/>
+              <w:bottom w:val="single" w:sz="4" w:space="0" w:color="E2E8F0"/>
+              <w:right w:val="single" w:sz="4" w:space="0" w:color="E2E8F0"/>
+            </w:tcBorders>
+            <w:shd w:val="clear" w:color="auto" w:fill="0F172A"/>
+            <w:tcMar>
+              <w:top w:w="80" w:type="dxa"/>
+              <w:left w:w="120" w:type="dxa"/>
+              <w:bottom w:w="80" w:type="dxa"/>
+              <w:right w:w="120" w:type="dxa"/>
+            </w:tcMar>
+          </w:tcPr>
+          <w:p>
             <w:r>
               <w:rPr>
                 <w:b/>
@@ -3340,58 +2783,22 @@
                 <w:sz w:val="20"/>
                 <w:szCs w:val="20"/>
               </w:rPr>
-              <w:t xml:space="preserve"> prop</w:t>
-            </w:r>
-          </w:p>
-        </w:tc>
-        <w:tc>
-          <w:tcPr>
-            <w:tcW w:w="3373" w:type="dxa"/>
-            <w:tcBorders>
-              <w:top w:val="single" w:sz="4" w:space="0" w:color="E5E7EB"/>
-              <w:left w:val="single" w:sz="4" w:space="0" w:color="E5E7EB"/>
-              <w:bottom w:val="single" w:sz="4" w:space="0" w:color="E5E7EB"/>
-              <w:right w:val="single" w:sz="4" w:space="0" w:color="E5E7EB"/>
-            </w:tcBorders>
-            <w:shd w:val="clear" w:color="auto" w:fill="111827"/>
-            <w:tcMar>
-              <w:top w:w="80" w:type="dxa"/>
-              <w:left w:w="120" w:type="dxa"/>
-              <w:bottom w:w="80" w:type="dxa"/>
-              <w:right w:w="120" w:type="dxa"/>
-            </w:tcMar>
-          </w:tcPr>
-          <w:p>
-            <w:r>
-              <w:rPr>
-                <w:b/>
-                <w:bCs/>
-                <w:color w:val="FFFFFF"/>
-                <w:sz w:val="20"/>
-                <w:szCs w:val="20"/>
-              </w:rPr>
               <w:t>Açıklama</w:t>
             </w:r>
           </w:p>
         </w:tc>
       </w:tr>
       <w:tr>
-        <w:tblPrEx>
-          <w:tblCellMar>
-            <w:top w:w="0" w:type="dxa"/>
-            <w:bottom w:w="0" w:type="dxa"/>
-          </w:tblCellMar>
-        </w:tblPrEx>
         <w:tc>
           <w:tcPr>
             <w:tcW w:w="1445" w:type="dxa"/>
             <w:tcBorders>
-              <w:top w:val="single" w:sz="4" w:space="0" w:color="E5E7EB"/>
-              <w:left w:val="single" w:sz="4" w:space="0" w:color="E5E7EB"/>
-              <w:bottom w:val="single" w:sz="4" w:space="0" w:color="E5E7EB"/>
-              <w:right w:val="single" w:sz="4" w:space="0" w:color="E5E7EB"/>
-            </w:tcBorders>
-            <w:shd w:val="clear" w:color="auto" w:fill="EFF6FF"/>
+              <w:top w:val="single" w:sz="4" w:space="0" w:color="E2E8F0"/>
+              <w:left w:val="single" w:sz="4" w:space="0" w:color="E2E8F0"/>
+              <w:bottom w:val="single" w:sz="4" w:space="0" w:color="E2E8F0"/>
+              <w:right w:val="single" w:sz="4" w:space="0" w:color="E2E8F0"/>
+            </w:tcBorders>
+            <w:shd w:val="clear" w:color="auto" w:fill="FFFFFF"/>
             <w:tcMar>
               <w:top w:w="80" w:type="dxa"/>
               <w:left w:w="120" w:type="dxa"/>
@@ -3407,48 +2814,36 @@
               <w:rPr>
                 <w:b/>
                 <w:bCs/>
-                <w:color w:val="2563EB"/>
+                <w:color w:val="1A56DB"/>
                 <w:sz w:val="24"/>
                 <w:szCs w:val="24"/>
               </w:rPr>
-              <w:t xml:space="preserve">32 </w:t>
-            </w:r>
-            <w:proofErr w:type="spellStart"/>
+              <w:t>32 px</w:t>
+            </w:r>
+          </w:p>
+        </w:tc>
+        <w:tc>
+          <w:tcPr>
+            <w:tcW w:w="2891" w:type="dxa"/>
+            <w:tcBorders>
+              <w:top w:val="single" w:sz="4" w:space="0" w:color="E2E8F0"/>
+              <w:left w:val="single" w:sz="4" w:space="0" w:color="E2E8F0"/>
+              <w:bottom w:val="single" w:sz="4" w:space="0" w:color="E2E8F0"/>
+              <w:right w:val="single" w:sz="4" w:space="0" w:color="E2E8F0"/>
+            </w:tcBorders>
+            <w:tcMar>
+              <w:top w:w="80" w:type="dxa"/>
+              <w:left w:w="120" w:type="dxa"/>
+              <w:bottom w:w="80" w:type="dxa"/>
+              <w:right w:w="120" w:type="dxa"/>
+            </w:tcMar>
+          </w:tcPr>
+          <w:p>
             <w:r>
               <w:rPr>
                 <w:b/>
                 <w:bCs/>
-                <w:color w:val="2563EB"/>
-                <w:sz w:val="24"/>
-                <w:szCs w:val="24"/>
-              </w:rPr>
-              <w:t>px</w:t>
-            </w:r>
-            <w:proofErr w:type="spellEnd"/>
-          </w:p>
-        </w:tc>
-        <w:tc>
-          <w:tcPr>
-            <w:tcW w:w="2891" w:type="dxa"/>
-            <w:tcBorders>
-              <w:top w:val="single" w:sz="4" w:space="0" w:color="E5E7EB"/>
-              <w:left w:val="single" w:sz="4" w:space="0" w:color="E5E7EB"/>
-              <w:bottom w:val="single" w:sz="4" w:space="0" w:color="E5E7EB"/>
-              <w:right w:val="single" w:sz="4" w:space="0" w:color="E5E7EB"/>
-            </w:tcBorders>
-            <w:tcMar>
-              <w:top w:w="80" w:type="dxa"/>
-              <w:left w:w="120" w:type="dxa"/>
-              <w:bottom w:w="80" w:type="dxa"/>
-              <w:right w:w="120" w:type="dxa"/>
-            </w:tcMar>
-          </w:tcPr>
-          <w:p>
-            <w:r>
-              <w:rPr>
-                <w:b/>
-                <w:bCs/>
-                <w:color w:val="111827"/>
+                <w:color w:val="0F172A"/>
                 <w:sz w:val="20"/>
                 <w:szCs w:val="20"/>
               </w:rPr>
@@ -3460,10 +2855,10 @@
           <w:tcPr>
             <w:tcW w:w="1927" w:type="dxa"/>
             <w:tcBorders>
-              <w:top w:val="single" w:sz="4" w:space="0" w:color="E5E7EB"/>
-              <w:left w:val="single" w:sz="4" w:space="0" w:color="E5E7EB"/>
-              <w:bottom w:val="single" w:sz="4" w:space="0" w:color="E5E7EB"/>
-              <w:right w:val="single" w:sz="4" w:space="0" w:color="E5E7EB"/>
+              <w:top w:val="single" w:sz="4" w:space="0" w:color="E2E8F0"/>
+              <w:left w:val="single" w:sz="4" w:space="0" w:color="E2E8F0"/>
+              <w:bottom w:val="single" w:sz="4" w:space="0" w:color="E2E8F0"/>
+              <w:right w:val="single" w:sz="4" w:space="0" w:color="E2E8F0"/>
             </w:tcBorders>
             <w:shd w:val="clear" w:color="auto" w:fill="F3F4F6"/>
             <w:tcMar>
@@ -3474,25 +2869,14 @@
             </w:tcMar>
           </w:tcPr>
           <w:p>
-            <w:proofErr w:type="gramStart"/>
             <w:r>
               <w:rPr>
                 <w:rFonts w:ascii="Courier New" w:eastAsia="Courier New" w:hAnsi="Courier New" w:cs="Courier New"/>
-                <w:color w:val="6B7280"/>
+                <w:color w:val="475569"/>
                 <w:sz w:val="18"/>
                 <w:szCs w:val="18"/>
               </w:rPr>
-              <w:t>size={</w:t>
-            </w:r>
-            <w:proofErr w:type="gramEnd"/>
-            <w:r>
-              <w:rPr>
-                <w:rFonts w:ascii="Courier New" w:eastAsia="Courier New" w:hAnsi="Courier New" w:cs="Courier New"/>
-                <w:color w:val="6B7280"/>
-                <w:sz w:val="18"/>
-                <w:szCs w:val="18"/>
-              </w:rPr>
-              <w:t>32}</w:t>
+              <w:t>size={32}</w:t>
             </w:r>
           </w:p>
         </w:tc>
@@ -3500,22 +2884,22 @@
           <w:tcPr>
             <w:tcW w:w="3373" w:type="dxa"/>
             <w:tcBorders>
-              <w:top w:val="single" w:sz="4" w:space="0" w:color="E5E7EB"/>
-              <w:left w:val="single" w:sz="4" w:space="0" w:color="E5E7EB"/>
-              <w:bottom w:val="single" w:sz="4" w:space="0" w:color="E5E7EB"/>
-              <w:right w:val="single" w:sz="4" w:space="0" w:color="E5E7EB"/>
-            </w:tcBorders>
-            <w:tcMar>
-              <w:top w:w="80" w:type="dxa"/>
-              <w:left w:w="120" w:type="dxa"/>
-              <w:bottom w:w="80" w:type="dxa"/>
-              <w:right w:w="120" w:type="dxa"/>
-            </w:tcMar>
-          </w:tcPr>
-          <w:p>
-            <w:r>
-              <w:rPr>
-                <w:color w:val="6B7280"/>
+              <w:top w:val="single" w:sz="4" w:space="0" w:color="E2E8F0"/>
+              <w:left w:val="single" w:sz="4" w:space="0" w:color="E2E8F0"/>
+              <w:bottom w:val="single" w:sz="4" w:space="0" w:color="E2E8F0"/>
+              <w:right w:val="single" w:sz="4" w:space="0" w:color="E2E8F0"/>
+            </w:tcBorders>
+            <w:tcMar>
+              <w:top w:w="80" w:type="dxa"/>
+              <w:left w:w="120" w:type="dxa"/>
+              <w:bottom w:w="80" w:type="dxa"/>
+              <w:right w:w="120" w:type="dxa"/>
+            </w:tcMar>
+          </w:tcPr>
+          <w:p>
+            <w:r>
+              <w:rPr>
+                <w:color w:val="475569"/>
                 <w:sz w:val="20"/>
                 <w:szCs w:val="20"/>
               </w:rPr>
@@ -3525,22 +2909,16 @@
         </w:tc>
       </w:tr>
       <w:tr>
-        <w:tblPrEx>
-          <w:tblCellMar>
-            <w:top w:w="0" w:type="dxa"/>
-            <w:bottom w:w="0" w:type="dxa"/>
-          </w:tblCellMar>
-        </w:tblPrEx>
         <w:tc>
           <w:tcPr>
             <w:tcW w:w="1445" w:type="dxa"/>
             <w:tcBorders>
-              <w:top w:val="single" w:sz="4" w:space="0" w:color="E5E7EB"/>
-              <w:left w:val="single" w:sz="4" w:space="0" w:color="E5E7EB"/>
-              <w:bottom w:val="single" w:sz="4" w:space="0" w:color="E5E7EB"/>
-              <w:right w:val="single" w:sz="4" w:space="0" w:color="E5E7EB"/>
-            </w:tcBorders>
-            <w:shd w:val="clear" w:color="auto" w:fill="EFF6FF"/>
+              <w:top w:val="single" w:sz="4" w:space="0" w:color="E2E8F0"/>
+              <w:left w:val="single" w:sz="4" w:space="0" w:color="E2E8F0"/>
+              <w:bottom w:val="single" w:sz="4" w:space="0" w:color="E2E8F0"/>
+              <w:right w:val="single" w:sz="4" w:space="0" w:color="E2E8F0"/>
+            </w:tcBorders>
+            <w:shd w:val="clear" w:color="auto" w:fill="FFFFFF"/>
             <w:tcMar>
               <w:top w:w="80" w:type="dxa"/>
               <w:left w:w="120" w:type="dxa"/>
@@ -3556,75 +2934,51 @@
               <w:rPr>
                 <w:b/>
                 <w:bCs/>
-                <w:color w:val="2563EB"/>
+                <w:color w:val="1A56DB"/>
                 <w:sz w:val="24"/>
                 <w:szCs w:val="24"/>
               </w:rPr>
-              <w:t xml:space="preserve">24 </w:t>
-            </w:r>
-            <w:proofErr w:type="spellStart"/>
+              <w:t>24 px</w:t>
+            </w:r>
+          </w:p>
+        </w:tc>
+        <w:tc>
+          <w:tcPr>
+            <w:tcW w:w="2891" w:type="dxa"/>
+            <w:tcBorders>
+              <w:top w:val="single" w:sz="4" w:space="0" w:color="E2E8F0"/>
+              <w:left w:val="single" w:sz="4" w:space="0" w:color="E2E8F0"/>
+              <w:bottom w:val="single" w:sz="4" w:space="0" w:color="E2E8F0"/>
+              <w:right w:val="single" w:sz="4" w:space="0" w:color="E2E8F0"/>
+            </w:tcBorders>
+            <w:tcMar>
+              <w:top w:w="80" w:type="dxa"/>
+              <w:left w:w="120" w:type="dxa"/>
+              <w:bottom w:w="80" w:type="dxa"/>
+              <w:right w:w="120" w:type="dxa"/>
+            </w:tcMar>
+          </w:tcPr>
+          <w:p>
             <w:r>
               <w:rPr>
                 <w:b/>
                 <w:bCs/>
-                <w:color w:val="2563EB"/>
-                <w:sz w:val="24"/>
-                <w:szCs w:val="24"/>
-              </w:rPr>
-              <w:t>px</w:t>
-            </w:r>
-            <w:proofErr w:type="spellEnd"/>
-          </w:p>
-        </w:tc>
-        <w:tc>
-          <w:tcPr>
-            <w:tcW w:w="2891" w:type="dxa"/>
-            <w:tcBorders>
-              <w:top w:val="single" w:sz="4" w:space="0" w:color="E5E7EB"/>
-              <w:left w:val="single" w:sz="4" w:space="0" w:color="E5E7EB"/>
-              <w:bottom w:val="single" w:sz="4" w:space="0" w:color="E5E7EB"/>
-              <w:right w:val="single" w:sz="4" w:space="0" w:color="E5E7EB"/>
-            </w:tcBorders>
-            <w:tcMar>
-              <w:top w:w="80" w:type="dxa"/>
-              <w:left w:w="120" w:type="dxa"/>
-              <w:bottom w:w="80" w:type="dxa"/>
-              <w:right w:w="120" w:type="dxa"/>
-            </w:tcMar>
-          </w:tcPr>
-          <w:p>
-            <w:r>
-              <w:rPr>
-                <w:b/>
-                <w:bCs/>
-                <w:color w:val="111827"/>
-                <w:sz w:val="20"/>
-                <w:szCs w:val="20"/>
-              </w:rPr>
-              <w:t xml:space="preserve">Hızlı erişim </w:t>
-            </w:r>
-            <w:proofErr w:type="spellStart"/>
-            <w:r>
-              <w:rPr>
-                <w:b/>
-                <w:bCs/>
-                <w:color w:val="111827"/>
-                <w:sz w:val="20"/>
-                <w:szCs w:val="20"/>
-              </w:rPr>
-              <w:t>toolbar</w:t>
-            </w:r>
-            <w:proofErr w:type="spellEnd"/>
+                <w:color w:val="0F172A"/>
+                <w:sz w:val="20"/>
+                <w:szCs w:val="20"/>
+              </w:rPr>
+              <w:t>Hızlı erişim toolbar</w:t>
+            </w:r>
           </w:p>
         </w:tc>
         <w:tc>
           <w:tcPr>
             <w:tcW w:w="1927" w:type="dxa"/>
             <w:tcBorders>
-              <w:top w:val="single" w:sz="4" w:space="0" w:color="E5E7EB"/>
-              <w:left w:val="single" w:sz="4" w:space="0" w:color="E5E7EB"/>
-              <w:bottom w:val="single" w:sz="4" w:space="0" w:color="E5E7EB"/>
-              <w:right w:val="single" w:sz="4" w:space="0" w:color="E5E7EB"/>
+              <w:top w:val="single" w:sz="4" w:space="0" w:color="E2E8F0"/>
+              <w:left w:val="single" w:sz="4" w:space="0" w:color="E2E8F0"/>
+              <w:bottom w:val="single" w:sz="4" w:space="0" w:color="E2E8F0"/>
+              <w:right w:val="single" w:sz="4" w:space="0" w:color="E2E8F0"/>
             </w:tcBorders>
             <w:shd w:val="clear" w:color="auto" w:fill="F3F4F6"/>
             <w:tcMar>
@@ -3635,25 +2989,14 @@
             </w:tcMar>
           </w:tcPr>
           <w:p>
-            <w:proofErr w:type="gramStart"/>
             <w:r>
               <w:rPr>
                 <w:rFonts w:ascii="Courier New" w:eastAsia="Courier New" w:hAnsi="Courier New" w:cs="Courier New"/>
-                <w:color w:val="6B7280"/>
+                <w:color w:val="475569"/>
                 <w:sz w:val="18"/>
                 <w:szCs w:val="18"/>
               </w:rPr>
-              <w:t>size={</w:t>
-            </w:r>
-            <w:proofErr w:type="gramEnd"/>
-            <w:r>
-              <w:rPr>
-                <w:rFonts w:ascii="Courier New" w:eastAsia="Courier New" w:hAnsi="Courier New" w:cs="Courier New"/>
-                <w:color w:val="6B7280"/>
-                <w:sz w:val="18"/>
-                <w:szCs w:val="18"/>
-              </w:rPr>
-              <w:t>24}</w:t>
+              <w:t>size={24}</w:t>
             </w:r>
           </w:p>
         </w:tc>
@@ -3661,22 +3004,22 @@
           <w:tcPr>
             <w:tcW w:w="3373" w:type="dxa"/>
             <w:tcBorders>
-              <w:top w:val="single" w:sz="4" w:space="0" w:color="E5E7EB"/>
-              <w:left w:val="single" w:sz="4" w:space="0" w:color="E5E7EB"/>
-              <w:bottom w:val="single" w:sz="4" w:space="0" w:color="E5E7EB"/>
-              <w:right w:val="single" w:sz="4" w:space="0" w:color="E5E7EB"/>
-            </w:tcBorders>
-            <w:tcMar>
-              <w:top w:w="80" w:type="dxa"/>
-              <w:left w:w="120" w:type="dxa"/>
-              <w:bottom w:w="80" w:type="dxa"/>
-              <w:right w:w="120" w:type="dxa"/>
-            </w:tcMar>
-          </w:tcPr>
-          <w:p>
-            <w:r>
-              <w:rPr>
-                <w:color w:val="6B7280"/>
+              <w:top w:val="single" w:sz="4" w:space="0" w:color="E2E8F0"/>
+              <w:left w:val="single" w:sz="4" w:space="0" w:color="E2E8F0"/>
+              <w:bottom w:val="single" w:sz="4" w:space="0" w:color="E2E8F0"/>
+              <w:right w:val="single" w:sz="4" w:space="0" w:color="E2E8F0"/>
+            </w:tcBorders>
+            <w:tcMar>
+              <w:top w:w="80" w:type="dxa"/>
+              <w:left w:w="120" w:type="dxa"/>
+              <w:bottom w:w="80" w:type="dxa"/>
+              <w:right w:w="120" w:type="dxa"/>
+            </w:tcMar>
+          </w:tcPr>
+          <w:p>
+            <w:r>
+              <w:rPr>
+                <w:color w:val="475569"/>
                 <w:sz w:val="20"/>
                 <w:szCs w:val="20"/>
               </w:rPr>
@@ -3686,22 +3029,16 @@
         </w:tc>
       </w:tr>
       <w:tr>
-        <w:tblPrEx>
-          <w:tblCellMar>
-            <w:top w:w="0" w:type="dxa"/>
-            <w:bottom w:w="0" w:type="dxa"/>
-          </w:tblCellMar>
-        </w:tblPrEx>
         <w:tc>
           <w:tcPr>
             <w:tcW w:w="1445" w:type="dxa"/>
             <w:tcBorders>
-              <w:top w:val="single" w:sz="4" w:space="0" w:color="E5E7EB"/>
-              <w:left w:val="single" w:sz="4" w:space="0" w:color="E5E7EB"/>
-              <w:bottom w:val="single" w:sz="4" w:space="0" w:color="E5E7EB"/>
-              <w:right w:val="single" w:sz="4" w:space="0" w:color="E5E7EB"/>
-            </w:tcBorders>
-            <w:shd w:val="clear" w:color="auto" w:fill="EFF6FF"/>
+              <w:top w:val="single" w:sz="4" w:space="0" w:color="E2E8F0"/>
+              <w:left w:val="single" w:sz="4" w:space="0" w:color="E2E8F0"/>
+              <w:bottom w:val="single" w:sz="4" w:space="0" w:color="E2E8F0"/>
+              <w:right w:val="single" w:sz="4" w:space="0" w:color="E2E8F0"/>
+            </w:tcBorders>
+            <w:shd w:val="clear" w:color="auto" w:fill="FFFFFF"/>
             <w:tcMar>
               <w:top w:w="80" w:type="dxa"/>
               <w:left w:w="120" w:type="dxa"/>
@@ -3717,48 +3054,36 @@
               <w:rPr>
                 <w:b/>
                 <w:bCs/>
-                <w:color w:val="2563EB"/>
+                <w:color w:val="1A56DB"/>
                 <w:sz w:val="24"/>
                 <w:szCs w:val="24"/>
               </w:rPr>
-              <w:t xml:space="preserve">18 </w:t>
-            </w:r>
-            <w:proofErr w:type="spellStart"/>
+              <w:t>18 px</w:t>
+            </w:r>
+          </w:p>
+        </w:tc>
+        <w:tc>
+          <w:tcPr>
+            <w:tcW w:w="2891" w:type="dxa"/>
+            <w:tcBorders>
+              <w:top w:val="single" w:sz="4" w:space="0" w:color="E2E8F0"/>
+              <w:left w:val="single" w:sz="4" w:space="0" w:color="E2E8F0"/>
+              <w:bottom w:val="single" w:sz="4" w:space="0" w:color="E2E8F0"/>
+              <w:right w:val="single" w:sz="4" w:space="0" w:color="E2E8F0"/>
+            </w:tcBorders>
+            <w:tcMar>
+              <w:top w:w="80" w:type="dxa"/>
+              <w:left w:w="120" w:type="dxa"/>
+              <w:bottom w:w="80" w:type="dxa"/>
+              <w:right w:w="120" w:type="dxa"/>
+            </w:tcMar>
+          </w:tcPr>
+          <w:p>
             <w:r>
               <w:rPr>
                 <w:b/>
                 <w:bCs/>
-                <w:color w:val="2563EB"/>
-                <w:sz w:val="24"/>
-                <w:szCs w:val="24"/>
-              </w:rPr>
-              <w:t>px</w:t>
-            </w:r>
-            <w:proofErr w:type="spellEnd"/>
-          </w:p>
-        </w:tc>
-        <w:tc>
-          <w:tcPr>
-            <w:tcW w:w="2891" w:type="dxa"/>
-            <w:tcBorders>
-              <w:top w:val="single" w:sz="4" w:space="0" w:color="E5E7EB"/>
-              <w:left w:val="single" w:sz="4" w:space="0" w:color="E5E7EB"/>
-              <w:bottom w:val="single" w:sz="4" w:space="0" w:color="E5E7EB"/>
-              <w:right w:val="single" w:sz="4" w:space="0" w:color="E5E7EB"/>
-            </w:tcBorders>
-            <w:tcMar>
-              <w:top w:w="80" w:type="dxa"/>
-              <w:left w:w="120" w:type="dxa"/>
-              <w:bottom w:w="80" w:type="dxa"/>
-              <w:right w:w="120" w:type="dxa"/>
-            </w:tcMar>
-          </w:tcPr>
-          <w:p>
-            <w:r>
-              <w:rPr>
-                <w:b/>
-                <w:bCs/>
-                <w:color w:val="111827"/>
+                <w:color w:val="0F172A"/>
                 <w:sz w:val="20"/>
                 <w:szCs w:val="20"/>
               </w:rPr>
@@ -3770,10 +3095,10 @@
           <w:tcPr>
             <w:tcW w:w="1927" w:type="dxa"/>
             <w:tcBorders>
-              <w:top w:val="single" w:sz="4" w:space="0" w:color="E5E7EB"/>
-              <w:left w:val="single" w:sz="4" w:space="0" w:color="E5E7EB"/>
-              <w:bottom w:val="single" w:sz="4" w:space="0" w:color="E5E7EB"/>
-              <w:right w:val="single" w:sz="4" w:space="0" w:color="E5E7EB"/>
+              <w:top w:val="single" w:sz="4" w:space="0" w:color="E2E8F0"/>
+              <w:left w:val="single" w:sz="4" w:space="0" w:color="E2E8F0"/>
+              <w:bottom w:val="single" w:sz="4" w:space="0" w:color="E2E8F0"/>
+              <w:right w:val="single" w:sz="4" w:space="0" w:color="E2E8F0"/>
             </w:tcBorders>
             <w:shd w:val="clear" w:color="auto" w:fill="F3F4F6"/>
             <w:tcMar>
@@ -3784,25 +3109,14 @@
             </w:tcMar>
           </w:tcPr>
           <w:p>
-            <w:proofErr w:type="gramStart"/>
             <w:r>
               <w:rPr>
                 <w:rFonts w:ascii="Courier New" w:eastAsia="Courier New" w:hAnsi="Courier New" w:cs="Courier New"/>
-                <w:color w:val="6B7280"/>
+                <w:color w:val="475569"/>
                 <w:sz w:val="18"/>
                 <w:szCs w:val="18"/>
               </w:rPr>
-              <w:t>size={</w:t>
-            </w:r>
-            <w:proofErr w:type="gramEnd"/>
-            <w:r>
-              <w:rPr>
-                <w:rFonts w:ascii="Courier New" w:eastAsia="Courier New" w:hAnsi="Courier New" w:cs="Courier New"/>
-                <w:color w:val="6B7280"/>
-                <w:sz w:val="18"/>
-                <w:szCs w:val="18"/>
-              </w:rPr>
-              <w:t>18}</w:t>
+              <w:t>size={18}</w:t>
             </w:r>
           </w:p>
         </w:tc>
@@ -3810,22 +3124,22 @@
           <w:tcPr>
             <w:tcW w:w="3373" w:type="dxa"/>
             <w:tcBorders>
-              <w:top w:val="single" w:sz="4" w:space="0" w:color="E5E7EB"/>
-              <w:left w:val="single" w:sz="4" w:space="0" w:color="E5E7EB"/>
-              <w:bottom w:val="single" w:sz="4" w:space="0" w:color="E5E7EB"/>
-              <w:right w:val="single" w:sz="4" w:space="0" w:color="E5E7EB"/>
-            </w:tcBorders>
-            <w:tcMar>
-              <w:top w:w="80" w:type="dxa"/>
-              <w:left w:w="120" w:type="dxa"/>
-              <w:bottom w:w="80" w:type="dxa"/>
-              <w:right w:w="120" w:type="dxa"/>
-            </w:tcMar>
-          </w:tcPr>
-          <w:p>
-            <w:r>
-              <w:rPr>
-                <w:color w:val="6B7280"/>
+              <w:top w:val="single" w:sz="4" w:space="0" w:color="E2E8F0"/>
+              <w:left w:val="single" w:sz="4" w:space="0" w:color="E2E8F0"/>
+              <w:bottom w:val="single" w:sz="4" w:space="0" w:color="E2E8F0"/>
+              <w:right w:val="single" w:sz="4" w:space="0" w:color="E2E8F0"/>
+            </w:tcBorders>
+            <w:tcMar>
+              <w:top w:w="80" w:type="dxa"/>
+              <w:left w:w="120" w:type="dxa"/>
+              <w:bottom w:w="80" w:type="dxa"/>
+              <w:right w:w="120" w:type="dxa"/>
+            </w:tcMar>
+          </w:tcPr>
+          <w:p>
+            <w:r>
+              <w:rPr>
+                <w:color w:val="475569"/>
                 <w:sz w:val="20"/>
                 <w:szCs w:val="20"/>
               </w:rPr>
@@ -3835,22 +3149,16 @@
         </w:tc>
       </w:tr>
       <w:tr>
-        <w:tblPrEx>
-          <w:tblCellMar>
-            <w:top w:w="0" w:type="dxa"/>
-            <w:bottom w:w="0" w:type="dxa"/>
-          </w:tblCellMar>
-        </w:tblPrEx>
         <w:tc>
           <w:tcPr>
             <w:tcW w:w="1445" w:type="dxa"/>
             <w:tcBorders>
-              <w:top w:val="single" w:sz="4" w:space="0" w:color="E5E7EB"/>
-              <w:left w:val="single" w:sz="4" w:space="0" w:color="E5E7EB"/>
-              <w:bottom w:val="single" w:sz="4" w:space="0" w:color="E5E7EB"/>
-              <w:right w:val="single" w:sz="4" w:space="0" w:color="E5E7EB"/>
-            </w:tcBorders>
-            <w:shd w:val="clear" w:color="auto" w:fill="EFF6FF"/>
+              <w:top w:val="single" w:sz="4" w:space="0" w:color="E2E8F0"/>
+              <w:left w:val="single" w:sz="4" w:space="0" w:color="E2E8F0"/>
+              <w:bottom w:val="single" w:sz="4" w:space="0" w:color="E2E8F0"/>
+              <w:right w:val="single" w:sz="4" w:space="0" w:color="E2E8F0"/>
+            </w:tcBorders>
+            <w:shd w:val="clear" w:color="auto" w:fill="FFFFFF"/>
             <w:tcMar>
               <w:top w:w="80" w:type="dxa"/>
               <w:left w:w="120" w:type="dxa"/>
@@ -3866,48 +3174,36 @@
               <w:rPr>
                 <w:b/>
                 <w:bCs/>
-                <w:color w:val="2563EB"/>
+                <w:color w:val="1A56DB"/>
                 <w:sz w:val="24"/>
                 <w:szCs w:val="24"/>
               </w:rPr>
-              <w:t xml:space="preserve">16 </w:t>
-            </w:r>
-            <w:proofErr w:type="spellStart"/>
+              <w:t>16 px</w:t>
+            </w:r>
+          </w:p>
+        </w:tc>
+        <w:tc>
+          <w:tcPr>
+            <w:tcW w:w="2891" w:type="dxa"/>
+            <w:tcBorders>
+              <w:top w:val="single" w:sz="4" w:space="0" w:color="E2E8F0"/>
+              <w:left w:val="single" w:sz="4" w:space="0" w:color="E2E8F0"/>
+              <w:bottom w:val="single" w:sz="4" w:space="0" w:color="E2E8F0"/>
+              <w:right w:val="single" w:sz="4" w:space="0" w:color="E2E8F0"/>
+            </w:tcBorders>
+            <w:tcMar>
+              <w:top w:w="80" w:type="dxa"/>
+              <w:left w:w="120" w:type="dxa"/>
+              <w:bottom w:w="80" w:type="dxa"/>
+              <w:right w:w="120" w:type="dxa"/>
+            </w:tcMar>
+          </w:tcPr>
+          <w:p>
             <w:r>
               <w:rPr>
                 <w:b/>
                 <w:bCs/>
-                <w:color w:val="2563EB"/>
-                <w:sz w:val="24"/>
-                <w:szCs w:val="24"/>
-              </w:rPr>
-              <w:t>px</w:t>
-            </w:r>
-            <w:proofErr w:type="spellEnd"/>
-          </w:p>
-        </w:tc>
-        <w:tc>
-          <w:tcPr>
-            <w:tcW w:w="2891" w:type="dxa"/>
-            <w:tcBorders>
-              <w:top w:val="single" w:sz="4" w:space="0" w:color="E5E7EB"/>
-              <w:left w:val="single" w:sz="4" w:space="0" w:color="E5E7EB"/>
-              <w:bottom w:val="single" w:sz="4" w:space="0" w:color="E5E7EB"/>
-              <w:right w:val="single" w:sz="4" w:space="0" w:color="E5E7EB"/>
-            </w:tcBorders>
-            <w:tcMar>
-              <w:top w:w="80" w:type="dxa"/>
-              <w:left w:w="120" w:type="dxa"/>
-              <w:bottom w:w="80" w:type="dxa"/>
-              <w:right w:w="120" w:type="dxa"/>
-            </w:tcMar>
-          </w:tcPr>
-          <w:p>
-            <w:r>
-              <w:rPr>
-                <w:b/>
-                <w:bCs/>
-                <w:color w:val="111827"/>
+                <w:color w:val="0F172A"/>
                 <w:sz w:val="20"/>
                 <w:szCs w:val="20"/>
               </w:rPr>
@@ -3919,10 +3215,10 @@
           <w:tcPr>
             <w:tcW w:w="1927" w:type="dxa"/>
             <w:tcBorders>
-              <w:top w:val="single" w:sz="4" w:space="0" w:color="E5E7EB"/>
-              <w:left w:val="single" w:sz="4" w:space="0" w:color="E5E7EB"/>
-              <w:bottom w:val="single" w:sz="4" w:space="0" w:color="E5E7EB"/>
-              <w:right w:val="single" w:sz="4" w:space="0" w:color="E5E7EB"/>
+              <w:top w:val="single" w:sz="4" w:space="0" w:color="E2E8F0"/>
+              <w:left w:val="single" w:sz="4" w:space="0" w:color="E2E8F0"/>
+              <w:bottom w:val="single" w:sz="4" w:space="0" w:color="E2E8F0"/>
+              <w:right w:val="single" w:sz="4" w:space="0" w:color="E2E8F0"/>
             </w:tcBorders>
             <w:shd w:val="clear" w:color="auto" w:fill="F3F4F6"/>
             <w:tcMar>
@@ -3933,25 +3229,14 @@
             </w:tcMar>
           </w:tcPr>
           <w:p>
-            <w:proofErr w:type="gramStart"/>
             <w:r>
               <w:rPr>
                 <w:rFonts w:ascii="Courier New" w:eastAsia="Courier New" w:hAnsi="Courier New" w:cs="Courier New"/>
-                <w:color w:val="6B7280"/>
+                <w:color w:val="475569"/>
                 <w:sz w:val="18"/>
                 <w:szCs w:val="18"/>
               </w:rPr>
-              <w:t>size={</w:t>
-            </w:r>
-            <w:proofErr w:type="gramEnd"/>
-            <w:r>
-              <w:rPr>
-                <w:rFonts w:ascii="Courier New" w:eastAsia="Courier New" w:hAnsi="Courier New" w:cs="Courier New"/>
-                <w:color w:val="6B7280"/>
-                <w:sz w:val="18"/>
-                <w:szCs w:val="18"/>
-              </w:rPr>
-              <w:t>16}</w:t>
+              <w:t>size={16}</w:t>
             </w:r>
           </w:p>
         </w:tc>
@@ -3959,22 +3244,22 @@
           <w:tcPr>
             <w:tcW w:w="3373" w:type="dxa"/>
             <w:tcBorders>
-              <w:top w:val="single" w:sz="4" w:space="0" w:color="E5E7EB"/>
-              <w:left w:val="single" w:sz="4" w:space="0" w:color="E5E7EB"/>
-              <w:bottom w:val="single" w:sz="4" w:space="0" w:color="E5E7EB"/>
-              <w:right w:val="single" w:sz="4" w:space="0" w:color="E5E7EB"/>
-            </w:tcBorders>
-            <w:tcMar>
-              <w:top w:w="80" w:type="dxa"/>
-              <w:left w:w="120" w:type="dxa"/>
-              <w:bottom w:w="80" w:type="dxa"/>
-              <w:right w:w="120" w:type="dxa"/>
-            </w:tcMar>
-          </w:tcPr>
-          <w:p>
-            <w:r>
-              <w:rPr>
-                <w:color w:val="6B7280"/>
+              <w:top w:val="single" w:sz="4" w:space="0" w:color="E2E8F0"/>
+              <w:left w:val="single" w:sz="4" w:space="0" w:color="E2E8F0"/>
+              <w:bottom w:val="single" w:sz="4" w:space="0" w:color="E2E8F0"/>
+              <w:right w:val="single" w:sz="4" w:space="0" w:color="E2E8F0"/>
+            </w:tcBorders>
+            <w:tcMar>
+              <w:top w:w="80" w:type="dxa"/>
+              <w:left w:w="120" w:type="dxa"/>
+              <w:bottom w:w="80" w:type="dxa"/>
+              <w:right w:w="120" w:type="dxa"/>
+            </w:tcMar>
+          </w:tcPr>
+          <w:p>
+            <w:r>
+              <w:rPr>
+                <w:color w:val="475569"/>
                 <w:sz w:val="20"/>
                 <w:szCs w:val="20"/>
               </w:rPr>
@@ -4002,33 +3287,11 @@
         <w:rPr>
           <w:i/>
           <w:iCs/>
-          <w:color w:val="111827"/>
+          <w:color w:val="0F172A"/>
           <w:sz w:val="20"/>
           <w:szCs w:val="20"/>
         </w:rPr>
-        <w:t xml:space="preserve">Minimum tıklama alanı: Her zaman 40×40px. Görsel boyutu 16px olsa bile </w:t>
-      </w:r>
-      <w:proofErr w:type="spellStart"/>
-      <w:r>
-        <w:rPr>
-          <w:i/>
-          <w:iCs/>
-          <w:color w:val="111827"/>
-          <w:sz w:val="20"/>
-          <w:szCs w:val="20"/>
-        </w:rPr>
-        <w:t>padding</w:t>
-      </w:r>
-      <w:proofErr w:type="spellEnd"/>
-      <w:r>
-        <w:rPr>
-          <w:i/>
-          <w:iCs/>
-          <w:color w:val="111827"/>
-          <w:sz w:val="20"/>
-          <w:szCs w:val="20"/>
-        </w:rPr>
-        <w:t xml:space="preserve"> ile 40px'e tamamlanmalı. Aksi halde acemi kullanıcı ikonlara tıklayamaz.</w:t>
+        <w:t>Minimum tıklama alanı: Her zaman 40×40px. Görsel boyutu 16px olsa bile padding ile 40px'e tamamlanmalı. Aksi halde acemi kullanıcı ikonlara tıklayamaz.</w:t>
       </w:r>
     </w:p>
     <w:p>
@@ -4040,13 +3303,8 @@
       <w:pPr>
         <w:pStyle w:val="Balk3"/>
       </w:pPr>
-      <w:proofErr w:type="gramStart"/>
-      <w:r>
-        <w:t>4.3  İkon</w:t>
-      </w:r>
-      <w:proofErr w:type="gramEnd"/>
-      <w:r>
-        <w:t xml:space="preserve"> kullanım kuralları</w:t>
+      <w:r>
+        <w:t>4.3  İkon kullanım kuralları</w:t>
       </w:r>
     </w:p>
     <w:p>
@@ -4062,37 +3320,15 @@
         <w:rPr>
           <w:b/>
           <w:bCs/>
-          <w:color w:val="111827"/>
+          <w:color w:val="0F172A"/>
         </w:rPr>
         <w:t xml:space="preserve">İkon asla yalnız değil — </w:t>
       </w:r>
-      <w:proofErr w:type="spellStart"/>
-      <w:r>
-        <w:rPr>
-          <w:color w:val="6B7280"/>
-        </w:rPr>
-        <w:t>Toolbar</w:t>
-      </w:r>
-      <w:proofErr w:type="spellEnd"/>
-      <w:r>
-        <w:rPr>
-          <w:color w:val="6B7280"/>
-        </w:rPr>
-        <w:t xml:space="preserve"> ve panel içindeki her ikon yanında metin etiketi taşımalı. Tek istisnalar: Geri al, ilerle gibi evrensel tanınan aksiyonlar — bunlarda da </w:t>
-      </w:r>
-      <w:proofErr w:type="spellStart"/>
-      <w:r>
-        <w:rPr>
-          <w:color w:val="6B7280"/>
-        </w:rPr>
-        <w:t>tooltip</w:t>
-      </w:r>
-      <w:proofErr w:type="spellEnd"/>
-      <w:r>
-        <w:rPr>
-          <w:color w:val="6B7280"/>
-        </w:rPr>
-        <w:t xml:space="preserve"> şart.</w:t>
+      <w:r>
+        <w:rPr>
+          <w:color w:val="475569"/>
+        </w:rPr>
+        <w:t>Toolbar ve panel içindeki her ikon yanında metin etiketi taşımalı. Tek istisnalar: Geri al, ilerle gibi evrensel tanınan aksiyonlar — bunlarda da tooltip şart.</w:t>
       </w:r>
     </w:p>
     <w:p>
@@ -4108,13 +3344,13 @@
         <w:rPr>
           <w:b/>
           <w:bCs/>
-          <w:color w:val="111827"/>
+          <w:color w:val="0F172A"/>
         </w:rPr>
         <w:t xml:space="preserve">Renk anlam taşısın — </w:t>
       </w:r>
       <w:r>
         <w:rPr>
-          <w:color w:val="6B7280"/>
+          <w:color w:val="475569"/>
         </w:rPr>
         <w:t>Mavi ikon = tıklanabilir/aktif. Gri ikon = pasif/bilgi. Kırmızı ikon = tehlikeli aksiyon. Bu üçü dışında ikon rengi değiştirilmez.</w:t>
       </w:r>
@@ -4132,37 +3368,15 @@
         <w:rPr>
           <w:b/>
           <w:bCs/>
-          <w:color w:val="111827"/>
+          <w:color w:val="0F172A"/>
         </w:rPr>
         <w:t xml:space="preserve">Tutarlı aile — </w:t>
       </w:r>
-      <w:proofErr w:type="spellStart"/>
-      <w:r>
-        <w:rPr>
-          <w:color w:val="6B7280"/>
-        </w:rPr>
-        <w:t>Lucide'in</w:t>
-      </w:r>
-      <w:proofErr w:type="spellEnd"/>
-      <w:r>
-        <w:rPr>
-          <w:color w:val="6B7280"/>
-        </w:rPr>
-        <w:t xml:space="preserve"> </w:t>
-      </w:r>
-      <w:proofErr w:type="spellStart"/>
-      <w:r>
-        <w:rPr>
-          <w:color w:val="6B7280"/>
-        </w:rPr>
-        <w:t>outline</w:t>
-      </w:r>
-      <w:proofErr w:type="spellEnd"/>
-      <w:r>
-        <w:rPr>
-          <w:color w:val="6B7280"/>
-        </w:rPr>
-        <w:t xml:space="preserve"> seti. Farklı stilden tek bir ikon bile görsel bütünlüğü bozar.</w:t>
+      <w:r>
+        <w:rPr>
+          <w:color w:val="475569"/>
+        </w:rPr>
+        <w:t>Lucide'in outline seti. Farklı stilden tek bir ikon bile görsel bütünlüğü bozar.</w:t>
       </w:r>
     </w:p>
     <w:p>
@@ -4174,57 +3388,19 @@
         </w:numPr>
         <w:spacing w:before="40" w:after="40"/>
       </w:pPr>
-      <w:proofErr w:type="spellStart"/>
       <w:r>
         <w:rPr>
           <w:b/>
           <w:bCs/>
-          <w:color w:val="111827"/>
-        </w:rPr>
-        <w:t>Tooltip</w:t>
-      </w:r>
-      <w:proofErr w:type="spellEnd"/>
-      <w:r>
-        <w:rPr>
-          <w:b/>
-          <w:bCs/>
-          <w:color w:val="111827"/>
-        </w:rPr>
-        <w:t xml:space="preserve"> zorunlu — </w:t>
-      </w:r>
-      <w:r>
-        <w:rPr>
-          <w:color w:val="6B7280"/>
-        </w:rPr>
-        <w:t xml:space="preserve">Etiket olmayan her ikona </w:t>
-      </w:r>
-      <w:proofErr w:type="spellStart"/>
-      <w:r>
-        <w:rPr>
-          <w:color w:val="6B7280"/>
-        </w:rPr>
-        <w:t>hover'da</w:t>
-      </w:r>
-      <w:proofErr w:type="spellEnd"/>
-      <w:r>
-        <w:rPr>
-          <w:color w:val="6B7280"/>
-        </w:rPr>
-        <w:t xml:space="preserve"> </w:t>
-      </w:r>
-      <w:proofErr w:type="spellStart"/>
-      <w:r>
-        <w:rPr>
-          <w:color w:val="6B7280"/>
-        </w:rPr>
-        <w:t>tooltip</w:t>
-      </w:r>
-      <w:proofErr w:type="spellEnd"/>
-      <w:r>
-        <w:rPr>
-          <w:color w:val="6B7280"/>
-        </w:rPr>
-        <w:t xml:space="preserve"> eklenir. 'Ne işe yarar?' sorusu cevaplanmalı.</w:t>
+          <w:color w:val="0F172A"/>
+        </w:rPr>
+        <w:t xml:space="preserve">Tooltip zorunlu — </w:t>
+      </w:r>
+      <w:r>
+        <w:rPr>
+          <w:color w:val="475569"/>
+        </w:rPr>
+        <w:t>Etiket olmayan her ikona hover'da tooltip eklenir. 'Ne işe yarar?' sorusu cevaplanmalı.</w:t>
       </w:r>
     </w:p>
     <w:p>
@@ -4236,13 +3412,8 @@
       <w:pPr>
         <w:pStyle w:val="Balk3"/>
       </w:pPr>
-      <w:proofErr w:type="gramStart"/>
-      <w:r>
-        <w:t>4.4  Mevcut</w:t>
-      </w:r>
-      <w:proofErr w:type="gramEnd"/>
-      <w:r>
-        <w:t xml:space="preserve"> ikonlar ve önerilen değişiklikler</w:t>
+      <w:r>
+        <w:t>4.4  Mevcut ikonlar ve önerilen değişiklikler</w:t>
       </w:r>
     </w:p>
     <w:p>
@@ -4273,12 +3444,6 @@
         <w:gridCol w:w="4337"/>
       </w:tblGrid>
       <w:tr>
-        <w:tblPrEx>
-          <w:tblCellMar>
-            <w:top w:w="0" w:type="dxa"/>
-            <w:bottom w:w="0" w:type="dxa"/>
-          </w:tblCellMar>
-        </w:tblPrEx>
         <w:trPr>
           <w:tblHeader/>
         </w:trPr>
@@ -4286,12 +3451,12 @@
           <w:tcPr>
             <w:tcW w:w="2409" w:type="dxa"/>
             <w:tcBorders>
-              <w:top w:val="single" w:sz="4" w:space="0" w:color="E5E7EB"/>
-              <w:left w:val="single" w:sz="4" w:space="0" w:color="E5E7EB"/>
-              <w:bottom w:val="single" w:sz="4" w:space="0" w:color="E5E7EB"/>
-              <w:right w:val="single" w:sz="4" w:space="0" w:color="E5E7EB"/>
-            </w:tcBorders>
-            <w:shd w:val="clear" w:color="auto" w:fill="111827"/>
+              <w:top w:val="single" w:sz="4" w:space="0" w:color="E2E8F0"/>
+              <w:left w:val="single" w:sz="4" w:space="0" w:color="E2E8F0"/>
+              <w:bottom w:val="single" w:sz="4" w:space="0" w:color="E2E8F0"/>
+              <w:right w:val="single" w:sz="4" w:space="0" w:color="E2E8F0"/>
+            </w:tcBorders>
+            <w:shd w:val="clear" w:color="auto" w:fill="0F172A"/>
             <w:tcMar>
               <w:top w:w="80" w:type="dxa"/>
               <w:left w:w="120" w:type="dxa"/>
@@ -4316,12 +3481,12 @@
           <w:tcPr>
             <w:tcW w:w="2891" w:type="dxa"/>
             <w:tcBorders>
-              <w:top w:val="single" w:sz="4" w:space="0" w:color="E5E7EB"/>
-              <w:left w:val="single" w:sz="4" w:space="0" w:color="E5E7EB"/>
-              <w:bottom w:val="single" w:sz="4" w:space="0" w:color="E5E7EB"/>
-              <w:right w:val="single" w:sz="4" w:space="0" w:color="E5E7EB"/>
-            </w:tcBorders>
-            <w:shd w:val="clear" w:color="auto" w:fill="111827"/>
+              <w:top w:val="single" w:sz="4" w:space="0" w:color="E2E8F0"/>
+              <w:left w:val="single" w:sz="4" w:space="0" w:color="E2E8F0"/>
+              <w:bottom w:val="single" w:sz="4" w:space="0" w:color="E2E8F0"/>
+              <w:right w:val="single" w:sz="4" w:space="0" w:color="E2E8F0"/>
+            </w:tcBorders>
+            <w:shd w:val="clear" w:color="auto" w:fill="0F172A"/>
             <w:tcMar>
               <w:top w:w="80" w:type="dxa"/>
               <w:left w:w="120" w:type="dxa"/>
@@ -4346,12 +3511,12 @@
           <w:tcPr>
             <w:tcW w:w="4337" w:type="dxa"/>
             <w:tcBorders>
-              <w:top w:val="single" w:sz="4" w:space="0" w:color="E5E7EB"/>
-              <w:left w:val="single" w:sz="4" w:space="0" w:color="E5E7EB"/>
-              <w:bottom w:val="single" w:sz="4" w:space="0" w:color="E5E7EB"/>
-              <w:right w:val="single" w:sz="4" w:space="0" w:color="E5E7EB"/>
-            </w:tcBorders>
-            <w:shd w:val="clear" w:color="auto" w:fill="111827"/>
+              <w:top w:val="single" w:sz="4" w:space="0" w:color="E2E8F0"/>
+              <w:left w:val="single" w:sz="4" w:space="0" w:color="E2E8F0"/>
+              <w:bottom w:val="single" w:sz="4" w:space="0" w:color="E2E8F0"/>
+              <w:right w:val="single" w:sz="4" w:space="0" w:color="E2E8F0"/>
+            </w:tcBorders>
+            <w:shd w:val="clear" w:color="auto" w:fill="0F172A"/>
             <w:tcMar>
               <w:top w:w="80" w:type="dxa"/>
               <w:left w:w="120" w:type="dxa"/>
@@ -4374,20 +3539,14 @@
         </w:tc>
       </w:tr>
       <w:tr>
-        <w:tblPrEx>
-          <w:tblCellMar>
-            <w:top w:w="0" w:type="dxa"/>
-            <w:bottom w:w="0" w:type="dxa"/>
-          </w:tblCellMar>
-        </w:tblPrEx>
         <w:tc>
           <w:tcPr>
             <w:tcW w:w="2409" w:type="dxa"/>
             <w:tcBorders>
-              <w:top w:val="single" w:sz="4" w:space="0" w:color="E5E7EB"/>
-              <w:left w:val="single" w:sz="4" w:space="0" w:color="E5E7EB"/>
-              <w:bottom w:val="single" w:sz="4" w:space="0" w:color="E5E7EB"/>
-              <w:right w:val="single" w:sz="4" w:space="0" w:color="E5E7EB"/>
+              <w:top w:val="single" w:sz="4" w:space="0" w:color="E2E8F0"/>
+              <w:left w:val="single" w:sz="4" w:space="0" w:color="E2E8F0"/>
+              <w:bottom w:val="single" w:sz="4" w:space="0" w:color="E2E8F0"/>
+              <w:right w:val="single" w:sz="4" w:space="0" w:color="E2E8F0"/>
             </w:tcBorders>
             <w:shd w:val="clear" w:color="auto" w:fill="FEF2F2"/>
             <w:tcMar>
@@ -4413,10 +3572,10 @@
           <w:tcPr>
             <w:tcW w:w="2891" w:type="dxa"/>
             <w:tcBorders>
-              <w:top w:val="single" w:sz="4" w:space="0" w:color="E5E7EB"/>
-              <w:left w:val="single" w:sz="4" w:space="0" w:color="E5E7EB"/>
-              <w:bottom w:val="single" w:sz="4" w:space="0" w:color="E5E7EB"/>
-              <w:right w:val="single" w:sz="4" w:space="0" w:color="E5E7EB"/>
+              <w:top w:val="single" w:sz="4" w:space="0" w:color="E2E8F0"/>
+              <w:left w:val="single" w:sz="4" w:space="0" w:color="E2E8F0"/>
+              <w:bottom w:val="single" w:sz="4" w:space="0" w:color="E2E8F0"/>
+              <w:right w:val="single" w:sz="4" w:space="0" w:color="E2E8F0"/>
             </w:tcBorders>
             <w:shd w:val="clear" w:color="auto" w:fill="F0FDF4"/>
             <w:tcMar>
@@ -4427,7 +3586,6 @@
             </w:tcMar>
           </w:tcPr>
           <w:p>
-            <w:proofErr w:type="spellStart"/>
             <w:r>
               <w:rPr>
                 <w:rFonts w:ascii="Courier New" w:eastAsia="Courier New" w:hAnsi="Courier New" w:cs="Courier New"/>
@@ -4439,29 +3597,28 @@
               </w:rPr>
               <w:t>LayoutGrid</w:t>
             </w:r>
-            <w:proofErr w:type="spellEnd"/>
           </w:p>
         </w:tc>
         <w:tc>
           <w:tcPr>
             <w:tcW w:w="4337" w:type="dxa"/>
             <w:tcBorders>
-              <w:top w:val="single" w:sz="4" w:space="0" w:color="E5E7EB"/>
-              <w:left w:val="single" w:sz="4" w:space="0" w:color="E5E7EB"/>
-              <w:bottom w:val="single" w:sz="4" w:space="0" w:color="E5E7EB"/>
-              <w:right w:val="single" w:sz="4" w:space="0" w:color="E5E7EB"/>
-            </w:tcBorders>
-            <w:tcMar>
-              <w:top w:w="80" w:type="dxa"/>
-              <w:left w:w="120" w:type="dxa"/>
-              <w:bottom w:w="80" w:type="dxa"/>
-              <w:right w:w="120" w:type="dxa"/>
-            </w:tcMar>
-          </w:tcPr>
-          <w:p>
-            <w:r>
-              <w:rPr>
-                <w:color w:val="6B7280"/>
+              <w:top w:val="single" w:sz="4" w:space="0" w:color="E2E8F0"/>
+              <w:left w:val="single" w:sz="4" w:space="0" w:color="E2E8F0"/>
+              <w:bottom w:val="single" w:sz="4" w:space="0" w:color="E2E8F0"/>
+              <w:right w:val="single" w:sz="4" w:space="0" w:color="E2E8F0"/>
+            </w:tcBorders>
+            <w:tcMar>
+              <w:top w:w="80" w:type="dxa"/>
+              <w:left w:w="120" w:type="dxa"/>
+              <w:bottom w:w="80" w:type="dxa"/>
+              <w:right w:w="120" w:type="dxa"/>
+            </w:tcMar>
+          </w:tcPr>
+          <w:p>
+            <w:r>
+              <w:rPr>
+                <w:color w:val="475569"/>
                 <w:sz w:val="20"/>
                 <w:szCs w:val="20"/>
               </w:rPr>
@@ -4471,20 +3628,14 @@
         </w:tc>
       </w:tr>
       <w:tr>
-        <w:tblPrEx>
-          <w:tblCellMar>
-            <w:top w:w="0" w:type="dxa"/>
-            <w:bottom w:w="0" w:type="dxa"/>
-          </w:tblCellMar>
-        </w:tblPrEx>
         <w:tc>
           <w:tcPr>
             <w:tcW w:w="2409" w:type="dxa"/>
             <w:tcBorders>
-              <w:top w:val="single" w:sz="4" w:space="0" w:color="E5E7EB"/>
-              <w:left w:val="single" w:sz="4" w:space="0" w:color="E5E7EB"/>
-              <w:bottom w:val="single" w:sz="4" w:space="0" w:color="E5E7EB"/>
-              <w:right w:val="single" w:sz="4" w:space="0" w:color="E5E7EB"/>
+              <w:top w:val="single" w:sz="4" w:space="0" w:color="E2E8F0"/>
+              <w:left w:val="single" w:sz="4" w:space="0" w:color="E2E8F0"/>
+              <w:bottom w:val="single" w:sz="4" w:space="0" w:color="E2E8F0"/>
+              <w:right w:val="single" w:sz="4" w:space="0" w:color="E2E8F0"/>
             </w:tcBorders>
             <w:shd w:val="clear" w:color="auto" w:fill="FEF2F2"/>
             <w:tcMar>
@@ -4495,7 +3646,6 @@
             </w:tcMar>
           </w:tcPr>
           <w:p>
-            <w:proofErr w:type="spellStart"/>
             <w:r>
               <w:rPr>
                 <w:rFonts w:ascii="Courier New" w:eastAsia="Courier New" w:hAnsi="Courier New" w:cs="Courier New"/>
@@ -4505,17 +3655,16 @@
               </w:rPr>
               <w:t>Square</w:t>
             </w:r>
-            <w:proofErr w:type="spellEnd"/>
           </w:p>
         </w:tc>
         <w:tc>
           <w:tcPr>
             <w:tcW w:w="2891" w:type="dxa"/>
             <w:tcBorders>
-              <w:top w:val="single" w:sz="4" w:space="0" w:color="E5E7EB"/>
-              <w:left w:val="single" w:sz="4" w:space="0" w:color="E5E7EB"/>
-              <w:bottom w:val="single" w:sz="4" w:space="0" w:color="E5E7EB"/>
-              <w:right w:val="single" w:sz="4" w:space="0" w:color="E5E7EB"/>
+              <w:top w:val="single" w:sz="4" w:space="0" w:color="E2E8F0"/>
+              <w:left w:val="single" w:sz="4" w:space="0" w:color="E2E8F0"/>
+              <w:bottom w:val="single" w:sz="4" w:space="0" w:color="E2E8F0"/>
+              <w:right w:val="single" w:sz="4" w:space="0" w:color="E2E8F0"/>
             </w:tcBorders>
             <w:shd w:val="clear" w:color="auto" w:fill="F0FDF4"/>
             <w:tcMar>
@@ -4526,7 +3675,6 @@
             </w:tcMar>
           </w:tcPr>
           <w:p>
-            <w:proofErr w:type="spellStart"/>
             <w:r>
               <w:rPr>
                 <w:rFonts w:ascii="Courier New" w:eastAsia="Courier New" w:hAnsi="Courier New" w:cs="Courier New"/>
@@ -4538,29 +3686,28 @@
               </w:rPr>
               <w:t>RectangleHorizontal</w:t>
             </w:r>
-            <w:proofErr w:type="spellEnd"/>
           </w:p>
         </w:tc>
         <w:tc>
           <w:tcPr>
             <w:tcW w:w="4337" w:type="dxa"/>
             <w:tcBorders>
-              <w:top w:val="single" w:sz="4" w:space="0" w:color="E5E7EB"/>
-              <w:left w:val="single" w:sz="4" w:space="0" w:color="E5E7EB"/>
-              <w:bottom w:val="single" w:sz="4" w:space="0" w:color="E5E7EB"/>
-              <w:right w:val="single" w:sz="4" w:space="0" w:color="E5E7EB"/>
-            </w:tcBorders>
-            <w:tcMar>
-              <w:top w:w="80" w:type="dxa"/>
-              <w:left w:w="120" w:type="dxa"/>
-              <w:bottom w:w="80" w:type="dxa"/>
-              <w:right w:w="120" w:type="dxa"/>
-            </w:tcMar>
-          </w:tcPr>
-          <w:p>
-            <w:r>
-              <w:rPr>
-                <w:color w:val="6B7280"/>
+              <w:top w:val="single" w:sz="4" w:space="0" w:color="E2E8F0"/>
+              <w:left w:val="single" w:sz="4" w:space="0" w:color="E2E8F0"/>
+              <w:bottom w:val="single" w:sz="4" w:space="0" w:color="E2E8F0"/>
+              <w:right w:val="single" w:sz="4" w:space="0" w:color="E2E8F0"/>
+            </w:tcBorders>
+            <w:tcMar>
+              <w:top w:w="80" w:type="dxa"/>
+              <w:left w:w="120" w:type="dxa"/>
+              <w:bottom w:w="80" w:type="dxa"/>
+              <w:right w:w="120" w:type="dxa"/>
+            </w:tcMar>
+          </w:tcPr>
+          <w:p>
+            <w:r>
+              <w:rPr>
+                <w:color w:val="475569"/>
                 <w:sz w:val="20"/>
                 <w:szCs w:val="20"/>
               </w:rPr>
@@ -4570,20 +3717,14 @@
         </w:tc>
       </w:tr>
       <w:tr>
-        <w:tblPrEx>
-          <w:tblCellMar>
-            <w:top w:w="0" w:type="dxa"/>
-            <w:bottom w:w="0" w:type="dxa"/>
-          </w:tblCellMar>
-        </w:tblPrEx>
         <w:tc>
           <w:tcPr>
             <w:tcW w:w="2409" w:type="dxa"/>
             <w:tcBorders>
-              <w:top w:val="single" w:sz="4" w:space="0" w:color="E5E7EB"/>
-              <w:left w:val="single" w:sz="4" w:space="0" w:color="E5E7EB"/>
-              <w:bottom w:val="single" w:sz="4" w:space="0" w:color="E5E7EB"/>
-              <w:right w:val="single" w:sz="4" w:space="0" w:color="E5E7EB"/>
+              <w:top w:val="single" w:sz="4" w:space="0" w:color="E2E8F0"/>
+              <w:left w:val="single" w:sz="4" w:space="0" w:color="E2E8F0"/>
+              <w:bottom w:val="single" w:sz="4" w:space="0" w:color="E2E8F0"/>
+              <w:right w:val="single" w:sz="4" w:space="0" w:color="E2E8F0"/>
             </w:tcBorders>
             <w:shd w:val="clear" w:color="auto" w:fill="FEF2F2"/>
             <w:tcMar>
@@ -4594,7 +3735,6 @@
             </w:tcMar>
           </w:tcPr>
           <w:p>
-            <w:proofErr w:type="spellStart"/>
             <w:r>
               <w:rPr>
                 <w:rFonts w:ascii="Courier New" w:eastAsia="Courier New" w:hAnsi="Courier New" w:cs="Courier New"/>
@@ -4604,17 +3744,16 @@
               </w:rPr>
               <w:t>Tag</w:t>
             </w:r>
-            <w:proofErr w:type="spellEnd"/>
           </w:p>
         </w:tc>
         <w:tc>
           <w:tcPr>
             <w:tcW w:w="2891" w:type="dxa"/>
             <w:tcBorders>
-              <w:top w:val="single" w:sz="4" w:space="0" w:color="E5E7EB"/>
-              <w:left w:val="single" w:sz="4" w:space="0" w:color="E5E7EB"/>
-              <w:bottom w:val="single" w:sz="4" w:space="0" w:color="E5E7EB"/>
-              <w:right w:val="single" w:sz="4" w:space="0" w:color="E5E7EB"/>
+              <w:top w:val="single" w:sz="4" w:space="0" w:color="E2E8F0"/>
+              <w:left w:val="single" w:sz="4" w:space="0" w:color="E2E8F0"/>
+              <w:bottom w:val="single" w:sz="4" w:space="0" w:color="E2E8F0"/>
+              <w:right w:val="single" w:sz="4" w:space="0" w:color="E2E8F0"/>
             </w:tcBorders>
             <w:shd w:val="clear" w:color="auto" w:fill="F0FDF4"/>
             <w:tcMar>
@@ -4625,7 +3764,6 @@
             </w:tcMar>
           </w:tcPr>
           <w:p>
-            <w:proofErr w:type="spellStart"/>
             <w:r>
               <w:rPr>
                 <w:rFonts w:ascii="Courier New" w:eastAsia="Courier New" w:hAnsi="Courier New" w:cs="Courier New"/>
@@ -4635,9 +3773,86 @@
                 <w:sz w:val="20"/>
                 <w:szCs w:val="20"/>
               </w:rPr>
-              <w:t>PriceTag</w:t>
-            </w:r>
-            <w:proofErr w:type="spellEnd"/>
+              <w:t>PriceTag / BadgeDollarSign</w:t>
+            </w:r>
+          </w:p>
+        </w:tc>
+        <w:tc>
+          <w:tcPr>
+            <w:tcW w:w="4337" w:type="dxa"/>
+            <w:tcBorders>
+              <w:top w:val="single" w:sz="4" w:space="0" w:color="E2E8F0"/>
+              <w:left w:val="single" w:sz="4" w:space="0" w:color="E2E8F0"/>
+              <w:bottom w:val="single" w:sz="4" w:space="0" w:color="E2E8F0"/>
+              <w:right w:val="single" w:sz="4" w:space="0" w:color="E2E8F0"/>
+            </w:tcBorders>
+            <w:tcMar>
+              <w:top w:w="80" w:type="dxa"/>
+              <w:left w:w="120" w:type="dxa"/>
+              <w:bottom w:w="80" w:type="dxa"/>
+              <w:right w:w="120" w:type="dxa"/>
+            </w:tcMar>
+          </w:tcPr>
+          <w:p>
+            <w:r>
+              <w:rPr>
+                <w:color w:val="475569"/>
+                <w:sz w:val="20"/>
+                <w:szCs w:val="20"/>
+              </w:rPr>
+              <w:t>Fiyat kutusu için daha açıklayıcı</w:t>
+            </w:r>
+          </w:p>
+        </w:tc>
+      </w:tr>
+      <w:tr>
+        <w:tc>
+          <w:tcPr>
+            <w:tcW w:w="2409" w:type="dxa"/>
+            <w:tcBorders>
+              <w:top w:val="single" w:sz="4" w:space="0" w:color="E2E8F0"/>
+              <w:left w:val="single" w:sz="4" w:space="0" w:color="E2E8F0"/>
+              <w:bottom w:val="single" w:sz="4" w:space="0" w:color="E2E8F0"/>
+              <w:right w:val="single" w:sz="4" w:space="0" w:color="E2E8F0"/>
+            </w:tcBorders>
+            <w:shd w:val="clear" w:color="auto" w:fill="FEF2F2"/>
+            <w:tcMar>
+              <w:top w:w="80" w:type="dxa"/>
+              <w:left w:w="120" w:type="dxa"/>
+              <w:bottom w:w="80" w:type="dxa"/>
+              <w:right w:w="120" w:type="dxa"/>
+            </w:tcMar>
+          </w:tcPr>
+          <w:p>
+            <w:r>
+              <w:rPr>
+                <w:rFonts w:ascii="Courier New" w:eastAsia="Courier New" w:hAnsi="Courier New" w:cs="Courier New"/>
+                <w:color w:val="DC2626"/>
+                <w:sz w:val="20"/>
+                <w:szCs w:val="20"/>
+              </w:rPr>
+              <w:t>— (yok)</w:t>
+            </w:r>
+          </w:p>
+        </w:tc>
+        <w:tc>
+          <w:tcPr>
+            <w:tcW w:w="2891" w:type="dxa"/>
+            <w:tcBorders>
+              <w:top w:val="single" w:sz="4" w:space="0" w:color="E2E8F0"/>
+              <w:left w:val="single" w:sz="4" w:space="0" w:color="E2E8F0"/>
+              <w:bottom w:val="single" w:sz="4" w:space="0" w:color="E2E8F0"/>
+              <w:right w:val="single" w:sz="4" w:space="0" w:color="E2E8F0"/>
+            </w:tcBorders>
+            <w:shd w:val="clear" w:color="auto" w:fill="F0FDF4"/>
+            <w:tcMar>
+              <w:top w:w="80" w:type="dxa"/>
+              <w:left w:w="120" w:type="dxa"/>
+              <w:bottom w:w="80" w:type="dxa"/>
+              <w:right w:w="120" w:type="dxa"/>
+            </w:tcMar>
+          </w:tcPr>
+          <w:p>
             <w:r>
               <w:rPr>
                 <w:rFonts w:ascii="Courier New" w:eastAsia="Courier New" w:hAnsi="Courier New" w:cs="Courier New"/>
@@ -4647,9 +3862,86 @@
                 <w:sz w:val="20"/>
                 <w:szCs w:val="20"/>
               </w:rPr>
-              <w:t xml:space="preserve"> / </w:t>
-            </w:r>
-            <w:proofErr w:type="spellStart"/>
+              <w:t>FileSpreadsheet</w:t>
+            </w:r>
+          </w:p>
+        </w:tc>
+        <w:tc>
+          <w:tcPr>
+            <w:tcW w:w="4337" w:type="dxa"/>
+            <w:tcBorders>
+              <w:top w:val="single" w:sz="4" w:space="0" w:color="E2E8F0"/>
+              <w:left w:val="single" w:sz="4" w:space="0" w:color="E2E8F0"/>
+              <w:bottom w:val="single" w:sz="4" w:space="0" w:color="E2E8F0"/>
+              <w:right w:val="single" w:sz="4" w:space="0" w:color="E2E8F0"/>
+            </w:tcBorders>
+            <w:tcMar>
+              <w:top w:w="80" w:type="dxa"/>
+              <w:left w:w="120" w:type="dxa"/>
+              <w:bottom w:w="80" w:type="dxa"/>
+              <w:right w:w="120" w:type="dxa"/>
+            </w:tcMar>
+          </w:tcPr>
+          <w:p>
+            <w:r>
+              <w:rPr>
+                <w:color w:val="475569"/>
+                <w:sz w:val="20"/>
+                <w:szCs w:val="20"/>
+              </w:rPr>
+              <w:t>Excel yükleme alanı için</w:t>
+            </w:r>
+          </w:p>
+        </w:tc>
+      </w:tr>
+      <w:tr>
+        <w:tc>
+          <w:tcPr>
+            <w:tcW w:w="2409" w:type="dxa"/>
+            <w:tcBorders>
+              <w:top w:val="single" w:sz="4" w:space="0" w:color="E2E8F0"/>
+              <w:left w:val="single" w:sz="4" w:space="0" w:color="E2E8F0"/>
+              <w:bottom w:val="single" w:sz="4" w:space="0" w:color="E2E8F0"/>
+              <w:right w:val="single" w:sz="4" w:space="0" w:color="E2E8F0"/>
+            </w:tcBorders>
+            <w:shd w:val="clear" w:color="auto" w:fill="FEF2F2"/>
+            <w:tcMar>
+              <w:top w:w="80" w:type="dxa"/>
+              <w:left w:w="120" w:type="dxa"/>
+              <w:bottom w:w="80" w:type="dxa"/>
+              <w:right w:w="120" w:type="dxa"/>
+            </w:tcMar>
+          </w:tcPr>
+          <w:p>
+            <w:r>
+              <w:rPr>
+                <w:rFonts w:ascii="Courier New" w:eastAsia="Courier New" w:hAnsi="Courier New" w:cs="Courier New"/>
+                <w:color w:val="DC2626"/>
+                <w:sz w:val="20"/>
+                <w:szCs w:val="20"/>
+              </w:rPr>
+              <w:t>— (yok)</w:t>
+            </w:r>
+          </w:p>
+        </w:tc>
+        <w:tc>
+          <w:tcPr>
+            <w:tcW w:w="2891" w:type="dxa"/>
+            <w:tcBorders>
+              <w:top w:val="single" w:sz="4" w:space="0" w:color="E2E8F0"/>
+              <w:left w:val="single" w:sz="4" w:space="0" w:color="E2E8F0"/>
+              <w:bottom w:val="single" w:sz="4" w:space="0" w:color="E2E8F0"/>
+              <w:right w:val="single" w:sz="4" w:space="0" w:color="E2E8F0"/>
+            </w:tcBorders>
+            <w:shd w:val="clear" w:color="auto" w:fill="F0FDF4"/>
+            <w:tcMar>
+              <w:top w:w="80" w:type="dxa"/>
+              <w:left w:w="120" w:type="dxa"/>
+              <w:bottom w:w="80" w:type="dxa"/>
+              <w:right w:w="120" w:type="dxa"/>
+            </w:tcMar>
+          </w:tcPr>
+          <w:p>
             <w:r>
               <w:rPr>
                 <w:rFonts w:ascii="Courier New" w:eastAsia="Courier New" w:hAnsi="Courier New" w:cs="Courier New"/>
@@ -4659,54 +3951,47 @@
                 <w:sz w:val="20"/>
                 <w:szCs w:val="20"/>
               </w:rPr>
-              <w:t>BadgeDollarSign</w:t>
-            </w:r>
-            <w:proofErr w:type="spellEnd"/>
+              <w:t>LayoutTemplate</w:t>
+            </w:r>
           </w:p>
         </w:tc>
         <w:tc>
           <w:tcPr>
             <w:tcW w:w="4337" w:type="dxa"/>
             <w:tcBorders>
-              <w:top w:val="single" w:sz="4" w:space="0" w:color="E5E7EB"/>
-              <w:left w:val="single" w:sz="4" w:space="0" w:color="E5E7EB"/>
-              <w:bottom w:val="single" w:sz="4" w:space="0" w:color="E5E7EB"/>
-              <w:right w:val="single" w:sz="4" w:space="0" w:color="E5E7EB"/>
-            </w:tcBorders>
-            <w:tcMar>
-              <w:top w:w="80" w:type="dxa"/>
-              <w:left w:w="120" w:type="dxa"/>
-              <w:bottom w:w="80" w:type="dxa"/>
-              <w:right w:w="120" w:type="dxa"/>
-            </w:tcMar>
-          </w:tcPr>
-          <w:p>
-            <w:r>
-              <w:rPr>
-                <w:color w:val="6B7280"/>
-                <w:sz w:val="20"/>
-                <w:szCs w:val="20"/>
-              </w:rPr>
-              <w:t>Fiyat kutusu için daha açıklayıcı</w:t>
+              <w:top w:val="single" w:sz="4" w:space="0" w:color="E2E8F0"/>
+              <w:left w:val="single" w:sz="4" w:space="0" w:color="E2E8F0"/>
+              <w:bottom w:val="single" w:sz="4" w:space="0" w:color="E2E8F0"/>
+              <w:right w:val="single" w:sz="4" w:space="0" w:color="E2E8F0"/>
+            </w:tcBorders>
+            <w:tcMar>
+              <w:top w:w="80" w:type="dxa"/>
+              <w:left w:w="120" w:type="dxa"/>
+              <w:bottom w:w="80" w:type="dxa"/>
+              <w:right w:w="120" w:type="dxa"/>
+            </w:tcMar>
+          </w:tcPr>
+          <w:p>
+            <w:r>
+              <w:rPr>
+                <w:color w:val="475569"/>
+                <w:sz w:val="20"/>
+                <w:szCs w:val="20"/>
+              </w:rPr>
+              <w:t>Şablon seçimi için</w:t>
             </w:r>
           </w:p>
         </w:tc>
       </w:tr>
       <w:tr>
-        <w:tblPrEx>
-          <w:tblCellMar>
-            <w:top w:w="0" w:type="dxa"/>
-            <w:bottom w:w="0" w:type="dxa"/>
-          </w:tblCellMar>
-        </w:tblPrEx>
         <w:tc>
           <w:tcPr>
             <w:tcW w:w="2409" w:type="dxa"/>
             <w:tcBorders>
-              <w:top w:val="single" w:sz="4" w:space="0" w:color="E5E7EB"/>
-              <w:left w:val="single" w:sz="4" w:space="0" w:color="E5E7EB"/>
-              <w:bottom w:val="single" w:sz="4" w:space="0" w:color="E5E7EB"/>
-              <w:right w:val="single" w:sz="4" w:space="0" w:color="E5E7EB"/>
+              <w:top w:val="single" w:sz="4" w:space="0" w:color="E2E8F0"/>
+              <w:left w:val="single" w:sz="4" w:space="0" w:color="E2E8F0"/>
+              <w:bottom w:val="single" w:sz="4" w:space="0" w:color="E2E8F0"/>
+              <w:right w:val="single" w:sz="4" w:space="0" w:color="E2E8F0"/>
             </w:tcBorders>
             <w:shd w:val="clear" w:color="auto" w:fill="FEF2F2"/>
             <w:tcMar>
@@ -4732,10 +4017,10 @@
           <w:tcPr>
             <w:tcW w:w="2891" w:type="dxa"/>
             <w:tcBorders>
-              <w:top w:val="single" w:sz="4" w:space="0" w:color="E5E7EB"/>
-              <w:left w:val="single" w:sz="4" w:space="0" w:color="E5E7EB"/>
-              <w:bottom w:val="single" w:sz="4" w:space="0" w:color="E5E7EB"/>
-              <w:right w:val="single" w:sz="4" w:space="0" w:color="E5E7EB"/>
+              <w:top w:val="single" w:sz="4" w:space="0" w:color="E2E8F0"/>
+              <w:left w:val="single" w:sz="4" w:space="0" w:color="E2E8F0"/>
+              <w:bottom w:val="single" w:sz="4" w:space="0" w:color="E2E8F0"/>
+              <w:right w:val="single" w:sz="4" w:space="0" w:color="E2E8F0"/>
             </w:tcBorders>
             <w:shd w:val="clear" w:color="auto" w:fill="F0FDF4"/>
             <w:tcMar>
@@ -4746,7 +4031,6 @@
             </w:tcMar>
           </w:tcPr>
           <w:p>
-            <w:proofErr w:type="spellStart"/>
             <w:r>
               <w:rPr>
                 <w:rFonts w:ascii="Courier New" w:eastAsia="Courier New" w:hAnsi="Courier New" w:cs="Courier New"/>
@@ -4756,223 +4040,30 @@
                 <w:sz w:val="20"/>
                 <w:szCs w:val="20"/>
               </w:rPr>
-              <w:t>FileSpreadsheet</w:t>
-            </w:r>
-            <w:proofErr w:type="spellEnd"/>
+              <w:t>Undo2 / Redo2</w:t>
+            </w:r>
           </w:p>
         </w:tc>
         <w:tc>
           <w:tcPr>
             <w:tcW w:w="4337" w:type="dxa"/>
             <w:tcBorders>
-              <w:top w:val="single" w:sz="4" w:space="0" w:color="E5E7EB"/>
-              <w:left w:val="single" w:sz="4" w:space="0" w:color="E5E7EB"/>
-              <w:bottom w:val="single" w:sz="4" w:space="0" w:color="E5E7EB"/>
-              <w:right w:val="single" w:sz="4" w:space="0" w:color="E5E7EB"/>
-            </w:tcBorders>
-            <w:tcMar>
-              <w:top w:w="80" w:type="dxa"/>
-              <w:left w:w="120" w:type="dxa"/>
-              <w:bottom w:w="80" w:type="dxa"/>
-              <w:right w:w="120" w:type="dxa"/>
-            </w:tcMar>
-          </w:tcPr>
-          <w:p>
-            <w:r>
-              <w:rPr>
-                <w:color w:val="6B7280"/>
-                <w:sz w:val="20"/>
-                <w:szCs w:val="20"/>
-              </w:rPr>
-              <w:t>Excel yükleme alanı için</w:t>
-            </w:r>
-          </w:p>
-        </w:tc>
-      </w:tr>
-      <w:tr>
-        <w:tblPrEx>
-          <w:tblCellMar>
-            <w:top w:w="0" w:type="dxa"/>
-            <w:bottom w:w="0" w:type="dxa"/>
-          </w:tblCellMar>
-        </w:tblPrEx>
-        <w:tc>
-          <w:tcPr>
-            <w:tcW w:w="2409" w:type="dxa"/>
-            <w:tcBorders>
-              <w:top w:val="single" w:sz="4" w:space="0" w:color="E5E7EB"/>
-              <w:left w:val="single" w:sz="4" w:space="0" w:color="E5E7EB"/>
-              <w:bottom w:val="single" w:sz="4" w:space="0" w:color="E5E7EB"/>
-              <w:right w:val="single" w:sz="4" w:space="0" w:color="E5E7EB"/>
-            </w:tcBorders>
-            <w:shd w:val="clear" w:color="auto" w:fill="FEF2F2"/>
-            <w:tcMar>
-              <w:top w:w="80" w:type="dxa"/>
-              <w:left w:w="120" w:type="dxa"/>
-              <w:bottom w:w="80" w:type="dxa"/>
-              <w:right w:w="120" w:type="dxa"/>
-            </w:tcMar>
-          </w:tcPr>
-          <w:p>
-            <w:r>
-              <w:rPr>
-                <w:rFonts w:ascii="Courier New" w:eastAsia="Courier New" w:hAnsi="Courier New" w:cs="Courier New"/>
-                <w:color w:val="DC2626"/>
-                <w:sz w:val="20"/>
-                <w:szCs w:val="20"/>
-              </w:rPr>
-              <w:t>— (yok)</w:t>
-            </w:r>
-          </w:p>
-        </w:tc>
-        <w:tc>
-          <w:tcPr>
-            <w:tcW w:w="2891" w:type="dxa"/>
-            <w:tcBorders>
-              <w:top w:val="single" w:sz="4" w:space="0" w:color="E5E7EB"/>
-              <w:left w:val="single" w:sz="4" w:space="0" w:color="E5E7EB"/>
-              <w:bottom w:val="single" w:sz="4" w:space="0" w:color="E5E7EB"/>
-              <w:right w:val="single" w:sz="4" w:space="0" w:color="E5E7EB"/>
-            </w:tcBorders>
-            <w:shd w:val="clear" w:color="auto" w:fill="F0FDF4"/>
-            <w:tcMar>
-              <w:top w:w="80" w:type="dxa"/>
-              <w:left w:w="120" w:type="dxa"/>
-              <w:bottom w:w="80" w:type="dxa"/>
-              <w:right w:w="120" w:type="dxa"/>
-            </w:tcMar>
-          </w:tcPr>
-          <w:p>
-            <w:proofErr w:type="spellStart"/>
-            <w:r>
-              <w:rPr>
-                <w:rFonts w:ascii="Courier New" w:eastAsia="Courier New" w:hAnsi="Courier New" w:cs="Courier New"/>
-                <w:b/>
-                <w:bCs/>
-                <w:color w:val="16A34A"/>
-                <w:sz w:val="20"/>
-                <w:szCs w:val="20"/>
-              </w:rPr>
-              <w:t>LayoutTemplate</w:t>
-            </w:r>
-            <w:proofErr w:type="spellEnd"/>
-          </w:p>
-        </w:tc>
-        <w:tc>
-          <w:tcPr>
-            <w:tcW w:w="4337" w:type="dxa"/>
-            <w:tcBorders>
-              <w:top w:val="single" w:sz="4" w:space="0" w:color="E5E7EB"/>
-              <w:left w:val="single" w:sz="4" w:space="0" w:color="E5E7EB"/>
-              <w:bottom w:val="single" w:sz="4" w:space="0" w:color="E5E7EB"/>
-              <w:right w:val="single" w:sz="4" w:space="0" w:color="E5E7EB"/>
-            </w:tcBorders>
-            <w:tcMar>
-              <w:top w:w="80" w:type="dxa"/>
-              <w:left w:w="120" w:type="dxa"/>
-              <w:bottom w:w="80" w:type="dxa"/>
-              <w:right w:w="120" w:type="dxa"/>
-            </w:tcMar>
-          </w:tcPr>
-          <w:p>
-            <w:r>
-              <w:rPr>
-                <w:color w:val="6B7280"/>
-                <w:sz w:val="20"/>
-                <w:szCs w:val="20"/>
-              </w:rPr>
-              <w:t>Şablon seçimi için</w:t>
-            </w:r>
-          </w:p>
-        </w:tc>
-      </w:tr>
-      <w:tr>
-        <w:tblPrEx>
-          <w:tblCellMar>
-            <w:top w:w="0" w:type="dxa"/>
-            <w:bottom w:w="0" w:type="dxa"/>
-          </w:tblCellMar>
-        </w:tblPrEx>
-        <w:tc>
-          <w:tcPr>
-            <w:tcW w:w="2409" w:type="dxa"/>
-            <w:tcBorders>
-              <w:top w:val="single" w:sz="4" w:space="0" w:color="E5E7EB"/>
-              <w:left w:val="single" w:sz="4" w:space="0" w:color="E5E7EB"/>
-              <w:bottom w:val="single" w:sz="4" w:space="0" w:color="E5E7EB"/>
-              <w:right w:val="single" w:sz="4" w:space="0" w:color="E5E7EB"/>
-            </w:tcBorders>
-            <w:shd w:val="clear" w:color="auto" w:fill="FEF2F2"/>
-            <w:tcMar>
-              <w:top w:w="80" w:type="dxa"/>
-              <w:left w:w="120" w:type="dxa"/>
-              <w:bottom w:w="80" w:type="dxa"/>
-              <w:right w:w="120" w:type="dxa"/>
-            </w:tcMar>
-          </w:tcPr>
-          <w:p>
-            <w:r>
-              <w:rPr>
-                <w:rFonts w:ascii="Courier New" w:eastAsia="Courier New" w:hAnsi="Courier New" w:cs="Courier New"/>
-                <w:color w:val="DC2626"/>
-                <w:sz w:val="20"/>
-                <w:szCs w:val="20"/>
-              </w:rPr>
-              <w:t>— (yok)</w:t>
-            </w:r>
-          </w:p>
-        </w:tc>
-        <w:tc>
-          <w:tcPr>
-            <w:tcW w:w="2891" w:type="dxa"/>
-            <w:tcBorders>
-              <w:top w:val="single" w:sz="4" w:space="0" w:color="E5E7EB"/>
-              <w:left w:val="single" w:sz="4" w:space="0" w:color="E5E7EB"/>
-              <w:bottom w:val="single" w:sz="4" w:space="0" w:color="E5E7EB"/>
-              <w:right w:val="single" w:sz="4" w:space="0" w:color="E5E7EB"/>
-            </w:tcBorders>
-            <w:shd w:val="clear" w:color="auto" w:fill="F0FDF4"/>
-            <w:tcMar>
-              <w:top w:w="80" w:type="dxa"/>
-              <w:left w:w="120" w:type="dxa"/>
-              <w:bottom w:w="80" w:type="dxa"/>
-              <w:right w:w="120" w:type="dxa"/>
-            </w:tcMar>
-          </w:tcPr>
-          <w:p>
-            <w:r>
-              <w:rPr>
-                <w:rFonts w:ascii="Courier New" w:eastAsia="Courier New" w:hAnsi="Courier New" w:cs="Courier New"/>
-                <w:b/>
-                <w:bCs/>
-                <w:color w:val="16A34A"/>
-                <w:sz w:val="20"/>
-                <w:szCs w:val="20"/>
-              </w:rPr>
-              <w:t>Undo2 / Redo2</w:t>
-            </w:r>
-          </w:p>
-        </w:tc>
-        <w:tc>
-          <w:tcPr>
-            <w:tcW w:w="4337" w:type="dxa"/>
-            <w:tcBorders>
-              <w:top w:val="single" w:sz="4" w:space="0" w:color="E5E7EB"/>
-              <w:left w:val="single" w:sz="4" w:space="0" w:color="E5E7EB"/>
-              <w:bottom w:val="single" w:sz="4" w:space="0" w:color="E5E7EB"/>
-              <w:right w:val="single" w:sz="4" w:space="0" w:color="E5E7EB"/>
-            </w:tcBorders>
-            <w:tcMar>
-              <w:top w:w="80" w:type="dxa"/>
-              <w:left w:w="120" w:type="dxa"/>
-              <w:bottom w:w="80" w:type="dxa"/>
-              <w:right w:w="120" w:type="dxa"/>
-            </w:tcMar>
-          </w:tcPr>
-          <w:p>
-            <w:r>
-              <w:rPr>
-                <w:color w:val="6B7280"/>
+              <w:top w:val="single" w:sz="4" w:space="0" w:color="E2E8F0"/>
+              <w:left w:val="single" w:sz="4" w:space="0" w:color="E2E8F0"/>
+              <w:bottom w:val="single" w:sz="4" w:space="0" w:color="E2E8F0"/>
+              <w:right w:val="single" w:sz="4" w:space="0" w:color="E2E8F0"/>
+            </w:tcBorders>
+            <w:tcMar>
+              <w:top w:w="80" w:type="dxa"/>
+              <w:left w:w="120" w:type="dxa"/>
+              <w:bottom w:w="80" w:type="dxa"/>
+              <w:right w:w="120" w:type="dxa"/>
+            </w:tcMar>
+          </w:tcPr>
+          <w:p>
+            <w:r>
+              <w:rPr>
+                <w:color w:val="475569"/>
                 <w:sz w:val="20"/>
                 <w:szCs w:val="20"/>
               </w:rPr>
@@ -4999,9 +4090,9 @@
     <w:p>
       <w:pPr>
         <w:pBdr>
-          <w:left w:val="single" w:sz="12" w:space="0" w:color="2563EB"/>
+          <w:left w:val="single" w:sz="12" w:space="0" w:color="1A56DB"/>
         </w:pBdr>
-        <w:shd w:val="clear" w:color="auto" w:fill="EFF6FF"/>
+        <w:shd w:val="clear" w:color="auto" w:fill="FFFFFF"/>
         <w:spacing w:before="120" w:after="120"/>
         <w:ind w:left="240"/>
       </w:pPr>
@@ -5009,7 +4100,7 @@
         <w:rPr>
           <w:i/>
           <w:iCs/>
-          <w:color w:val="111827"/>
+          <w:color w:val="0F172A"/>
           <w:sz w:val="20"/>
           <w:szCs w:val="20"/>
         </w:rPr>
@@ -5025,13 +4116,8 @@
       <w:pPr>
         <w:pStyle w:val="Balk3"/>
       </w:pPr>
-      <w:proofErr w:type="gramStart"/>
-      <w:r>
-        <w:t>5.1  Buton</w:t>
-      </w:r>
-      <w:proofErr w:type="gramEnd"/>
-      <w:r>
-        <w:t xml:space="preserve"> türleri</w:t>
+      <w:r>
+        <w:t>5.1  Buton türleri</w:t>
       </w:r>
     </w:p>
     <w:p>
@@ -5062,12 +4148,6 @@
         <w:gridCol w:w="3442"/>
       </w:tblGrid>
       <w:tr>
-        <w:tblPrEx>
-          <w:tblCellMar>
-            <w:top w:w="0" w:type="dxa"/>
-            <w:bottom w:w="0" w:type="dxa"/>
-          </w:tblCellMar>
-        </w:tblPrEx>
         <w:trPr>
           <w:tblHeader/>
         </w:trPr>
@@ -5075,12 +4155,12 @@
           <w:tcPr>
             <w:tcW w:w="1927" w:type="dxa"/>
             <w:tcBorders>
-              <w:top w:val="single" w:sz="4" w:space="0" w:color="E5E7EB"/>
-              <w:left w:val="single" w:sz="4" w:space="0" w:color="E5E7EB"/>
-              <w:bottom w:val="single" w:sz="4" w:space="0" w:color="E5E7EB"/>
-              <w:right w:val="single" w:sz="4" w:space="0" w:color="E5E7EB"/>
-            </w:tcBorders>
-            <w:shd w:val="clear" w:color="auto" w:fill="111827"/>
+              <w:top w:val="single" w:sz="4" w:space="0" w:color="E2E8F0"/>
+              <w:left w:val="single" w:sz="4" w:space="0" w:color="E2E8F0"/>
+              <w:bottom w:val="single" w:sz="4" w:space="0" w:color="E2E8F0"/>
+              <w:right w:val="single" w:sz="4" w:space="0" w:color="E2E8F0"/>
+            </w:tcBorders>
+            <w:shd w:val="clear" w:color="auto" w:fill="0F172A"/>
             <w:tcMar>
               <w:top w:w="80" w:type="dxa"/>
               <w:left w:w="120" w:type="dxa"/>
@@ -5105,12 +4185,12 @@
           <w:tcPr>
             <w:tcW w:w="2409" w:type="dxa"/>
             <w:tcBorders>
-              <w:top w:val="single" w:sz="4" w:space="0" w:color="E5E7EB"/>
-              <w:left w:val="single" w:sz="4" w:space="0" w:color="E5E7EB"/>
-              <w:bottom w:val="single" w:sz="4" w:space="0" w:color="E5E7EB"/>
-              <w:right w:val="single" w:sz="4" w:space="0" w:color="E5E7EB"/>
-            </w:tcBorders>
-            <w:shd w:val="clear" w:color="auto" w:fill="111827"/>
+              <w:top w:val="single" w:sz="4" w:space="0" w:color="E2E8F0"/>
+              <w:left w:val="single" w:sz="4" w:space="0" w:color="E2E8F0"/>
+              <w:bottom w:val="single" w:sz="4" w:space="0" w:color="E2E8F0"/>
+              <w:right w:val="single" w:sz="4" w:space="0" w:color="E2E8F0"/>
+            </w:tcBorders>
+            <w:shd w:val="clear" w:color="auto" w:fill="0F172A"/>
             <w:tcMar>
               <w:top w:w="80" w:type="dxa"/>
               <w:left w:w="120" w:type="dxa"/>
@@ -5135,12 +4215,12 @@
           <w:tcPr>
             <w:tcW w:w="2409" w:type="dxa"/>
             <w:tcBorders>
-              <w:top w:val="single" w:sz="4" w:space="0" w:color="E5E7EB"/>
-              <w:left w:val="single" w:sz="4" w:space="0" w:color="E5E7EB"/>
-              <w:bottom w:val="single" w:sz="4" w:space="0" w:color="E5E7EB"/>
-              <w:right w:val="single" w:sz="4" w:space="0" w:color="E5E7EB"/>
-            </w:tcBorders>
-            <w:shd w:val="clear" w:color="auto" w:fill="111827"/>
+              <w:top w:val="single" w:sz="4" w:space="0" w:color="E2E8F0"/>
+              <w:left w:val="single" w:sz="4" w:space="0" w:color="E2E8F0"/>
+              <w:bottom w:val="single" w:sz="4" w:space="0" w:color="E2E8F0"/>
+              <w:right w:val="single" w:sz="4" w:space="0" w:color="E2E8F0"/>
+            </w:tcBorders>
+            <w:shd w:val="clear" w:color="auto" w:fill="0F172A"/>
             <w:tcMar>
               <w:top w:w="80" w:type="dxa"/>
               <w:left w:w="120" w:type="dxa"/>
@@ -5163,20 +4243,14 @@
         </w:tc>
       </w:tr>
       <w:tr>
-        <w:tblPrEx>
-          <w:tblCellMar>
-            <w:top w:w="0" w:type="dxa"/>
-            <w:bottom w:w="0" w:type="dxa"/>
-          </w:tblCellMar>
-        </w:tblPrEx>
         <w:tc>
           <w:tcPr>
             <w:tcW w:w="1927" w:type="dxa"/>
             <w:tcBorders>
-              <w:top w:val="single" w:sz="4" w:space="0" w:color="E5E7EB"/>
-              <w:left w:val="single" w:sz="4" w:space="0" w:color="E5E7EB"/>
-              <w:bottom w:val="single" w:sz="4" w:space="0" w:color="E5E7EB"/>
-              <w:right w:val="single" w:sz="4" w:space="0" w:color="E5E7EB"/>
+              <w:top w:val="single" w:sz="4" w:space="0" w:color="E2E8F0"/>
+              <w:left w:val="single" w:sz="4" w:space="0" w:color="E2E8F0"/>
+              <w:bottom w:val="single" w:sz="4" w:space="0" w:color="E2E8F0"/>
+              <w:right w:val="single" w:sz="4" w:space="0" w:color="E2E8F0"/>
             </w:tcBorders>
             <w:tcMar>
               <w:top w:w="80" w:type="dxa"/>
@@ -5190,7 +4264,7 @@
               <w:rPr>
                 <w:b/>
                 <w:bCs/>
-                <w:color w:val="111827"/>
+                <w:color w:val="0F172A"/>
                 <w:sz w:val="20"/>
                 <w:szCs w:val="20"/>
               </w:rPr>
@@ -5202,10 +4276,10 @@
           <w:tcPr>
             <w:tcW w:w="2409" w:type="dxa"/>
             <w:tcBorders>
-              <w:top w:val="single" w:sz="4" w:space="0" w:color="E5E7EB"/>
-              <w:left w:val="single" w:sz="4" w:space="0" w:color="E5E7EB"/>
-              <w:bottom w:val="single" w:sz="4" w:space="0" w:color="E5E7EB"/>
-              <w:right w:val="single" w:sz="4" w:space="0" w:color="E5E7EB"/>
+              <w:top w:val="single" w:sz="4" w:space="0" w:color="E2E8F0"/>
+              <w:left w:val="single" w:sz="4" w:space="0" w:color="E2E8F0"/>
+              <w:bottom w:val="single" w:sz="4" w:space="0" w:color="E2E8F0"/>
+              <w:right w:val="single" w:sz="4" w:space="0" w:color="E2E8F0"/>
             </w:tcBorders>
             <w:shd w:val="clear" w:color="auto" w:fill="F3F4F6"/>
             <w:tcMar>
@@ -5218,11 +4292,11 @@
           <w:p>
             <w:r>
               <w:rPr>
-                <w:color w:val="6B7280"/>
-                <w:sz w:val="20"/>
-                <w:szCs w:val="20"/>
-              </w:rPr>
-              <w:t>Mavi dolu — #2563EB</w:t>
+                <w:color w:val="475569"/>
+                <w:sz w:val="20"/>
+                <w:szCs w:val="20"/>
+              </w:rPr>
+              <w:t>Mavi dolu — #1a56db</w:t>
             </w:r>
           </w:p>
         </w:tc>
@@ -5230,22 +4304,22 @@
           <w:tcPr>
             <w:tcW w:w="2409" w:type="dxa"/>
             <w:tcBorders>
-              <w:top w:val="single" w:sz="4" w:space="0" w:color="E5E7EB"/>
-              <w:left w:val="single" w:sz="4" w:space="0" w:color="E5E7EB"/>
-              <w:bottom w:val="single" w:sz="4" w:space="0" w:color="E5E7EB"/>
-              <w:right w:val="single" w:sz="4" w:space="0" w:color="E5E7EB"/>
-            </w:tcBorders>
-            <w:tcMar>
-              <w:top w:w="80" w:type="dxa"/>
-              <w:left w:w="120" w:type="dxa"/>
-              <w:bottom w:w="80" w:type="dxa"/>
-              <w:right w:w="120" w:type="dxa"/>
-            </w:tcMar>
-          </w:tcPr>
-          <w:p>
-            <w:r>
-              <w:rPr>
-                <w:color w:val="6B7280"/>
+              <w:top w:val="single" w:sz="4" w:space="0" w:color="E2E8F0"/>
+              <w:left w:val="single" w:sz="4" w:space="0" w:color="E2E8F0"/>
+              <w:bottom w:val="single" w:sz="4" w:space="0" w:color="E2E8F0"/>
+              <w:right w:val="single" w:sz="4" w:space="0" w:color="E2E8F0"/>
+            </w:tcBorders>
+            <w:tcMar>
+              <w:top w:w="80" w:type="dxa"/>
+              <w:left w:w="120" w:type="dxa"/>
+              <w:bottom w:w="80" w:type="dxa"/>
+              <w:right w:w="120" w:type="dxa"/>
+            </w:tcMar>
+          </w:tcPr>
+          <w:p>
+            <w:r>
+              <w:rPr>
+                <w:color w:val="475569"/>
                 <w:sz w:val="20"/>
                 <w:szCs w:val="20"/>
               </w:rPr>
@@ -5255,20 +4329,14 @@
         </w:tc>
       </w:tr>
       <w:tr>
-        <w:tblPrEx>
-          <w:tblCellMar>
-            <w:top w:w="0" w:type="dxa"/>
-            <w:bottom w:w="0" w:type="dxa"/>
-          </w:tblCellMar>
-        </w:tblPrEx>
         <w:tc>
           <w:tcPr>
             <w:tcW w:w="1927" w:type="dxa"/>
             <w:tcBorders>
-              <w:top w:val="single" w:sz="4" w:space="0" w:color="E5E7EB"/>
-              <w:left w:val="single" w:sz="4" w:space="0" w:color="E5E7EB"/>
-              <w:bottom w:val="single" w:sz="4" w:space="0" w:color="E5E7EB"/>
-              <w:right w:val="single" w:sz="4" w:space="0" w:color="E5E7EB"/>
+              <w:top w:val="single" w:sz="4" w:space="0" w:color="E2E8F0"/>
+              <w:left w:val="single" w:sz="4" w:space="0" w:color="E2E8F0"/>
+              <w:bottom w:val="single" w:sz="4" w:space="0" w:color="E2E8F0"/>
+              <w:right w:val="single" w:sz="4" w:space="0" w:color="E2E8F0"/>
             </w:tcBorders>
             <w:tcMar>
               <w:top w:w="80" w:type="dxa"/>
@@ -5282,7 +4350,7 @@
               <w:rPr>
                 <w:b/>
                 <w:bCs/>
-                <w:color w:val="111827"/>
+                <w:color w:val="0F172A"/>
                 <w:sz w:val="20"/>
                 <w:szCs w:val="20"/>
               </w:rPr>
@@ -5294,10 +4362,10 @@
           <w:tcPr>
             <w:tcW w:w="2409" w:type="dxa"/>
             <w:tcBorders>
-              <w:top w:val="single" w:sz="4" w:space="0" w:color="E5E7EB"/>
-              <w:left w:val="single" w:sz="4" w:space="0" w:color="E5E7EB"/>
-              <w:bottom w:val="single" w:sz="4" w:space="0" w:color="E5E7EB"/>
-              <w:right w:val="single" w:sz="4" w:space="0" w:color="E5E7EB"/>
+              <w:top w:val="single" w:sz="4" w:space="0" w:color="E2E8F0"/>
+              <w:left w:val="single" w:sz="4" w:space="0" w:color="E2E8F0"/>
+              <w:bottom w:val="single" w:sz="4" w:space="0" w:color="E2E8F0"/>
+              <w:right w:val="single" w:sz="4" w:space="0" w:color="E2E8F0"/>
             </w:tcBorders>
             <w:shd w:val="clear" w:color="auto" w:fill="F3F4F6"/>
             <w:tcMar>
@@ -5310,29 +4378,11 @@
           <w:p>
             <w:r>
               <w:rPr>
-                <w:color w:val="6B7280"/>
-                <w:sz w:val="20"/>
-                <w:szCs w:val="20"/>
-              </w:rPr>
-              <w:t xml:space="preserve">Çerçeveli — </w:t>
-            </w:r>
-            <w:proofErr w:type="spellStart"/>
-            <w:r>
-              <w:rPr>
-                <w:color w:val="6B7280"/>
-                <w:sz w:val="20"/>
-                <w:szCs w:val="20"/>
-              </w:rPr>
-              <w:t>border</w:t>
-            </w:r>
-            <w:proofErr w:type="spellEnd"/>
-            <w:r>
-              <w:rPr>
-                <w:color w:val="6B7280"/>
-                <w:sz w:val="20"/>
-                <w:szCs w:val="20"/>
-              </w:rPr>
-              <w:t xml:space="preserve"> #E5E7EB</w:t>
+                <w:color w:val="475569"/>
+                <w:sz w:val="20"/>
+                <w:szCs w:val="20"/>
+              </w:rPr>
+              <w:t>Çerçeveli — border #e2e8f0</w:t>
             </w:r>
           </w:p>
         </w:tc>
@@ -5340,63 +4390,39 @@
           <w:tcPr>
             <w:tcW w:w="2409" w:type="dxa"/>
             <w:tcBorders>
-              <w:top w:val="single" w:sz="4" w:space="0" w:color="E5E7EB"/>
-              <w:left w:val="single" w:sz="4" w:space="0" w:color="E5E7EB"/>
-              <w:bottom w:val="single" w:sz="4" w:space="0" w:color="E5E7EB"/>
-              <w:right w:val="single" w:sz="4" w:space="0" w:color="E5E7EB"/>
-            </w:tcBorders>
-            <w:tcMar>
-              <w:top w:w="80" w:type="dxa"/>
-              <w:left w:w="120" w:type="dxa"/>
-              <w:bottom w:w="80" w:type="dxa"/>
-              <w:right w:w="120" w:type="dxa"/>
-            </w:tcMar>
-          </w:tcPr>
-          <w:p>
-            <w:r>
-              <w:rPr>
-                <w:color w:val="6B7280"/>
-                <w:sz w:val="20"/>
-                <w:szCs w:val="20"/>
-              </w:rPr>
-              <w:t xml:space="preserve">Destekleyici aksiyon. </w:t>
-            </w:r>
-            <w:proofErr w:type="spellStart"/>
-            <w:r>
-              <w:rPr>
-                <w:color w:val="6B7280"/>
-                <w:sz w:val="20"/>
-                <w:szCs w:val="20"/>
-              </w:rPr>
-              <w:t>Önizle</w:t>
-            </w:r>
-            <w:proofErr w:type="spellEnd"/>
-            <w:r>
-              <w:rPr>
-                <w:color w:val="6B7280"/>
-                <w:sz w:val="20"/>
-                <w:szCs w:val="20"/>
-              </w:rPr>
-              <w:t>, Değiştir, Geri dön.</w:t>
+              <w:top w:val="single" w:sz="4" w:space="0" w:color="E2E8F0"/>
+              <w:left w:val="single" w:sz="4" w:space="0" w:color="E2E8F0"/>
+              <w:bottom w:val="single" w:sz="4" w:space="0" w:color="E2E8F0"/>
+              <w:right w:val="single" w:sz="4" w:space="0" w:color="E2E8F0"/>
+            </w:tcBorders>
+            <w:tcMar>
+              <w:top w:w="80" w:type="dxa"/>
+              <w:left w:w="120" w:type="dxa"/>
+              <w:bottom w:w="80" w:type="dxa"/>
+              <w:right w:w="120" w:type="dxa"/>
+            </w:tcMar>
+          </w:tcPr>
+          <w:p>
+            <w:r>
+              <w:rPr>
+                <w:color w:val="475569"/>
+                <w:sz w:val="20"/>
+                <w:szCs w:val="20"/>
+              </w:rPr>
+              <w:t>Destekleyici aksiyon. Önizle, Değiştir, Geri dön.</w:t>
             </w:r>
           </w:p>
         </w:tc>
       </w:tr>
       <w:tr>
-        <w:tblPrEx>
-          <w:tblCellMar>
-            <w:top w:w="0" w:type="dxa"/>
-            <w:bottom w:w="0" w:type="dxa"/>
-          </w:tblCellMar>
-        </w:tblPrEx>
         <w:tc>
           <w:tcPr>
             <w:tcW w:w="1927" w:type="dxa"/>
             <w:tcBorders>
-              <w:top w:val="single" w:sz="4" w:space="0" w:color="E5E7EB"/>
-              <w:left w:val="single" w:sz="4" w:space="0" w:color="E5E7EB"/>
-              <w:bottom w:val="single" w:sz="4" w:space="0" w:color="E5E7EB"/>
-              <w:right w:val="single" w:sz="4" w:space="0" w:color="E5E7EB"/>
+              <w:top w:val="single" w:sz="4" w:space="0" w:color="E2E8F0"/>
+              <w:left w:val="single" w:sz="4" w:space="0" w:color="E2E8F0"/>
+              <w:bottom w:val="single" w:sz="4" w:space="0" w:color="E2E8F0"/>
+              <w:right w:val="single" w:sz="4" w:space="0" w:color="E2E8F0"/>
             </w:tcBorders>
             <w:tcMar>
               <w:top w:w="80" w:type="dxa"/>
@@ -5410,7 +4436,7 @@
               <w:rPr>
                 <w:b/>
                 <w:bCs/>
-                <w:color w:val="111827"/>
+                <w:color w:val="0F172A"/>
                 <w:sz w:val="20"/>
                 <w:szCs w:val="20"/>
               </w:rPr>
@@ -5422,10 +4448,10 @@
           <w:tcPr>
             <w:tcW w:w="2409" w:type="dxa"/>
             <w:tcBorders>
-              <w:top w:val="single" w:sz="4" w:space="0" w:color="E5E7EB"/>
-              <w:left w:val="single" w:sz="4" w:space="0" w:color="E5E7EB"/>
-              <w:bottom w:val="single" w:sz="4" w:space="0" w:color="E5E7EB"/>
-              <w:right w:val="single" w:sz="4" w:space="0" w:color="E5E7EB"/>
+              <w:top w:val="single" w:sz="4" w:space="0" w:color="E2E8F0"/>
+              <w:left w:val="single" w:sz="4" w:space="0" w:color="E2E8F0"/>
+              <w:bottom w:val="single" w:sz="4" w:space="0" w:color="E2E8F0"/>
+              <w:right w:val="single" w:sz="4" w:space="0" w:color="E2E8F0"/>
             </w:tcBorders>
             <w:shd w:val="clear" w:color="auto" w:fill="F3F4F6"/>
             <w:tcMar>
@@ -5438,7 +4464,7 @@
           <w:p>
             <w:r>
               <w:rPr>
-                <w:color w:val="6B7280"/>
+                <w:color w:val="475569"/>
                 <w:sz w:val="20"/>
                 <w:szCs w:val="20"/>
               </w:rPr>
@@ -5450,22 +4476,22 @@
           <w:tcPr>
             <w:tcW w:w="2409" w:type="dxa"/>
             <w:tcBorders>
-              <w:top w:val="single" w:sz="4" w:space="0" w:color="E5E7EB"/>
-              <w:left w:val="single" w:sz="4" w:space="0" w:color="E5E7EB"/>
-              <w:bottom w:val="single" w:sz="4" w:space="0" w:color="E5E7EB"/>
-              <w:right w:val="single" w:sz="4" w:space="0" w:color="E5E7EB"/>
-            </w:tcBorders>
-            <w:tcMar>
-              <w:top w:w="80" w:type="dxa"/>
-              <w:left w:w="120" w:type="dxa"/>
-              <w:bottom w:w="80" w:type="dxa"/>
-              <w:right w:w="120" w:type="dxa"/>
-            </w:tcMar>
-          </w:tcPr>
-          <w:p>
-            <w:r>
-              <w:rPr>
-                <w:color w:val="6B7280"/>
+              <w:top w:val="single" w:sz="4" w:space="0" w:color="E2E8F0"/>
+              <w:left w:val="single" w:sz="4" w:space="0" w:color="E2E8F0"/>
+              <w:bottom w:val="single" w:sz="4" w:space="0" w:color="E2E8F0"/>
+              <w:right w:val="single" w:sz="4" w:space="0" w:color="E2E8F0"/>
+            </w:tcBorders>
+            <w:tcMar>
+              <w:top w:w="80" w:type="dxa"/>
+              <w:left w:w="120" w:type="dxa"/>
+              <w:bottom w:w="80" w:type="dxa"/>
+              <w:right w:w="120" w:type="dxa"/>
+            </w:tcMar>
+          </w:tcPr>
+          <w:p>
+            <w:r>
+              <w:rPr>
+                <w:color w:val="475569"/>
                 <w:sz w:val="20"/>
                 <w:szCs w:val="20"/>
               </w:rPr>
@@ -5475,20 +4501,14 @@
         </w:tc>
       </w:tr>
       <w:tr>
-        <w:tblPrEx>
-          <w:tblCellMar>
-            <w:top w:w="0" w:type="dxa"/>
-            <w:bottom w:w="0" w:type="dxa"/>
-          </w:tblCellMar>
-        </w:tblPrEx>
         <w:tc>
           <w:tcPr>
             <w:tcW w:w="1927" w:type="dxa"/>
             <w:tcBorders>
-              <w:top w:val="single" w:sz="4" w:space="0" w:color="E5E7EB"/>
-              <w:left w:val="single" w:sz="4" w:space="0" w:color="E5E7EB"/>
-              <w:bottom w:val="single" w:sz="4" w:space="0" w:color="E5E7EB"/>
-              <w:right w:val="single" w:sz="4" w:space="0" w:color="E5E7EB"/>
+              <w:top w:val="single" w:sz="4" w:space="0" w:color="E2E8F0"/>
+              <w:left w:val="single" w:sz="4" w:space="0" w:color="E2E8F0"/>
+              <w:bottom w:val="single" w:sz="4" w:space="0" w:color="E2E8F0"/>
+              <w:right w:val="single" w:sz="4" w:space="0" w:color="E2E8F0"/>
             </w:tcBorders>
             <w:tcMar>
               <w:top w:w="80" w:type="dxa"/>
@@ -5502,7 +4522,7 @@
               <w:rPr>
                 <w:b/>
                 <w:bCs/>
-                <w:color w:val="111827"/>
+                <w:color w:val="0F172A"/>
                 <w:sz w:val="20"/>
                 <w:szCs w:val="20"/>
               </w:rPr>
@@ -5514,10 +4534,10 @@
           <w:tcPr>
             <w:tcW w:w="2409" w:type="dxa"/>
             <w:tcBorders>
-              <w:top w:val="single" w:sz="4" w:space="0" w:color="E5E7EB"/>
-              <w:left w:val="single" w:sz="4" w:space="0" w:color="E5E7EB"/>
-              <w:bottom w:val="single" w:sz="4" w:space="0" w:color="E5E7EB"/>
-              <w:right w:val="single" w:sz="4" w:space="0" w:color="E5E7EB"/>
+              <w:top w:val="single" w:sz="4" w:space="0" w:color="E2E8F0"/>
+              <w:left w:val="single" w:sz="4" w:space="0" w:color="E2E8F0"/>
+              <w:bottom w:val="single" w:sz="4" w:space="0" w:color="E2E8F0"/>
+              <w:right w:val="single" w:sz="4" w:space="0" w:color="E2E8F0"/>
             </w:tcBorders>
             <w:shd w:val="clear" w:color="auto" w:fill="F3F4F6"/>
             <w:tcMar>
@@ -5530,7 +4550,7 @@
           <w:p>
             <w:r>
               <w:rPr>
-                <w:color w:val="6B7280"/>
+                <w:color w:val="475569"/>
                 <w:sz w:val="20"/>
                 <w:szCs w:val="20"/>
               </w:rPr>
@@ -5542,63 +4562,39 @@
           <w:tcPr>
             <w:tcW w:w="2409" w:type="dxa"/>
             <w:tcBorders>
-              <w:top w:val="single" w:sz="4" w:space="0" w:color="E5E7EB"/>
-              <w:left w:val="single" w:sz="4" w:space="0" w:color="E5E7EB"/>
-              <w:bottom w:val="single" w:sz="4" w:space="0" w:color="E5E7EB"/>
-              <w:right w:val="single" w:sz="4" w:space="0" w:color="E5E7EB"/>
-            </w:tcBorders>
-            <w:tcMar>
-              <w:top w:w="80" w:type="dxa"/>
-              <w:left w:w="120" w:type="dxa"/>
-              <w:bottom w:w="80" w:type="dxa"/>
-              <w:right w:w="120" w:type="dxa"/>
-            </w:tcMar>
-          </w:tcPr>
-          <w:p>
-            <w:r>
-              <w:rPr>
-                <w:color w:val="6B7280"/>
-                <w:sz w:val="20"/>
-                <w:szCs w:val="20"/>
-              </w:rPr>
-              <w:t xml:space="preserve">Sil, Temizle, Sıfırla. Her zaman onay </w:t>
-            </w:r>
-            <w:proofErr w:type="spellStart"/>
-            <w:r>
-              <w:rPr>
-                <w:color w:val="6B7280"/>
-                <w:sz w:val="20"/>
-                <w:szCs w:val="20"/>
-              </w:rPr>
-              <w:t>modalı</w:t>
-            </w:r>
-            <w:proofErr w:type="spellEnd"/>
-            <w:r>
-              <w:rPr>
-                <w:color w:val="6B7280"/>
-                <w:sz w:val="20"/>
-                <w:szCs w:val="20"/>
-              </w:rPr>
-              <w:t xml:space="preserve"> açar.</w:t>
+              <w:top w:val="single" w:sz="4" w:space="0" w:color="E2E8F0"/>
+              <w:left w:val="single" w:sz="4" w:space="0" w:color="E2E8F0"/>
+              <w:bottom w:val="single" w:sz="4" w:space="0" w:color="E2E8F0"/>
+              <w:right w:val="single" w:sz="4" w:space="0" w:color="E2E8F0"/>
+            </w:tcBorders>
+            <w:tcMar>
+              <w:top w:w="80" w:type="dxa"/>
+              <w:left w:w="120" w:type="dxa"/>
+              <w:bottom w:w="80" w:type="dxa"/>
+              <w:right w:w="120" w:type="dxa"/>
+            </w:tcMar>
+          </w:tcPr>
+          <w:p>
+            <w:r>
+              <w:rPr>
+                <w:color w:val="475569"/>
+                <w:sz w:val="20"/>
+                <w:szCs w:val="20"/>
+              </w:rPr>
+              <w:t>Sil, Temizle, Sıfırla. Her zaman onay modalı açar.</w:t>
             </w:r>
           </w:p>
         </w:tc>
       </w:tr>
       <w:tr>
-        <w:tblPrEx>
-          <w:tblCellMar>
-            <w:top w:w="0" w:type="dxa"/>
-            <w:bottom w:w="0" w:type="dxa"/>
-          </w:tblCellMar>
-        </w:tblPrEx>
         <w:tc>
           <w:tcPr>
             <w:tcW w:w="1927" w:type="dxa"/>
             <w:tcBorders>
-              <w:top w:val="single" w:sz="4" w:space="0" w:color="E5E7EB"/>
-              <w:left w:val="single" w:sz="4" w:space="0" w:color="E5E7EB"/>
-              <w:bottom w:val="single" w:sz="4" w:space="0" w:color="E5E7EB"/>
-              <w:right w:val="single" w:sz="4" w:space="0" w:color="E5E7EB"/>
+              <w:top w:val="single" w:sz="4" w:space="0" w:color="E2E8F0"/>
+              <w:left w:val="single" w:sz="4" w:space="0" w:color="E2E8F0"/>
+              <w:bottom w:val="single" w:sz="4" w:space="0" w:color="E2E8F0"/>
+              <w:right w:val="single" w:sz="4" w:space="0" w:color="E2E8F0"/>
             </w:tcBorders>
             <w:tcMar>
               <w:top w:w="80" w:type="dxa"/>
@@ -5612,7 +4608,7 @@
               <w:rPr>
                 <w:b/>
                 <w:bCs/>
-                <w:color w:val="111827"/>
+                <w:color w:val="0F172A"/>
                 <w:sz w:val="20"/>
                 <w:szCs w:val="20"/>
               </w:rPr>
@@ -5624,10 +4620,10 @@
           <w:tcPr>
             <w:tcW w:w="2409" w:type="dxa"/>
             <w:tcBorders>
-              <w:top w:val="single" w:sz="4" w:space="0" w:color="E5E7EB"/>
-              <w:left w:val="single" w:sz="4" w:space="0" w:color="E5E7EB"/>
-              <w:bottom w:val="single" w:sz="4" w:space="0" w:color="E5E7EB"/>
-              <w:right w:val="single" w:sz="4" w:space="0" w:color="E5E7EB"/>
+              <w:top w:val="single" w:sz="4" w:space="0" w:color="E2E8F0"/>
+              <w:left w:val="single" w:sz="4" w:space="0" w:color="E2E8F0"/>
+              <w:bottom w:val="single" w:sz="4" w:space="0" w:color="E2E8F0"/>
+              <w:right w:val="single" w:sz="4" w:space="0" w:color="E2E8F0"/>
             </w:tcBorders>
             <w:shd w:val="clear" w:color="auto" w:fill="F3F4F6"/>
             <w:tcMar>
@@ -5640,7 +4636,7 @@
           <w:p>
             <w:r>
               <w:rPr>
-                <w:color w:val="6B7280"/>
+                <w:color w:val="475569"/>
                 <w:sz w:val="20"/>
                 <w:szCs w:val="20"/>
               </w:rPr>
@@ -5652,22 +4648,22 @@
           <w:tcPr>
             <w:tcW w:w="2409" w:type="dxa"/>
             <w:tcBorders>
-              <w:top w:val="single" w:sz="4" w:space="0" w:color="E5E7EB"/>
-              <w:left w:val="single" w:sz="4" w:space="0" w:color="E5E7EB"/>
-              <w:bottom w:val="single" w:sz="4" w:space="0" w:color="E5E7EB"/>
-              <w:right w:val="single" w:sz="4" w:space="0" w:color="E5E7EB"/>
-            </w:tcBorders>
-            <w:tcMar>
-              <w:top w:w="80" w:type="dxa"/>
-              <w:left w:w="120" w:type="dxa"/>
-              <w:bottom w:w="80" w:type="dxa"/>
-              <w:right w:w="120" w:type="dxa"/>
-            </w:tcMar>
-          </w:tcPr>
-          <w:p>
-            <w:r>
-              <w:rPr>
-                <w:color w:val="6B7280"/>
+              <w:top w:val="single" w:sz="4" w:space="0" w:color="E2E8F0"/>
+              <w:left w:val="single" w:sz="4" w:space="0" w:color="E2E8F0"/>
+              <w:bottom w:val="single" w:sz="4" w:space="0" w:color="E2E8F0"/>
+              <w:right w:val="single" w:sz="4" w:space="0" w:color="E2E8F0"/>
+            </w:tcBorders>
+            <w:tcMar>
+              <w:top w:w="80" w:type="dxa"/>
+              <w:left w:w="120" w:type="dxa"/>
+              <w:bottom w:w="80" w:type="dxa"/>
+              <w:right w:w="120" w:type="dxa"/>
+            </w:tcMar>
+          </w:tcPr>
+          <w:p>
+            <w:r>
+              <w:rPr>
+                <w:color w:val="475569"/>
                 <w:sz w:val="20"/>
                 <w:szCs w:val="20"/>
               </w:rPr>
@@ -5686,13 +4682,8 @@
       <w:pPr>
         <w:pStyle w:val="Balk3"/>
       </w:pPr>
-      <w:proofErr w:type="gramStart"/>
-      <w:r>
-        <w:t>5.2  Boyut</w:t>
-      </w:r>
-      <w:proofErr w:type="gramEnd"/>
-      <w:r>
-        <w:t xml:space="preserve"> kuralları</w:t>
+      <w:r>
+        <w:t>5.2  Boyut kuralları</w:t>
       </w:r>
     </w:p>
     <w:p>
@@ -5708,29 +4699,15 @@
         <w:rPr>
           <w:b/>
           <w:bCs/>
-          <w:color w:val="111827"/>
+          <w:color w:val="0F172A"/>
         </w:rPr>
         <w:t xml:space="preserve">Yükseklik — </w:t>
       </w:r>
       <w:r>
         <w:rPr>
-          <w:color w:val="6B7280"/>
-        </w:rPr>
-        <w:t xml:space="preserve">Birincil ve ikincil butonlar 40px. Hayalet butonlar 32px. </w:t>
-      </w:r>
-      <w:proofErr w:type="spellStart"/>
-      <w:r>
-        <w:rPr>
-          <w:color w:val="6B7280"/>
-        </w:rPr>
-        <w:t>Toolbar</w:t>
-      </w:r>
-      <w:proofErr w:type="spellEnd"/>
-      <w:r>
-        <w:rPr>
-          <w:color w:val="6B7280"/>
-        </w:rPr>
-        <w:t xml:space="preserve"> butonları 40px (ikon + etiket).</w:t>
+          <w:color w:val="475569"/>
+        </w:rPr>
+        <w:t>Birincil ve ikincil butonlar 36px. Hayalet butonlar 32px. Toolbar butonları 40px (ikon + etiket).</w:t>
       </w:r>
     </w:p>
     <w:p>
@@ -5746,51 +4723,15 @@
         <w:rPr>
           <w:b/>
           <w:bCs/>
-          <w:color w:val="111827"/>
+          <w:color w:val="0F172A"/>
         </w:rPr>
         <w:t xml:space="preserve">Minimum genişlik — </w:t>
       </w:r>
-      <w:proofErr w:type="spellStart"/>
-      <w:r>
-        <w:rPr>
-          <w:color w:val="6B7280"/>
-        </w:rPr>
-        <w:t>Toolbar</w:t>
-      </w:r>
-      <w:proofErr w:type="spellEnd"/>
-      <w:r>
-        <w:rPr>
-          <w:color w:val="6B7280"/>
-        </w:rPr>
-        <w:t xml:space="preserve"> butonu minimum 56px. Panel butonu panel genişliğinin %100'ü (</w:t>
-      </w:r>
-      <w:proofErr w:type="spellStart"/>
-      <w:r>
-        <w:rPr>
-          <w:color w:val="6B7280"/>
-        </w:rPr>
-        <w:t>full</w:t>
-      </w:r>
-      <w:proofErr w:type="spellEnd"/>
-      <w:r>
-        <w:rPr>
-          <w:color w:val="6B7280"/>
-        </w:rPr>
-        <w:t xml:space="preserve"> </w:t>
-      </w:r>
-      <w:proofErr w:type="spellStart"/>
-      <w:r>
-        <w:rPr>
-          <w:color w:val="6B7280"/>
-        </w:rPr>
-        <w:t>width</w:t>
-      </w:r>
-      <w:proofErr w:type="spellEnd"/>
-      <w:r>
-        <w:rPr>
-          <w:color w:val="6B7280"/>
-        </w:rPr>
-        <w:t>).</w:t>
+      <w:r>
+        <w:rPr>
+          <w:color w:val="475569"/>
+        </w:rPr>
+        <w:t>Toolbar butonu minimum 56px. Panel butonu panel genişliğinin %100'ü (full width).</w:t>
       </w:r>
     </w:p>
     <w:p>
@@ -5802,27 +4743,17 @@
         </w:numPr>
         <w:spacing w:before="40" w:after="40"/>
       </w:pPr>
-      <w:proofErr w:type="spellStart"/>
       <w:r>
         <w:rPr>
           <w:b/>
           <w:bCs/>
-          <w:color w:val="111827"/>
-        </w:rPr>
-        <w:t>Padding</w:t>
-      </w:r>
-      <w:proofErr w:type="spellEnd"/>
-      <w:r>
-        <w:rPr>
-          <w:b/>
-          <w:bCs/>
-          <w:color w:val="111827"/>
-        </w:rPr>
-        <w:t xml:space="preserve"> — </w:t>
-      </w:r>
-      <w:r>
-        <w:rPr>
-          <w:color w:val="6B7280"/>
+          <w:color w:val="0F172A"/>
+        </w:rPr>
+        <w:t xml:space="preserve">Padding — </w:t>
+      </w:r>
+      <w:r>
+        <w:rPr>
+          <w:color w:val="475569"/>
         </w:rPr>
         <w:t>Yatay 16px, dikey 10px. İkon + metin arasında 8px boşluk.</w:t>
       </w:r>
@@ -5836,61 +4767,19 @@
         </w:numPr>
         <w:spacing w:before="40" w:after="40"/>
       </w:pPr>
-      <w:proofErr w:type="spellStart"/>
       <w:r>
         <w:rPr>
           <w:b/>
           <w:bCs/>
-          <w:color w:val="111827"/>
-        </w:rPr>
-        <w:t>Border</w:t>
-      </w:r>
-      <w:proofErr w:type="spellEnd"/>
-      <w:r>
-        <w:rPr>
-          <w:b/>
-          <w:bCs/>
-          <w:color w:val="111827"/>
-        </w:rPr>
-        <w:t xml:space="preserve"> </w:t>
-      </w:r>
-      <w:proofErr w:type="spellStart"/>
-      <w:r>
-        <w:rPr>
-          <w:b/>
-          <w:bCs/>
-          <w:color w:val="111827"/>
-        </w:rPr>
-        <w:t>radius</w:t>
-      </w:r>
-      <w:proofErr w:type="spellEnd"/>
-      <w:r>
-        <w:rPr>
-          <w:b/>
-          <w:bCs/>
-          <w:color w:val="111827"/>
-        </w:rPr>
-        <w:t xml:space="preserve"> — </w:t>
-      </w:r>
-      <w:r>
-        <w:rPr>
-          <w:color w:val="6B7280"/>
-        </w:rPr>
-        <w:t>6px. Köşeli (0px) veya tam yuvarlak (</w:t>
-      </w:r>
-      <w:proofErr w:type="spellStart"/>
-      <w:r>
-        <w:rPr>
-          <w:color w:val="6B7280"/>
-        </w:rPr>
-        <w:t>pill</w:t>
-      </w:r>
-      <w:proofErr w:type="spellEnd"/>
-      <w:r>
-        <w:rPr>
-          <w:color w:val="6B7280"/>
-        </w:rPr>
-        <w:t>) kullanılmaz.</w:t>
+          <w:color w:val="0F172A"/>
+        </w:rPr>
+        <w:t xml:space="preserve">Border radius — </w:t>
+      </w:r>
+      <w:r>
+        <w:rPr>
+          <w:color w:val="475569"/>
+        </w:rPr>
+        <w:t>6px. Köşeli (0px) veya tam yuvarlak (pill) kullanılmaz.</w:t>
       </w:r>
     </w:p>
     <w:p>
@@ -5911,33 +4800,11 @@
         <w:rPr>
           <w:i/>
           <w:iCs/>
-          <w:color w:val="111827"/>
+          <w:color w:val="0F172A"/>
           <w:sz w:val="20"/>
           <w:szCs w:val="20"/>
         </w:rPr>
-        <w:t xml:space="preserve">Tehlikeli aksiyon kuralı: 'Havuzu Temizle', 'Sıfırla', 'Sil' gibi geri alınamaz her aksiyon, tıklandığında onay </w:t>
-      </w:r>
-      <w:proofErr w:type="spellStart"/>
-      <w:r>
-        <w:rPr>
-          <w:i/>
-          <w:iCs/>
-          <w:color w:val="111827"/>
-          <w:sz w:val="20"/>
-          <w:szCs w:val="20"/>
-        </w:rPr>
-        <w:t>modalı</w:t>
-      </w:r>
-      <w:proofErr w:type="spellEnd"/>
-      <w:r>
-        <w:rPr>
-          <w:i/>
-          <w:iCs/>
-          <w:color w:val="111827"/>
-          <w:sz w:val="20"/>
-          <w:szCs w:val="20"/>
-        </w:rPr>
-        <w:t xml:space="preserve"> açmalıdır. Onaysız silme işlemi yasaktır.</w:t>
+        <w:t>Tehlikeli aksiyon kuralı: 'Havuzu Temizle', 'Sıfırla', 'Sil' gibi geri alınamaz her aksiyon, tıklandığında onay modalı açmalıdır. Onaysız silme işlemi yasaktır.</w:t>
       </w:r>
     </w:p>
     <w:p>
@@ -5958,19 +4825,9 @@
       <w:pPr>
         <w:pStyle w:val="Balk3"/>
       </w:pPr>
-      <w:proofErr w:type="gramStart"/>
-      <w:r>
-        <w:t>6.1  İki</w:t>
-      </w:r>
-      <w:proofErr w:type="gramEnd"/>
-      <w:r>
-        <w:t xml:space="preserve"> katmanlı </w:t>
-      </w:r>
-      <w:proofErr w:type="spellStart"/>
-      <w:r>
-        <w:t>layout</w:t>
-      </w:r>
-      <w:proofErr w:type="spellEnd"/>
+      <w:r>
+        <w:t>6.1  İki katmanlı layout</w:t>
+      </w:r>
     </w:p>
     <w:p>
       <w:pPr>
@@ -5978,7 +4835,7 @@
       </w:pPr>
       <w:r>
         <w:rPr>
-          <w:color w:val="111827"/>
+          <w:color w:val="0F172A"/>
         </w:rPr>
         <w:t>Uygulama iki ayrı kontrol katmanından oluşur:</w:t>
       </w:r>
@@ -6011,12 +4868,6 @@
         <w:gridCol w:w="3855"/>
       </w:tblGrid>
       <w:tr>
-        <w:tblPrEx>
-          <w:tblCellMar>
-            <w:top w:w="0" w:type="dxa"/>
-            <w:bottom w:w="0" w:type="dxa"/>
-          </w:tblCellMar>
-        </w:tblPrEx>
         <w:trPr>
           <w:tblHeader/>
         </w:trPr>
@@ -6024,12 +4875,12 @@
           <w:tcPr>
             <w:tcW w:w="2409" w:type="dxa"/>
             <w:tcBorders>
-              <w:top w:val="single" w:sz="4" w:space="0" w:color="E5E7EB"/>
-              <w:left w:val="single" w:sz="4" w:space="0" w:color="E5E7EB"/>
-              <w:bottom w:val="single" w:sz="4" w:space="0" w:color="E5E7EB"/>
-              <w:right w:val="single" w:sz="4" w:space="0" w:color="E5E7EB"/>
-            </w:tcBorders>
-            <w:shd w:val="clear" w:color="auto" w:fill="111827"/>
+              <w:top w:val="single" w:sz="4" w:space="0" w:color="E2E8F0"/>
+              <w:left w:val="single" w:sz="4" w:space="0" w:color="E2E8F0"/>
+              <w:bottom w:val="single" w:sz="4" w:space="0" w:color="E2E8F0"/>
+              <w:right w:val="single" w:sz="4" w:space="0" w:color="E2E8F0"/>
+            </w:tcBorders>
+            <w:shd w:val="clear" w:color="auto" w:fill="0F172A"/>
             <w:tcMar>
               <w:top w:w="80" w:type="dxa"/>
               <w:left w:w="120" w:type="dxa"/>
@@ -6054,12 +4905,12 @@
           <w:tcPr>
             <w:tcW w:w="3373" w:type="dxa"/>
             <w:tcBorders>
-              <w:top w:val="single" w:sz="4" w:space="0" w:color="E5E7EB"/>
-              <w:left w:val="single" w:sz="4" w:space="0" w:color="E5E7EB"/>
-              <w:bottom w:val="single" w:sz="4" w:space="0" w:color="E5E7EB"/>
-              <w:right w:val="single" w:sz="4" w:space="0" w:color="E5E7EB"/>
-            </w:tcBorders>
-            <w:shd w:val="clear" w:color="auto" w:fill="111827"/>
+              <w:top w:val="single" w:sz="4" w:space="0" w:color="E2E8F0"/>
+              <w:left w:val="single" w:sz="4" w:space="0" w:color="E2E8F0"/>
+              <w:bottom w:val="single" w:sz="4" w:space="0" w:color="E2E8F0"/>
+              <w:right w:val="single" w:sz="4" w:space="0" w:color="E2E8F0"/>
+            </w:tcBorders>
+            <w:shd w:val="clear" w:color="auto" w:fill="0F172A"/>
             <w:tcMar>
               <w:top w:w="80" w:type="dxa"/>
               <w:left w:w="120" w:type="dxa"/>
@@ -6084,12 +4935,12 @@
           <w:tcPr>
             <w:tcW w:w="3855" w:type="dxa"/>
             <w:tcBorders>
-              <w:top w:val="single" w:sz="4" w:space="0" w:color="E5E7EB"/>
-              <w:left w:val="single" w:sz="4" w:space="0" w:color="E5E7EB"/>
-              <w:bottom w:val="single" w:sz="4" w:space="0" w:color="E5E7EB"/>
-              <w:right w:val="single" w:sz="4" w:space="0" w:color="E5E7EB"/>
-            </w:tcBorders>
-            <w:shd w:val="clear" w:color="auto" w:fill="111827"/>
+              <w:top w:val="single" w:sz="4" w:space="0" w:color="E2E8F0"/>
+              <w:left w:val="single" w:sz="4" w:space="0" w:color="E2E8F0"/>
+              <w:bottom w:val="single" w:sz="4" w:space="0" w:color="E2E8F0"/>
+              <w:right w:val="single" w:sz="4" w:space="0" w:color="E2E8F0"/>
+            </w:tcBorders>
+            <w:shd w:val="clear" w:color="auto" w:fill="0F172A"/>
             <w:tcMar>
               <w:top w:w="80" w:type="dxa"/>
               <w:left w:w="120" w:type="dxa"/>
@@ -6112,22 +4963,16 @@
         </w:tc>
       </w:tr>
       <w:tr>
-        <w:tblPrEx>
-          <w:tblCellMar>
-            <w:top w:w="0" w:type="dxa"/>
-            <w:bottom w:w="0" w:type="dxa"/>
-          </w:tblCellMar>
-        </w:tblPrEx>
         <w:tc>
           <w:tcPr>
             <w:tcW w:w="2409" w:type="dxa"/>
             <w:tcBorders>
-              <w:top w:val="single" w:sz="4" w:space="0" w:color="E5E7EB"/>
-              <w:left w:val="single" w:sz="4" w:space="0" w:color="E5E7EB"/>
-              <w:bottom w:val="single" w:sz="4" w:space="0" w:color="E5E7EB"/>
-              <w:right w:val="single" w:sz="4" w:space="0" w:color="E5E7EB"/>
-            </w:tcBorders>
-            <w:shd w:val="clear" w:color="auto" w:fill="EFF6FF"/>
+              <w:top w:val="single" w:sz="4" w:space="0" w:color="E2E8F0"/>
+              <w:left w:val="single" w:sz="4" w:space="0" w:color="E2E8F0"/>
+              <w:bottom w:val="single" w:sz="4" w:space="0" w:color="E2E8F0"/>
+              <w:right w:val="single" w:sz="4" w:space="0" w:color="E2E8F0"/>
+            </w:tcBorders>
+            <w:shd w:val="clear" w:color="auto" w:fill="FFFFFF"/>
             <w:tcMar>
               <w:top w:w="80" w:type="dxa"/>
               <w:left w:w="120" w:type="dxa"/>
@@ -6140,7 +4985,7 @@
               <w:rPr>
                 <w:b/>
                 <w:bCs/>
-                <w:color w:val="2563EB"/>
+                <w:color w:val="1A56DB"/>
                 <w:sz w:val="20"/>
                 <w:szCs w:val="20"/>
               </w:rPr>
@@ -6152,59 +4997,49 @@
           <w:tcPr>
             <w:tcW w:w="3373" w:type="dxa"/>
             <w:tcBorders>
-              <w:top w:val="single" w:sz="4" w:space="0" w:color="E5E7EB"/>
-              <w:left w:val="single" w:sz="4" w:space="0" w:color="E5E7EB"/>
-              <w:bottom w:val="single" w:sz="4" w:space="0" w:color="E5E7EB"/>
-              <w:right w:val="single" w:sz="4" w:space="0" w:color="E5E7EB"/>
-            </w:tcBorders>
-            <w:tcMar>
-              <w:top w:w="80" w:type="dxa"/>
-              <w:left w:w="120" w:type="dxa"/>
-              <w:bottom w:w="80" w:type="dxa"/>
-              <w:right w:w="120" w:type="dxa"/>
-            </w:tcMar>
-          </w:tcPr>
-          <w:p>
-            <w:r>
-              <w:rPr>
-                <w:color w:val="111827"/>
-                <w:sz w:val="20"/>
-                <w:szCs w:val="20"/>
-              </w:rPr>
-              <w:t xml:space="preserve">Kanvas üstü — bağlamsal </w:t>
-            </w:r>
-            <w:proofErr w:type="spellStart"/>
-            <w:r>
-              <w:rPr>
-                <w:color w:val="111827"/>
-                <w:sz w:val="20"/>
-                <w:szCs w:val="20"/>
-              </w:rPr>
-              <w:t>toolbar</w:t>
-            </w:r>
-            <w:proofErr w:type="spellEnd"/>
+              <w:top w:val="single" w:sz="4" w:space="0" w:color="E2E8F0"/>
+              <w:left w:val="single" w:sz="4" w:space="0" w:color="E2E8F0"/>
+              <w:bottom w:val="single" w:sz="4" w:space="0" w:color="E2E8F0"/>
+              <w:right w:val="single" w:sz="4" w:space="0" w:color="E2E8F0"/>
+            </w:tcBorders>
+            <w:tcMar>
+              <w:top w:w="80" w:type="dxa"/>
+              <w:left w:w="120" w:type="dxa"/>
+              <w:bottom w:w="80" w:type="dxa"/>
+              <w:right w:w="120" w:type="dxa"/>
+            </w:tcMar>
+          </w:tcPr>
+          <w:p>
+            <w:r>
+              <w:rPr>
+                <w:color w:val="0F172A"/>
+                <w:sz w:val="20"/>
+                <w:szCs w:val="20"/>
+              </w:rPr>
+              <w:t>Kanvas üstü — bağlamsal toolbar</w:t>
+            </w:r>
           </w:p>
         </w:tc>
         <w:tc>
           <w:tcPr>
             <w:tcW w:w="3855" w:type="dxa"/>
             <w:tcBorders>
-              <w:top w:val="single" w:sz="4" w:space="0" w:color="E5E7EB"/>
-              <w:left w:val="single" w:sz="4" w:space="0" w:color="E5E7EB"/>
-              <w:bottom w:val="single" w:sz="4" w:space="0" w:color="E5E7EB"/>
-              <w:right w:val="single" w:sz="4" w:space="0" w:color="E5E7EB"/>
-            </w:tcBorders>
-            <w:tcMar>
-              <w:top w:w="80" w:type="dxa"/>
-              <w:left w:w="120" w:type="dxa"/>
-              <w:bottom w:w="80" w:type="dxa"/>
-              <w:right w:w="120" w:type="dxa"/>
-            </w:tcMar>
-          </w:tcPr>
-          <w:p>
-            <w:r>
-              <w:rPr>
-                <w:color w:val="6B7280"/>
+              <w:top w:val="single" w:sz="4" w:space="0" w:color="E2E8F0"/>
+              <w:left w:val="single" w:sz="4" w:space="0" w:color="E2E8F0"/>
+              <w:bottom w:val="single" w:sz="4" w:space="0" w:color="E2E8F0"/>
+              <w:right w:val="single" w:sz="4" w:space="0" w:color="E2E8F0"/>
+            </w:tcBorders>
+            <w:tcMar>
+              <w:top w:w="80" w:type="dxa"/>
+              <w:left w:w="120" w:type="dxa"/>
+              <w:bottom w:w="80" w:type="dxa"/>
+              <w:right w:w="120" w:type="dxa"/>
+            </w:tcMar>
+          </w:tcPr>
+          <w:p>
+            <w:r>
+              <w:rPr>
+                <w:color w:val="475569"/>
                 <w:sz w:val="20"/>
                 <w:szCs w:val="20"/>
               </w:rPr>
@@ -6214,22 +5049,16 @@
         </w:tc>
       </w:tr>
       <w:tr>
-        <w:tblPrEx>
-          <w:tblCellMar>
-            <w:top w:w="0" w:type="dxa"/>
-            <w:bottom w:w="0" w:type="dxa"/>
-          </w:tblCellMar>
-        </w:tblPrEx>
         <w:tc>
           <w:tcPr>
             <w:tcW w:w="2409" w:type="dxa"/>
             <w:tcBorders>
-              <w:top w:val="single" w:sz="4" w:space="0" w:color="E5E7EB"/>
-              <w:left w:val="single" w:sz="4" w:space="0" w:color="E5E7EB"/>
-              <w:bottom w:val="single" w:sz="4" w:space="0" w:color="E5E7EB"/>
-              <w:right w:val="single" w:sz="4" w:space="0" w:color="E5E7EB"/>
-            </w:tcBorders>
-            <w:shd w:val="clear" w:color="auto" w:fill="EFF6FF"/>
+              <w:top w:val="single" w:sz="4" w:space="0" w:color="E2E8F0"/>
+              <w:left w:val="single" w:sz="4" w:space="0" w:color="E2E8F0"/>
+              <w:bottom w:val="single" w:sz="4" w:space="0" w:color="E2E8F0"/>
+              <w:right w:val="single" w:sz="4" w:space="0" w:color="E2E8F0"/>
+            </w:tcBorders>
+            <w:shd w:val="clear" w:color="auto" w:fill="FFFFFF"/>
             <w:tcMar>
               <w:top w:w="80" w:type="dxa"/>
               <w:left w:w="120" w:type="dxa"/>
@@ -6242,7 +5071,7 @@
               <w:rPr>
                 <w:b/>
                 <w:bCs/>
-                <w:color w:val="2563EB"/>
+                <w:color w:val="1A56DB"/>
                 <w:sz w:val="20"/>
                 <w:szCs w:val="20"/>
               </w:rPr>
@@ -6254,59 +5083,49 @@
           <w:tcPr>
             <w:tcW w:w="3373" w:type="dxa"/>
             <w:tcBorders>
-              <w:top w:val="single" w:sz="4" w:space="0" w:color="E5E7EB"/>
-              <w:left w:val="single" w:sz="4" w:space="0" w:color="E5E7EB"/>
-              <w:bottom w:val="single" w:sz="4" w:space="0" w:color="E5E7EB"/>
-              <w:right w:val="single" w:sz="4" w:space="0" w:color="E5E7EB"/>
-            </w:tcBorders>
-            <w:tcMar>
-              <w:top w:w="80" w:type="dxa"/>
-              <w:left w:w="120" w:type="dxa"/>
-              <w:bottom w:w="80" w:type="dxa"/>
-              <w:right w:w="120" w:type="dxa"/>
-            </w:tcMar>
-          </w:tcPr>
-          <w:p>
-            <w:r>
-              <w:rPr>
-                <w:color w:val="111827"/>
-                <w:sz w:val="20"/>
-                <w:szCs w:val="20"/>
-              </w:rPr>
-              <w:t xml:space="preserve">Sağ panel — </w:t>
-            </w:r>
-            <w:proofErr w:type="spellStart"/>
-            <w:r>
-              <w:rPr>
-                <w:color w:val="111827"/>
-                <w:sz w:val="20"/>
-                <w:szCs w:val="20"/>
-              </w:rPr>
-              <w:t>akordiyonlu</w:t>
-            </w:r>
-            <w:proofErr w:type="spellEnd"/>
+              <w:top w:val="single" w:sz="4" w:space="0" w:color="E2E8F0"/>
+              <w:left w:val="single" w:sz="4" w:space="0" w:color="E2E8F0"/>
+              <w:bottom w:val="single" w:sz="4" w:space="0" w:color="E2E8F0"/>
+              <w:right w:val="single" w:sz="4" w:space="0" w:color="E2E8F0"/>
+            </w:tcBorders>
+            <w:tcMar>
+              <w:top w:w="80" w:type="dxa"/>
+              <w:left w:w="120" w:type="dxa"/>
+              <w:bottom w:w="80" w:type="dxa"/>
+              <w:right w:w="120" w:type="dxa"/>
+            </w:tcMar>
+          </w:tcPr>
+          <w:p>
+            <w:r>
+              <w:rPr>
+                <w:color w:val="0F172A"/>
+                <w:sz w:val="20"/>
+                <w:szCs w:val="20"/>
+              </w:rPr>
+              <w:t>Sağ panel — akordiyonlu</w:t>
+            </w:r>
           </w:p>
         </w:tc>
         <w:tc>
           <w:tcPr>
             <w:tcW w:w="3855" w:type="dxa"/>
             <w:tcBorders>
-              <w:top w:val="single" w:sz="4" w:space="0" w:color="E5E7EB"/>
-              <w:left w:val="single" w:sz="4" w:space="0" w:color="E5E7EB"/>
-              <w:bottom w:val="single" w:sz="4" w:space="0" w:color="E5E7EB"/>
-              <w:right w:val="single" w:sz="4" w:space="0" w:color="E5E7EB"/>
-            </w:tcBorders>
-            <w:tcMar>
-              <w:top w:w="80" w:type="dxa"/>
-              <w:left w:w="120" w:type="dxa"/>
-              <w:bottom w:w="80" w:type="dxa"/>
-              <w:right w:w="120" w:type="dxa"/>
-            </w:tcMar>
-          </w:tcPr>
-          <w:p>
-            <w:r>
-              <w:rPr>
-                <w:color w:val="6B7280"/>
+              <w:top w:val="single" w:sz="4" w:space="0" w:color="E2E8F0"/>
+              <w:left w:val="single" w:sz="4" w:space="0" w:color="E2E8F0"/>
+              <w:bottom w:val="single" w:sz="4" w:space="0" w:color="E2E8F0"/>
+              <w:right w:val="single" w:sz="4" w:space="0" w:color="E2E8F0"/>
+            </w:tcBorders>
+            <w:tcMar>
+              <w:top w:w="80" w:type="dxa"/>
+              <w:left w:w="120" w:type="dxa"/>
+              <w:bottom w:w="80" w:type="dxa"/>
+              <w:right w:w="120" w:type="dxa"/>
+            </w:tcMar>
+          </w:tcPr>
+          <w:p>
+            <w:r>
+              <w:rPr>
+                <w:color w:val="475569"/>
                 <w:sz w:val="20"/>
                 <w:szCs w:val="20"/>
               </w:rPr>
@@ -6325,21 +5144,8 @@
       <w:pPr>
         <w:pStyle w:val="Balk3"/>
       </w:pPr>
-      <w:proofErr w:type="gramStart"/>
-      <w:r>
-        <w:t>6.2  Hızlı</w:t>
-      </w:r>
-      <w:proofErr w:type="gramEnd"/>
-      <w:r>
-        <w:t xml:space="preserve"> erişim </w:t>
-      </w:r>
-      <w:proofErr w:type="spellStart"/>
-      <w:r>
-        <w:t>toolbar</w:t>
-      </w:r>
-      <w:proofErr w:type="spellEnd"/>
-      <w:r>
-        <w:t xml:space="preserve"> kuralları</w:t>
+      <w:r>
+        <w:t>6.2  Hızlı erişim toolbar kuralları</w:t>
       </w:r>
     </w:p>
     <w:p>
@@ -6355,13 +5161,13 @@
         <w:rPr>
           <w:b/>
           <w:bCs/>
-          <w:color w:val="111827"/>
+          <w:color w:val="0F172A"/>
         </w:rPr>
         <w:t xml:space="preserve">Maksimum 5-6 araç — </w:t>
       </w:r>
       <w:r>
         <w:rPr>
-          <w:color w:val="6B7280"/>
+          <w:color w:val="475569"/>
         </w:rPr>
         <w:t>Daha fazlası gözü dağıtır. 'En çok kullanılan 5 şey burada, geri kalanı sağ panelde' kuralı tutarlı uygulanır.</w:t>
       </w:r>
@@ -6379,37 +5185,15 @@
         <w:rPr>
           <w:b/>
           <w:bCs/>
-          <w:color w:val="111827"/>
+          <w:color w:val="0F172A"/>
         </w:rPr>
         <w:t xml:space="preserve">Bağlam duyarlı — </w:t>
       </w:r>
-      <w:proofErr w:type="spellStart"/>
-      <w:r>
-        <w:rPr>
-          <w:color w:val="6B7280"/>
-        </w:rPr>
-        <w:t>Arkaplan</w:t>
-      </w:r>
-      <w:proofErr w:type="spellEnd"/>
-      <w:r>
-        <w:rPr>
-          <w:color w:val="6B7280"/>
-        </w:rPr>
-        <w:t xml:space="preserve"> seçilince </w:t>
-      </w:r>
-      <w:proofErr w:type="spellStart"/>
-      <w:r>
-        <w:rPr>
-          <w:color w:val="6B7280"/>
-        </w:rPr>
-        <w:t>arkaplan</w:t>
-      </w:r>
-      <w:proofErr w:type="spellEnd"/>
-      <w:r>
-        <w:rPr>
-          <w:color w:val="6B7280"/>
-        </w:rPr>
-        <w:t xml:space="preserve"> araçları, ürün alanı seçilince alan araçları. Kanvasta seçim yokken genel araçlar.</w:t>
+      <w:r>
+        <w:rPr>
+          <w:color w:val="475569"/>
+        </w:rPr>
+        <w:t>Arkaplan seçilince arkaplan araçları, ürün alanı seçilince alan araçları. Kanvasta seçim yokken genel araçlar.</w:t>
       </w:r>
     </w:p>
     <w:p>
@@ -6425,23 +5209,15 @@
         <w:rPr>
           <w:b/>
           <w:bCs/>
-          <w:color w:val="111827"/>
+          <w:color w:val="0F172A"/>
         </w:rPr>
         <w:t xml:space="preserve">İkon + kısa etiket — </w:t>
       </w:r>
-      <w:proofErr w:type="spellStart"/>
-      <w:r>
-        <w:rPr>
-          <w:color w:val="6B7280"/>
-        </w:rPr>
-        <w:t>Toolbar</w:t>
-      </w:r>
-      <w:proofErr w:type="spellEnd"/>
-      <w:r>
-        <w:rPr>
-          <w:color w:val="6B7280"/>
-        </w:rPr>
-        <w:t xml:space="preserve"> butonu: 24px ikon üstte, 11px etiket altta. Etiket maksimum 8 karakter.</w:t>
+      <w:r>
+        <w:rPr>
+          <w:color w:val="475569"/>
+        </w:rPr>
+        <w:t>Toolbar butonu: 24px ikon üstte, 11px etiket altta. Etiket maksimum 8 karakter.</w:t>
       </w:r>
     </w:p>
     <w:p>
@@ -6457,13 +5233,13 @@
         <w:rPr>
           <w:b/>
           <w:bCs/>
-          <w:color w:val="111827"/>
+          <w:color w:val="0F172A"/>
         </w:rPr>
         <w:t xml:space="preserve">Ayraç kullanımı — </w:t>
       </w:r>
       <w:r>
         <w:rPr>
-          <w:color w:val="6B7280"/>
+          <w:color w:val="475569"/>
         </w:rPr>
         <w:t>Mantıksal gruplar 1px dikey çizgiyle ayrılır. En fazla 3 grup.</w:t>
       </w:r>
@@ -6477,41 +5253,21 @@
       <w:pPr>
         <w:pStyle w:val="Balk3"/>
       </w:pPr>
-      <w:proofErr w:type="gramStart"/>
-      <w:r>
-        <w:t xml:space="preserve">6.3  </w:t>
-      </w:r>
-      <w:proofErr w:type="spellStart"/>
-      <w:r>
-        <w:t>Toolbar</w:t>
-      </w:r>
-      <w:proofErr w:type="spellEnd"/>
-      <w:proofErr w:type="gramEnd"/>
-      <w:r>
-        <w:t xml:space="preserve"> içerik önerileri</w:t>
+      <w:r>
+        <w:t>6.3  Toolbar içerik önerileri</w:t>
       </w:r>
     </w:p>
     <w:p>
       <w:pPr>
         <w:spacing w:before="60" w:after="40"/>
       </w:pPr>
-      <w:proofErr w:type="spellStart"/>
       <w:r>
         <w:rPr>
           <w:b/>
           <w:bCs/>
-          <w:color w:val="111827"/>
-        </w:rPr>
-        <w:t>Arkaplan</w:t>
-      </w:r>
-      <w:proofErr w:type="spellEnd"/>
-      <w:r>
-        <w:rPr>
-          <w:b/>
-          <w:bCs/>
-          <w:color w:val="111827"/>
-        </w:rPr>
-        <w:t xml:space="preserve"> seçiliyken:</w:t>
+          <w:color w:val="0F172A"/>
+        </w:rPr>
+        <w:t>Arkaplan seçiliyken:</w:t>
       </w:r>
     </w:p>
     <w:p>
@@ -6523,47 +5279,11 @@
         </w:numPr>
         <w:spacing w:before="40" w:after="40"/>
       </w:pPr>
-      <w:proofErr w:type="gramStart"/>
-      <w:r>
-        <w:rPr>
-          <w:color w:val="111827"/>
-        </w:rPr>
-        <w:t>Görsel  |</w:t>
-      </w:r>
-      <w:proofErr w:type="gramEnd"/>
-      <w:r>
-        <w:rPr>
-          <w:color w:val="111827"/>
-        </w:rPr>
-        <w:t xml:space="preserve">  </w:t>
-      </w:r>
-      <w:proofErr w:type="gramStart"/>
-      <w:r>
-        <w:rPr>
-          <w:color w:val="111827"/>
-        </w:rPr>
-        <w:t>Renk  |</w:t>
-      </w:r>
-      <w:proofErr w:type="gramEnd"/>
-      <w:r>
-        <w:rPr>
-          <w:color w:val="111827"/>
-        </w:rPr>
-        <w:t xml:space="preserve">  </w:t>
-      </w:r>
-      <w:proofErr w:type="gramStart"/>
-      <w:r>
-        <w:rPr>
-          <w:color w:val="111827"/>
-        </w:rPr>
-        <w:t>Saydamlık  |</w:t>
-      </w:r>
-      <w:proofErr w:type="gramEnd"/>
-      <w:r>
-        <w:rPr>
-          <w:color w:val="111827"/>
-        </w:rPr>
-        <w:t xml:space="preserve">  Köşeler</w:t>
+      <w:r>
+        <w:rPr>
+          <w:color w:val="0F172A"/>
+        </w:rPr>
+        <w:t>Görsel  |  Renk  |  Saydamlık  |  Köşeler</w:t>
       </w:r>
     </w:p>
     <w:p>
@@ -6574,7 +5294,7 @@
         <w:rPr>
           <w:b/>
           <w:bCs/>
-          <w:color w:val="111827"/>
+          <w:color w:val="0F172A"/>
         </w:rPr>
         <w:t>Ürün alanı seçiliyken:</w:t>
       </w:r>
@@ -6588,61 +5308,11 @@
         </w:numPr>
         <w:spacing w:before="40" w:after="40"/>
       </w:pPr>
-      <w:proofErr w:type="gramStart"/>
-      <w:r>
-        <w:rPr>
-          <w:color w:val="111827"/>
-        </w:rPr>
-        <w:t>Görsel  |</w:t>
-      </w:r>
-      <w:proofErr w:type="gramEnd"/>
-      <w:r>
-        <w:rPr>
-          <w:color w:val="111827"/>
-        </w:rPr>
-        <w:t xml:space="preserve">  </w:t>
-      </w:r>
-      <w:proofErr w:type="gramStart"/>
-      <w:r>
-        <w:rPr>
-          <w:color w:val="111827"/>
-        </w:rPr>
-        <w:t>Yazı  |</w:t>
-      </w:r>
-      <w:proofErr w:type="gramEnd"/>
-      <w:r>
-        <w:rPr>
-          <w:color w:val="111827"/>
-        </w:rPr>
-        <w:t xml:space="preserve">  </w:t>
-      </w:r>
-      <w:proofErr w:type="gramStart"/>
-      <w:r>
-        <w:rPr>
-          <w:color w:val="111827"/>
-        </w:rPr>
-        <w:t>Fiyat  |</w:t>
-      </w:r>
-      <w:proofErr w:type="gramEnd"/>
-      <w:r>
-        <w:rPr>
-          <w:color w:val="111827"/>
-        </w:rPr>
-        <w:t xml:space="preserve">  </w:t>
-      </w:r>
-      <w:proofErr w:type="gramStart"/>
-      <w:r>
-        <w:rPr>
-          <w:color w:val="111827"/>
-        </w:rPr>
-        <w:t>Çerçeve  |</w:t>
-      </w:r>
-      <w:proofErr w:type="gramEnd"/>
-      <w:r>
-        <w:rPr>
-          <w:color w:val="111827"/>
-        </w:rPr>
-        <w:t xml:space="preserve">  Kopyala</w:t>
+      <w:r>
+        <w:rPr>
+          <w:color w:val="0F172A"/>
+        </w:rPr>
+        <w:t>Görsel  |  Yazı  |  Fiyat  |  Çerçeve  |  Kopyala</w:t>
       </w:r>
     </w:p>
     <w:p>
@@ -6653,7 +5323,7 @@
         <w:rPr>
           <w:b/>
           <w:bCs/>
-          <w:color w:val="111827"/>
+          <w:color w:val="0F172A"/>
         </w:rPr>
         <w:t>Seçim yokken (genel):</w:t>
       </w:r>
@@ -6669,51 +5339,9 @@
       </w:pPr>
       <w:r>
         <w:rPr>
-          <w:color w:val="111827"/>
-        </w:rPr>
-        <w:t xml:space="preserve">Geri </w:t>
-      </w:r>
-      <w:proofErr w:type="gramStart"/>
-      <w:r>
-        <w:rPr>
-          <w:color w:val="111827"/>
-        </w:rPr>
-        <w:t>al  |</w:t>
-      </w:r>
-      <w:proofErr w:type="gramEnd"/>
-      <w:r>
-        <w:rPr>
-          <w:color w:val="111827"/>
-        </w:rPr>
-        <w:t xml:space="preserve">  </w:t>
-      </w:r>
-      <w:proofErr w:type="gramStart"/>
-      <w:r>
-        <w:rPr>
-          <w:color w:val="111827"/>
-        </w:rPr>
-        <w:t>Yinele  |</w:t>
-      </w:r>
-      <w:proofErr w:type="gramEnd"/>
-      <w:r>
-        <w:rPr>
-          <w:color w:val="111827"/>
-        </w:rPr>
-        <w:t xml:space="preserve">  </w:t>
-      </w:r>
-      <w:proofErr w:type="gramStart"/>
-      <w:r>
-        <w:rPr>
-          <w:color w:val="111827"/>
-        </w:rPr>
-        <w:t>Izgara  |</w:t>
-      </w:r>
-      <w:proofErr w:type="gramEnd"/>
-      <w:r>
-        <w:rPr>
-          <w:color w:val="111827"/>
-        </w:rPr>
-        <w:t xml:space="preserve">  Tüm sayfalara uygula</w:t>
+          <w:color w:val="0F172A"/>
+        </w:rPr>
+        <w:t>Geri al  |  Yinele  |  Izgara  |  Tüm sayfalara uygula</w:t>
       </w:r>
     </w:p>
     <w:p>
@@ -6725,13 +5353,8 @@
       <w:pPr>
         <w:pStyle w:val="Balk3"/>
       </w:pPr>
-      <w:proofErr w:type="gramStart"/>
-      <w:r>
-        <w:t>6.4  Sağ</w:t>
-      </w:r>
-      <w:proofErr w:type="gramEnd"/>
-      <w:r>
-        <w:t xml:space="preserve"> panel akordiyonları</w:t>
+      <w:r>
+        <w:t>6.4  Sağ panel akordiyonları</w:t>
       </w:r>
     </w:p>
     <w:p>
@@ -6747,13 +5370,13 @@
         <w:rPr>
           <w:b/>
           <w:bCs/>
-          <w:color w:val="111827"/>
+          <w:color w:val="0F172A"/>
         </w:rPr>
         <w:t xml:space="preserve">Varsayılan durum — </w:t>
       </w:r>
       <w:r>
         <w:rPr>
-          <w:color w:val="6B7280"/>
+          <w:color w:val="475569"/>
         </w:rPr>
         <w:t>İlk açılışta yalnızca en çok kullanılan akordiyonun (Hücre görünümü veya Görsel ayarları) açık olması önerilir.</w:t>
       </w:r>
@@ -6771,13 +5394,13 @@
         <w:rPr>
           <w:b/>
           <w:bCs/>
-          <w:color w:val="111827"/>
+          <w:color w:val="0F172A"/>
         </w:rPr>
         <w:t xml:space="preserve">Öncelik sırası — </w:t>
       </w:r>
       <w:r>
         <w:rPr>
-          <w:color w:val="6B7280"/>
+          <w:color w:val="475569"/>
         </w:rPr>
         <w:t>En çok kullanılan ayar en üstte. Gelişmiş ayarlar en altta ve kapalı.</w:t>
       </w:r>
@@ -6795,71 +5418,15 @@
         <w:rPr>
           <w:b/>
           <w:bCs/>
-          <w:color w:val="111827"/>
+          <w:color w:val="0F172A"/>
         </w:rPr>
         <w:t xml:space="preserve">Başlık yapısı — </w:t>
       </w:r>
       <w:r>
         <w:rPr>
-          <w:color w:val="6B7280"/>
-        </w:rPr>
-        <w:t xml:space="preserve">18px ikon + 15px </w:t>
-      </w:r>
-      <w:proofErr w:type="spellStart"/>
-      <w:r>
-        <w:rPr>
-          <w:color w:val="6B7280"/>
-        </w:rPr>
-        <w:t>bold</w:t>
-      </w:r>
-      <w:proofErr w:type="spellEnd"/>
-      <w:r>
-        <w:rPr>
-          <w:color w:val="6B7280"/>
-        </w:rPr>
-        <w:t xml:space="preserve"> etiket + </w:t>
-      </w:r>
-      <w:proofErr w:type="spellStart"/>
-      <w:r>
-        <w:rPr>
-          <w:color w:val="6B7280"/>
-        </w:rPr>
-        <w:t>chevron</w:t>
-      </w:r>
-      <w:proofErr w:type="spellEnd"/>
-      <w:r>
-        <w:rPr>
-          <w:color w:val="6B7280"/>
-        </w:rPr>
-        <w:t xml:space="preserve"> ikonu sağda. Tüm başlıklar </w:t>
-      </w:r>
-      <w:proofErr w:type="spellStart"/>
-      <w:r>
-        <w:rPr>
-          <w:color w:val="6B7280"/>
-        </w:rPr>
-        <w:t>sentence</w:t>
-      </w:r>
-      <w:proofErr w:type="spellEnd"/>
-      <w:r>
-        <w:rPr>
-          <w:color w:val="6B7280"/>
-        </w:rPr>
-        <w:t xml:space="preserve"> </w:t>
-      </w:r>
-      <w:proofErr w:type="spellStart"/>
-      <w:r>
-        <w:rPr>
-          <w:color w:val="6B7280"/>
-        </w:rPr>
-        <w:t>case</w:t>
-      </w:r>
-      <w:proofErr w:type="spellEnd"/>
-      <w:r>
-        <w:rPr>
-          <w:color w:val="6B7280"/>
-        </w:rPr>
-        <w:t>.</w:t>
+          <w:color w:val="475569"/>
+        </w:rPr>
+        <w:t>18px ikon + 13px medium etiket + chevron ikonu sağda. Tüm başlıklar sentence case.</w:t>
       </w:r>
     </w:p>
     <w:p>
@@ -6875,13 +5442,13 @@
         <w:rPr>
           <w:b/>
           <w:bCs/>
-          <w:color w:val="111827"/>
+          <w:color w:val="0F172A"/>
         </w:rPr>
         <w:t xml:space="preserve">Bağlam duyarlı panel — </w:t>
       </w:r>
       <w:r>
         <w:rPr>
-          <w:color w:val="6B7280"/>
+          <w:color w:val="475569"/>
         </w:rPr>
         <w:t>Kullanıcı bir ürün alanına tıkladığında panel otomatik olarak o alana ait ayarlara atlar.</w:t>
       </w:r>
@@ -6904,7 +5471,7 @@
         <w:rPr>
           <w:i/>
           <w:iCs/>
-          <w:color w:val="111827"/>
+          <w:color w:val="0F172A"/>
           <w:sz w:val="20"/>
           <w:szCs w:val="20"/>
         </w:rPr>
@@ -6929,13 +5496,8 @@
       <w:pPr>
         <w:pStyle w:val="Balk3"/>
       </w:pPr>
-      <w:proofErr w:type="gramStart"/>
-      <w:r>
-        <w:t>7.1  Aktif</w:t>
-      </w:r>
-      <w:proofErr w:type="gramEnd"/>
-      <w:r>
-        <w:t xml:space="preserve"> sekme tasarımı</w:t>
+      <w:r>
+        <w:t>7.1  Aktif sekme tasarımı</w:t>
       </w:r>
     </w:p>
     <w:p>
@@ -6944,7 +5506,7 @@
       </w:pPr>
       <w:r>
         <w:rPr>
-          <w:color w:val="111827"/>
+          <w:color w:val="0F172A"/>
         </w:rPr>
         <w:t>Aktif sekme iki görsel sinyalin birlikte kullanılmasıyla belirtilir:</w:t>
       </w:r>
@@ -6962,15 +5524,15 @@
         <w:rPr>
           <w:b/>
           <w:bCs/>
-          <w:color w:val="111827"/>
+          <w:color w:val="0F172A"/>
         </w:rPr>
         <w:t xml:space="preserve">Alt çizgi — </w:t>
       </w:r>
       <w:r>
         <w:rPr>
-          <w:color w:val="6B7280"/>
-        </w:rPr>
-        <w:t>2px, aksiyon mavisi (#2563EB). Evrensel 'aktif sekme' konvansiyonu.</w:t>
+          <w:color w:val="475569"/>
+        </w:rPr>
+        <w:t>2px, primary (#1a56db). Evrensel ‘aktif sekme’ konvansiyonu.</w:t>
       </w:r>
     </w:p>
     <w:p>
@@ -6986,15 +5548,15 @@
         <w:rPr>
           <w:b/>
           <w:bCs/>
-          <w:color w:val="111827"/>
+          <w:color w:val="0F172A"/>
         </w:rPr>
         <w:t xml:space="preserve">Arka plan — </w:t>
       </w:r>
       <w:r>
         <w:rPr>
-          <w:color w:val="6B7280"/>
-        </w:rPr>
-        <w:t>Hafif mavi zemin (#EFF6FF). Alt çizgiyle birlikte kullanılır.</w:t>
+          <w:color w:val="475569"/>
+        </w:rPr>
+        <w:t>surface-panel (#ffffff). Aktif sekme hafif zemin olmadan yalnızca alt çizgiyle belirtilir.</w:t>
       </w:r>
     </w:p>
     <w:p>
@@ -7010,15 +5572,15 @@
         <w:rPr>
           <w:b/>
           <w:bCs/>
-          <w:color w:val="111827"/>
+          <w:color w:val="0F172A"/>
         </w:rPr>
         <w:t xml:space="preserve">İkon ve etiket rengi — </w:t>
       </w:r>
       <w:r>
         <w:rPr>
-          <w:color w:val="6B7280"/>
-        </w:rPr>
-        <w:t>Aksiyon mavisi (#2563EB). Pasif sekmede gri (#6B7280).</w:t>
+          <w:color w:val="475569"/>
+        </w:rPr>
+        <w:t>text-primary (#0f172a) aktif sekmede, text-secondary (#475569) pasif sekmede.</w:t>
       </w:r>
     </w:p>
     <w:p>
@@ -7029,9 +5591,9 @@
     <w:p>
       <w:pPr>
         <w:pBdr>
-          <w:left w:val="single" w:sz="12" w:space="0" w:color="2563EB"/>
+          <w:left w:val="single" w:sz="12" w:space="0" w:color="1A56DB"/>
         </w:pBdr>
-        <w:shd w:val="clear" w:color="auto" w:fill="EFF6FF"/>
+        <w:shd w:val="clear" w:color="auto" w:fill="FFFFFF"/>
         <w:spacing w:before="120" w:after="120"/>
         <w:ind w:left="240"/>
       </w:pPr>
@@ -7039,11 +5601,11 @@
         <w:rPr>
           <w:i/>
           <w:iCs/>
-          <w:color w:val="111827"/>
+          <w:color w:val="0F172A"/>
           <w:sz w:val="20"/>
           <w:szCs w:val="20"/>
         </w:rPr>
-        <w:t>Neden mavi? Mavi evrensel 'aktif/seçili' sinyalidir. Koyu siyah alt çizgi daha güçlü kontrast verir ama acemi kullanıcının 'devre dışı' ile 'aktif' arasındaki farkı anlamasını zorlaştırır.</w:t>
+        <w:t>Aktif sekme primary (#1a56db) alt çizgi ile belirtilir. Zemin surface-panel (#ffffff) kalır — fazladan mavi zemin aksiyon rengiyle karışıklık yaratır.</w:t>
       </w:r>
     </w:p>
     <w:p>
@@ -7055,13 +5617,8 @@
       <w:pPr>
         <w:pStyle w:val="Balk3"/>
       </w:pPr>
-      <w:proofErr w:type="gramStart"/>
-      <w:r>
-        <w:t>7.2  Sekme</w:t>
-      </w:r>
-      <w:proofErr w:type="gramEnd"/>
-      <w:r>
-        <w:t xml:space="preserve"> etiket ve ikon önerileri</w:t>
+      <w:r>
+        <w:t>7.2  Sekme etiket ve ikon önerileri</w:t>
       </w:r>
     </w:p>
     <w:p>
@@ -7093,12 +5650,6 @@
         <w:gridCol w:w="3374"/>
       </w:tblGrid>
       <w:tr>
-        <w:tblPrEx>
-          <w:tblCellMar>
-            <w:top w:w="0" w:type="dxa"/>
-            <w:bottom w:w="0" w:type="dxa"/>
-          </w:tblCellMar>
-        </w:tblPrEx>
         <w:trPr>
           <w:tblHeader/>
         </w:trPr>
@@ -7106,12 +5657,12 @@
           <w:tcPr>
             <w:tcW w:w="1927" w:type="dxa"/>
             <w:tcBorders>
-              <w:top w:val="single" w:sz="4" w:space="0" w:color="E5E7EB"/>
-              <w:left w:val="single" w:sz="4" w:space="0" w:color="E5E7EB"/>
-              <w:bottom w:val="single" w:sz="4" w:space="0" w:color="E5E7EB"/>
-              <w:right w:val="single" w:sz="4" w:space="0" w:color="E5E7EB"/>
-            </w:tcBorders>
-            <w:shd w:val="clear" w:color="auto" w:fill="111827"/>
+              <w:top w:val="single" w:sz="4" w:space="0" w:color="E2E8F0"/>
+              <w:left w:val="single" w:sz="4" w:space="0" w:color="E2E8F0"/>
+              <w:bottom w:val="single" w:sz="4" w:space="0" w:color="E2E8F0"/>
+              <w:right w:val="single" w:sz="4" w:space="0" w:color="E2E8F0"/>
+            </w:tcBorders>
+            <w:shd w:val="clear" w:color="auto" w:fill="0F172A"/>
             <w:tcMar>
               <w:top w:w="80" w:type="dxa"/>
               <w:left w:w="120" w:type="dxa"/>
@@ -7136,12 +5687,12 @@
           <w:tcPr>
             <w:tcW w:w="1927" w:type="dxa"/>
             <w:tcBorders>
-              <w:top w:val="single" w:sz="4" w:space="0" w:color="E5E7EB"/>
-              <w:left w:val="single" w:sz="4" w:space="0" w:color="E5E7EB"/>
-              <w:bottom w:val="single" w:sz="4" w:space="0" w:color="E5E7EB"/>
-              <w:right w:val="single" w:sz="4" w:space="0" w:color="E5E7EB"/>
-            </w:tcBorders>
-            <w:shd w:val="clear" w:color="auto" w:fill="111827"/>
+              <w:top w:val="single" w:sz="4" w:space="0" w:color="E2E8F0"/>
+              <w:left w:val="single" w:sz="4" w:space="0" w:color="E2E8F0"/>
+              <w:bottom w:val="single" w:sz="4" w:space="0" w:color="E2E8F0"/>
+              <w:right w:val="single" w:sz="4" w:space="0" w:color="E2E8F0"/>
+            </w:tcBorders>
+            <w:shd w:val="clear" w:color="auto" w:fill="0F172A"/>
             <w:tcMar>
               <w:top w:w="80" w:type="dxa"/>
               <w:left w:w="120" w:type="dxa"/>
@@ -7166,21 +5717,20 @@
           <w:tcPr>
             <w:tcW w:w="2409" w:type="dxa"/>
             <w:tcBorders>
-              <w:top w:val="single" w:sz="4" w:space="0" w:color="E5E7EB"/>
-              <w:left w:val="single" w:sz="4" w:space="0" w:color="E5E7EB"/>
-              <w:bottom w:val="single" w:sz="4" w:space="0" w:color="E5E7EB"/>
-              <w:right w:val="single" w:sz="4" w:space="0" w:color="E5E7EB"/>
-            </w:tcBorders>
-            <w:shd w:val="clear" w:color="auto" w:fill="111827"/>
-            <w:tcMar>
-              <w:top w:w="80" w:type="dxa"/>
-              <w:left w:w="120" w:type="dxa"/>
-              <w:bottom w:w="80" w:type="dxa"/>
-              <w:right w:w="120" w:type="dxa"/>
-            </w:tcMar>
-          </w:tcPr>
-          <w:p>
-            <w:proofErr w:type="spellStart"/>
+              <w:top w:val="single" w:sz="4" w:space="0" w:color="E2E8F0"/>
+              <w:left w:val="single" w:sz="4" w:space="0" w:color="E2E8F0"/>
+              <w:bottom w:val="single" w:sz="4" w:space="0" w:color="E2E8F0"/>
+              <w:right w:val="single" w:sz="4" w:space="0" w:color="E2E8F0"/>
+            </w:tcBorders>
+            <w:shd w:val="clear" w:color="auto" w:fill="0F172A"/>
+            <w:tcMar>
+              <w:top w:w="80" w:type="dxa"/>
+              <w:left w:w="120" w:type="dxa"/>
+              <w:bottom w:w="80" w:type="dxa"/>
+              <w:right w:w="120" w:type="dxa"/>
+            </w:tcMar>
+          </w:tcPr>
+          <w:p>
             <w:r>
               <w:rPr>
                 <w:b/>
@@ -7189,9 +5739,28 @@
                 <w:sz w:val="20"/>
                 <w:szCs w:val="20"/>
               </w:rPr>
-              <w:t>Lucide</w:t>
-            </w:r>
-            <w:proofErr w:type="spellEnd"/>
+              <w:t>Lucide ikonu</w:t>
+            </w:r>
+          </w:p>
+        </w:tc>
+        <w:tc>
+          <w:tcPr>
+            <w:tcW w:w="3373" w:type="dxa"/>
+            <w:tcBorders>
+              <w:top w:val="single" w:sz="4" w:space="0" w:color="E2E8F0"/>
+              <w:left w:val="single" w:sz="4" w:space="0" w:color="E2E8F0"/>
+              <w:bottom w:val="single" w:sz="4" w:space="0" w:color="E2E8F0"/>
+              <w:right w:val="single" w:sz="4" w:space="0" w:color="E2E8F0"/>
+            </w:tcBorders>
+            <w:shd w:val="clear" w:color="auto" w:fill="0F172A"/>
+            <w:tcMar>
+              <w:top w:w="80" w:type="dxa"/>
+              <w:left w:w="120" w:type="dxa"/>
+              <w:bottom w:w="80" w:type="dxa"/>
+              <w:right w:w="120" w:type="dxa"/>
+            </w:tcMar>
+          </w:tcPr>
+          <w:p>
             <w:r>
               <w:rPr>
                 <w:b/>
@@ -7200,56 +5769,20 @@
                 <w:sz w:val="20"/>
                 <w:szCs w:val="20"/>
               </w:rPr>
-              <w:t xml:space="preserve"> ikonu</w:t>
-            </w:r>
-          </w:p>
-        </w:tc>
-        <w:tc>
-          <w:tcPr>
-            <w:tcW w:w="3373" w:type="dxa"/>
-            <w:tcBorders>
-              <w:top w:val="single" w:sz="4" w:space="0" w:color="E5E7EB"/>
-              <w:left w:val="single" w:sz="4" w:space="0" w:color="E5E7EB"/>
-              <w:bottom w:val="single" w:sz="4" w:space="0" w:color="E5E7EB"/>
-              <w:right w:val="single" w:sz="4" w:space="0" w:color="E5E7EB"/>
-            </w:tcBorders>
-            <w:shd w:val="clear" w:color="auto" w:fill="111827"/>
-            <w:tcMar>
-              <w:top w:w="80" w:type="dxa"/>
-              <w:left w:w="120" w:type="dxa"/>
-              <w:bottom w:w="80" w:type="dxa"/>
-              <w:right w:w="120" w:type="dxa"/>
-            </w:tcMar>
-          </w:tcPr>
-          <w:p>
-            <w:r>
-              <w:rPr>
-                <w:b/>
-                <w:bCs/>
-                <w:color w:val="FFFFFF"/>
-                <w:sz w:val="20"/>
-                <w:szCs w:val="20"/>
-              </w:rPr>
               <w:t>Alt etiket (opsiyonel)</w:t>
             </w:r>
           </w:p>
         </w:tc>
       </w:tr>
       <w:tr>
-        <w:tblPrEx>
-          <w:tblCellMar>
-            <w:top w:w="0" w:type="dxa"/>
-            <w:bottom w:w="0" w:type="dxa"/>
-          </w:tblCellMar>
-        </w:tblPrEx>
         <w:tc>
           <w:tcPr>
             <w:tcW w:w="1927" w:type="dxa"/>
             <w:tcBorders>
-              <w:top w:val="single" w:sz="4" w:space="0" w:color="E5E7EB"/>
-              <w:left w:val="single" w:sz="4" w:space="0" w:color="E5E7EB"/>
-              <w:bottom w:val="single" w:sz="4" w:space="0" w:color="E5E7EB"/>
-              <w:right w:val="single" w:sz="4" w:space="0" w:color="E5E7EB"/>
+              <w:top w:val="single" w:sz="4" w:space="0" w:color="E2E8F0"/>
+              <w:left w:val="single" w:sz="4" w:space="0" w:color="E2E8F0"/>
+              <w:bottom w:val="single" w:sz="4" w:space="0" w:color="E2E8F0"/>
+              <w:right w:val="single" w:sz="4" w:space="0" w:color="E2E8F0"/>
             </w:tcBorders>
             <w:shd w:val="clear" w:color="auto" w:fill="FEF2F2"/>
             <w:tcMar>
@@ -7275,10 +5808,10 @@
           <w:tcPr>
             <w:tcW w:w="1927" w:type="dxa"/>
             <w:tcBorders>
-              <w:top w:val="single" w:sz="4" w:space="0" w:color="E5E7EB"/>
-              <w:left w:val="single" w:sz="4" w:space="0" w:color="E5E7EB"/>
-              <w:bottom w:val="single" w:sz="4" w:space="0" w:color="E5E7EB"/>
-              <w:right w:val="single" w:sz="4" w:space="0" w:color="E5E7EB"/>
+              <w:top w:val="single" w:sz="4" w:space="0" w:color="E2E8F0"/>
+              <w:left w:val="single" w:sz="4" w:space="0" w:color="E2E8F0"/>
+              <w:bottom w:val="single" w:sz="4" w:space="0" w:color="E2E8F0"/>
+              <w:right w:val="single" w:sz="4" w:space="0" w:color="E2E8F0"/>
             </w:tcBorders>
             <w:shd w:val="clear" w:color="auto" w:fill="F0FDF4"/>
             <w:tcMar>
@@ -7305,10 +5838,10 @@
           <w:tcPr>
             <w:tcW w:w="2409" w:type="dxa"/>
             <w:tcBorders>
-              <w:top w:val="single" w:sz="4" w:space="0" w:color="E5E7EB"/>
-              <w:left w:val="single" w:sz="4" w:space="0" w:color="E5E7EB"/>
-              <w:bottom w:val="single" w:sz="4" w:space="0" w:color="E5E7EB"/>
-              <w:right w:val="single" w:sz="4" w:space="0" w:color="E5E7EB"/>
+              <w:top w:val="single" w:sz="4" w:space="0" w:color="E2E8F0"/>
+              <w:left w:val="single" w:sz="4" w:space="0" w:color="E2E8F0"/>
+              <w:bottom w:val="single" w:sz="4" w:space="0" w:color="E2E8F0"/>
+              <w:right w:val="single" w:sz="4" w:space="0" w:color="E2E8F0"/>
             </w:tcBorders>
             <w:shd w:val="clear" w:color="auto" w:fill="F3F4F6"/>
             <w:tcMar>
@@ -7319,39 +5852,37 @@
             </w:tcMar>
           </w:tcPr>
           <w:p>
-            <w:proofErr w:type="spellStart"/>
             <w:r>
               <w:rPr>
                 <w:rFonts w:ascii="Courier New" w:eastAsia="Courier New" w:hAnsi="Courier New" w:cs="Courier New"/>
-                <w:color w:val="2563EB"/>
+                <w:color w:val="1A56DB"/>
                 <w:sz w:val="20"/>
                 <w:szCs w:val="20"/>
               </w:rPr>
               <w:t>PackageOpen</w:t>
             </w:r>
-            <w:proofErr w:type="spellEnd"/>
           </w:p>
         </w:tc>
         <w:tc>
           <w:tcPr>
             <w:tcW w:w="3373" w:type="dxa"/>
             <w:tcBorders>
-              <w:top w:val="single" w:sz="4" w:space="0" w:color="E5E7EB"/>
-              <w:left w:val="single" w:sz="4" w:space="0" w:color="E5E7EB"/>
-              <w:bottom w:val="single" w:sz="4" w:space="0" w:color="E5E7EB"/>
-              <w:right w:val="single" w:sz="4" w:space="0" w:color="E5E7EB"/>
-            </w:tcBorders>
-            <w:tcMar>
-              <w:top w:w="80" w:type="dxa"/>
-              <w:left w:w="120" w:type="dxa"/>
-              <w:bottom w:w="80" w:type="dxa"/>
-              <w:right w:w="120" w:type="dxa"/>
-            </w:tcMar>
-          </w:tcPr>
-          <w:p>
-            <w:r>
-              <w:rPr>
-                <w:color w:val="6B7280"/>
+              <w:top w:val="single" w:sz="4" w:space="0" w:color="E2E8F0"/>
+              <w:left w:val="single" w:sz="4" w:space="0" w:color="E2E8F0"/>
+              <w:bottom w:val="single" w:sz="4" w:space="0" w:color="E2E8F0"/>
+              <w:right w:val="single" w:sz="4" w:space="0" w:color="E2E8F0"/>
+            </w:tcBorders>
+            <w:tcMar>
+              <w:top w:w="80" w:type="dxa"/>
+              <w:left w:w="120" w:type="dxa"/>
+              <w:bottom w:w="80" w:type="dxa"/>
+              <w:right w:w="120" w:type="dxa"/>
+            </w:tcMar>
+          </w:tcPr>
+          <w:p>
+            <w:r>
+              <w:rPr>
+                <w:color w:val="475569"/>
                 <w:sz w:val="20"/>
                 <w:szCs w:val="20"/>
               </w:rPr>
@@ -7361,20 +5892,14 @@
         </w:tc>
       </w:tr>
       <w:tr>
-        <w:tblPrEx>
-          <w:tblCellMar>
-            <w:top w:w="0" w:type="dxa"/>
-            <w:bottom w:w="0" w:type="dxa"/>
-          </w:tblCellMar>
-        </w:tblPrEx>
         <w:tc>
           <w:tcPr>
             <w:tcW w:w="1927" w:type="dxa"/>
             <w:tcBorders>
-              <w:top w:val="single" w:sz="4" w:space="0" w:color="E5E7EB"/>
-              <w:left w:val="single" w:sz="4" w:space="0" w:color="E5E7EB"/>
-              <w:bottom w:val="single" w:sz="4" w:space="0" w:color="E5E7EB"/>
-              <w:right w:val="single" w:sz="4" w:space="0" w:color="E5E7EB"/>
+              <w:top w:val="single" w:sz="4" w:space="0" w:color="E2E8F0"/>
+              <w:left w:val="single" w:sz="4" w:space="0" w:color="E2E8F0"/>
+              <w:bottom w:val="single" w:sz="4" w:space="0" w:color="E2E8F0"/>
+              <w:right w:val="single" w:sz="4" w:space="0" w:color="E2E8F0"/>
             </w:tcBorders>
             <w:shd w:val="clear" w:color="auto" w:fill="FEF2F2"/>
             <w:tcMar>
@@ -7400,10 +5925,10 @@
           <w:tcPr>
             <w:tcW w:w="1927" w:type="dxa"/>
             <w:tcBorders>
-              <w:top w:val="single" w:sz="4" w:space="0" w:color="E5E7EB"/>
-              <w:left w:val="single" w:sz="4" w:space="0" w:color="E5E7EB"/>
-              <w:bottom w:val="single" w:sz="4" w:space="0" w:color="E5E7EB"/>
-              <w:right w:val="single" w:sz="4" w:space="0" w:color="E5E7EB"/>
+              <w:top w:val="single" w:sz="4" w:space="0" w:color="E2E8F0"/>
+              <w:left w:val="single" w:sz="4" w:space="0" w:color="E2E8F0"/>
+              <w:bottom w:val="single" w:sz="4" w:space="0" w:color="E2E8F0"/>
+              <w:right w:val="single" w:sz="4" w:space="0" w:color="E2E8F0"/>
             </w:tcBorders>
             <w:shd w:val="clear" w:color="auto" w:fill="F0FDF4"/>
             <w:tcMar>
@@ -7430,10 +5955,10 @@
           <w:tcPr>
             <w:tcW w:w="2409" w:type="dxa"/>
             <w:tcBorders>
-              <w:top w:val="single" w:sz="4" w:space="0" w:color="E5E7EB"/>
-              <w:left w:val="single" w:sz="4" w:space="0" w:color="E5E7EB"/>
-              <w:bottom w:val="single" w:sz="4" w:space="0" w:color="E5E7EB"/>
-              <w:right w:val="single" w:sz="4" w:space="0" w:color="E5E7EB"/>
+              <w:top w:val="single" w:sz="4" w:space="0" w:color="E2E8F0"/>
+              <w:left w:val="single" w:sz="4" w:space="0" w:color="E2E8F0"/>
+              <w:bottom w:val="single" w:sz="4" w:space="0" w:color="E2E8F0"/>
+              <w:right w:val="single" w:sz="4" w:space="0" w:color="E2E8F0"/>
             </w:tcBorders>
             <w:shd w:val="clear" w:color="auto" w:fill="F3F4F6"/>
             <w:tcMar>
@@ -7447,7 +5972,7 @@
             <w:r>
               <w:rPr>
                 <w:rFonts w:ascii="Courier New" w:eastAsia="Courier New" w:hAnsi="Courier New" w:cs="Courier New"/>
-                <w:color w:val="2563EB"/>
+                <w:color w:val="1A56DB"/>
                 <w:sz w:val="20"/>
                 <w:szCs w:val="20"/>
               </w:rPr>
@@ -7459,22 +5984,22 @@
           <w:tcPr>
             <w:tcW w:w="3373" w:type="dxa"/>
             <w:tcBorders>
-              <w:top w:val="single" w:sz="4" w:space="0" w:color="E5E7EB"/>
-              <w:left w:val="single" w:sz="4" w:space="0" w:color="E5E7EB"/>
-              <w:bottom w:val="single" w:sz="4" w:space="0" w:color="E5E7EB"/>
-              <w:right w:val="single" w:sz="4" w:space="0" w:color="E5E7EB"/>
-            </w:tcBorders>
-            <w:tcMar>
-              <w:top w:w="80" w:type="dxa"/>
-              <w:left w:w="120" w:type="dxa"/>
-              <w:bottom w:w="80" w:type="dxa"/>
-              <w:right w:w="120" w:type="dxa"/>
-            </w:tcMar>
-          </w:tcPr>
-          <w:p>
-            <w:r>
-              <w:rPr>
-                <w:color w:val="6B7280"/>
+              <w:top w:val="single" w:sz="4" w:space="0" w:color="E2E8F0"/>
+              <w:left w:val="single" w:sz="4" w:space="0" w:color="E2E8F0"/>
+              <w:bottom w:val="single" w:sz="4" w:space="0" w:color="E2E8F0"/>
+              <w:right w:val="single" w:sz="4" w:space="0" w:color="E2E8F0"/>
+            </w:tcBorders>
+            <w:tcMar>
+              <w:top w:w="80" w:type="dxa"/>
+              <w:left w:w="120" w:type="dxa"/>
+              <w:bottom w:w="80" w:type="dxa"/>
+              <w:right w:w="120" w:type="dxa"/>
+            </w:tcMar>
+          </w:tcPr>
+          <w:p>
+            <w:r>
+              <w:rPr>
+                <w:color w:val="475569"/>
                 <w:sz w:val="20"/>
                 <w:szCs w:val="20"/>
               </w:rPr>
@@ -7484,20 +6009,14 @@
         </w:tc>
       </w:tr>
       <w:tr>
-        <w:tblPrEx>
-          <w:tblCellMar>
-            <w:top w:w="0" w:type="dxa"/>
-            <w:bottom w:w="0" w:type="dxa"/>
-          </w:tblCellMar>
-        </w:tblPrEx>
         <w:tc>
           <w:tcPr>
             <w:tcW w:w="1927" w:type="dxa"/>
             <w:tcBorders>
-              <w:top w:val="single" w:sz="4" w:space="0" w:color="E5E7EB"/>
-              <w:left w:val="single" w:sz="4" w:space="0" w:color="E5E7EB"/>
-              <w:bottom w:val="single" w:sz="4" w:space="0" w:color="E5E7EB"/>
-              <w:right w:val="single" w:sz="4" w:space="0" w:color="E5E7EB"/>
+              <w:top w:val="single" w:sz="4" w:space="0" w:color="E2E8F0"/>
+              <w:left w:val="single" w:sz="4" w:space="0" w:color="E2E8F0"/>
+              <w:bottom w:val="single" w:sz="4" w:space="0" w:color="E2E8F0"/>
+              <w:right w:val="single" w:sz="4" w:space="0" w:color="E2E8F0"/>
             </w:tcBorders>
             <w:shd w:val="clear" w:color="auto" w:fill="FEF2F2"/>
             <w:tcMar>
@@ -7523,10 +6042,10 @@
           <w:tcPr>
             <w:tcW w:w="1927" w:type="dxa"/>
             <w:tcBorders>
-              <w:top w:val="single" w:sz="4" w:space="0" w:color="E5E7EB"/>
-              <w:left w:val="single" w:sz="4" w:space="0" w:color="E5E7EB"/>
-              <w:bottom w:val="single" w:sz="4" w:space="0" w:color="E5E7EB"/>
-              <w:right w:val="single" w:sz="4" w:space="0" w:color="E5E7EB"/>
+              <w:top w:val="single" w:sz="4" w:space="0" w:color="E2E8F0"/>
+              <w:left w:val="single" w:sz="4" w:space="0" w:color="E2E8F0"/>
+              <w:bottom w:val="single" w:sz="4" w:space="0" w:color="E2E8F0"/>
+              <w:right w:val="single" w:sz="4" w:space="0" w:color="E2E8F0"/>
             </w:tcBorders>
             <w:shd w:val="clear" w:color="auto" w:fill="F0FDF4"/>
             <w:tcMar>
@@ -7553,10 +6072,10 @@
           <w:tcPr>
             <w:tcW w:w="2409" w:type="dxa"/>
             <w:tcBorders>
-              <w:top w:val="single" w:sz="4" w:space="0" w:color="E5E7EB"/>
-              <w:left w:val="single" w:sz="4" w:space="0" w:color="E5E7EB"/>
-              <w:bottom w:val="single" w:sz="4" w:space="0" w:color="E5E7EB"/>
-              <w:right w:val="single" w:sz="4" w:space="0" w:color="E5E7EB"/>
+              <w:top w:val="single" w:sz="4" w:space="0" w:color="E2E8F0"/>
+              <w:left w:val="single" w:sz="4" w:space="0" w:color="E2E8F0"/>
+              <w:bottom w:val="single" w:sz="4" w:space="0" w:color="E2E8F0"/>
+              <w:right w:val="single" w:sz="4" w:space="0" w:color="E2E8F0"/>
             </w:tcBorders>
             <w:shd w:val="clear" w:color="auto" w:fill="F3F4F6"/>
             <w:tcMar>
@@ -7567,39 +6086,37 @@
             </w:tcMar>
           </w:tcPr>
           <w:p>
-            <w:proofErr w:type="spellStart"/>
             <w:r>
               <w:rPr>
                 <w:rFonts w:ascii="Courier New" w:eastAsia="Courier New" w:hAnsi="Courier New" w:cs="Courier New"/>
-                <w:color w:val="2563EB"/>
+                <w:color w:val="1A56DB"/>
                 <w:sz w:val="20"/>
                 <w:szCs w:val="20"/>
               </w:rPr>
               <w:t>LayoutGrid</w:t>
             </w:r>
-            <w:proofErr w:type="spellEnd"/>
           </w:p>
         </w:tc>
         <w:tc>
           <w:tcPr>
             <w:tcW w:w="3373" w:type="dxa"/>
             <w:tcBorders>
-              <w:top w:val="single" w:sz="4" w:space="0" w:color="E5E7EB"/>
-              <w:left w:val="single" w:sz="4" w:space="0" w:color="E5E7EB"/>
-              <w:bottom w:val="single" w:sz="4" w:space="0" w:color="E5E7EB"/>
-              <w:right w:val="single" w:sz="4" w:space="0" w:color="E5E7EB"/>
-            </w:tcBorders>
-            <w:tcMar>
-              <w:top w:w="80" w:type="dxa"/>
-              <w:left w:w="120" w:type="dxa"/>
-              <w:bottom w:w="80" w:type="dxa"/>
-              <w:right w:w="120" w:type="dxa"/>
-            </w:tcMar>
-          </w:tcPr>
-          <w:p>
-            <w:r>
-              <w:rPr>
-                <w:color w:val="6B7280"/>
+              <w:top w:val="single" w:sz="4" w:space="0" w:color="E2E8F0"/>
+              <w:left w:val="single" w:sz="4" w:space="0" w:color="E2E8F0"/>
+              <w:bottom w:val="single" w:sz="4" w:space="0" w:color="E2E8F0"/>
+              <w:right w:val="single" w:sz="4" w:space="0" w:color="E2E8F0"/>
+            </w:tcBorders>
+            <w:tcMar>
+              <w:top w:w="80" w:type="dxa"/>
+              <w:left w:w="120" w:type="dxa"/>
+              <w:bottom w:w="80" w:type="dxa"/>
+              <w:right w:w="120" w:type="dxa"/>
+            </w:tcMar>
+          </w:tcPr>
+          <w:p>
+            <w:r>
+              <w:rPr>
+                <w:color w:val="475569"/>
                 <w:sz w:val="20"/>
                 <w:szCs w:val="20"/>
               </w:rPr>
@@ -7609,20 +6126,14 @@
         </w:tc>
       </w:tr>
       <w:tr>
-        <w:tblPrEx>
-          <w:tblCellMar>
-            <w:top w:w="0" w:type="dxa"/>
-            <w:bottom w:w="0" w:type="dxa"/>
-          </w:tblCellMar>
-        </w:tblPrEx>
         <w:tc>
           <w:tcPr>
             <w:tcW w:w="1927" w:type="dxa"/>
             <w:tcBorders>
-              <w:top w:val="single" w:sz="4" w:space="0" w:color="E5E7EB"/>
-              <w:left w:val="single" w:sz="4" w:space="0" w:color="E5E7EB"/>
-              <w:bottom w:val="single" w:sz="4" w:space="0" w:color="E5E7EB"/>
-              <w:right w:val="single" w:sz="4" w:space="0" w:color="E5E7EB"/>
+              <w:top w:val="single" w:sz="4" w:space="0" w:color="E2E8F0"/>
+              <w:left w:val="single" w:sz="4" w:space="0" w:color="E2E8F0"/>
+              <w:bottom w:val="single" w:sz="4" w:space="0" w:color="E2E8F0"/>
+              <w:right w:val="single" w:sz="4" w:space="0" w:color="E2E8F0"/>
             </w:tcBorders>
             <w:shd w:val="clear" w:color="auto" w:fill="FEF2F2"/>
             <w:tcMar>
@@ -7648,10 +6159,10 @@
           <w:tcPr>
             <w:tcW w:w="1927" w:type="dxa"/>
             <w:tcBorders>
-              <w:top w:val="single" w:sz="4" w:space="0" w:color="E5E7EB"/>
-              <w:left w:val="single" w:sz="4" w:space="0" w:color="E5E7EB"/>
-              <w:bottom w:val="single" w:sz="4" w:space="0" w:color="E5E7EB"/>
-              <w:right w:val="single" w:sz="4" w:space="0" w:color="E5E7EB"/>
+              <w:top w:val="single" w:sz="4" w:space="0" w:color="E2E8F0"/>
+              <w:left w:val="single" w:sz="4" w:space="0" w:color="E2E8F0"/>
+              <w:bottom w:val="single" w:sz="4" w:space="0" w:color="E2E8F0"/>
+              <w:right w:val="single" w:sz="4" w:space="0" w:color="E2E8F0"/>
             </w:tcBorders>
             <w:shd w:val="clear" w:color="auto" w:fill="F0FDF4"/>
             <w:tcMar>
@@ -7678,10 +6189,10 @@
           <w:tcPr>
             <w:tcW w:w="2409" w:type="dxa"/>
             <w:tcBorders>
-              <w:top w:val="single" w:sz="4" w:space="0" w:color="E5E7EB"/>
-              <w:left w:val="single" w:sz="4" w:space="0" w:color="E5E7EB"/>
-              <w:bottom w:val="single" w:sz="4" w:space="0" w:color="E5E7EB"/>
-              <w:right w:val="single" w:sz="4" w:space="0" w:color="E5E7EB"/>
+              <w:top w:val="single" w:sz="4" w:space="0" w:color="E2E8F0"/>
+              <w:left w:val="single" w:sz="4" w:space="0" w:color="E2E8F0"/>
+              <w:bottom w:val="single" w:sz="4" w:space="0" w:color="E2E8F0"/>
+              <w:right w:val="single" w:sz="4" w:space="0" w:color="E2E8F0"/>
             </w:tcBorders>
             <w:shd w:val="clear" w:color="auto" w:fill="F3F4F6"/>
             <w:tcMar>
@@ -7692,39 +6203,37 @@
             </w:tcMar>
           </w:tcPr>
           <w:p>
-            <w:proofErr w:type="spellStart"/>
             <w:r>
               <w:rPr>
                 <w:rFonts w:ascii="Courier New" w:eastAsia="Courier New" w:hAnsi="Courier New" w:cs="Courier New"/>
-                <w:color w:val="2563EB"/>
+                <w:color w:val="1A56DB"/>
                 <w:sz w:val="20"/>
                 <w:szCs w:val="20"/>
               </w:rPr>
               <w:t>Layers</w:t>
             </w:r>
-            <w:proofErr w:type="spellEnd"/>
           </w:p>
         </w:tc>
         <w:tc>
           <w:tcPr>
             <w:tcW w:w="3373" w:type="dxa"/>
             <w:tcBorders>
-              <w:top w:val="single" w:sz="4" w:space="0" w:color="E5E7EB"/>
-              <w:left w:val="single" w:sz="4" w:space="0" w:color="E5E7EB"/>
-              <w:bottom w:val="single" w:sz="4" w:space="0" w:color="E5E7EB"/>
-              <w:right w:val="single" w:sz="4" w:space="0" w:color="E5E7EB"/>
-            </w:tcBorders>
-            <w:tcMar>
-              <w:top w:w="80" w:type="dxa"/>
-              <w:left w:w="120" w:type="dxa"/>
-              <w:bottom w:w="80" w:type="dxa"/>
-              <w:right w:w="120" w:type="dxa"/>
-            </w:tcMar>
-          </w:tcPr>
-          <w:p>
-            <w:r>
-              <w:rPr>
-                <w:color w:val="6B7280"/>
+              <w:top w:val="single" w:sz="4" w:space="0" w:color="E2E8F0"/>
+              <w:left w:val="single" w:sz="4" w:space="0" w:color="E2E8F0"/>
+              <w:bottom w:val="single" w:sz="4" w:space="0" w:color="E2E8F0"/>
+              <w:right w:val="single" w:sz="4" w:space="0" w:color="E2E8F0"/>
+            </w:tcBorders>
+            <w:tcMar>
+              <w:top w:w="80" w:type="dxa"/>
+              <w:left w:w="120" w:type="dxa"/>
+              <w:bottom w:w="80" w:type="dxa"/>
+              <w:right w:w="120" w:type="dxa"/>
+            </w:tcMar>
+          </w:tcPr>
+          <w:p>
+            <w:r>
+              <w:rPr>
+                <w:color w:val="475569"/>
                 <w:sz w:val="20"/>
                 <w:szCs w:val="20"/>
               </w:rPr>
@@ -7751,9 +6260,9 @@
     <w:p>
       <w:pPr>
         <w:pBdr>
-          <w:left w:val="single" w:sz="12" w:space="0" w:color="2563EB"/>
+          <w:left w:val="single" w:sz="12" w:space="0" w:color="1A56DB"/>
         </w:pBdr>
-        <w:shd w:val="clear" w:color="auto" w:fill="EFF6FF"/>
+        <w:shd w:val="clear" w:color="auto" w:fill="FFFFFF"/>
         <w:spacing w:before="120" w:after="120"/>
         <w:ind w:left="240"/>
       </w:pPr>
@@ -7761,7 +6270,7 @@
         <w:rPr>
           <w:i/>
           <w:iCs/>
-          <w:color w:val="111827"/>
+          <w:color w:val="0F172A"/>
           <w:sz w:val="20"/>
           <w:szCs w:val="20"/>
         </w:rPr>
@@ -7796,12 +6305,6 @@
         <w:gridCol w:w="4242"/>
       </w:tblGrid>
       <w:tr>
-        <w:tblPrEx>
-          <w:tblCellMar>
-            <w:top w:w="0" w:type="dxa"/>
-            <w:bottom w:w="0" w:type="dxa"/>
-          </w:tblCellMar>
-        </w:tblPrEx>
         <w:trPr>
           <w:tblHeader/>
         </w:trPr>
@@ -7809,12 +6312,12 @@
           <w:tcPr>
             <w:tcW w:w="2698" w:type="dxa"/>
             <w:tcBorders>
-              <w:top w:val="single" w:sz="4" w:space="0" w:color="E5E7EB"/>
-              <w:left w:val="single" w:sz="4" w:space="0" w:color="E5E7EB"/>
-              <w:bottom w:val="single" w:sz="4" w:space="0" w:color="E5E7EB"/>
-              <w:right w:val="single" w:sz="4" w:space="0" w:color="E5E7EB"/>
-            </w:tcBorders>
-            <w:shd w:val="clear" w:color="auto" w:fill="111827"/>
+              <w:top w:val="single" w:sz="4" w:space="0" w:color="E2E8F0"/>
+              <w:left w:val="single" w:sz="4" w:space="0" w:color="E2E8F0"/>
+              <w:bottom w:val="single" w:sz="4" w:space="0" w:color="E2E8F0"/>
+              <w:right w:val="single" w:sz="4" w:space="0" w:color="E2E8F0"/>
+            </w:tcBorders>
+            <w:shd w:val="clear" w:color="auto" w:fill="0F172A"/>
             <w:tcMar>
               <w:top w:w="80" w:type="dxa"/>
               <w:left w:w="120" w:type="dxa"/>
@@ -7839,12 +6342,12 @@
           <w:tcPr>
             <w:tcW w:w="2698" w:type="dxa"/>
             <w:tcBorders>
-              <w:top w:val="single" w:sz="4" w:space="0" w:color="E5E7EB"/>
-              <w:left w:val="single" w:sz="4" w:space="0" w:color="E5E7EB"/>
-              <w:bottom w:val="single" w:sz="4" w:space="0" w:color="E5E7EB"/>
-              <w:right w:val="single" w:sz="4" w:space="0" w:color="E5E7EB"/>
-            </w:tcBorders>
-            <w:shd w:val="clear" w:color="auto" w:fill="111827"/>
+              <w:top w:val="single" w:sz="4" w:space="0" w:color="E2E8F0"/>
+              <w:left w:val="single" w:sz="4" w:space="0" w:color="E2E8F0"/>
+              <w:bottom w:val="single" w:sz="4" w:space="0" w:color="E2E8F0"/>
+              <w:right w:val="single" w:sz="4" w:space="0" w:color="E2E8F0"/>
+            </w:tcBorders>
+            <w:shd w:val="clear" w:color="auto" w:fill="0F172A"/>
             <w:tcMar>
               <w:top w:w="80" w:type="dxa"/>
               <w:left w:w="120" w:type="dxa"/>
@@ -7869,12 +6372,12 @@
           <w:tcPr>
             <w:tcW w:w="4242" w:type="dxa"/>
             <w:tcBorders>
-              <w:top w:val="single" w:sz="4" w:space="0" w:color="E5E7EB"/>
-              <w:left w:val="single" w:sz="4" w:space="0" w:color="E5E7EB"/>
-              <w:bottom w:val="single" w:sz="4" w:space="0" w:color="E5E7EB"/>
-              <w:right w:val="single" w:sz="4" w:space="0" w:color="E5E7EB"/>
-            </w:tcBorders>
-            <w:shd w:val="clear" w:color="auto" w:fill="111827"/>
+              <w:top w:val="single" w:sz="4" w:space="0" w:color="E2E8F0"/>
+              <w:left w:val="single" w:sz="4" w:space="0" w:color="E2E8F0"/>
+              <w:bottom w:val="single" w:sz="4" w:space="0" w:color="E2E8F0"/>
+              <w:right w:val="single" w:sz="4" w:space="0" w:color="E2E8F0"/>
+            </w:tcBorders>
+            <w:shd w:val="clear" w:color="auto" w:fill="0F172A"/>
             <w:tcMar>
               <w:top w:w="80" w:type="dxa"/>
               <w:left w:w="120" w:type="dxa"/>
@@ -7897,20 +6400,14 @@
         </w:tc>
       </w:tr>
       <w:tr>
-        <w:tblPrEx>
-          <w:tblCellMar>
-            <w:top w:w="0" w:type="dxa"/>
-            <w:bottom w:w="0" w:type="dxa"/>
-          </w:tblCellMar>
-        </w:tblPrEx>
         <w:tc>
           <w:tcPr>
             <w:tcW w:w="2698" w:type="dxa"/>
             <w:tcBorders>
-              <w:top w:val="single" w:sz="4" w:space="0" w:color="E5E7EB"/>
-              <w:left w:val="single" w:sz="4" w:space="0" w:color="E5E7EB"/>
-              <w:bottom w:val="single" w:sz="4" w:space="0" w:color="E5E7EB"/>
-              <w:right w:val="single" w:sz="4" w:space="0" w:color="E5E7EB"/>
+              <w:top w:val="single" w:sz="4" w:space="0" w:color="E2E8F0"/>
+              <w:left w:val="single" w:sz="4" w:space="0" w:color="E2E8F0"/>
+              <w:bottom w:val="single" w:sz="4" w:space="0" w:color="E2E8F0"/>
+              <w:right w:val="single" w:sz="4" w:space="0" w:color="E2E8F0"/>
             </w:tcBorders>
             <w:shd w:val="clear" w:color="auto" w:fill="FEF2F2"/>
             <w:tcMar>
@@ -7936,10 +6433,10 @@
           <w:tcPr>
             <w:tcW w:w="2698" w:type="dxa"/>
             <w:tcBorders>
-              <w:top w:val="single" w:sz="4" w:space="0" w:color="E5E7EB"/>
-              <w:left w:val="single" w:sz="4" w:space="0" w:color="E5E7EB"/>
-              <w:bottom w:val="single" w:sz="4" w:space="0" w:color="E5E7EB"/>
-              <w:right w:val="single" w:sz="4" w:space="0" w:color="E5E7EB"/>
+              <w:top w:val="single" w:sz="4" w:space="0" w:color="E2E8F0"/>
+              <w:left w:val="single" w:sz="4" w:space="0" w:color="E2E8F0"/>
+              <w:bottom w:val="single" w:sz="4" w:space="0" w:color="E2E8F0"/>
+              <w:right w:val="single" w:sz="4" w:space="0" w:color="E2E8F0"/>
             </w:tcBorders>
             <w:shd w:val="clear" w:color="auto" w:fill="F0FDF4"/>
             <w:tcMar>
@@ -7966,22 +6463,22 @@
           <w:tcPr>
             <w:tcW w:w="4242" w:type="dxa"/>
             <w:tcBorders>
-              <w:top w:val="single" w:sz="4" w:space="0" w:color="E5E7EB"/>
-              <w:left w:val="single" w:sz="4" w:space="0" w:color="E5E7EB"/>
-              <w:bottom w:val="single" w:sz="4" w:space="0" w:color="E5E7EB"/>
-              <w:right w:val="single" w:sz="4" w:space="0" w:color="E5E7EB"/>
-            </w:tcBorders>
-            <w:tcMar>
-              <w:top w:w="80" w:type="dxa"/>
-              <w:left w:w="120" w:type="dxa"/>
-              <w:bottom w:w="80" w:type="dxa"/>
-              <w:right w:w="120" w:type="dxa"/>
-            </w:tcMar>
-          </w:tcPr>
-          <w:p>
-            <w:r>
-              <w:rPr>
-                <w:color w:val="6B7280"/>
+              <w:top w:val="single" w:sz="4" w:space="0" w:color="E2E8F0"/>
+              <w:left w:val="single" w:sz="4" w:space="0" w:color="E2E8F0"/>
+              <w:bottom w:val="single" w:sz="4" w:space="0" w:color="E2E8F0"/>
+              <w:right w:val="single" w:sz="4" w:space="0" w:color="E2E8F0"/>
+            </w:tcBorders>
+            <w:tcMar>
+              <w:top w:w="80" w:type="dxa"/>
+              <w:left w:w="120" w:type="dxa"/>
+              <w:bottom w:w="80" w:type="dxa"/>
+              <w:right w:w="120" w:type="dxa"/>
+            </w:tcMar>
+          </w:tcPr>
+          <w:p>
+            <w:r>
+              <w:rPr>
+                <w:color w:val="475569"/>
                 <w:sz w:val="20"/>
                 <w:szCs w:val="20"/>
               </w:rPr>
@@ -7991,20 +6488,14 @@
         </w:tc>
       </w:tr>
       <w:tr>
-        <w:tblPrEx>
-          <w:tblCellMar>
-            <w:top w:w="0" w:type="dxa"/>
-            <w:bottom w:w="0" w:type="dxa"/>
-          </w:tblCellMar>
-        </w:tblPrEx>
         <w:tc>
           <w:tcPr>
             <w:tcW w:w="2698" w:type="dxa"/>
             <w:tcBorders>
-              <w:top w:val="single" w:sz="4" w:space="0" w:color="E5E7EB"/>
-              <w:left w:val="single" w:sz="4" w:space="0" w:color="E5E7EB"/>
-              <w:bottom w:val="single" w:sz="4" w:space="0" w:color="E5E7EB"/>
-              <w:right w:val="single" w:sz="4" w:space="0" w:color="E5E7EB"/>
+              <w:top w:val="single" w:sz="4" w:space="0" w:color="E2E8F0"/>
+              <w:left w:val="single" w:sz="4" w:space="0" w:color="E2E8F0"/>
+              <w:bottom w:val="single" w:sz="4" w:space="0" w:color="E2E8F0"/>
+              <w:right w:val="single" w:sz="4" w:space="0" w:color="E2E8F0"/>
             </w:tcBorders>
             <w:shd w:val="clear" w:color="auto" w:fill="FEF2F2"/>
             <w:tcMar>
@@ -8030,10 +6521,10 @@
           <w:tcPr>
             <w:tcW w:w="2698" w:type="dxa"/>
             <w:tcBorders>
-              <w:top w:val="single" w:sz="4" w:space="0" w:color="E5E7EB"/>
-              <w:left w:val="single" w:sz="4" w:space="0" w:color="E5E7EB"/>
-              <w:bottom w:val="single" w:sz="4" w:space="0" w:color="E5E7EB"/>
-              <w:right w:val="single" w:sz="4" w:space="0" w:color="E5E7EB"/>
+              <w:top w:val="single" w:sz="4" w:space="0" w:color="E2E8F0"/>
+              <w:left w:val="single" w:sz="4" w:space="0" w:color="E2E8F0"/>
+              <w:bottom w:val="single" w:sz="4" w:space="0" w:color="E2E8F0"/>
+              <w:right w:val="single" w:sz="4" w:space="0" w:color="E2E8F0"/>
             </w:tcBorders>
             <w:shd w:val="clear" w:color="auto" w:fill="F0FDF4"/>
             <w:tcMar>
@@ -8060,22 +6551,22 @@
           <w:tcPr>
             <w:tcW w:w="4242" w:type="dxa"/>
             <w:tcBorders>
-              <w:top w:val="single" w:sz="4" w:space="0" w:color="E5E7EB"/>
-              <w:left w:val="single" w:sz="4" w:space="0" w:color="E5E7EB"/>
-              <w:bottom w:val="single" w:sz="4" w:space="0" w:color="E5E7EB"/>
-              <w:right w:val="single" w:sz="4" w:space="0" w:color="E5E7EB"/>
-            </w:tcBorders>
-            <w:tcMar>
-              <w:top w:w="80" w:type="dxa"/>
-              <w:left w:w="120" w:type="dxa"/>
-              <w:bottom w:w="80" w:type="dxa"/>
-              <w:right w:w="120" w:type="dxa"/>
-            </w:tcMar>
-          </w:tcPr>
-          <w:p>
-            <w:r>
-              <w:rPr>
-                <w:color w:val="6B7280"/>
+              <w:top w:val="single" w:sz="4" w:space="0" w:color="E2E8F0"/>
+              <w:left w:val="single" w:sz="4" w:space="0" w:color="E2E8F0"/>
+              <w:bottom w:val="single" w:sz="4" w:space="0" w:color="E2E8F0"/>
+              <w:right w:val="single" w:sz="4" w:space="0" w:color="E2E8F0"/>
+            </w:tcBorders>
+            <w:tcMar>
+              <w:top w:w="80" w:type="dxa"/>
+              <w:left w:w="120" w:type="dxa"/>
+              <w:bottom w:w="80" w:type="dxa"/>
+              <w:right w:w="120" w:type="dxa"/>
+            </w:tcMar>
+          </w:tcPr>
+          <w:p>
+            <w:r>
+              <w:rPr>
+                <w:color w:val="475569"/>
                 <w:sz w:val="20"/>
                 <w:szCs w:val="20"/>
               </w:rPr>
@@ -8085,20 +6576,14 @@
         </w:tc>
       </w:tr>
       <w:tr>
-        <w:tblPrEx>
-          <w:tblCellMar>
-            <w:top w:w="0" w:type="dxa"/>
-            <w:bottom w:w="0" w:type="dxa"/>
-          </w:tblCellMar>
-        </w:tblPrEx>
         <w:tc>
           <w:tcPr>
             <w:tcW w:w="2698" w:type="dxa"/>
             <w:tcBorders>
-              <w:top w:val="single" w:sz="4" w:space="0" w:color="E5E7EB"/>
-              <w:left w:val="single" w:sz="4" w:space="0" w:color="E5E7EB"/>
-              <w:bottom w:val="single" w:sz="4" w:space="0" w:color="E5E7EB"/>
-              <w:right w:val="single" w:sz="4" w:space="0" w:color="E5E7EB"/>
+              <w:top w:val="single" w:sz="4" w:space="0" w:color="E2E8F0"/>
+              <w:left w:val="single" w:sz="4" w:space="0" w:color="E2E8F0"/>
+              <w:bottom w:val="single" w:sz="4" w:space="0" w:color="E2E8F0"/>
+              <w:right w:val="single" w:sz="4" w:space="0" w:color="E2E8F0"/>
             </w:tcBorders>
             <w:shd w:val="clear" w:color="auto" w:fill="FEF2F2"/>
             <w:tcMar>
@@ -8124,10 +6609,10 @@
           <w:tcPr>
             <w:tcW w:w="2698" w:type="dxa"/>
             <w:tcBorders>
-              <w:top w:val="single" w:sz="4" w:space="0" w:color="E5E7EB"/>
-              <w:left w:val="single" w:sz="4" w:space="0" w:color="E5E7EB"/>
-              <w:bottom w:val="single" w:sz="4" w:space="0" w:color="E5E7EB"/>
-              <w:right w:val="single" w:sz="4" w:space="0" w:color="E5E7EB"/>
+              <w:top w:val="single" w:sz="4" w:space="0" w:color="E2E8F0"/>
+              <w:left w:val="single" w:sz="4" w:space="0" w:color="E2E8F0"/>
+              <w:bottom w:val="single" w:sz="4" w:space="0" w:color="E2E8F0"/>
+              <w:right w:val="single" w:sz="4" w:space="0" w:color="E2E8F0"/>
             </w:tcBorders>
             <w:shd w:val="clear" w:color="auto" w:fill="F0FDF4"/>
             <w:tcMar>
@@ -8154,22 +6639,22 @@
           <w:tcPr>
             <w:tcW w:w="4242" w:type="dxa"/>
             <w:tcBorders>
-              <w:top w:val="single" w:sz="4" w:space="0" w:color="E5E7EB"/>
-              <w:left w:val="single" w:sz="4" w:space="0" w:color="E5E7EB"/>
-              <w:bottom w:val="single" w:sz="4" w:space="0" w:color="E5E7EB"/>
-              <w:right w:val="single" w:sz="4" w:space="0" w:color="E5E7EB"/>
-            </w:tcBorders>
-            <w:tcMar>
-              <w:top w:w="80" w:type="dxa"/>
-              <w:left w:w="120" w:type="dxa"/>
-              <w:bottom w:w="80" w:type="dxa"/>
-              <w:right w:w="120" w:type="dxa"/>
-            </w:tcMar>
-          </w:tcPr>
-          <w:p>
-            <w:r>
-              <w:rPr>
-                <w:color w:val="6B7280"/>
+              <w:top w:val="single" w:sz="4" w:space="0" w:color="E2E8F0"/>
+              <w:left w:val="single" w:sz="4" w:space="0" w:color="E2E8F0"/>
+              <w:bottom w:val="single" w:sz="4" w:space="0" w:color="E2E8F0"/>
+              <w:right w:val="single" w:sz="4" w:space="0" w:color="E2E8F0"/>
+            </w:tcBorders>
+            <w:tcMar>
+              <w:top w:w="80" w:type="dxa"/>
+              <w:left w:w="120" w:type="dxa"/>
+              <w:bottom w:w="80" w:type="dxa"/>
+              <w:right w:w="120" w:type="dxa"/>
+            </w:tcMar>
+          </w:tcPr>
+          <w:p>
+            <w:r>
+              <w:rPr>
+                <w:color w:val="475569"/>
                 <w:sz w:val="20"/>
                 <w:szCs w:val="20"/>
               </w:rPr>
@@ -8179,20 +6664,14 @@
         </w:tc>
       </w:tr>
       <w:tr>
-        <w:tblPrEx>
-          <w:tblCellMar>
-            <w:top w:w="0" w:type="dxa"/>
-            <w:bottom w:w="0" w:type="dxa"/>
-          </w:tblCellMar>
-        </w:tblPrEx>
         <w:tc>
           <w:tcPr>
             <w:tcW w:w="2698" w:type="dxa"/>
             <w:tcBorders>
-              <w:top w:val="single" w:sz="4" w:space="0" w:color="E5E7EB"/>
-              <w:left w:val="single" w:sz="4" w:space="0" w:color="E5E7EB"/>
-              <w:bottom w:val="single" w:sz="4" w:space="0" w:color="E5E7EB"/>
-              <w:right w:val="single" w:sz="4" w:space="0" w:color="E5E7EB"/>
+              <w:top w:val="single" w:sz="4" w:space="0" w:color="E2E8F0"/>
+              <w:left w:val="single" w:sz="4" w:space="0" w:color="E2E8F0"/>
+              <w:bottom w:val="single" w:sz="4" w:space="0" w:color="E2E8F0"/>
+              <w:right w:val="single" w:sz="4" w:space="0" w:color="E2E8F0"/>
             </w:tcBorders>
             <w:shd w:val="clear" w:color="auto" w:fill="FEF2F2"/>
             <w:tcMar>
@@ -8218,10 +6697,10 @@
           <w:tcPr>
             <w:tcW w:w="2698" w:type="dxa"/>
             <w:tcBorders>
-              <w:top w:val="single" w:sz="4" w:space="0" w:color="E5E7EB"/>
-              <w:left w:val="single" w:sz="4" w:space="0" w:color="E5E7EB"/>
-              <w:bottom w:val="single" w:sz="4" w:space="0" w:color="E5E7EB"/>
-              <w:right w:val="single" w:sz="4" w:space="0" w:color="E5E7EB"/>
+              <w:top w:val="single" w:sz="4" w:space="0" w:color="E2E8F0"/>
+              <w:left w:val="single" w:sz="4" w:space="0" w:color="E2E8F0"/>
+              <w:bottom w:val="single" w:sz="4" w:space="0" w:color="E2E8F0"/>
+              <w:right w:val="single" w:sz="4" w:space="0" w:color="E2E8F0"/>
             </w:tcBorders>
             <w:shd w:val="clear" w:color="auto" w:fill="F0FDF4"/>
             <w:tcMar>
@@ -8248,22 +6727,22 @@
           <w:tcPr>
             <w:tcW w:w="4242" w:type="dxa"/>
             <w:tcBorders>
-              <w:top w:val="single" w:sz="4" w:space="0" w:color="E5E7EB"/>
-              <w:left w:val="single" w:sz="4" w:space="0" w:color="E5E7EB"/>
-              <w:bottom w:val="single" w:sz="4" w:space="0" w:color="E5E7EB"/>
-              <w:right w:val="single" w:sz="4" w:space="0" w:color="E5E7EB"/>
-            </w:tcBorders>
-            <w:tcMar>
-              <w:top w:w="80" w:type="dxa"/>
-              <w:left w:w="120" w:type="dxa"/>
-              <w:bottom w:w="80" w:type="dxa"/>
-              <w:right w:w="120" w:type="dxa"/>
-            </w:tcMar>
-          </w:tcPr>
-          <w:p>
-            <w:r>
-              <w:rPr>
-                <w:color w:val="6B7280"/>
+              <w:top w:val="single" w:sz="4" w:space="0" w:color="E2E8F0"/>
+              <w:left w:val="single" w:sz="4" w:space="0" w:color="E2E8F0"/>
+              <w:bottom w:val="single" w:sz="4" w:space="0" w:color="E2E8F0"/>
+              <w:right w:val="single" w:sz="4" w:space="0" w:color="E2E8F0"/>
+            </w:tcBorders>
+            <w:tcMar>
+              <w:top w:w="80" w:type="dxa"/>
+              <w:left w:w="120" w:type="dxa"/>
+              <w:bottom w:w="80" w:type="dxa"/>
+              <w:right w:w="120" w:type="dxa"/>
+            </w:tcMar>
+          </w:tcPr>
+          <w:p>
+            <w:r>
+              <w:rPr>
+                <w:color w:val="475569"/>
                 <w:sz w:val="20"/>
                 <w:szCs w:val="20"/>
               </w:rPr>
@@ -8273,20 +6752,14 @@
         </w:tc>
       </w:tr>
       <w:tr>
-        <w:tblPrEx>
-          <w:tblCellMar>
-            <w:top w:w="0" w:type="dxa"/>
-            <w:bottom w:w="0" w:type="dxa"/>
-          </w:tblCellMar>
-        </w:tblPrEx>
         <w:tc>
           <w:tcPr>
             <w:tcW w:w="2698" w:type="dxa"/>
             <w:tcBorders>
-              <w:top w:val="single" w:sz="4" w:space="0" w:color="E5E7EB"/>
-              <w:left w:val="single" w:sz="4" w:space="0" w:color="E5E7EB"/>
-              <w:bottom w:val="single" w:sz="4" w:space="0" w:color="E5E7EB"/>
-              <w:right w:val="single" w:sz="4" w:space="0" w:color="E5E7EB"/>
+              <w:top w:val="single" w:sz="4" w:space="0" w:color="E2E8F0"/>
+              <w:left w:val="single" w:sz="4" w:space="0" w:color="E2E8F0"/>
+              <w:bottom w:val="single" w:sz="4" w:space="0" w:color="E2E8F0"/>
+              <w:right w:val="single" w:sz="4" w:space="0" w:color="E2E8F0"/>
             </w:tcBorders>
             <w:shd w:val="clear" w:color="auto" w:fill="FEF2F2"/>
             <w:tcMar>
@@ -8312,10 +6785,10 @@
           <w:tcPr>
             <w:tcW w:w="2698" w:type="dxa"/>
             <w:tcBorders>
-              <w:top w:val="single" w:sz="4" w:space="0" w:color="E5E7EB"/>
-              <w:left w:val="single" w:sz="4" w:space="0" w:color="E5E7EB"/>
-              <w:bottom w:val="single" w:sz="4" w:space="0" w:color="E5E7EB"/>
-              <w:right w:val="single" w:sz="4" w:space="0" w:color="E5E7EB"/>
+              <w:top w:val="single" w:sz="4" w:space="0" w:color="E2E8F0"/>
+              <w:left w:val="single" w:sz="4" w:space="0" w:color="E2E8F0"/>
+              <w:bottom w:val="single" w:sz="4" w:space="0" w:color="E2E8F0"/>
+              <w:right w:val="single" w:sz="4" w:space="0" w:color="E2E8F0"/>
             </w:tcBorders>
             <w:shd w:val="clear" w:color="auto" w:fill="F0FDF4"/>
             <w:tcMar>
@@ -8342,22 +6815,22 @@
           <w:tcPr>
             <w:tcW w:w="4242" w:type="dxa"/>
             <w:tcBorders>
-              <w:top w:val="single" w:sz="4" w:space="0" w:color="E5E7EB"/>
-              <w:left w:val="single" w:sz="4" w:space="0" w:color="E5E7EB"/>
-              <w:bottom w:val="single" w:sz="4" w:space="0" w:color="E5E7EB"/>
-              <w:right w:val="single" w:sz="4" w:space="0" w:color="E5E7EB"/>
-            </w:tcBorders>
-            <w:tcMar>
-              <w:top w:w="80" w:type="dxa"/>
-              <w:left w:w="120" w:type="dxa"/>
-              <w:bottom w:w="80" w:type="dxa"/>
-              <w:right w:w="120" w:type="dxa"/>
-            </w:tcMar>
-          </w:tcPr>
-          <w:p>
-            <w:r>
-              <w:rPr>
-                <w:color w:val="6B7280"/>
+              <w:top w:val="single" w:sz="4" w:space="0" w:color="E2E8F0"/>
+              <w:left w:val="single" w:sz="4" w:space="0" w:color="E2E8F0"/>
+              <w:bottom w:val="single" w:sz="4" w:space="0" w:color="E2E8F0"/>
+              <w:right w:val="single" w:sz="4" w:space="0" w:color="E2E8F0"/>
+            </w:tcBorders>
+            <w:tcMar>
+              <w:top w:w="80" w:type="dxa"/>
+              <w:left w:w="120" w:type="dxa"/>
+              <w:bottom w:w="80" w:type="dxa"/>
+              <w:right w:w="120" w:type="dxa"/>
+            </w:tcMar>
+          </w:tcPr>
+          <w:p>
+            <w:r>
+              <w:rPr>
+                <w:color w:val="475569"/>
                 <w:sz w:val="20"/>
                 <w:szCs w:val="20"/>
               </w:rPr>
@@ -8367,20 +6840,14 @@
         </w:tc>
       </w:tr>
       <w:tr>
-        <w:tblPrEx>
-          <w:tblCellMar>
-            <w:top w:w="0" w:type="dxa"/>
-            <w:bottom w:w="0" w:type="dxa"/>
-          </w:tblCellMar>
-        </w:tblPrEx>
         <w:tc>
           <w:tcPr>
             <w:tcW w:w="2698" w:type="dxa"/>
             <w:tcBorders>
-              <w:top w:val="single" w:sz="4" w:space="0" w:color="E5E7EB"/>
-              <w:left w:val="single" w:sz="4" w:space="0" w:color="E5E7EB"/>
-              <w:bottom w:val="single" w:sz="4" w:space="0" w:color="E5E7EB"/>
-              <w:right w:val="single" w:sz="4" w:space="0" w:color="E5E7EB"/>
+              <w:top w:val="single" w:sz="4" w:space="0" w:color="E2E8F0"/>
+              <w:left w:val="single" w:sz="4" w:space="0" w:color="E2E8F0"/>
+              <w:bottom w:val="single" w:sz="4" w:space="0" w:color="E2E8F0"/>
+              <w:right w:val="single" w:sz="4" w:space="0" w:color="E2E8F0"/>
             </w:tcBorders>
             <w:shd w:val="clear" w:color="auto" w:fill="FEF2F2"/>
             <w:tcMar>
@@ -8406,10 +6873,10 @@
           <w:tcPr>
             <w:tcW w:w="2698" w:type="dxa"/>
             <w:tcBorders>
-              <w:top w:val="single" w:sz="4" w:space="0" w:color="E5E7EB"/>
-              <w:left w:val="single" w:sz="4" w:space="0" w:color="E5E7EB"/>
-              <w:bottom w:val="single" w:sz="4" w:space="0" w:color="E5E7EB"/>
-              <w:right w:val="single" w:sz="4" w:space="0" w:color="E5E7EB"/>
+              <w:top w:val="single" w:sz="4" w:space="0" w:color="E2E8F0"/>
+              <w:left w:val="single" w:sz="4" w:space="0" w:color="E2E8F0"/>
+              <w:bottom w:val="single" w:sz="4" w:space="0" w:color="E2E8F0"/>
+              <w:right w:val="single" w:sz="4" w:space="0" w:color="E2E8F0"/>
             </w:tcBorders>
             <w:shd w:val="clear" w:color="auto" w:fill="F0FDF4"/>
             <w:tcMar>
@@ -8436,22 +6903,22 @@
           <w:tcPr>
             <w:tcW w:w="4242" w:type="dxa"/>
             <w:tcBorders>
-              <w:top w:val="single" w:sz="4" w:space="0" w:color="E5E7EB"/>
-              <w:left w:val="single" w:sz="4" w:space="0" w:color="E5E7EB"/>
-              <w:bottom w:val="single" w:sz="4" w:space="0" w:color="E5E7EB"/>
-              <w:right w:val="single" w:sz="4" w:space="0" w:color="E5E7EB"/>
-            </w:tcBorders>
-            <w:tcMar>
-              <w:top w:w="80" w:type="dxa"/>
-              <w:left w:w="120" w:type="dxa"/>
-              <w:bottom w:w="80" w:type="dxa"/>
-              <w:right w:w="120" w:type="dxa"/>
-            </w:tcMar>
-          </w:tcPr>
-          <w:p>
-            <w:r>
-              <w:rPr>
-                <w:color w:val="6B7280"/>
+              <w:top w:val="single" w:sz="4" w:space="0" w:color="E2E8F0"/>
+              <w:left w:val="single" w:sz="4" w:space="0" w:color="E2E8F0"/>
+              <w:bottom w:val="single" w:sz="4" w:space="0" w:color="E2E8F0"/>
+              <w:right w:val="single" w:sz="4" w:space="0" w:color="E2E8F0"/>
+            </w:tcBorders>
+            <w:tcMar>
+              <w:top w:w="80" w:type="dxa"/>
+              <w:left w:w="120" w:type="dxa"/>
+              <w:bottom w:w="80" w:type="dxa"/>
+              <w:right w:w="120" w:type="dxa"/>
+            </w:tcMar>
+          </w:tcPr>
+          <w:p>
+            <w:r>
+              <w:rPr>
+                <w:color w:val="475569"/>
                 <w:sz w:val="20"/>
                 <w:szCs w:val="20"/>
               </w:rPr>
@@ -8461,20 +6928,14 @@
         </w:tc>
       </w:tr>
       <w:tr>
-        <w:tblPrEx>
-          <w:tblCellMar>
-            <w:top w:w="0" w:type="dxa"/>
-            <w:bottom w:w="0" w:type="dxa"/>
-          </w:tblCellMar>
-        </w:tblPrEx>
         <w:tc>
           <w:tcPr>
             <w:tcW w:w="2698" w:type="dxa"/>
             <w:tcBorders>
-              <w:top w:val="single" w:sz="4" w:space="0" w:color="E5E7EB"/>
-              <w:left w:val="single" w:sz="4" w:space="0" w:color="E5E7EB"/>
-              <w:bottom w:val="single" w:sz="4" w:space="0" w:color="E5E7EB"/>
-              <w:right w:val="single" w:sz="4" w:space="0" w:color="E5E7EB"/>
+              <w:top w:val="single" w:sz="4" w:space="0" w:color="E2E8F0"/>
+              <w:left w:val="single" w:sz="4" w:space="0" w:color="E2E8F0"/>
+              <w:bottom w:val="single" w:sz="4" w:space="0" w:color="E2E8F0"/>
+              <w:right w:val="single" w:sz="4" w:space="0" w:color="E2E8F0"/>
             </w:tcBorders>
             <w:shd w:val="clear" w:color="auto" w:fill="FEF2F2"/>
             <w:tcMar>
@@ -8500,10 +6961,10 @@
           <w:tcPr>
             <w:tcW w:w="2698" w:type="dxa"/>
             <w:tcBorders>
-              <w:top w:val="single" w:sz="4" w:space="0" w:color="E5E7EB"/>
-              <w:left w:val="single" w:sz="4" w:space="0" w:color="E5E7EB"/>
-              <w:bottom w:val="single" w:sz="4" w:space="0" w:color="E5E7EB"/>
-              <w:right w:val="single" w:sz="4" w:space="0" w:color="E5E7EB"/>
+              <w:top w:val="single" w:sz="4" w:space="0" w:color="E2E8F0"/>
+              <w:left w:val="single" w:sz="4" w:space="0" w:color="E2E8F0"/>
+              <w:bottom w:val="single" w:sz="4" w:space="0" w:color="E2E8F0"/>
+              <w:right w:val="single" w:sz="4" w:space="0" w:color="E2E8F0"/>
             </w:tcBorders>
             <w:shd w:val="clear" w:color="auto" w:fill="F0FDF4"/>
             <w:tcMar>
@@ -8530,22 +6991,22 @@
           <w:tcPr>
             <w:tcW w:w="4242" w:type="dxa"/>
             <w:tcBorders>
-              <w:top w:val="single" w:sz="4" w:space="0" w:color="E5E7EB"/>
-              <w:left w:val="single" w:sz="4" w:space="0" w:color="E5E7EB"/>
-              <w:bottom w:val="single" w:sz="4" w:space="0" w:color="E5E7EB"/>
-              <w:right w:val="single" w:sz="4" w:space="0" w:color="E5E7EB"/>
-            </w:tcBorders>
-            <w:tcMar>
-              <w:top w:w="80" w:type="dxa"/>
-              <w:left w:w="120" w:type="dxa"/>
-              <w:bottom w:w="80" w:type="dxa"/>
-              <w:right w:w="120" w:type="dxa"/>
-            </w:tcMar>
-          </w:tcPr>
-          <w:p>
-            <w:r>
-              <w:rPr>
-                <w:color w:val="6B7280"/>
+              <w:top w:val="single" w:sz="4" w:space="0" w:color="E2E8F0"/>
+              <w:left w:val="single" w:sz="4" w:space="0" w:color="E2E8F0"/>
+              <w:bottom w:val="single" w:sz="4" w:space="0" w:color="E2E8F0"/>
+              <w:right w:val="single" w:sz="4" w:space="0" w:color="E2E8F0"/>
+            </w:tcBorders>
+            <w:tcMar>
+              <w:top w:w="80" w:type="dxa"/>
+              <w:left w:w="120" w:type="dxa"/>
+              <w:bottom w:w="80" w:type="dxa"/>
+              <w:right w:w="120" w:type="dxa"/>
+            </w:tcMar>
+          </w:tcPr>
+          <w:p>
+            <w:r>
+              <w:rPr>
+                <w:color w:val="475569"/>
                 <w:sz w:val="20"/>
                 <w:szCs w:val="20"/>
               </w:rPr>
@@ -8555,20 +7016,14 @@
         </w:tc>
       </w:tr>
       <w:tr>
-        <w:tblPrEx>
-          <w:tblCellMar>
-            <w:top w:w="0" w:type="dxa"/>
-            <w:bottom w:w="0" w:type="dxa"/>
-          </w:tblCellMar>
-        </w:tblPrEx>
         <w:tc>
           <w:tcPr>
             <w:tcW w:w="2698" w:type="dxa"/>
             <w:tcBorders>
-              <w:top w:val="single" w:sz="4" w:space="0" w:color="E5E7EB"/>
-              <w:left w:val="single" w:sz="4" w:space="0" w:color="E5E7EB"/>
-              <w:bottom w:val="single" w:sz="4" w:space="0" w:color="E5E7EB"/>
-              <w:right w:val="single" w:sz="4" w:space="0" w:color="E5E7EB"/>
+              <w:top w:val="single" w:sz="4" w:space="0" w:color="E2E8F0"/>
+              <w:left w:val="single" w:sz="4" w:space="0" w:color="E2E8F0"/>
+              <w:bottom w:val="single" w:sz="4" w:space="0" w:color="E2E8F0"/>
+              <w:right w:val="single" w:sz="4" w:space="0" w:color="E2E8F0"/>
             </w:tcBorders>
             <w:shd w:val="clear" w:color="auto" w:fill="FEF2F2"/>
             <w:tcMar>
@@ -8579,7 +7034,6 @@
             </w:tcMar>
           </w:tcPr>
           <w:p>
-            <w:proofErr w:type="spellStart"/>
             <w:r>
               <w:rPr>
                 <w:strike/>
@@ -8587,17 +7041,7 @@
                 <w:sz w:val="20"/>
                 <w:szCs w:val="20"/>
               </w:rPr>
-              <w:t>Kısurat</w:t>
-            </w:r>
-            <w:proofErr w:type="spellEnd"/>
-            <w:r>
-              <w:rPr>
-                <w:strike/>
-                <w:color w:val="DC2626"/>
-                <w:sz w:val="20"/>
-                <w:szCs w:val="20"/>
-              </w:rPr>
-              <w:t xml:space="preserve"> %</w:t>
+              <w:t>Kısurat %</w:t>
             </w:r>
           </w:p>
         </w:tc>
@@ -8605,10 +7049,10 @@
           <w:tcPr>
             <w:tcW w:w="2698" w:type="dxa"/>
             <w:tcBorders>
-              <w:top w:val="single" w:sz="4" w:space="0" w:color="E5E7EB"/>
-              <w:left w:val="single" w:sz="4" w:space="0" w:color="E5E7EB"/>
-              <w:bottom w:val="single" w:sz="4" w:space="0" w:color="E5E7EB"/>
-              <w:right w:val="single" w:sz="4" w:space="0" w:color="E5E7EB"/>
+              <w:top w:val="single" w:sz="4" w:space="0" w:color="E2E8F0"/>
+              <w:left w:val="single" w:sz="4" w:space="0" w:color="E2E8F0"/>
+              <w:bottom w:val="single" w:sz="4" w:space="0" w:color="E2E8F0"/>
+              <w:right w:val="single" w:sz="4" w:space="0" w:color="E2E8F0"/>
             </w:tcBorders>
             <w:shd w:val="clear" w:color="auto" w:fill="F0FDF4"/>
             <w:tcMar>
@@ -8635,22 +7079,22 @@
           <w:tcPr>
             <w:tcW w:w="4242" w:type="dxa"/>
             <w:tcBorders>
-              <w:top w:val="single" w:sz="4" w:space="0" w:color="E5E7EB"/>
-              <w:left w:val="single" w:sz="4" w:space="0" w:color="E5E7EB"/>
-              <w:bottom w:val="single" w:sz="4" w:space="0" w:color="E5E7EB"/>
-              <w:right w:val="single" w:sz="4" w:space="0" w:color="E5E7EB"/>
-            </w:tcBorders>
-            <w:tcMar>
-              <w:top w:w="80" w:type="dxa"/>
-              <w:left w:w="120" w:type="dxa"/>
-              <w:bottom w:w="80" w:type="dxa"/>
-              <w:right w:w="120" w:type="dxa"/>
-            </w:tcMar>
-          </w:tcPr>
-          <w:p>
-            <w:r>
-              <w:rPr>
-                <w:color w:val="6B7280"/>
+              <w:top w:val="single" w:sz="4" w:space="0" w:color="E2E8F0"/>
+              <w:left w:val="single" w:sz="4" w:space="0" w:color="E2E8F0"/>
+              <w:bottom w:val="single" w:sz="4" w:space="0" w:color="E2E8F0"/>
+              <w:right w:val="single" w:sz="4" w:space="0" w:color="E2E8F0"/>
+            </w:tcBorders>
+            <w:tcMar>
+              <w:top w:w="80" w:type="dxa"/>
+              <w:left w:w="120" w:type="dxa"/>
+              <w:bottom w:w="80" w:type="dxa"/>
+              <w:right w:w="120" w:type="dxa"/>
+            </w:tcMar>
+          </w:tcPr>
+          <w:p>
+            <w:r>
+              <w:rPr>
+                <w:color w:val="475569"/>
                 <w:sz w:val="20"/>
                 <w:szCs w:val="20"/>
               </w:rPr>
@@ -8669,13 +7113,8 @@
       <w:pPr>
         <w:pStyle w:val="Balk3"/>
       </w:pPr>
-      <w:proofErr w:type="gramStart"/>
-      <w:r>
-        <w:t>8.1  Genel</w:t>
-      </w:r>
-      <w:proofErr w:type="gramEnd"/>
-      <w:r>
-        <w:t xml:space="preserve"> dil kuralları</w:t>
+      <w:r>
+        <w:t>8.1  Genel dil kuralları</w:t>
       </w:r>
     </w:p>
     <w:p>
@@ -8691,29 +7130,15 @@
         <w:rPr>
           <w:b/>
           <w:bCs/>
-          <w:color w:val="111827"/>
+          <w:color w:val="0F172A"/>
         </w:rPr>
         <w:t xml:space="preserve">Türkçe tercih et — </w:t>
       </w:r>
       <w:r>
         <w:rPr>
-          <w:color w:val="6B7280"/>
-        </w:rPr>
-        <w:t>İngilizce teknik terim yerine Türkçe karşılığı varsa kullan. '</w:t>
-      </w:r>
-      <w:proofErr w:type="spellStart"/>
-      <w:r>
-        <w:rPr>
-          <w:color w:val="6B7280"/>
-        </w:rPr>
-        <w:t>Upload</w:t>
-      </w:r>
-      <w:proofErr w:type="spellEnd"/>
-      <w:r>
-        <w:rPr>
-          <w:color w:val="6B7280"/>
-        </w:rPr>
-        <w:t>' değil 'Yükle'.</w:t>
+          <w:color w:val="475569"/>
+        </w:rPr>
+        <w:t>İngilizce teknik terim yerine Türkçe karşılığı varsa kullan. 'Upload' değil 'Yükle'.</w:t>
       </w:r>
     </w:p>
     <w:p>
@@ -8729,13 +7154,13 @@
         <w:rPr>
           <w:b/>
           <w:bCs/>
-          <w:color w:val="111827"/>
+          <w:color w:val="0F172A"/>
         </w:rPr>
         <w:t xml:space="preserve">Eylem fiili kullan — </w:t>
       </w:r>
       <w:r>
         <w:rPr>
-          <w:color w:val="6B7280"/>
+          <w:color w:val="475569"/>
         </w:rPr>
         <w:t>Buton ve menü etiketleri eylem bildirmeli. 'Yükle', 'Seç', 'Uygula', 'Yerleştir'.</w:t>
       </w:r>
@@ -8749,45 +7174,17 @@
         </w:numPr>
         <w:spacing w:before="40" w:after="40"/>
       </w:pPr>
-      <w:proofErr w:type="spellStart"/>
       <w:r>
         <w:rPr>
           <w:b/>
           <w:bCs/>
-          <w:color w:val="111827"/>
-        </w:rPr>
-        <w:t>Sentence</w:t>
-      </w:r>
-      <w:proofErr w:type="spellEnd"/>
-      <w:r>
-        <w:rPr>
-          <w:b/>
-          <w:bCs/>
-          <w:color w:val="111827"/>
-        </w:rPr>
-        <w:t xml:space="preserve"> </w:t>
-      </w:r>
-      <w:proofErr w:type="spellStart"/>
-      <w:r>
-        <w:rPr>
-          <w:b/>
-          <w:bCs/>
-          <w:color w:val="111827"/>
-        </w:rPr>
-        <w:t>case</w:t>
-      </w:r>
-      <w:proofErr w:type="spellEnd"/>
-      <w:r>
-        <w:rPr>
-          <w:b/>
-          <w:bCs/>
-          <w:color w:val="111827"/>
-        </w:rPr>
-        <w:t xml:space="preserve"> zorunlu — </w:t>
-      </w:r>
-      <w:r>
-        <w:rPr>
-          <w:color w:val="6B7280"/>
+          <w:color w:val="0F172A"/>
+        </w:rPr>
+        <w:t xml:space="preserve">Sentence case zorunlu — </w:t>
+      </w:r>
+      <w:r>
+        <w:rPr>
+          <w:color w:val="475569"/>
         </w:rPr>
         <w:t>'Hücre görünümü' — asla 'HÜCRE GÖRÜNÜMÜ' veya 'Hücre Görünümü' değil.</w:t>
       </w:r>
@@ -8805,13 +7202,13 @@
         <w:rPr>
           <w:b/>
           <w:bCs/>
-          <w:color w:val="111827"/>
+          <w:color w:val="0F172A"/>
         </w:rPr>
         <w:t xml:space="preserve">Kısa tut — </w:t>
       </w:r>
       <w:r>
         <w:rPr>
-          <w:color w:val="6B7280"/>
+          <w:color w:val="475569"/>
         </w:rPr>
         <w:t>Buton etiketi maksimum 2 kelime. Sekme etiketi maksimum 1 kelime.</w:t>
       </w:r>
@@ -8829,13 +7226,13 @@
         <w:rPr>
           <w:b/>
           <w:bCs/>
-          <w:color w:val="111827"/>
+          <w:color w:val="0F172A"/>
         </w:rPr>
         <w:t xml:space="preserve">Açıklama metinleri — </w:t>
       </w:r>
       <w:r>
         <w:rPr>
-          <w:color w:val="6B7280"/>
+          <w:color w:val="475569"/>
         </w:rPr>
         <w:t>Her kontrol veya ayarın yanında en fazla 1 cümlelik açıklama. Uzun açıklama gereken yer, kötü tasarlanmış yerdir.</w:t>
       </w:r>
@@ -8858,13 +7255,8 @@
       <w:pPr>
         <w:pStyle w:val="Balk3"/>
       </w:pPr>
-      <w:proofErr w:type="gramStart"/>
-      <w:r>
-        <w:t>9.1  Geri</w:t>
-      </w:r>
-      <w:proofErr w:type="gramEnd"/>
-      <w:r>
-        <w:t xml:space="preserve"> alınamaz aksiyonlar</w:t>
+      <w:r>
+        <w:t>9.1  Geri alınamaz aksiyonlar</w:t>
       </w:r>
     </w:p>
     <w:p>
@@ -8880,33 +7272,11 @@
         <w:rPr>
           <w:i/>
           <w:iCs/>
-          <w:color w:val="111827"/>
+          <w:color w:val="0F172A"/>
           <w:sz w:val="20"/>
           <w:szCs w:val="20"/>
         </w:rPr>
-        <w:t xml:space="preserve">Kural: Geri alınamaz her aksiyon, tıklandığında onay </w:t>
-      </w:r>
-      <w:proofErr w:type="spellStart"/>
-      <w:r>
-        <w:rPr>
-          <w:i/>
-          <w:iCs/>
-          <w:color w:val="111827"/>
-          <w:sz w:val="20"/>
-          <w:szCs w:val="20"/>
-        </w:rPr>
-        <w:t>modalı</w:t>
-      </w:r>
-      <w:proofErr w:type="spellEnd"/>
-      <w:r>
-        <w:rPr>
-          <w:i/>
-          <w:iCs/>
-          <w:color w:val="111827"/>
-          <w:sz w:val="20"/>
-          <w:szCs w:val="20"/>
-        </w:rPr>
-        <w:t xml:space="preserve"> açmalıdır. Onaysız silme veya temizleme işlemi kesinlikle yapılmaz.</w:t>
+        <w:t>Kural: Geri alınamaz her aksiyon, tıklandığında onay modalı açmalıdır. Onaysız silme veya temizleme işlemi kesinlikle yapılmaz.</w:t>
       </w:r>
     </w:p>
     <w:p>
@@ -8927,13 +7297,13 @@
         <w:rPr>
           <w:b/>
           <w:bCs/>
-          <w:color w:val="111827"/>
+          <w:color w:val="0F172A"/>
         </w:rPr>
         <w:t xml:space="preserve">Onay gerektiren aksiyonlar — </w:t>
       </w:r>
       <w:r>
         <w:rPr>
-          <w:color w:val="6B7280"/>
+          <w:color w:val="475569"/>
         </w:rPr>
         <w:t>Havuzu Temizle, Tasarımı Sıfırla, Sayfayı Sil, Projeyi Sil.</w:t>
       </w:r>
@@ -8951,13 +7321,13 @@
         <w:rPr>
           <w:b/>
           <w:bCs/>
-          <w:color w:val="111827"/>
+          <w:color w:val="0F172A"/>
         </w:rPr>
         <w:t xml:space="preserve">Modal içeriği — </w:t>
       </w:r>
       <w:r>
         <w:rPr>
-          <w:color w:val="6B7280"/>
+          <w:color w:val="475569"/>
         </w:rPr>
         <w:t>Ne silineceği açıkça yaz. 'Bu işlem geri alınamaz.' uyarısı. İki buton: Kırmızı 'Sil' ve hayalet 'İptal'.</w:t>
       </w:r>
@@ -8975,61 +7345,15 @@
         <w:rPr>
           <w:b/>
           <w:bCs/>
-          <w:color w:val="111827"/>
-        </w:rPr>
-        <w:t>Geri al (</w:t>
-      </w:r>
-      <w:proofErr w:type="spellStart"/>
-      <w:r>
-        <w:rPr>
-          <w:b/>
-          <w:bCs/>
-          <w:color w:val="111827"/>
-        </w:rPr>
-        <w:t>Undo</w:t>
-      </w:r>
-      <w:proofErr w:type="spellEnd"/>
-      <w:r>
-        <w:rPr>
-          <w:b/>
-          <w:bCs/>
-          <w:color w:val="111827"/>
-        </w:rPr>
-        <w:t xml:space="preserve">) — </w:t>
-      </w:r>
-      <w:r>
-        <w:rPr>
-          <w:color w:val="6B7280"/>
-        </w:rPr>
-        <w:t xml:space="preserve">Mümkün olan her aksiyonda </w:t>
-      </w:r>
-      <w:proofErr w:type="spellStart"/>
-      <w:r>
-        <w:rPr>
-          <w:color w:val="6B7280"/>
-        </w:rPr>
-        <w:t>Ctrl+Z</w:t>
-      </w:r>
-      <w:proofErr w:type="spellEnd"/>
-      <w:r>
-        <w:rPr>
-          <w:color w:val="6B7280"/>
-        </w:rPr>
-        <w:t xml:space="preserve"> çalışmalı. Geri al butonu üst </w:t>
-      </w:r>
-      <w:proofErr w:type="spellStart"/>
-      <w:r>
-        <w:rPr>
-          <w:color w:val="6B7280"/>
-        </w:rPr>
-        <w:t>toolbar'da</w:t>
-      </w:r>
-      <w:proofErr w:type="spellEnd"/>
-      <w:r>
-        <w:rPr>
-          <w:color w:val="6B7280"/>
-        </w:rPr>
-        <w:t xml:space="preserve"> belirgin olmalı.</w:t>
+          <w:color w:val="0F172A"/>
+        </w:rPr>
+        <w:t xml:space="preserve">Geri al (Undo) — </w:t>
+      </w:r>
+      <w:r>
+        <w:rPr>
+          <w:color w:val="475569"/>
+        </w:rPr>
+        <w:t>Mümkün olan her aksiyonda Ctrl+Z çalışmalı. Geri al butonu üst toolbar'da belirgin olmalı.</w:t>
       </w:r>
     </w:p>
     <w:p>
@@ -9041,13 +7365,8 @@
       <w:pPr>
         <w:pStyle w:val="Balk3"/>
       </w:pPr>
-      <w:proofErr w:type="gramStart"/>
-      <w:r>
-        <w:t>9.2  Boş</w:t>
-      </w:r>
-      <w:proofErr w:type="gramEnd"/>
-      <w:r>
-        <w:t xml:space="preserve"> durum tasarımı</w:t>
+      <w:r>
+        <w:t>9.2  Boş durum tasarımı</w:t>
       </w:r>
     </w:p>
     <w:p>
@@ -9063,13 +7382,13 @@
         <w:rPr>
           <w:b/>
           <w:bCs/>
-          <w:color w:val="111827"/>
+          <w:color w:val="0F172A"/>
         </w:rPr>
         <w:t xml:space="preserve">Excel yüklenmemiş — </w:t>
       </w:r>
       <w:r>
         <w:rPr>
-          <w:color w:val="6B7280"/>
+          <w:color w:val="475569"/>
         </w:rPr>
         <w:t>Yükleme alanı büyük, merkezi ve açıklayıcı olmalı. 'Örnek Excel İndir' linki belirgin yerde.</w:t>
       </w:r>
@@ -9087,13 +7406,13 @@
         <w:rPr>
           <w:b/>
           <w:bCs/>
-          <w:color w:val="111827"/>
+          <w:color w:val="0F172A"/>
         </w:rPr>
         <w:t xml:space="preserve">Ürün havuzu boş — </w:t>
       </w:r>
       <w:r>
         <w:rPr>
-          <w:color w:val="6B7280"/>
+          <w:color w:val="475569"/>
         </w:rPr>
         <w:t>'Henüz ürün eklenmedi' mesajı + 'Yükle' butonu. Boş liste gösterme.</w:t>
       </w:r>
@@ -9111,13 +7430,13 @@
         <w:rPr>
           <w:b/>
           <w:bCs/>
-          <w:color w:val="111827"/>
+          <w:color w:val="0F172A"/>
         </w:rPr>
         <w:t xml:space="preserve">Hücre seçilmemiş — </w:t>
       </w:r>
       <w:r>
         <w:rPr>
-          <w:color w:val="6B7280"/>
+          <w:color w:val="475569"/>
         </w:rPr>
         <w:t>Panel 'Bir alan seçerek düzenle' yönlendirmesi göstermeli. Ayarlar gri ve tıklanamaz.</w:t>
       </w:r>
@@ -9131,13 +7450,8 @@
       <w:pPr>
         <w:pStyle w:val="Balk3"/>
       </w:pPr>
-      <w:proofErr w:type="gramStart"/>
-      <w:r>
-        <w:t>9.3  Devre</w:t>
-      </w:r>
-      <w:proofErr w:type="gramEnd"/>
-      <w:r>
-        <w:t xml:space="preserve"> dışı durum</w:t>
+      <w:r>
+        <w:t>9.3  Devre dışı durum</w:t>
       </w:r>
     </w:p>
     <w:p>
@@ -9153,43 +7467,15 @@
         <w:rPr>
           <w:b/>
           <w:bCs/>
-          <w:color w:val="111827"/>
+          <w:color w:val="0F172A"/>
         </w:rPr>
         <w:t xml:space="preserve">Görsel — </w:t>
       </w:r>
       <w:r>
         <w:rPr>
-          <w:color w:val="6B7280"/>
-        </w:rPr>
-        <w:t xml:space="preserve">%40 opaklık. </w:t>
-      </w:r>
-      <w:proofErr w:type="spellStart"/>
-      <w:r>
-        <w:rPr>
-          <w:color w:val="6B7280"/>
-        </w:rPr>
-        <w:t>Cursor</w:t>
-      </w:r>
-      <w:proofErr w:type="spellEnd"/>
-      <w:r>
-        <w:rPr>
-          <w:color w:val="6B7280"/>
-        </w:rPr>
-        <w:t>: not-</w:t>
-      </w:r>
-      <w:proofErr w:type="spellStart"/>
-      <w:r>
-        <w:rPr>
-          <w:color w:val="6B7280"/>
-        </w:rPr>
-        <w:t>allowed</w:t>
-      </w:r>
-      <w:proofErr w:type="spellEnd"/>
-      <w:r>
-        <w:rPr>
-          <w:color w:val="6B7280"/>
-        </w:rPr>
-        <w:t>. Arka plan: #F9FAFB.</w:t>
+          <w:color w:val="475569"/>
+        </w:rPr>
+        <w:t>%40 opaklık. Cursor: not-allowed. Arka plan: surface-subtle (#f8fafc).</w:t>
       </w:r>
     </w:p>
     <w:p>
@@ -9201,43 +7487,19 @@
         </w:numPr>
         <w:spacing w:before="40" w:after="40"/>
       </w:pPr>
-      <w:proofErr w:type="spellStart"/>
       <w:r>
         <w:rPr>
           <w:b/>
           <w:bCs/>
-          <w:color w:val="111827"/>
-        </w:rPr>
-        <w:t>Tooltip</w:t>
-      </w:r>
-      <w:proofErr w:type="spellEnd"/>
-      <w:r>
-        <w:rPr>
-          <w:b/>
-          <w:bCs/>
-          <w:color w:val="111827"/>
-        </w:rPr>
-        <w:t xml:space="preserve"> zorunlu — </w:t>
-      </w:r>
-      <w:r>
-        <w:rPr>
-          <w:color w:val="6B7280"/>
-        </w:rPr>
-        <w:t xml:space="preserve">Devre dışı elemana </w:t>
-      </w:r>
-      <w:proofErr w:type="spellStart"/>
-      <w:r>
-        <w:rPr>
-          <w:color w:val="6B7280"/>
-        </w:rPr>
-        <w:t>hover'da</w:t>
-      </w:r>
-      <w:proofErr w:type="spellEnd"/>
-      <w:r>
-        <w:rPr>
-          <w:color w:val="6B7280"/>
-        </w:rPr>
-        <w:t xml:space="preserve"> neden devre dışı olduğu açıklanır. 'Önce ürün listeni yükle' gibi.</w:t>
+          <w:color w:val="0F172A"/>
+        </w:rPr>
+        <w:t xml:space="preserve">Tooltip zorunlu — </w:t>
+      </w:r>
+      <w:r>
+        <w:rPr>
+          <w:color w:val="475569"/>
+        </w:rPr>
+        <w:t>Devre dışı elemana hover'da neden devre dışı olduğu açıklanır. 'Önce ürün listeni yükle' gibi.</w:t>
       </w:r>
     </w:p>
     <w:p>
@@ -9253,13 +7515,13 @@
         <w:rPr>
           <w:b/>
           <w:bCs/>
-          <w:color w:val="111827"/>
+          <w:color w:val="0F172A"/>
         </w:rPr>
         <w:t xml:space="preserve">Hiçbir şeyi tamamen gizleme — </w:t>
       </w:r>
       <w:r>
         <w:rPr>
-          <w:color w:val="6B7280"/>
+          <w:color w:val="475569"/>
         </w:rPr>
         <w:t>Devre dışı göster, tamamen kaldırma. Kullanıcı özelliğin varlığını bilmeli.</w:t>
       </w:r>
@@ -9282,33 +7544,11 @@
         <w:rPr>
           <w:i/>
           <w:iCs/>
-          <w:color w:val="111827"/>
+          <w:color w:val="0F172A"/>
           <w:sz w:val="20"/>
           <w:szCs w:val="20"/>
         </w:rPr>
-        <w:t xml:space="preserve">Acemi kullanıcı için en önemli güvence: her yanlış tıklamanın geri alınabilir olduğunu bilmek. </w:t>
-      </w:r>
-      <w:proofErr w:type="spellStart"/>
-      <w:r>
-        <w:rPr>
-          <w:i/>
-          <w:iCs/>
-          <w:color w:val="111827"/>
-          <w:sz w:val="20"/>
-          <w:szCs w:val="20"/>
-        </w:rPr>
-        <w:t>Undo</w:t>
-      </w:r>
-      <w:proofErr w:type="spellEnd"/>
-      <w:r>
-        <w:rPr>
-          <w:i/>
-          <w:iCs/>
-          <w:color w:val="111827"/>
-          <w:sz w:val="20"/>
-          <w:szCs w:val="20"/>
-        </w:rPr>
-        <w:t xml:space="preserve"> her zaman çalışmalı.</w:t>
+        <w:t>Acemi kullanıcı için en önemli güvence: her yanlış tıklamanın geri alınabilir olduğunu bilmek. Undo her zaman çalışmalı.</w:t>
       </w:r>
     </w:p>
     <w:p>
@@ -9331,7 +7571,7 @@
       </w:pPr>
       <w:r>
         <w:rPr>
-          <w:color w:val="6B7280"/>
+          <w:color w:val="475569"/>
         </w:rPr>
         <w:t>Her yeni bileşen veya ekran tamamlandığında aşağıdaki sorular yanıtlanmalıdır:</w:t>
       </w:r>
@@ -9360,37 +7600,9 @@
       </w:pPr>
       <w:r>
         <w:rPr>
-          <w:color w:val="111827"/>
-        </w:rPr>
-        <w:t xml:space="preserve">Tüm etiketler </w:t>
-      </w:r>
-      <w:proofErr w:type="spellStart"/>
-      <w:r>
-        <w:rPr>
-          <w:color w:val="111827"/>
-        </w:rPr>
-        <w:t>sentence</w:t>
-      </w:r>
-      <w:proofErr w:type="spellEnd"/>
-      <w:r>
-        <w:rPr>
-          <w:color w:val="111827"/>
-        </w:rPr>
-        <w:t xml:space="preserve"> </w:t>
-      </w:r>
-      <w:proofErr w:type="spellStart"/>
-      <w:r>
-        <w:rPr>
-          <w:color w:val="111827"/>
-        </w:rPr>
-        <w:t>case</w:t>
-      </w:r>
-      <w:proofErr w:type="spellEnd"/>
-      <w:r>
-        <w:rPr>
-          <w:color w:val="111827"/>
-        </w:rPr>
-        <w:t xml:space="preserve"> mi? (Büyük harf yok)</w:t>
+          <w:color w:val="0F172A"/>
+        </w:rPr>
+        <w:t>Tüm etiketler sentence case mi? (Büyük harf yok)</w:t>
       </w:r>
     </w:p>
     <w:p>
@@ -9404,7 +7616,7 @@
       </w:pPr>
       <w:r>
         <w:rPr>
-          <w:color w:val="111827"/>
+          <w:color w:val="0F172A"/>
         </w:rPr>
         <w:t>Teknik jargon kullanılmış mı? Terminoloji sözlüğünden geçti mi?</w:t>
       </w:r>
@@ -9420,7 +7632,7 @@
       </w:pPr>
       <w:r>
         <w:rPr>
-          <w:color w:val="111827"/>
+          <w:color w:val="0F172A"/>
         </w:rPr>
         <w:t>Buton etiketleri eylem fiili mi? (Yükle, Seç, Uygula)</w:t>
       </w:r>
@@ -9436,7 +7648,7 @@
       </w:pPr>
       <w:r>
         <w:rPr>
-          <w:color w:val="111827"/>
+          <w:color w:val="0F172A"/>
         </w:rPr>
         <w:t>Açıklama metinleri 1 cümleyi geçiyor mu?</w:t>
       </w:r>
@@ -9465,7 +7677,7 @@
       </w:pPr>
       <w:r>
         <w:rPr>
-          <w:color w:val="111827"/>
+          <w:color w:val="0F172A"/>
         </w:rPr>
         <w:t>Mavi yalnızca birincil CTA ve aktif durum için mi kullanılıyor?</w:t>
       </w:r>
@@ -9481,7 +7693,7 @@
       </w:pPr>
       <w:r>
         <w:rPr>
-          <w:color w:val="111827"/>
+          <w:color w:val="0F172A"/>
         </w:rPr>
         <w:t>Her ekranda yalnızca bir tane birincil (mavi dolu) buton var mı?</w:t>
       </w:r>
@@ -9497,7 +7709,7 @@
       </w:pPr>
       <w:r>
         <w:rPr>
-          <w:color w:val="111827"/>
+          <w:color w:val="0F172A"/>
         </w:rPr>
         <w:t>Kırmızı yalnızca tehlikeli aksiyonlarda mı?</w:t>
       </w:r>
@@ -9513,23 +7725,9 @@
       </w:pPr>
       <w:r>
         <w:rPr>
-          <w:color w:val="111827"/>
-        </w:rPr>
-        <w:t>Metin kontrastı yeterli mi? (</w:t>
-      </w:r>
-      <w:proofErr w:type="gramStart"/>
-      <w:r>
-        <w:rPr>
-          <w:color w:val="111827"/>
-        </w:rPr>
-        <w:t>minimum</w:t>
-      </w:r>
-      <w:proofErr w:type="gramEnd"/>
-      <w:r>
-        <w:rPr>
-          <w:color w:val="111827"/>
-        </w:rPr>
-        <w:t xml:space="preserve"> 4.5:1)</w:t>
+          <w:color w:val="0F172A"/>
+        </w:rPr>
+        <w:t>Metin kontrastı yeterli mi? (minimum 4.5:1)</w:t>
       </w:r>
     </w:p>
     <w:p>
@@ -9543,7 +7741,7 @@
       </w:pPr>
       <w:r>
         <w:rPr>
-          <w:color w:val="111827"/>
+          <w:color w:val="0F172A"/>
         </w:rPr>
         <w:t>11px altında font boyutu var mı?</w:t>
       </w:r>
@@ -9572,37 +7770,9 @@
       </w:pPr>
       <w:r>
         <w:rPr>
-          <w:color w:val="111827"/>
-        </w:rPr>
-        <w:t xml:space="preserve">Tüm ikonlar </w:t>
-      </w:r>
-      <w:proofErr w:type="spellStart"/>
-      <w:r>
-        <w:rPr>
-          <w:color w:val="111827"/>
-        </w:rPr>
-        <w:t>Lucide</w:t>
-      </w:r>
-      <w:proofErr w:type="spellEnd"/>
-      <w:r>
-        <w:rPr>
-          <w:color w:val="111827"/>
-        </w:rPr>
-        <w:t xml:space="preserve"> </w:t>
-      </w:r>
-      <w:proofErr w:type="spellStart"/>
-      <w:r>
-        <w:rPr>
-          <w:color w:val="111827"/>
-        </w:rPr>
-        <w:t>React'tan</w:t>
-      </w:r>
-      <w:proofErr w:type="spellEnd"/>
-      <w:r>
-        <w:rPr>
-          <w:color w:val="111827"/>
-        </w:rPr>
-        <w:t xml:space="preserve"> mı?</w:t>
+          <w:color w:val="0F172A"/>
+        </w:rPr>
+        <w:t>Tüm ikonlar Lucide React'tan mı?</w:t>
       </w:r>
     </w:p>
     <w:p>
@@ -9616,39 +7786,9 @@
       </w:pPr>
       <w:r>
         <w:rPr>
-          <w:color w:val="111827"/>
-        </w:rPr>
-        <w:t xml:space="preserve">İkonlar </w:t>
-      </w:r>
-      <w:proofErr w:type="spellStart"/>
-      <w:r>
-        <w:rPr>
-          <w:color w:val="111827"/>
-        </w:rPr>
-        <w:t>outline</w:t>
-      </w:r>
-      <w:proofErr w:type="spellEnd"/>
-      <w:r>
-        <w:rPr>
-          <w:color w:val="111827"/>
-        </w:rPr>
-        <w:t xml:space="preserve"> stilinde mi? (</w:t>
-      </w:r>
-      <w:proofErr w:type="spellStart"/>
-      <w:proofErr w:type="gramStart"/>
-      <w:r>
-        <w:rPr>
-          <w:color w:val="111827"/>
-        </w:rPr>
-        <w:t>filled</w:t>
-      </w:r>
-      <w:proofErr w:type="spellEnd"/>
-      <w:proofErr w:type="gramEnd"/>
-      <w:r>
-        <w:rPr>
-          <w:color w:val="111827"/>
-        </w:rPr>
-        <w:t xml:space="preserve"> yok)</w:t>
+          <w:color w:val="0F172A"/>
+        </w:rPr>
+        <w:t>İkonlar outline stilinde mi? (filled yok)</w:t>
       </w:r>
     </w:p>
     <w:p>
@@ -9662,23 +7802,9 @@
       </w:pPr>
       <w:r>
         <w:rPr>
-          <w:color w:val="111827"/>
-        </w:rPr>
-        <w:t xml:space="preserve">Her ikonun yanında metin etiketi veya </w:t>
-      </w:r>
-      <w:proofErr w:type="spellStart"/>
-      <w:r>
-        <w:rPr>
-          <w:color w:val="111827"/>
-        </w:rPr>
-        <w:t>tooltip</w:t>
-      </w:r>
-      <w:proofErr w:type="spellEnd"/>
-      <w:r>
-        <w:rPr>
-          <w:color w:val="111827"/>
-        </w:rPr>
-        <w:t xml:space="preserve"> var mı?</w:t>
+          <w:color w:val="0F172A"/>
+        </w:rPr>
+        <w:t>Her ikonun yanında metin etiketi veya tooltip var mı?</w:t>
       </w:r>
     </w:p>
     <w:p>
@@ -9692,7 +7818,7 @@
       </w:pPr>
       <w:r>
         <w:rPr>
-          <w:color w:val="111827"/>
+          <w:color w:val="0F172A"/>
         </w:rPr>
         <w:t>Tıklama alanı minimum 40×40px mi?</w:t>
       </w:r>
@@ -9719,19 +7845,11 @@
         </w:numPr>
         <w:spacing w:before="40" w:after="40"/>
       </w:pPr>
-      <w:proofErr w:type="spellStart"/>
-      <w:r>
-        <w:rPr>
-          <w:color w:val="111827"/>
-        </w:rPr>
-        <w:t>Toolbar'da</w:t>
-      </w:r>
-      <w:proofErr w:type="spellEnd"/>
-      <w:r>
-        <w:rPr>
-          <w:color w:val="111827"/>
-        </w:rPr>
-        <w:t xml:space="preserve"> maksimum 5-6 araç var mı?</w:t>
+      <w:r>
+        <w:rPr>
+          <w:color w:val="0F172A"/>
+        </w:rPr>
+        <w:t>Toolbar'da maksimum 5-6 araç var mı?</w:t>
       </w:r>
     </w:p>
     <w:p>
@@ -9745,23 +7863,9 @@
       </w:pPr>
       <w:r>
         <w:rPr>
-          <w:color w:val="111827"/>
-        </w:rPr>
-        <w:t>Akordiyonlar doğru öncelik sırasında mı? (</w:t>
-      </w:r>
-      <w:proofErr w:type="gramStart"/>
-      <w:r>
-        <w:rPr>
-          <w:color w:val="111827"/>
-        </w:rPr>
-        <w:t>en</w:t>
-      </w:r>
-      <w:proofErr w:type="gramEnd"/>
-      <w:r>
-        <w:rPr>
-          <w:color w:val="111827"/>
-        </w:rPr>
-        <w:t xml:space="preserve"> çok kullanılan en üstte)</w:t>
+          <w:color w:val="0F172A"/>
+        </w:rPr>
+        <w:t>Akordiyonlar doğru öncelik sırasında mı? (en çok kullanılan en üstte)</w:t>
       </w:r>
     </w:p>
     <w:p>
@@ -9775,7 +7879,7 @@
       </w:pPr>
       <w:r>
         <w:rPr>
-          <w:color w:val="111827"/>
+          <w:color w:val="0F172A"/>
         </w:rPr>
         <w:t>Geliştirme aşamasındaki özellikler gizlenmiş mi?</w:t>
       </w:r>
@@ -9791,7 +7895,7 @@
       </w:pPr>
       <w:r>
         <w:rPr>
-          <w:color w:val="111827"/>
+          <w:color w:val="0F172A"/>
         </w:rPr>
         <w:t>Bağlam duyarlı panel doğru çalışıyor mu?</w:t>
       </w:r>
@@ -9820,23 +7924,9 @@
       </w:pPr>
       <w:r>
         <w:rPr>
-          <w:color w:val="111827"/>
-        </w:rPr>
-        <w:t xml:space="preserve">Geri alınamaz her aksiyonda onay </w:t>
-      </w:r>
-      <w:proofErr w:type="spellStart"/>
-      <w:r>
-        <w:rPr>
-          <w:color w:val="111827"/>
-        </w:rPr>
-        <w:t>modalı</w:t>
-      </w:r>
-      <w:proofErr w:type="spellEnd"/>
-      <w:r>
-        <w:rPr>
-          <w:color w:val="111827"/>
-        </w:rPr>
-        <w:t xml:space="preserve"> var mı?</w:t>
+          <w:color w:val="0F172A"/>
+        </w:rPr>
+        <w:t>Geri alınamaz her aksiyonda onay modalı var mı?</w:t>
       </w:r>
     </w:p>
     <w:p>
@@ -9850,23 +7940,9 @@
       </w:pPr>
       <w:r>
         <w:rPr>
-          <w:color w:val="111827"/>
-        </w:rPr>
-        <w:t xml:space="preserve">Devre dışı elemanların </w:t>
-      </w:r>
-      <w:proofErr w:type="spellStart"/>
-      <w:r>
-        <w:rPr>
-          <w:color w:val="111827"/>
-        </w:rPr>
-        <w:t>tooltip'i</w:t>
-      </w:r>
-      <w:proofErr w:type="spellEnd"/>
-      <w:r>
-        <w:rPr>
-          <w:color w:val="111827"/>
-        </w:rPr>
-        <w:t xml:space="preserve"> yazıldı mı?</w:t>
+          <w:color w:val="0F172A"/>
+        </w:rPr>
+        <w:t>Devre dışı elemanların tooltip'i yazıldı mı?</w:t>
       </w:r>
     </w:p>
     <w:p>
@@ -9880,7 +7956,7 @@
       </w:pPr>
       <w:r>
         <w:rPr>
-          <w:color w:val="111827"/>
+          <w:color w:val="0F172A"/>
         </w:rPr>
         <w:t>Boş durumlar tasarlandı mı?</w:t>
       </w:r>
@@ -9894,19 +7970,11 @@
         </w:numPr>
         <w:spacing w:before="40" w:after="40"/>
       </w:pPr>
-      <w:proofErr w:type="spellStart"/>
-      <w:r>
-        <w:rPr>
-          <w:color w:val="111827"/>
-        </w:rPr>
-        <w:t>Undo</w:t>
-      </w:r>
-      <w:proofErr w:type="spellEnd"/>
-      <w:r>
-        <w:rPr>
-          <w:color w:val="111827"/>
-        </w:rPr>
-        <w:t xml:space="preserve"> her önemli aksiyonda çalışıyor mu?</w:t>
+      <w:r>
+        <w:rPr>
+          <w:color w:val="0F172A"/>
+        </w:rPr>
+        <w:t>Undo her önemli aksiyonda çalışıyor mu?</w:t>
       </w:r>
     </w:p>
     <w:p>
@@ -9917,7 +7985,7 @@
     <w:p>
       <w:pPr>
         <w:pBdr>
-          <w:top w:val="single" w:sz="6" w:space="0" w:color="E5E7EB"/>
+          <w:top w:val="single" w:sz="6" w:space="0" w:color="E2E8F0"/>
         </w:pBdr>
       </w:pPr>
     </w:p>
@@ -9930,71 +7998,15 @@
       <w:pPr>
         <w:jc w:val="center"/>
       </w:pPr>
-      <w:proofErr w:type="spellStart"/>
       <w:r>
         <w:rPr>
           <w:i/>
           <w:iCs/>
-          <w:color w:val="6B7280"/>
+          <w:color w:val="475569"/>
           <w:sz w:val="18"/>
           <w:szCs w:val="18"/>
         </w:rPr>
-        <w:t>MatbaaPro</w:t>
-      </w:r>
-      <w:proofErr w:type="spellEnd"/>
-      <w:r>
-        <w:rPr>
-          <w:i/>
-          <w:iCs/>
-          <w:color w:val="6B7280"/>
-          <w:sz w:val="18"/>
-          <w:szCs w:val="18"/>
-        </w:rPr>
-        <w:t xml:space="preserve"> UX/UI </w:t>
-      </w:r>
-      <w:proofErr w:type="gramStart"/>
-      <w:r>
-        <w:rPr>
-          <w:i/>
-          <w:iCs/>
-          <w:color w:val="6B7280"/>
-          <w:sz w:val="18"/>
-          <w:szCs w:val="18"/>
-        </w:rPr>
-        <w:t>Kılavuzu  ·</w:t>
-      </w:r>
-      <w:proofErr w:type="gramEnd"/>
-      <w:r>
-        <w:rPr>
-          <w:i/>
-          <w:iCs/>
-          <w:color w:val="6B7280"/>
-          <w:sz w:val="18"/>
-          <w:szCs w:val="18"/>
-        </w:rPr>
-        <w:t xml:space="preserve">  </w:t>
-      </w:r>
-      <w:proofErr w:type="gramStart"/>
-      <w:r>
-        <w:rPr>
-          <w:i/>
-          <w:iCs/>
-          <w:color w:val="6B7280"/>
-          <w:sz w:val="18"/>
-          <w:szCs w:val="18"/>
-        </w:rPr>
-        <w:t>v1.0  ·</w:t>
-      </w:r>
-      <w:proofErr w:type="gramEnd"/>
-      <w:r>
-        <w:rPr>
-          <w:i/>
-          <w:iCs/>
-          <w:color w:val="6B7280"/>
-          <w:sz w:val="18"/>
-          <w:szCs w:val="18"/>
-        </w:rPr>
-        <w:t xml:space="preserve">  Mayıs 2026</w:t>
+        <w:t>Presserdiado UX/UI Kılavuzu  ·  v2.0  ·  Mayıs 2026</w:t>
       </w:r>
     </w:p>
     <w:sectPr>

--- a/docs/ui/Presserdiado_UX_Kilavuzu.docx
+++ b/docs/ui/Presserdiado_UX_Kilavuzu.docx
@@ -2228,7 +2228,16 @@
                 <w:sz w:val="20"/>
                 <w:szCs w:val="20"/>
               </w:rPr>
-              <w:t>500</w:t>
+              <w:t>4</w:t>
+            </w:r>
+            <w:r>
+              <w:rPr>
+                <w:rFonts w:ascii="Courier New" w:eastAsia="Courier New" w:hAnsi="Courier New" w:cs="Courier New"/>
+                <w:color w:val="475569"/>
+                <w:sz w:val="20"/>
+                <w:szCs w:val="20"/>
+              </w:rPr>
+              <w:t>00</w:t>
             </w:r>
           </w:p>
         </w:tc>

--- a/docs/ui/Presserdiado_UX_Kilavuzu.docx
+++ b/docs/ui/Presserdiado_UX_Kilavuzu.docx
@@ -6,6 +6,7 @@
       <w:pPr>
         <w:spacing w:before="1800" w:after="120"/>
       </w:pPr>
+      <w:proofErr w:type="spellStart"/>
       <w:r>
         <w:rPr>
           <w:b/>
@@ -16,6 +17,7 @@
         </w:rPr>
         <w:t>Presserdiado</w:t>
       </w:r>
+      <w:proofErr w:type="spellEnd"/>
     </w:p>
     <w:p>
       <w:pPr>
@@ -61,7 +63,21 @@
         <w:rPr>
           <w:color w:val="475569"/>
         </w:rPr>
-        <w:t>İkincil kullanıcı: Ajanslar ve freelancer tasarımcılar</w:t>
+        <w:t xml:space="preserve">İkincil kullanıcı: Ajanslar ve </w:t>
+      </w:r>
+      <w:proofErr w:type="spellStart"/>
+      <w:r>
+        <w:rPr>
+          <w:color w:val="475569"/>
+        </w:rPr>
+        <w:t>freelancer</w:t>
+      </w:r>
+      <w:proofErr w:type="spellEnd"/>
+      <w:r>
+        <w:rPr>
+          <w:color w:val="475569"/>
+        </w:rPr>
+        <w:t xml:space="preserve"> tasarımcılar</w:t>
       </w:r>
     </w:p>
     <w:p>
@@ -72,7 +88,35 @@
         <w:rPr>
           <w:color w:val="475569"/>
         </w:rPr>
-        <w:t>Uygulama: Web-to-print katalog ve broşür tasarım stüdyosu</w:t>
+        <w:t>Uygulama: Web-</w:t>
+      </w:r>
+      <w:proofErr w:type="spellStart"/>
+      <w:r>
+        <w:rPr>
+          <w:color w:val="475569"/>
+        </w:rPr>
+        <w:t>to</w:t>
+      </w:r>
+      <w:proofErr w:type="spellEnd"/>
+      <w:r>
+        <w:rPr>
+          <w:color w:val="475569"/>
+        </w:rPr>
+        <w:t>-</w:t>
+      </w:r>
+      <w:proofErr w:type="spellStart"/>
+      <w:r>
+        <w:rPr>
+          <w:color w:val="475569"/>
+        </w:rPr>
+        <w:t>print</w:t>
+      </w:r>
+      <w:proofErr w:type="spellEnd"/>
+      <w:r>
+        <w:rPr>
+          <w:color w:val="475569"/>
+        </w:rPr>
+        <w:t xml:space="preserve"> katalog ve broşür tasarım stüdyosu</w:t>
       </w:r>
     </w:p>
     <w:p>
@@ -90,7 +134,25 @@
           <w:iCs/>
           <w:color w:val="475569"/>
         </w:rPr>
-        <w:t>Versiyon 2.0  ·  Mayıs 2026</w:t>
+        <w:t xml:space="preserve">Versiyon </w:t>
+      </w:r>
+      <w:proofErr w:type="gramStart"/>
+      <w:r>
+        <w:rPr>
+          <w:i/>
+          <w:iCs/>
+          <w:color w:val="475569"/>
+        </w:rPr>
+        <w:t>2.0  ·</w:t>
+      </w:r>
+      <w:proofErr w:type="gramEnd"/>
+      <w:r>
+        <w:rPr>
+          <w:i/>
+          <w:iCs/>
+          <w:color w:val="475569"/>
+        </w:rPr>
+        <w:t xml:space="preserve">  Mayıs 2026</w:t>
       </w:r>
     </w:p>
     <w:p>
@@ -124,7 +186,51 @@
           <w:sz w:val="20"/>
           <w:szCs w:val="20"/>
         </w:rPr>
-        <w:t>Ana ilke: Hedef kullanıcı Figma veya InDesign açmamış. Uygulamayı hayatında ilk kez açan biri kafası karışmadan 10 dakika içinde ilk tasarımını tamamlayabilmeli.</w:t>
+        <w:t xml:space="preserve">Ana ilke: Hedef kullanıcı </w:t>
+      </w:r>
+      <w:proofErr w:type="spellStart"/>
+      <w:r>
+        <w:rPr>
+          <w:i/>
+          <w:iCs/>
+          <w:color w:val="0F172A"/>
+          <w:sz w:val="20"/>
+          <w:szCs w:val="20"/>
+        </w:rPr>
+        <w:t>Figma</w:t>
+      </w:r>
+      <w:proofErr w:type="spellEnd"/>
+      <w:r>
+        <w:rPr>
+          <w:i/>
+          <w:iCs/>
+          <w:color w:val="0F172A"/>
+          <w:sz w:val="20"/>
+          <w:szCs w:val="20"/>
+        </w:rPr>
+        <w:t xml:space="preserve"> veya </w:t>
+      </w:r>
+      <w:proofErr w:type="spellStart"/>
+      <w:r>
+        <w:rPr>
+          <w:i/>
+          <w:iCs/>
+          <w:color w:val="0F172A"/>
+          <w:sz w:val="20"/>
+          <w:szCs w:val="20"/>
+        </w:rPr>
+        <w:t>InDesign</w:t>
+      </w:r>
+      <w:proofErr w:type="spellEnd"/>
+      <w:r>
+        <w:rPr>
+          <w:i/>
+          <w:iCs/>
+          <w:color w:val="0F172A"/>
+          <w:sz w:val="20"/>
+          <w:szCs w:val="20"/>
+        </w:rPr>
+        <w:t xml:space="preserve"> açmamış. Uygulamayı hayatında ilk kez açan biri kafası karışmadan 10 dakika içinde ilk tasarımını tamamlayabilmeli.</w:t>
       </w:r>
     </w:p>
     <w:p>
@@ -136,8 +242,13 @@
       <w:pPr>
         <w:pStyle w:val="Balk3"/>
       </w:pPr>
-      <w:r>
-        <w:t>1.1  İki katmanlı deneyim</w:t>
+      <w:proofErr w:type="gramStart"/>
+      <w:r>
+        <w:t>1.1  İki</w:t>
+      </w:r>
+      <w:proofErr w:type="gramEnd"/>
+      <w:r>
+        <w:t xml:space="preserve"> katmanlı deneyim</w:t>
       </w:r>
     </w:p>
     <w:p>
@@ -172,7 +283,21 @@
         <w:rPr>
           <w:color w:val="475569"/>
         </w:rPr>
-        <w:t>Kanvas üzerindeki hızlı erişim toolbar'ı. Seçime göre değişen bağlamsal araçlar. En çok kullanılan 5-6 ayar, büyük ikonlar, kısa etiketler.</w:t>
+        <w:t xml:space="preserve">Kanvas üzerindeki hızlı erişim </w:t>
+      </w:r>
+      <w:proofErr w:type="spellStart"/>
+      <w:r>
+        <w:rPr>
+          <w:color w:val="475569"/>
+        </w:rPr>
+        <w:t>toolbar'ı</w:t>
+      </w:r>
+      <w:proofErr w:type="spellEnd"/>
+      <w:r>
+        <w:rPr>
+          <w:color w:val="475569"/>
+        </w:rPr>
+        <w:t>. Seçime göre değişen bağlamsal araçlar. En çok kullanılan 5-6 ayar, büyük ikonlar, kısa etiketler.</w:t>
       </w:r>
     </w:p>
     <w:p>
@@ -196,7 +321,21 @@
         <w:rPr>
           <w:color w:val="475569"/>
         </w:rPr>
-        <w:t>Sağ panel. Akordiyonlu yapı. Tüm gelişmiş ayarlar burada. Acemi kullanıcı bu paneli açmayabilir.</w:t>
+        <w:t xml:space="preserve">Sağ panel. </w:t>
+      </w:r>
+      <w:proofErr w:type="spellStart"/>
+      <w:r>
+        <w:rPr>
+          <w:color w:val="475569"/>
+        </w:rPr>
+        <w:t>Akordiyonlu</w:t>
+      </w:r>
+      <w:proofErr w:type="spellEnd"/>
+      <w:r>
+        <w:rPr>
+          <w:color w:val="475569"/>
+        </w:rPr>
+        <w:t xml:space="preserve"> yapı. Tüm gelişmiş ayarlar burada. Acemi kullanıcı bu paneli açmayabilir.</w:t>
       </w:r>
     </w:p>
     <w:p>
@@ -208,8 +347,13 @@
       <w:pPr>
         <w:pStyle w:val="Balk3"/>
       </w:pPr>
-      <w:r>
-        <w:t>1.2  Referans ürünler</w:t>
+      <w:proofErr w:type="gramStart"/>
+      <w:r>
+        <w:t>1.2  Referans</w:t>
+      </w:r>
+      <w:proofErr w:type="gramEnd"/>
+      <w:r>
+        <w:t xml:space="preserve"> ürünler</w:t>
       </w:r>
     </w:p>
     <w:p>
@@ -232,19 +376,43 @@
         </w:numPr>
         <w:spacing w:before="40" w:after="40"/>
       </w:pPr>
+      <w:proofErr w:type="spellStart"/>
       <w:r>
         <w:rPr>
           <w:b/>
           <w:bCs/>
           <w:color w:val="0F172A"/>
         </w:rPr>
-        <w:t xml:space="preserve">Vistaprint stüdyo — </w:t>
-      </w:r>
-      <w:r>
-        <w:rPr>
-          <w:color w:val="475569"/>
-        </w:rPr>
-        <w:t>Baskı ürünü + acemi kullanıcı kombinasyonu. Toolbar yapısı ve ikon boyutları incelenebilir. Ancak gereğinden fazla basite indirgenmiş — biz daha fazla kontrol sunacağız.</w:t>
+        <w:t>Vistaprint</w:t>
+      </w:r>
+      <w:proofErr w:type="spellEnd"/>
+      <w:r>
+        <w:rPr>
+          <w:b/>
+          <w:bCs/>
+          <w:color w:val="0F172A"/>
+        </w:rPr>
+        <w:t xml:space="preserve"> stüdyo — </w:t>
+      </w:r>
+      <w:r>
+        <w:rPr>
+          <w:color w:val="475569"/>
+        </w:rPr>
+        <w:t xml:space="preserve">Baskı ürünü + acemi kullanıcı kombinasyonu. </w:t>
+      </w:r>
+      <w:proofErr w:type="spellStart"/>
+      <w:r>
+        <w:rPr>
+          <w:color w:val="475569"/>
+        </w:rPr>
+        <w:t>Toolbar</w:t>
+      </w:r>
+      <w:proofErr w:type="spellEnd"/>
+      <w:r>
+        <w:rPr>
+          <w:color w:val="475569"/>
+        </w:rPr>
+        <w:t xml:space="preserve"> yapısı ve ikon boyutları incelenebilir. Ancak gereğinden fazla basite indirgenmiş — biz daha fazla kontrol sunacağız.</w:t>
       </w:r>
     </w:p>
     <w:p>
@@ -256,13 +424,23 @@
         </w:numPr>
         <w:spacing w:before="40" w:after="40"/>
       </w:pPr>
+      <w:proofErr w:type="spellStart"/>
       <w:r>
         <w:rPr>
           <w:b/>
           <w:bCs/>
           <w:color w:val="0F172A"/>
         </w:rPr>
-        <w:t xml:space="preserve">Shopify ürün yönetimi — </w:t>
+        <w:t>Shopify</w:t>
+      </w:r>
+      <w:proofErr w:type="spellEnd"/>
+      <w:r>
+        <w:rPr>
+          <w:b/>
+          <w:bCs/>
+          <w:color w:val="0F172A"/>
+        </w:rPr>
+        <w:t xml:space="preserve"> ürün yönetimi — </w:t>
       </w:r>
       <w:r>
         <w:rPr>
@@ -280,13 +458,41 @@
         </w:numPr>
         <w:spacing w:before="40" w:after="40"/>
       </w:pPr>
+      <w:proofErr w:type="spellStart"/>
       <w:r>
         <w:rPr>
           <w:b/>
           <w:bCs/>
           <w:color w:val="0F172A"/>
         </w:rPr>
-        <w:t xml:space="preserve">Canva toolbar — </w:t>
+        <w:t>Canva</w:t>
+      </w:r>
+      <w:proofErr w:type="spellEnd"/>
+      <w:r>
+        <w:rPr>
+          <w:b/>
+          <w:bCs/>
+          <w:color w:val="0F172A"/>
+        </w:rPr>
+        <w:t xml:space="preserve"> </w:t>
+      </w:r>
+      <w:proofErr w:type="spellStart"/>
+      <w:r>
+        <w:rPr>
+          <w:b/>
+          <w:bCs/>
+          <w:color w:val="0F172A"/>
+        </w:rPr>
+        <w:t>toolbar</w:t>
+      </w:r>
+      <w:proofErr w:type="spellEnd"/>
+      <w:r>
+        <w:rPr>
+          <w:b/>
+          <w:bCs/>
+          <w:color w:val="0F172A"/>
+        </w:rPr>
+        <w:t xml:space="preserve"> — </w:t>
       </w:r>
       <w:r>
         <w:rPr>
@@ -304,13 +510,41 @@
         </w:numPr>
         <w:spacing w:before="40" w:after="40"/>
       </w:pPr>
+      <w:proofErr w:type="spellStart"/>
       <w:r>
         <w:rPr>
           <w:b/>
           <w:bCs/>
           <w:color w:val="0F172A"/>
         </w:rPr>
-        <w:t xml:space="preserve">Figma / InDesign — </w:t>
+        <w:t>Figma</w:t>
+      </w:r>
+      <w:proofErr w:type="spellEnd"/>
+      <w:r>
+        <w:rPr>
+          <w:b/>
+          <w:bCs/>
+          <w:color w:val="0F172A"/>
+        </w:rPr>
+        <w:t xml:space="preserve"> / </w:t>
+      </w:r>
+      <w:proofErr w:type="spellStart"/>
+      <w:r>
+        <w:rPr>
+          <w:b/>
+          <w:bCs/>
+          <w:color w:val="0F172A"/>
+        </w:rPr>
+        <w:t>InDesign</w:t>
+      </w:r>
+      <w:proofErr w:type="spellEnd"/>
+      <w:r>
+        <w:rPr>
+          <w:b/>
+          <w:bCs/>
+          <w:color w:val="0F172A"/>
+        </w:rPr>
+        <w:t xml:space="preserve"> — </w:t>
       </w:r>
       <w:r>
         <w:rPr>
@@ -387,8 +621,13 @@
       <w:pPr>
         <w:pStyle w:val="Balk3"/>
       </w:pPr>
-      <w:r>
-        <w:t>2.1  Ana renkler</w:t>
+      <w:proofErr w:type="gramStart"/>
+      <w:r>
+        <w:t>2.1  Ana</w:t>
+      </w:r>
+      <w:proofErr w:type="gramEnd"/>
+      <w:r>
+        <w:t xml:space="preserve"> renkler</w:t>
       </w:r>
     </w:p>
     <w:p>
@@ -490,6 +729,7 @@
             </w:tcMar>
           </w:tcPr>
           <w:p>
+            <w:proofErr w:type="spellStart"/>
             <w:r>
               <w:rPr>
                 <w:b/>
@@ -498,7 +738,18 @@
                 <w:sz w:val="20"/>
                 <w:szCs w:val="20"/>
               </w:rPr>
-              <w:t>Hex kodu</w:t>
+              <w:t>Hex</w:t>
+            </w:r>
+            <w:proofErr w:type="spellEnd"/>
+            <w:r>
+              <w:rPr>
+                <w:b/>
+                <w:bCs/>
+                <w:color w:val="FFFFFF"/>
+                <w:sz w:val="20"/>
+                <w:szCs w:val="20"/>
+              </w:rPr>
+              <w:t xml:space="preserve"> kodu</w:t>
             </w:r>
           </w:p>
         </w:tc>
@@ -634,7 +885,25 @@
                 <w:sz w:val="20"/>
                 <w:szCs w:val="20"/>
               </w:rPr>
-              <w:t>Birincil CTA butonu, aktif sekme, focus ring — SADECE bu üç yerde</w:t>
+              <w:t xml:space="preserve">Birincil CTA butonu, aktif sekme, </w:t>
+            </w:r>
+            <w:proofErr w:type="spellStart"/>
+            <w:r>
+              <w:rPr>
+                <w:color w:val="475569"/>
+                <w:sz w:val="20"/>
+                <w:szCs w:val="20"/>
+              </w:rPr>
+              <w:t>focus</w:t>
+            </w:r>
+            <w:proofErr w:type="spellEnd"/>
+            <w:r>
+              <w:rPr>
+                <w:color w:val="475569"/>
+                <w:sz w:val="20"/>
+                <w:szCs w:val="20"/>
+              </w:rPr>
+              <w:t xml:space="preserve"> ring — SADECE bu üç yerde</w:t>
             </w:r>
           </w:p>
         </w:tc>
@@ -740,7 +1009,25 @@
                 <w:sz w:val="20"/>
                 <w:szCs w:val="20"/>
               </w:rPr>
-              <w:t>Başlıklar, birincil metin, aktif durum (text-primary)</w:t>
+              <w:t>Başlıklar, birincil metin, aktif durum (</w:t>
+            </w:r>
+            <w:proofErr w:type="spellStart"/>
+            <w:r>
+              <w:rPr>
+                <w:color w:val="475569"/>
+                <w:sz w:val="20"/>
+                <w:szCs w:val="20"/>
+              </w:rPr>
+              <w:t>text-primary</w:t>
+            </w:r>
+            <w:proofErr w:type="spellEnd"/>
+            <w:r>
+              <w:rPr>
+                <w:color w:val="475569"/>
+                <w:sz w:val="20"/>
+                <w:szCs w:val="20"/>
+              </w:rPr>
+              <w:t>)</w:t>
             </w:r>
           </w:p>
         </w:tc>
@@ -840,13 +1127,41 @@
             </w:tcMar>
           </w:tcPr>
           <w:p>
+            <w:proofErr w:type="spellStart"/>
             <w:r>
               <w:rPr>
                 <w:color w:val="475569"/>
                 <w:sz w:val="20"/>
                 <w:szCs w:val="20"/>
               </w:rPr>
-              <w:t>Hover, akordiyon başlığı, alternatif satır (surface-subtle)</w:t>
+              <w:t>Hover</w:t>
+            </w:r>
+            <w:proofErr w:type="spellEnd"/>
+            <w:r>
+              <w:rPr>
+                <w:color w:val="475569"/>
+                <w:sz w:val="20"/>
+                <w:szCs w:val="20"/>
+              </w:rPr>
+              <w:t>, akordiyon başlığı, alternatif satır (</w:t>
+            </w:r>
+            <w:proofErr w:type="spellStart"/>
+            <w:r>
+              <w:rPr>
+                <w:color w:val="475569"/>
+                <w:sz w:val="20"/>
+                <w:szCs w:val="20"/>
+              </w:rPr>
+              <w:t>surface-subtle</w:t>
+            </w:r>
+            <w:proofErr w:type="spellEnd"/>
+            <w:r>
+              <w:rPr>
+                <w:color w:val="475569"/>
+                <w:sz w:val="20"/>
+                <w:szCs w:val="20"/>
+              </w:rPr>
+              <w:t>)</w:t>
             </w:r>
           </w:p>
         </w:tc>
@@ -952,7 +1267,25 @@
                 <w:sz w:val="20"/>
                 <w:szCs w:val="20"/>
               </w:rPr>
-              <w:t>İkincil metin, pasif ikon, açıklama metinleri (text-secondary)</w:t>
+              <w:t>İkincil metin, pasif ikon, açıklama metinleri (</w:t>
+            </w:r>
+            <w:proofErr w:type="spellStart"/>
+            <w:r>
+              <w:rPr>
+                <w:color w:val="475569"/>
+                <w:sz w:val="20"/>
+                <w:szCs w:val="20"/>
+              </w:rPr>
+              <w:t>text-secondary</w:t>
+            </w:r>
+            <w:proofErr w:type="spellEnd"/>
+            <w:r>
+              <w:rPr>
+                <w:color w:val="475569"/>
+                <w:sz w:val="20"/>
+                <w:szCs w:val="20"/>
+              </w:rPr>
+              <w:t>)</w:t>
             </w:r>
           </w:p>
         </w:tc>
@@ -1058,7 +1391,43 @@
                 <w:sz w:val="20"/>
                 <w:szCs w:val="20"/>
               </w:rPr>
-              <w:t>Standart kenarlık, kart, input, ayraç (border-default)</w:t>
+              <w:t xml:space="preserve">Standart kenarlık, kart, </w:t>
+            </w:r>
+            <w:proofErr w:type="spellStart"/>
+            <w:r>
+              <w:rPr>
+                <w:color w:val="475569"/>
+                <w:sz w:val="20"/>
+                <w:szCs w:val="20"/>
+              </w:rPr>
+              <w:t>input</w:t>
+            </w:r>
+            <w:proofErr w:type="spellEnd"/>
+            <w:r>
+              <w:rPr>
+                <w:color w:val="475569"/>
+                <w:sz w:val="20"/>
+                <w:szCs w:val="20"/>
+              </w:rPr>
+              <w:t>, ayraç (</w:t>
+            </w:r>
+            <w:proofErr w:type="spellStart"/>
+            <w:r>
+              <w:rPr>
+                <w:color w:val="475569"/>
+                <w:sz w:val="20"/>
+                <w:szCs w:val="20"/>
+              </w:rPr>
+              <w:t>border-default</w:t>
+            </w:r>
+            <w:proofErr w:type="spellEnd"/>
+            <w:r>
+              <w:rPr>
+                <w:color w:val="475569"/>
+                <w:sz w:val="20"/>
+                <w:szCs w:val="20"/>
+              </w:rPr>
+              <w:t>)</w:t>
             </w:r>
           </w:p>
         </w:tc>
@@ -1179,8 +1548,13 @@
       <w:pPr>
         <w:pStyle w:val="Balk3"/>
       </w:pPr>
-      <w:r>
-        <w:t>2.2  Anlamsal renkler — sadece belirli durumlarda</w:t>
+      <w:proofErr w:type="gramStart"/>
+      <w:r>
+        <w:t>2.2  Anlamsal</w:t>
+      </w:r>
+      <w:proofErr w:type="gramEnd"/>
+      <w:r>
+        <w:t xml:space="preserve"> renkler — sadece belirli durumlarda</w:t>
       </w:r>
     </w:p>
     <w:p>
@@ -1282,6 +1656,7 @@
             </w:tcMar>
           </w:tcPr>
           <w:p>
+            <w:proofErr w:type="spellStart"/>
             <w:r>
               <w:rPr>
                 <w:b/>
@@ -1290,7 +1665,18 @@
                 <w:sz w:val="20"/>
                 <w:szCs w:val="20"/>
               </w:rPr>
-              <w:t>Hex kodu</w:t>
+              <w:t>Hex</w:t>
+            </w:r>
+            <w:proofErr w:type="spellEnd"/>
+            <w:r>
+              <w:rPr>
+                <w:b/>
+                <w:bCs/>
+                <w:color w:val="FFFFFF"/>
+                <w:sz w:val="20"/>
+                <w:szCs w:val="20"/>
+              </w:rPr>
+              <w:t xml:space="preserve"> kodu</w:t>
             </w:r>
           </w:p>
         </w:tc>
@@ -1653,8 +2039,13 @@
       <w:pPr>
         <w:pStyle w:val="Balk3"/>
       </w:pPr>
-      <w:r>
-        <w:t>2.3  Renk kullanım kuralları</w:t>
+      <w:proofErr w:type="gramStart"/>
+      <w:r>
+        <w:t>2.3  Renk</w:t>
+      </w:r>
+      <w:proofErr w:type="gramEnd"/>
+      <w:r>
+        <w:t xml:space="preserve"> kullanım kuralları</w:t>
       </w:r>
     </w:p>
     <w:p>
@@ -1820,8 +2211,13 @@
       <w:pPr>
         <w:pStyle w:val="Balk3"/>
       </w:pPr>
-      <w:r>
-        <w:t>3.1  Font ailesi</w:t>
+      <w:proofErr w:type="gramStart"/>
+      <w:r>
+        <w:t>3.1  Font</w:t>
+      </w:r>
+      <w:proofErr w:type="gramEnd"/>
+      <w:r>
+        <w:t xml:space="preserve"> ailesi</w:t>
       </w:r>
     </w:p>
     <w:p>
@@ -1845,7 +2241,21 @@
         <w:rPr>
           <w:color w:val="475569"/>
         </w:rPr>
-        <w:t>Inter veya sistem sans-serif. Ekranda yüksek okunabilirlik için optimize.</w:t>
+        <w:t xml:space="preserve">Inter veya sistem </w:t>
+      </w:r>
+      <w:proofErr w:type="spellStart"/>
+      <w:r>
+        <w:rPr>
+          <w:color w:val="475569"/>
+        </w:rPr>
+        <w:t>sans-serif</w:t>
+      </w:r>
+      <w:proofErr w:type="spellEnd"/>
+      <w:r>
+        <w:rPr>
+          <w:color w:val="475569"/>
+        </w:rPr>
+        <w:t>. Ekranda yüksek okunabilirlik için optimize.</w:t>
       </w:r>
     </w:p>
     <w:p>
@@ -1865,11 +2275,47 @@
         </w:rPr>
         <w:t xml:space="preserve">Mono font — </w:t>
       </w:r>
-      <w:r>
-        <w:rPr>
-          <w:color w:val="475569"/>
-        </w:rPr>
-        <w:t>Hex kodları, teknik değerler gibi kod içeriği için. Courier New veya JetBrains Mono.</w:t>
+      <w:proofErr w:type="spellStart"/>
+      <w:r>
+        <w:rPr>
+          <w:color w:val="475569"/>
+        </w:rPr>
+        <w:t>Hex</w:t>
+      </w:r>
+      <w:proofErr w:type="spellEnd"/>
+      <w:r>
+        <w:rPr>
+          <w:color w:val="475569"/>
+        </w:rPr>
+        <w:t xml:space="preserve"> kodları, teknik değerler gibi kod içeriği için. </w:t>
+      </w:r>
+      <w:proofErr w:type="spellStart"/>
+      <w:r>
+        <w:rPr>
+          <w:color w:val="475569"/>
+        </w:rPr>
+        <w:t>Courier</w:t>
+      </w:r>
+      <w:proofErr w:type="spellEnd"/>
+      <w:r>
+        <w:rPr>
+          <w:color w:val="475569"/>
+        </w:rPr>
+        <w:t xml:space="preserve"> New veya </w:t>
+      </w:r>
+      <w:proofErr w:type="spellStart"/>
+      <w:r>
+        <w:rPr>
+          <w:color w:val="475569"/>
+        </w:rPr>
+        <w:t>JetBrains</w:t>
+      </w:r>
+      <w:proofErr w:type="spellEnd"/>
+      <w:r>
+        <w:rPr>
+          <w:color w:val="475569"/>
+        </w:rPr>
+        <w:t xml:space="preserve"> Mono.</w:t>
       </w:r>
     </w:p>
     <w:p>
@@ -1901,8 +2347,13 @@
       <w:pPr>
         <w:pStyle w:val="Balk3"/>
       </w:pPr>
-      <w:r>
-        <w:t>3.2  Boyut skalası</w:t>
+      <w:proofErr w:type="gramStart"/>
+      <w:r>
+        <w:t>3.2  Boyut</w:t>
+      </w:r>
+      <w:proofErr w:type="gramEnd"/>
+      <w:r>
+        <w:t xml:space="preserve"> skalası</w:t>
       </w:r>
     </w:p>
     <w:p>
@@ -2228,16 +2679,7 @@
                 <w:sz w:val="20"/>
                 <w:szCs w:val="20"/>
               </w:rPr>
-              <w:t>4</w:t>
-            </w:r>
-            <w:r>
-              <w:rPr>
-                <w:rFonts w:ascii="Courier New" w:eastAsia="Courier New" w:hAnsi="Courier New" w:cs="Courier New"/>
-                <w:color w:val="475569"/>
-                <w:sz w:val="20"/>
-                <w:szCs w:val="20"/>
-              </w:rPr>
-              <w:t>00</w:t>
+              <w:t>400</w:t>
             </w:r>
           </w:p>
         </w:tc>
@@ -2494,7 +2936,25 @@
                 <w:sz w:val="20"/>
                 <w:szCs w:val="20"/>
               </w:rPr>
-              <w:t>Sekme alt etiketi, tooltip metni, yardım notu</w:t>
+              <w:t xml:space="preserve">Sekme alt etiketi, </w:t>
+            </w:r>
+            <w:proofErr w:type="spellStart"/>
+            <w:r>
+              <w:rPr>
+                <w:color w:val="475569"/>
+                <w:sz w:val="20"/>
+                <w:szCs w:val="20"/>
+              </w:rPr>
+              <w:t>tooltip</w:t>
+            </w:r>
+            <w:proofErr w:type="spellEnd"/>
+            <w:r>
+              <w:rPr>
+                <w:color w:val="475569"/>
+                <w:sz w:val="20"/>
+                <w:szCs w:val="20"/>
+              </w:rPr>
+              <w:t xml:space="preserve"> metni, yardım notu</w:t>
             </w:r>
           </w:p>
         </w:tc>
@@ -2547,7 +3007,51 @@
           <w:sz w:val="20"/>
           <w:szCs w:val="20"/>
         </w:rPr>
-        <w:t>Tüm başlıklar sentence case: 'Hücre görünümü' — ASLA 'HÜCRE GÖRÜNÜMÜ' değil. Büyük harf tarama hızını düşürür.</w:t>
+        <w:t xml:space="preserve">Tüm başlıklar </w:t>
+      </w:r>
+      <w:proofErr w:type="spellStart"/>
+      <w:r>
+        <w:rPr>
+          <w:i/>
+          <w:iCs/>
+          <w:color w:val="0F172A"/>
+          <w:sz w:val="20"/>
+          <w:szCs w:val="20"/>
+        </w:rPr>
+        <w:t>sentence</w:t>
+      </w:r>
+      <w:proofErr w:type="spellEnd"/>
+      <w:r>
+        <w:rPr>
+          <w:i/>
+          <w:iCs/>
+          <w:color w:val="0F172A"/>
+          <w:sz w:val="20"/>
+          <w:szCs w:val="20"/>
+        </w:rPr>
+        <w:t xml:space="preserve"> </w:t>
+      </w:r>
+      <w:proofErr w:type="spellStart"/>
+      <w:r>
+        <w:rPr>
+          <w:i/>
+          <w:iCs/>
+          <w:color w:val="0F172A"/>
+          <w:sz w:val="20"/>
+          <w:szCs w:val="20"/>
+        </w:rPr>
+        <w:t>case</w:t>
+      </w:r>
+      <w:proofErr w:type="spellEnd"/>
+      <w:r>
+        <w:rPr>
+          <w:i/>
+          <w:iCs/>
+          <w:color w:val="0F172A"/>
+          <w:sz w:val="20"/>
+          <w:szCs w:val="20"/>
+        </w:rPr>
+        <w:t>: 'Hücre görünümü' — ASLA 'HÜCRE GÖRÜNÜMÜ' değil. Büyük harf tarama hızını düşürür.</w:t>
       </w:r>
     </w:p>
     <w:p>
@@ -2568,8 +3072,13 @@
       <w:pPr>
         <w:pStyle w:val="Balk3"/>
       </w:pPr>
-      <w:r>
-        <w:t>4.1  İkon seti</w:t>
+      <w:proofErr w:type="gramStart"/>
+      <w:r>
+        <w:t>4.1  İkon</w:t>
+      </w:r>
+      <w:proofErr w:type="gramEnd"/>
+      <w:r>
+        <w:t xml:space="preserve"> seti</w:t>
       </w:r>
     </w:p>
     <w:p>
@@ -2580,7 +3089,35 @@
         <w:rPr>
           <w:color w:val="0F172A"/>
         </w:rPr>
-        <w:t>Proje boyunca yalnızca Lucide React kullanılır. Başka ikon seti karıştırılmaz.</w:t>
+        <w:t xml:space="preserve">Proje boyunca yalnızca </w:t>
+      </w:r>
+      <w:proofErr w:type="spellStart"/>
+      <w:r>
+        <w:rPr>
+          <w:color w:val="0F172A"/>
+        </w:rPr>
+        <w:t>Lucide</w:t>
+      </w:r>
+      <w:proofErr w:type="spellEnd"/>
+      <w:r>
+        <w:rPr>
+          <w:color w:val="0F172A"/>
+        </w:rPr>
+        <w:t xml:space="preserve"> </w:t>
+      </w:r>
+      <w:proofErr w:type="spellStart"/>
+      <w:r>
+        <w:rPr>
+          <w:color w:val="0F172A"/>
+        </w:rPr>
+        <w:t>React</w:t>
+      </w:r>
+      <w:proofErr w:type="spellEnd"/>
+      <w:r>
+        <w:rPr>
+          <w:color w:val="0F172A"/>
+        </w:rPr>
+        <w:t xml:space="preserve"> kullanılır. Başka ikon seti karıştırılmaz.</w:t>
       </w:r>
     </w:p>
     <w:p>
@@ -2596,7 +3133,21 @@
         <w:rPr>
           <w:color w:val="0F172A"/>
         </w:rPr>
-        <w:t>Tüm ikonlar outline stilinde</w:t>
+        <w:t xml:space="preserve">Tüm ikonlar </w:t>
+      </w:r>
+      <w:proofErr w:type="spellStart"/>
+      <w:r>
+        <w:rPr>
+          <w:color w:val="0F172A"/>
+        </w:rPr>
+        <w:t>outline</w:t>
+      </w:r>
+      <w:proofErr w:type="spellEnd"/>
+      <w:r>
+        <w:rPr>
+          <w:color w:val="0F172A"/>
+        </w:rPr>
+        <w:t xml:space="preserve"> stilinde</w:t>
       </w:r>
     </w:p>
     <w:p>
@@ -2608,11 +3159,19 @@
         </w:numPr>
         <w:spacing w:before="40" w:after="40"/>
       </w:pPr>
-      <w:r>
-        <w:rPr>
-          <w:color w:val="0F172A"/>
-        </w:rPr>
-        <w:t>Filled varyantlar kullanılmaz</w:t>
+      <w:proofErr w:type="spellStart"/>
+      <w:r>
+        <w:rPr>
+          <w:color w:val="0F172A"/>
+        </w:rPr>
+        <w:t>Filled</w:t>
+      </w:r>
+      <w:proofErr w:type="spellEnd"/>
+      <w:r>
+        <w:rPr>
+          <w:color w:val="0F172A"/>
+        </w:rPr>
+        <w:t xml:space="preserve"> varyantlar kullanılmaz</w:t>
       </w:r>
     </w:p>
     <w:p>
@@ -2640,8 +3199,13 @@
       <w:pPr>
         <w:pStyle w:val="Balk3"/>
       </w:pPr>
-      <w:r>
-        <w:t>4.2  Boyut kuralları — bağlama göre 4 boyut</w:t>
+      <w:proofErr w:type="gramStart"/>
+      <w:r>
+        <w:t>4.2  Boyut</w:t>
+      </w:r>
+      <w:proofErr w:type="gramEnd"/>
+      <w:r>
+        <w:t xml:space="preserve"> kuralları — bağlama göre 4 boyut</w:t>
       </w:r>
     </w:p>
     <w:p>
@@ -2754,6 +3318,7 @@
             </w:tcMar>
           </w:tcPr>
           <w:p>
+            <w:proofErr w:type="spellStart"/>
             <w:r>
               <w:rPr>
                 <w:b/>
@@ -2762,7 +3327,18 @@
                 <w:sz w:val="20"/>
                 <w:szCs w:val="20"/>
               </w:rPr>
-              <w:t>Lucide prop</w:t>
+              <w:t>Lucide</w:t>
+            </w:r>
+            <w:proofErr w:type="spellEnd"/>
+            <w:r>
+              <w:rPr>
+                <w:b/>
+                <w:bCs/>
+                <w:color w:val="FFFFFF"/>
+                <w:sz w:val="20"/>
+                <w:szCs w:val="20"/>
+              </w:rPr>
+              <w:t xml:space="preserve"> prop</w:t>
             </w:r>
           </w:p>
         </w:tc>
@@ -2827,118 +3403,9 @@
                 <w:sz w:val="24"/>
                 <w:szCs w:val="24"/>
               </w:rPr>
-              <w:t>32 px</w:t>
-            </w:r>
-          </w:p>
-        </w:tc>
-        <w:tc>
-          <w:tcPr>
-            <w:tcW w:w="2891" w:type="dxa"/>
-            <w:tcBorders>
-              <w:top w:val="single" w:sz="4" w:space="0" w:color="E2E8F0"/>
-              <w:left w:val="single" w:sz="4" w:space="0" w:color="E2E8F0"/>
-              <w:bottom w:val="single" w:sz="4" w:space="0" w:color="E2E8F0"/>
-              <w:right w:val="single" w:sz="4" w:space="0" w:color="E2E8F0"/>
-            </w:tcBorders>
-            <w:tcMar>
-              <w:top w:w="80" w:type="dxa"/>
-              <w:left w:w="120" w:type="dxa"/>
-              <w:bottom w:w="80" w:type="dxa"/>
-              <w:right w:w="120" w:type="dxa"/>
-            </w:tcMar>
-          </w:tcPr>
-          <w:p>
-            <w:r>
-              <w:rPr>
-                <w:b/>
-                <w:bCs/>
-                <w:color w:val="0F172A"/>
-                <w:sz w:val="20"/>
-                <w:szCs w:val="20"/>
-              </w:rPr>
-              <w:t>Üst sekme menüsü</w:t>
-            </w:r>
-          </w:p>
-        </w:tc>
-        <w:tc>
-          <w:tcPr>
-            <w:tcW w:w="1927" w:type="dxa"/>
-            <w:tcBorders>
-              <w:top w:val="single" w:sz="4" w:space="0" w:color="E2E8F0"/>
-              <w:left w:val="single" w:sz="4" w:space="0" w:color="E2E8F0"/>
-              <w:bottom w:val="single" w:sz="4" w:space="0" w:color="E2E8F0"/>
-              <w:right w:val="single" w:sz="4" w:space="0" w:color="E2E8F0"/>
-            </w:tcBorders>
-            <w:shd w:val="clear" w:color="auto" w:fill="F3F4F6"/>
-            <w:tcMar>
-              <w:top w:w="80" w:type="dxa"/>
-              <w:left w:w="120" w:type="dxa"/>
-              <w:bottom w:w="80" w:type="dxa"/>
-              <w:right w:w="120" w:type="dxa"/>
-            </w:tcMar>
-          </w:tcPr>
-          <w:p>
-            <w:r>
-              <w:rPr>
-                <w:rFonts w:ascii="Courier New" w:eastAsia="Courier New" w:hAnsi="Courier New" w:cs="Courier New"/>
-                <w:color w:val="475569"/>
-                <w:sz w:val="18"/>
-                <w:szCs w:val="18"/>
-              </w:rPr>
-              <w:t>size={32}</w:t>
-            </w:r>
-          </w:p>
-        </w:tc>
-        <w:tc>
-          <w:tcPr>
-            <w:tcW w:w="3373" w:type="dxa"/>
-            <w:tcBorders>
-              <w:top w:val="single" w:sz="4" w:space="0" w:color="E2E8F0"/>
-              <w:left w:val="single" w:sz="4" w:space="0" w:color="E2E8F0"/>
-              <w:bottom w:val="single" w:sz="4" w:space="0" w:color="E2E8F0"/>
-              <w:right w:val="single" w:sz="4" w:space="0" w:color="E2E8F0"/>
-            </w:tcBorders>
-            <w:tcMar>
-              <w:top w:w="80" w:type="dxa"/>
-              <w:left w:w="120" w:type="dxa"/>
-              <w:bottom w:w="80" w:type="dxa"/>
-              <w:right w:w="120" w:type="dxa"/>
-            </w:tcMar>
-          </w:tcPr>
-          <w:p>
-            <w:r>
-              <w:rPr>
-                <w:color w:val="475569"/>
-                <w:sz w:val="20"/>
-                <w:szCs w:val="20"/>
-              </w:rPr>
-              <w:t>En büyük boy — 4 sekme ikonu burada</w:t>
-            </w:r>
-          </w:p>
-        </w:tc>
-      </w:tr>
-      <w:tr>
-        <w:tc>
-          <w:tcPr>
-            <w:tcW w:w="1445" w:type="dxa"/>
-            <w:tcBorders>
-              <w:top w:val="single" w:sz="4" w:space="0" w:color="E2E8F0"/>
-              <w:left w:val="single" w:sz="4" w:space="0" w:color="E2E8F0"/>
-              <w:bottom w:val="single" w:sz="4" w:space="0" w:color="E2E8F0"/>
-              <w:right w:val="single" w:sz="4" w:space="0" w:color="E2E8F0"/>
-            </w:tcBorders>
-            <w:shd w:val="clear" w:color="auto" w:fill="FFFFFF"/>
-            <w:tcMar>
-              <w:top w:w="80" w:type="dxa"/>
-              <w:left w:w="120" w:type="dxa"/>
-              <w:bottom w:w="80" w:type="dxa"/>
-              <w:right w:w="120" w:type="dxa"/>
-            </w:tcMar>
-          </w:tcPr>
-          <w:p>
-            <w:pPr>
-              <w:jc w:val="center"/>
-            </w:pPr>
+              <w:t xml:space="preserve">32 </w:t>
+            </w:r>
+            <w:proofErr w:type="spellStart"/>
             <w:r>
               <w:rPr>
                 <w:b/>
@@ -2947,8 +3414,9 @@
                 <w:sz w:val="24"/>
                 <w:szCs w:val="24"/>
               </w:rPr>
-              <w:t>24 px</w:t>
-            </w:r>
+              <w:t>px</w:t>
+            </w:r>
+            <w:proofErr w:type="spellEnd"/>
           </w:p>
         </w:tc>
         <w:tc>
@@ -2976,7 +3444,7 @@
                 <w:sz w:val="20"/>
                 <w:szCs w:val="20"/>
               </w:rPr>
-              <w:t>Hızlı erişim toolbar</w:t>
+              <w:t>Üst sekme menüsü</w:t>
             </w:r>
           </w:p>
         </w:tc>
@@ -2998,6 +3466,7 @@
             </w:tcMar>
           </w:tcPr>
           <w:p>
+            <w:proofErr w:type="gramStart"/>
             <w:r>
               <w:rPr>
                 <w:rFonts w:ascii="Courier New" w:eastAsia="Courier New" w:hAnsi="Courier New" w:cs="Courier New"/>
@@ -3005,7 +3474,17 @@
                 <w:sz w:val="18"/>
                 <w:szCs w:val="18"/>
               </w:rPr>
-              <w:t>size={24}</w:t>
+              <w:t>size={</w:t>
+            </w:r>
+            <w:proofErr w:type="gramEnd"/>
+            <w:r>
+              <w:rPr>
+                <w:rFonts w:ascii="Courier New" w:eastAsia="Courier New" w:hAnsi="Courier New" w:cs="Courier New"/>
+                <w:color w:val="475569"/>
+                <w:sz w:val="18"/>
+                <w:szCs w:val="18"/>
+              </w:rPr>
+              <w:t>32}</w:t>
             </w:r>
           </w:p>
         </w:tc>
@@ -3032,7 +3511,7 @@
                 <w:sz w:val="20"/>
                 <w:szCs w:val="20"/>
               </w:rPr>
-              <w:t>Bağlamsal araç çubuğu ikonları</w:t>
+              <w:t>En büyük boy — 4 sekme ikonu burada</w:t>
             </w:r>
           </w:p>
         </w:tc>
@@ -3067,118 +3546,9 @@
                 <w:sz w:val="24"/>
                 <w:szCs w:val="24"/>
               </w:rPr>
-              <w:t>18 px</w:t>
-            </w:r>
-          </w:p>
-        </w:tc>
-        <w:tc>
-          <w:tcPr>
-            <w:tcW w:w="2891" w:type="dxa"/>
-            <w:tcBorders>
-              <w:top w:val="single" w:sz="4" w:space="0" w:color="E2E8F0"/>
-              <w:left w:val="single" w:sz="4" w:space="0" w:color="E2E8F0"/>
-              <w:bottom w:val="single" w:sz="4" w:space="0" w:color="E2E8F0"/>
-              <w:right w:val="single" w:sz="4" w:space="0" w:color="E2E8F0"/>
-            </w:tcBorders>
-            <w:tcMar>
-              <w:top w:w="80" w:type="dxa"/>
-              <w:left w:w="120" w:type="dxa"/>
-              <w:bottom w:w="80" w:type="dxa"/>
-              <w:right w:w="120" w:type="dxa"/>
-            </w:tcMar>
-          </w:tcPr>
-          <w:p>
-            <w:r>
-              <w:rPr>
-                <w:b/>
-                <w:bCs/>
-                <w:color w:val="0F172A"/>
-                <w:sz w:val="20"/>
-                <w:szCs w:val="20"/>
-              </w:rPr>
-              <w:t>Panel akordiyonları</w:t>
-            </w:r>
-          </w:p>
-        </w:tc>
-        <w:tc>
-          <w:tcPr>
-            <w:tcW w:w="1927" w:type="dxa"/>
-            <w:tcBorders>
-              <w:top w:val="single" w:sz="4" w:space="0" w:color="E2E8F0"/>
-              <w:left w:val="single" w:sz="4" w:space="0" w:color="E2E8F0"/>
-              <w:bottom w:val="single" w:sz="4" w:space="0" w:color="E2E8F0"/>
-              <w:right w:val="single" w:sz="4" w:space="0" w:color="E2E8F0"/>
-            </w:tcBorders>
-            <w:shd w:val="clear" w:color="auto" w:fill="F3F4F6"/>
-            <w:tcMar>
-              <w:top w:w="80" w:type="dxa"/>
-              <w:left w:w="120" w:type="dxa"/>
-              <w:bottom w:w="80" w:type="dxa"/>
-              <w:right w:w="120" w:type="dxa"/>
-            </w:tcMar>
-          </w:tcPr>
-          <w:p>
-            <w:r>
-              <w:rPr>
-                <w:rFonts w:ascii="Courier New" w:eastAsia="Courier New" w:hAnsi="Courier New" w:cs="Courier New"/>
-                <w:color w:val="475569"/>
-                <w:sz w:val="18"/>
-                <w:szCs w:val="18"/>
-              </w:rPr>
-              <w:t>size={18}</w:t>
-            </w:r>
-          </w:p>
-        </w:tc>
-        <w:tc>
-          <w:tcPr>
-            <w:tcW w:w="3373" w:type="dxa"/>
-            <w:tcBorders>
-              <w:top w:val="single" w:sz="4" w:space="0" w:color="E2E8F0"/>
-              <w:left w:val="single" w:sz="4" w:space="0" w:color="E2E8F0"/>
-              <w:bottom w:val="single" w:sz="4" w:space="0" w:color="E2E8F0"/>
-              <w:right w:val="single" w:sz="4" w:space="0" w:color="E2E8F0"/>
-            </w:tcBorders>
-            <w:tcMar>
-              <w:top w:w="80" w:type="dxa"/>
-              <w:left w:w="120" w:type="dxa"/>
-              <w:bottom w:w="80" w:type="dxa"/>
-              <w:right w:w="120" w:type="dxa"/>
-            </w:tcMar>
-          </w:tcPr>
-          <w:p>
-            <w:r>
-              <w:rPr>
-                <w:color w:val="475569"/>
-                <w:sz w:val="20"/>
-                <w:szCs w:val="20"/>
-              </w:rPr>
-              <w:t>Sağ panel bölüm başlıkları</w:t>
-            </w:r>
-          </w:p>
-        </w:tc>
-      </w:tr>
-      <w:tr>
-        <w:tc>
-          <w:tcPr>
-            <w:tcW w:w="1445" w:type="dxa"/>
-            <w:tcBorders>
-              <w:top w:val="single" w:sz="4" w:space="0" w:color="E2E8F0"/>
-              <w:left w:val="single" w:sz="4" w:space="0" w:color="E2E8F0"/>
-              <w:bottom w:val="single" w:sz="4" w:space="0" w:color="E2E8F0"/>
-              <w:right w:val="single" w:sz="4" w:space="0" w:color="E2E8F0"/>
-            </w:tcBorders>
-            <w:shd w:val="clear" w:color="auto" w:fill="FFFFFF"/>
-            <w:tcMar>
-              <w:top w:w="80" w:type="dxa"/>
-              <w:left w:w="120" w:type="dxa"/>
-              <w:bottom w:w="80" w:type="dxa"/>
-              <w:right w:w="120" w:type="dxa"/>
-            </w:tcMar>
-          </w:tcPr>
-          <w:p>
-            <w:pPr>
-              <w:jc w:val="center"/>
-            </w:pPr>
+              <w:t xml:space="preserve">24 </w:t>
+            </w:r>
+            <w:proofErr w:type="spellStart"/>
             <w:r>
               <w:rPr>
                 <w:b/>
@@ -3187,8 +3557,9 @@
                 <w:sz w:val="24"/>
                 <w:szCs w:val="24"/>
               </w:rPr>
-              <w:t>16 px</w:t>
-            </w:r>
+              <w:t>px</w:t>
+            </w:r>
+            <w:proofErr w:type="spellEnd"/>
           </w:p>
         </w:tc>
         <w:tc>
@@ -3216,8 +3587,20 @@
                 <w:sz w:val="20"/>
                 <w:szCs w:val="20"/>
               </w:rPr>
-              <w:t>Satır içi aksiyonlar</w:t>
-            </w:r>
+              <w:t xml:space="preserve">Hızlı erişim </w:t>
+            </w:r>
+            <w:proofErr w:type="spellStart"/>
+            <w:r>
+              <w:rPr>
+                <w:b/>
+                <w:bCs/>
+                <w:color w:val="0F172A"/>
+                <w:sz w:val="20"/>
+                <w:szCs w:val="20"/>
+              </w:rPr>
+              <w:t>toolbar</w:t>
+            </w:r>
+            <w:proofErr w:type="spellEnd"/>
           </w:p>
         </w:tc>
         <w:tc>
@@ -3238,6 +3621,7 @@
             </w:tcMar>
           </w:tcPr>
           <w:p>
+            <w:proofErr w:type="gramStart"/>
             <w:r>
               <w:rPr>
                 <w:rFonts w:ascii="Courier New" w:eastAsia="Courier New" w:hAnsi="Courier New" w:cs="Courier New"/>
@@ -3245,7 +3629,303 @@
                 <w:sz w:val="18"/>
                 <w:szCs w:val="18"/>
               </w:rPr>
-              <w:t>size={16}</w:t>
+              <w:t>size={</w:t>
+            </w:r>
+            <w:proofErr w:type="gramEnd"/>
+            <w:r>
+              <w:rPr>
+                <w:rFonts w:ascii="Courier New" w:eastAsia="Courier New" w:hAnsi="Courier New" w:cs="Courier New"/>
+                <w:color w:val="475569"/>
+                <w:sz w:val="18"/>
+                <w:szCs w:val="18"/>
+              </w:rPr>
+              <w:t>24}</w:t>
+            </w:r>
+          </w:p>
+        </w:tc>
+        <w:tc>
+          <w:tcPr>
+            <w:tcW w:w="3373" w:type="dxa"/>
+            <w:tcBorders>
+              <w:top w:val="single" w:sz="4" w:space="0" w:color="E2E8F0"/>
+              <w:left w:val="single" w:sz="4" w:space="0" w:color="E2E8F0"/>
+              <w:bottom w:val="single" w:sz="4" w:space="0" w:color="E2E8F0"/>
+              <w:right w:val="single" w:sz="4" w:space="0" w:color="E2E8F0"/>
+            </w:tcBorders>
+            <w:tcMar>
+              <w:top w:w="80" w:type="dxa"/>
+              <w:left w:w="120" w:type="dxa"/>
+              <w:bottom w:w="80" w:type="dxa"/>
+              <w:right w:w="120" w:type="dxa"/>
+            </w:tcMar>
+          </w:tcPr>
+          <w:p>
+            <w:r>
+              <w:rPr>
+                <w:color w:val="475569"/>
+                <w:sz w:val="20"/>
+                <w:szCs w:val="20"/>
+              </w:rPr>
+              <w:t>Bağlamsal araç çubuğu ikonları</w:t>
+            </w:r>
+          </w:p>
+        </w:tc>
+      </w:tr>
+      <w:tr>
+        <w:tc>
+          <w:tcPr>
+            <w:tcW w:w="1445" w:type="dxa"/>
+            <w:tcBorders>
+              <w:top w:val="single" w:sz="4" w:space="0" w:color="E2E8F0"/>
+              <w:left w:val="single" w:sz="4" w:space="0" w:color="E2E8F0"/>
+              <w:bottom w:val="single" w:sz="4" w:space="0" w:color="E2E8F0"/>
+              <w:right w:val="single" w:sz="4" w:space="0" w:color="E2E8F0"/>
+            </w:tcBorders>
+            <w:shd w:val="clear" w:color="auto" w:fill="FFFFFF"/>
+            <w:tcMar>
+              <w:top w:w="80" w:type="dxa"/>
+              <w:left w:w="120" w:type="dxa"/>
+              <w:bottom w:w="80" w:type="dxa"/>
+              <w:right w:w="120" w:type="dxa"/>
+            </w:tcMar>
+          </w:tcPr>
+          <w:p>
+            <w:pPr>
+              <w:jc w:val="center"/>
+            </w:pPr>
+            <w:r>
+              <w:rPr>
+                <w:b/>
+                <w:bCs/>
+                <w:color w:val="1A56DB"/>
+                <w:sz w:val="24"/>
+                <w:szCs w:val="24"/>
+              </w:rPr>
+              <w:t xml:space="preserve">18 </w:t>
+            </w:r>
+            <w:proofErr w:type="spellStart"/>
+            <w:r>
+              <w:rPr>
+                <w:b/>
+                <w:bCs/>
+                <w:color w:val="1A56DB"/>
+                <w:sz w:val="24"/>
+                <w:szCs w:val="24"/>
+              </w:rPr>
+              <w:t>px</w:t>
+            </w:r>
+            <w:proofErr w:type="spellEnd"/>
+          </w:p>
+        </w:tc>
+        <w:tc>
+          <w:tcPr>
+            <w:tcW w:w="2891" w:type="dxa"/>
+            <w:tcBorders>
+              <w:top w:val="single" w:sz="4" w:space="0" w:color="E2E8F0"/>
+              <w:left w:val="single" w:sz="4" w:space="0" w:color="E2E8F0"/>
+              <w:bottom w:val="single" w:sz="4" w:space="0" w:color="E2E8F0"/>
+              <w:right w:val="single" w:sz="4" w:space="0" w:color="E2E8F0"/>
+            </w:tcBorders>
+            <w:tcMar>
+              <w:top w:w="80" w:type="dxa"/>
+              <w:left w:w="120" w:type="dxa"/>
+              <w:bottom w:w="80" w:type="dxa"/>
+              <w:right w:w="120" w:type="dxa"/>
+            </w:tcMar>
+          </w:tcPr>
+          <w:p>
+            <w:r>
+              <w:rPr>
+                <w:b/>
+                <w:bCs/>
+                <w:color w:val="0F172A"/>
+                <w:sz w:val="20"/>
+                <w:szCs w:val="20"/>
+              </w:rPr>
+              <w:t>Panel akordiyonları</w:t>
+            </w:r>
+          </w:p>
+        </w:tc>
+        <w:tc>
+          <w:tcPr>
+            <w:tcW w:w="1927" w:type="dxa"/>
+            <w:tcBorders>
+              <w:top w:val="single" w:sz="4" w:space="0" w:color="E2E8F0"/>
+              <w:left w:val="single" w:sz="4" w:space="0" w:color="E2E8F0"/>
+              <w:bottom w:val="single" w:sz="4" w:space="0" w:color="E2E8F0"/>
+              <w:right w:val="single" w:sz="4" w:space="0" w:color="E2E8F0"/>
+            </w:tcBorders>
+            <w:shd w:val="clear" w:color="auto" w:fill="F3F4F6"/>
+            <w:tcMar>
+              <w:top w:w="80" w:type="dxa"/>
+              <w:left w:w="120" w:type="dxa"/>
+              <w:bottom w:w="80" w:type="dxa"/>
+              <w:right w:w="120" w:type="dxa"/>
+            </w:tcMar>
+          </w:tcPr>
+          <w:p>
+            <w:proofErr w:type="gramStart"/>
+            <w:r>
+              <w:rPr>
+                <w:rFonts w:ascii="Courier New" w:eastAsia="Courier New" w:hAnsi="Courier New" w:cs="Courier New"/>
+                <w:color w:val="475569"/>
+                <w:sz w:val="18"/>
+                <w:szCs w:val="18"/>
+              </w:rPr>
+              <w:t>size={</w:t>
+            </w:r>
+            <w:proofErr w:type="gramEnd"/>
+            <w:r>
+              <w:rPr>
+                <w:rFonts w:ascii="Courier New" w:eastAsia="Courier New" w:hAnsi="Courier New" w:cs="Courier New"/>
+                <w:color w:val="475569"/>
+                <w:sz w:val="18"/>
+                <w:szCs w:val="18"/>
+              </w:rPr>
+              <w:t>18}</w:t>
+            </w:r>
+          </w:p>
+        </w:tc>
+        <w:tc>
+          <w:tcPr>
+            <w:tcW w:w="3373" w:type="dxa"/>
+            <w:tcBorders>
+              <w:top w:val="single" w:sz="4" w:space="0" w:color="E2E8F0"/>
+              <w:left w:val="single" w:sz="4" w:space="0" w:color="E2E8F0"/>
+              <w:bottom w:val="single" w:sz="4" w:space="0" w:color="E2E8F0"/>
+              <w:right w:val="single" w:sz="4" w:space="0" w:color="E2E8F0"/>
+            </w:tcBorders>
+            <w:tcMar>
+              <w:top w:w="80" w:type="dxa"/>
+              <w:left w:w="120" w:type="dxa"/>
+              <w:bottom w:w="80" w:type="dxa"/>
+              <w:right w:w="120" w:type="dxa"/>
+            </w:tcMar>
+          </w:tcPr>
+          <w:p>
+            <w:r>
+              <w:rPr>
+                <w:color w:val="475569"/>
+                <w:sz w:val="20"/>
+                <w:szCs w:val="20"/>
+              </w:rPr>
+              <w:t>Sağ panel bölüm başlıkları</w:t>
+            </w:r>
+          </w:p>
+        </w:tc>
+      </w:tr>
+      <w:tr>
+        <w:tc>
+          <w:tcPr>
+            <w:tcW w:w="1445" w:type="dxa"/>
+            <w:tcBorders>
+              <w:top w:val="single" w:sz="4" w:space="0" w:color="E2E8F0"/>
+              <w:left w:val="single" w:sz="4" w:space="0" w:color="E2E8F0"/>
+              <w:bottom w:val="single" w:sz="4" w:space="0" w:color="E2E8F0"/>
+              <w:right w:val="single" w:sz="4" w:space="0" w:color="E2E8F0"/>
+            </w:tcBorders>
+            <w:shd w:val="clear" w:color="auto" w:fill="FFFFFF"/>
+            <w:tcMar>
+              <w:top w:w="80" w:type="dxa"/>
+              <w:left w:w="120" w:type="dxa"/>
+              <w:bottom w:w="80" w:type="dxa"/>
+              <w:right w:w="120" w:type="dxa"/>
+            </w:tcMar>
+          </w:tcPr>
+          <w:p>
+            <w:pPr>
+              <w:jc w:val="center"/>
+            </w:pPr>
+            <w:r>
+              <w:rPr>
+                <w:b/>
+                <w:bCs/>
+                <w:color w:val="1A56DB"/>
+                <w:sz w:val="24"/>
+                <w:szCs w:val="24"/>
+              </w:rPr>
+              <w:t xml:space="preserve">16 </w:t>
+            </w:r>
+            <w:proofErr w:type="spellStart"/>
+            <w:r>
+              <w:rPr>
+                <w:b/>
+                <w:bCs/>
+                <w:color w:val="1A56DB"/>
+                <w:sz w:val="24"/>
+                <w:szCs w:val="24"/>
+              </w:rPr>
+              <w:t>px</w:t>
+            </w:r>
+            <w:proofErr w:type="spellEnd"/>
+          </w:p>
+        </w:tc>
+        <w:tc>
+          <w:tcPr>
+            <w:tcW w:w="2891" w:type="dxa"/>
+            <w:tcBorders>
+              <w:top w:val="single" w:sz="4" w:space="0" w:color="E2E8F0"/>
+              <w:left w:val="single" w:sz="4" w:space="0" w:color="E2E8F0"/>
+              <w:bottom w:val="single" w:sz="4" w:space="0" w:color="E2E8F0"/>
+              <w:right w:val="single" w:sz="4" w:space="0" w:color="E2E8F0"/>
+            </w:tcBorders>
+            <w:tcMar>
+              <w:top w:w="80" w:type="dxa"/>
+              <w:left w:w="120" w:type="dxa"/>
+              <w:bottom w:w="80" w:type="dxa"/>
+              <w:right w:w="120" w:type="dxa"/>
+            </w:tcMar>
+          </w:tcPr>
+          <w:p>
+            <w:r>
+              <w:rPr>
+                <w:b/>
+                <w:bCs/>
+                <w:color w:val="0F172A"/>
+                <w:sz w:val="20"/>
+                <w:szCs w:val="20"/>
+              </w:rPr>
+              <w:t>Satır içi aksiyonlar</w:t>
+            </w:r>
+          </w:p>
+        </w:tc>
+        <w:tc>
+          <w:tcPr>
+            <w:tcW w:w="1927" w:type="dxa"/>
+            <w:tcBorders>
+              <w:top w:val="single" w:sz="4" w:space="0" w:color="E2E8F0"/>
+              <w:left w:val="single" w:sz="4" w:space="0" w:color="E2E8F0"/>
+              <w:bottom w:val="single" w:sz="4" w:space="0" w:color="E2E8F0"/>
+              <w:right w:val="single" w:sz="4" w:space="0" w:color="E2E8F0"/>
+            </w:tcBorders>
+            <w:shd w:val="clear" w:color="auto" w:fill="F3F4F6"/>
+            <w:tcMar>
+              <w:top w:w="80" w:type="dxa"/>
+              <w:left w:w="120" w:type="dxa"/>
+              <w:bottom w:w="80" w:type="dxa"/>
+              <w:right w:w="120" w:type="dxa"/>
+            </w:tcMar>
+          </w:tcPr>
+          <w:p>
+            <w:proofErr w:type="gramStart"/>
+            <w:r>
+              <w:rPr>
+                <w:rFonts w:ascii="Courier New" w:eastAsia="Courier New" w:hAnsi="Courier New" w:cs="Courier New"/>
+                <w:color w:val="475569"/>
+                <w:sz w:val="18"/>
+                <w:szCs w:val="18"/>
+              </w:rPr>
+              <w:t>size={</w:t>
+            </w:r>
+            <w:proofErr w:type="gramEnd"/>
+            <w:r>
+              <w:rPr>
+                <w:rFonts w:ascii="Courier New" w:eastAsia="Courier New" w:hAnsi="Courier New" w:cs="Courier New"/>
+                <w:color w:val="475569"/>
+                <w:sz w:val="18"/>
+                <w:szCs w:val="18"/>
+              </w:rPr>
+              <w:t>16}</w:t>
             </w:r>
           </w:p>
         </w:tc>
@@ -3300,7 +3980,29 @@
           <w:sz w:val="20"/>
           <w:szCs w:val="20"/>
         </w:rPr>
-        <w:t>Minimum tıklama alanı: Her zaman 40×40px. Görsel boyutu 16px olsa bile padding ile 40px'e tamamlanmalı. Aksi halde acemi kullanıcı ikonlara tıklayamaz.</w:t>
+        <w:t xml:space="preserve">Minimum tıklama alanı: Her zaman 40×40px. Görsel boyutu 16px olsa bile </w:t>
+      </w:r>
+      <w:proofErr w:type="spellStart"/>
+      <w:r>
+        <w:rPr>
+          <w:i/>
+          <w:iCs/>
+          <w:color w:val="0F172A"/>
+          <w:sz w:val="20"/>
+          <w:szCs w:val="20"/>
+        </w:rPr>
+        <w:t>padding</w:t>
+      </w:r>
+      <w:proofErr w:type="spellEnd"/>
+      <w:r>
+        <w:rPr>
+          <w:i/>
+          <w:iCs/>
+          <w:color w:val="0F172A"/>
+          <w:sz w:val="20"/>
+          <w:szCs w:val="20"/>
+        </w:rPr>
+        <w:t xml:space="preserve"> ile 40px'e tamamlanmalı. Aksi halde acemi kullanıcı ikonlara tıklayamaz.</w:t>
       </w:r>
     </w:p>
     <w:p>
@@ -3312,8 +4014,13 @@
       <w:pPr>
         <w:pStyle w:val="Balk3"/>
       </w:pPr>
-      <w:r>
-        <w:t>4.3  İkon kullanım kuralları</w:t>
+      <w:proofErr w:type="gramStart"/>
+      <w:r>
+        <w:t>4.3  İkon</w:t>
+      </w:r>
+      <w:proofErr w:type="gramEnd"/>
+      <w:r>
+        <w:t xml:space="preserve"> kullanım kuralları</w:t>
       </w:r>
     </w:p>
     <w:p>
@@ -3333,11 +4040,33 @@
         </w:rPr>
         <w:t xml:space="preserve">İkon asla yalnız değil — </w:t>
       </w:r>
-      <w:r>
-        <w:rPr>
-          <w:color w:val="475569"/>
-        </w:rPr>
-        <w:t>Toolbar ve panel içindeki her ikon yanında metin etiketi taşımalı. Tek istisnalar: Geri al, ilerle gibi evrensel tanınan aksiyonlar — bunlarda da tooltip şart.</w:t>
+      <w:proofErr w:type="spellStart"/>
+      <w:r>
+        <w:rPr>
+          <w:color w:val="475569"/>
+        </w:rPr>
+        <w:t>Toolbar</w:t>
+      </w:r>
+      <w:proofErr w:type="spellEnd"/>
+      <w:r>
+        <w:rPr>
+          <w:color w:val="475569"/>
+        </w:rPr>
+        <w:t xml:space="preserve"> ve panel içindeki her ikon yanında metin etiketi taşımalı. Tek istisnalar: Geri al, ilerle gibi evrensel tanınan aksiyonlar — bunlarda da </w:t>
+      </w:r>
+      <w:proofErr w:type="spellStart"/>
+      <w:r>
+        <w:rPr>
+          <w:color w:val="475569"/>
+        </w:rPr>
+        <w:t>tooltip</w:t>
+      </w:r>
+      <w:proofErr w:type="spellEnd"/>
+      <w:r>
+        <w:rPr>
+          <w:color w:val="475569"/>
+        </w:rPr>
+        <w:t xml:space="preserve"> şart.</w:t>
       </w:r>
     </w:p>
     <w:p>
@@ -3381,11 +4110,33 @@
         </w:rPr>
         <w:t xml:space="preserve">Tutarlı aile — </w:t>
       </w:r>
-      <w:r>
-        <w:rPr>
-          <w:color w:val="475569"/>
-        </w:rPr>
-        <w:t>Lucide'in outline seti. Farklı stilden tek bir ikon bile görsel bütünlüğü bozar.</w:t>
+      <w:proofErr w:type="spellStart"/>
+      <w:r>
+        <w:rPr>
+          <w:color w:val="475569"/>
+        </w:rPr>
+        <w:t>Lucide'in</w:t>
+      </w:r>
+      <w:proofErr w:type="spellEnd"/>
+      <w:r>
+        <w:rPr>
+          <w:color w:val="475569"/>
+        </w:rPr>
+        <w:t xml:space="preserve"> </w:t>
+      </w:r>
+      <w:proofErr w:type="spellStart"/>
+      <w:r>
+        <w:rPr>
+          <w:color w:val="475569"/>
+        </w:rPr>
+        <w:t>outline</w:t>
+      </w:r>
+      <w:proofErr w:type="spellEnd"/>
+      <w:r>
+        <w:rPr>
+          <w:color w:val="475569"/>
+        </w:rPr>
+        <w:t xml:space="preserve"> seti. Farklı stilden tek bir ikon bile görsel bütünlüğü bozar.</w:t>
       </w:r>
     </w:p>
     <w:p>
@@ -3397,19 +4148,57 @@
         </w:numPr>
         <w:spacing w:before="40" w:after="40"/>
       </w:pPr>
+      <w:proofErr w:type="spellStart"/>
       <w:r>
         <w:rPr>
           <w:b/>
           <w:bCs/>
           <w:color w:val="0F172A"/>
         </w:rPr>
-        <w:t xml:space="preserve">Tooltip zorunlu — </w:t>
-      </w:r>
-      <w:r>
-        <w:rPr>
-          <w:color w:val="475569"/>
-        </w:rPr>
-        <w:t>Etiket olmayan her ikona hover'da tooltip eklenir. 'Ne işe yarar?' sorusu cevaplanmalı.</w:t>
+        <w:t>Tooltip</w:t>
+      </w:r>
+      <w:proofErr w:type="spellEnd"/>
+      <w:r>
+        <w:rPr>
+          <w:b/>
+          <w:bCs/>
+          <w:color w:val="0F172A"/>
+        </w:rPr>
+        <w:t xml:space="preserve"> zorunlu — </w:t>
+      </w:r>
+      <w:r>
+        <w:rPr>
+          <w:color w:val="475569"/>
+        </w:rPr>
+        <w:t xml:space="preserve">Etiket olmayan her ikona </w:t>
+      </w:r>
+      <w:proofErr w:type="spellStart"/>
+      <w:r>
+        <w:rPr>
+          <w:color w:val="475569"/>
+        </w:rPr>
+        <w:t>hover'da</w:t>
+      </w:r>
+      <w:proofErr w:type="spellEnd"/>
+      <w:r>
+        <w:rPr>
+          <w:color w:val="475569"/>
+        </w:rPr>
+        <w:t xml:space="preserve"> </w:t>
+      </w:r>
+      <w:proofErr w:type="spellStart"/>
+      <w:r>
+        <w:rPr>
+          <w:color w:val="475569"/>
+        </w:rPr>
+        <w:t>tooltip</w:t>
+      </w:r>
+      <w:proofErr w:type="spellEnd"/>
+      <w:r>
+        <w:rPr>
+          <w:color w:val="475569"/>
+        </w:rPr>
+        <w:t xml:space="preserve"> eklenir. 'Ne işe yarar?' sorusu cevaplanmalı.</w:t>
       </w:r>
     </w:p>
     <w:p>
@@ -3421,8 +4210,13 @@
       <w:pPr>
         <w:pStyle w:val="Balk3"/>
       </w:pPr>
-      <w:r>
-        <w:t>4.4  Mevcut ikonlar ve önerilen değişiklikler</w:t>
+      <w:proofErr w:type="gramStart"/>
+      <w:r>
+        <w:t>4.4  Mevcut</w:t>
+      </w:r>
+      <w:proofErr w:type="gramEnd"/>
+      <w:r>
+        <w:t xml:space="preserve"> ikonlar ve önerilen değişiklikler</w:t>
       </w:r>
     </w:p>
     <w:p>
@@ -3595,6 +4389,7 @@
             </w:tcMar>
           </w:tcPr>
           <w:p>
+            <w:proofErr w:type="spellStart"/>
             <w:r>
               <w:rPr>
                 <w:rFonts w:ascii="Courier New" w:eastAsia="Courier New" w:hAnsi="Courier New" w:cs="Courier New"/>
@@ -3606,6 +4401,7 @@
               </w:rPr>
               <w:t>LayoutGrid</w:t>
             </w:r>
+            <w:proofErr w:type="spellEnd"/>
           </w:p>
         </w:tc>
         <w:tc>
@@ -3655,6 +4451,7 @@
             </w:tcMar>
           </w:tcPr>
           <w:p>
+            <w:proofErr w:type="spellStart"/>
             <w:r>
               <w:rPr>
                 <w:rFonts w:ascii="Courier New" w:eastAsia="Courier New" w:hAnsi="Courier New" w:cs="Courier New"/>
@@ -3664,6 +4461,7 @@
               </w:rPr>
               <w:t>Square</w:t>
             </w:r>
+            <w:proofErr w:type="spellEnd"/>
           </w:p>
         </w:tc>
         <w:tc>
@@ -3684,6 +4482,7 @@
             </w:tcMar>
           </w:tcPr>
           <w:p>
+            <w:proofErr w:type="spellStart"/>
             <w:r>
               <w:rPr>
                 <w:rFonts w:ascii="Courier New" w:eastAsia="Courier New" w:hAnsi="Courier New" w:cs="Courier New"/>
@@ -3695,6 +4494,7 @@
               </w:rPr>
               <w:t>RectangleHorizontal</w:t>
             </w:r>
+            <w:proofErr w:type="spellEnd"/>
           </w:p>
         </w:tc>
         <w:tc>
@@ -3744,6 +4544,7 @@
             </w:tcMar>
           </w:tcPr>
           <w:p>
+            <w:proofErr w:type="spellStart"/>
             <w:r>
               <w:rPr>
                 <w:rFonts w:ascii="Courier New" w:eastAsia="Courier New" w:hAnsi="Courier New" w:cs="Courier New"/>
@@ -3753,6 +4554,7 @@
               </w:rPr>
               <w:t>Tag</w:t>
             </w:r>
+            <w:proofErr w:type="spellEnd"/>
           </w:p>
         </w:tc>
         <w:tc>
@@ -3773,6 +4575,7 @@
             </w:tcMar>
           </w:tcPr>
           <w:p>
+            <w:proofErr w:type="spellStart"/>
             <w:r>
               <w:rPr>
                 <w:rFonts w:ascii="Courier New" w:eastAsia="Courier New" w:hAnsi="Courier New" w:cs="Courier New"/>
@@ -3782,86 +4585,9 @@
                 <w:sz w:val="20"/>
                 <w:szCs w:val="20"/>
               </w:rPr>
-              <w:t>PriceTag / BadgeDollarSign</w:t>
-            </w:r>
-          </w:p>
-        </w:tc>
-        <w:tc>
-          <w:tcPr>
-            <w:tcW w:w="4337" w:type="dxa"/>
-            <w:tcBorders>
-              <w:top w:val="single" w:sz="4" w:space="0" w:color="E2E8F0"/>
-              <w:left w:val="single" w:sz="4" w:space="0" w:color="E2E8F0"/>
-              <w:bottom w:val="single" w:sz="4" w:space="0" w:color="E2E8F0"/>
-              <w:right w:val="single" w:sz="4" w:space="0" w:color="E2E8F0"/>
-            </w:tcBorders>
-            <w:tcMar>
-              <w:top w:w="80" w:type="dxa"/>
-              <w:left w:w="120" w:type="dxa"/>
-              <w:bottom w:w="80" w:type="dxa"/>
-              <w:right w:w="120" w:type="dxa"/>
-            </w:tcMar>
-          </w:tcPr>
-          <w:p>
-            <w:r>
-              <w:rPr>
-                <w:color w:val="475569"/>
-                <w:sz w:val="20"/>
-                <w:szCs w:val="20"/>
-              </w:rPr>
-              <w:t>Fiyat kutusu için daha açıklayıcı</w:t>
-            </w:r>
-          </w:p>
-        </w:tc>
-      </w:tr>
-      <w:tr>
-        <w:tc>
-          <w:tcPr>
-            <w:tcW w:w="2409" w:type="dxa"/>
-            <w:tcBorders>
-              <w:top w:val="single" w:sz="4" w:space="0" w:color="E2E8F0"/>
-              <w:left w:val="single" w:sz="4" w:space="0" w:color="E2E8F0"/>
-              <w:bottom w:val="single" w:sz="4" w:space="0" w:color="E2E8F0"/>
-              <w:right w:val="single" w:sz="4" w:space="0" w:color="E2E8F0"/>
-            </w:tcBorders>
-            <w:shd w:val="clear" w:color="auto" w:fill="FEF2F2"/>
-            <w:tcMar>
-              <w:top w:w="80" w:type="dxa"/>
-              <w:left w:w="120" w:type="dxa"/>
-              <w:bottom w:w="80" w:type="dxa"/>
-              <w:right w:w="120" w:type="dxa"/>
-            </w:tcMar>
-          </w:tcPr>
-          <w:p>
-            <w:r>
-              <w:rPr>
-                <w:rFonts w:ascii="Courier New" w:eastAsia="Courier New" w:hAnsi="Courier New" w:cs="Courier New"/>
-                <w:color w:val="DC2626"/>
-                <w:sz w:val="20"/>
-                <w:szCs w:val="20"/>
-              </w:rPr>
-              <w:t>— (yok)</w:t>
-            </w:r>
-          </w:p>
-        </w:tc>
-        <w:tc>
-          <w:tcPr>
-            <w:tcW w:w="2891" w:type="dxa"/>
-            <w:tcBorders>
-              <w:top w:val="single" w:sz="4" w:space="0" w:color="E2E8F0"/>
-              <w:left w:val="single" w:sz="4" w:space="0" w:color="E2E8F0"/>
-              <w:bottom w:val="single" w:sz="4" w:space="0" w:color="E2E8F0"/>
-              <w:right w:val="single" w:sz="4" w:space="0" w:color="E2E8F0"/>
-            </w:tcBorders>
-            <w:shd w:val="clear" w:color="auto" w:fill="F0FDF4"/>
-            <w:tcMar>
-              <w:top w:w="80" w:type="dxa"/>
-              <w:left w:w="120" w:type="dxa"/>
-              <w:bottom w:w="80" w:type="dxa"/>
-              <w:right w:w="120" w:type="dxa"/>
-            </w:tcMar>
-          </w:tcPr>
-          <w:p>
+              <w:t>PriceTag</w:t>
+            </w:r>
+            <w:proofErr w:type="spellEnd"/>
             <w:r>
               <w:rPr>
                 <w:rFonts w:ascii="Courier New" w:eastAsia="Courier New" w:hAnsi="Courier New" w:cs="Courier New"/>
@@ -3871,86 +4597,9 @@
                 <w:sz w:val="20"/>
                 <w:szCs w:val="20"/>
               </w:rPr>
-              <w:t>FileSpreadsheet</w:t>
-            </w:r>
-          </w:p>
-        </w:tc>
-        <w:tc>
-          <w:tcPr>
-            <w:tcW w:w="4337" w:type="dxa"/>
-            <w:tcBorders>
-              <w:top w:val="single" w:sz="4" w:space="0" w:color="E2E8F0"/>
-              <w:left w:val="single" w:sz="4" w:space="0" w:color="E2E8F0"/>
-              <w:bottom w:val="single" w:sz="4" w:space="0" w:color="E2E8F0"/>
-              <w:right w:val="single" w:sz="4" w:space="0" w:color="E2E8F0"/>
-            </w:tcBorders>
-            <w:tcMar>
-              <w:top w:w="80" w:type="dxa"/>
-              <w:left w:w="120" w:type="dxa"/>
-              <w:bottom w:w="80" w:type="dxa"/>
-              <w:right w:w="120" w:type="dxa"/>
-            </w:tcMar>
-          </w:tcPr>
-          <w:p>
-            <w:r>
-              <w:rPr>
-                <w:color w:val="475569"/>
-                <w:sz w:val="20"/>
-                <w:szCs w:val="20"/>
-              </w:rPr>
-              <w:t>Excel yükleme alanı için</w:t>
-            </w:r>
-          </w:p>
-        </w:tc>
-      </w:tr>
-      <w:tr>
-        <w:tc>
-          <w:tcPr>
-            <w:tcW w:w="2409" w:type="dxa"/>
-            <w:tcBorders>
-              <w:top w:val="single" w:sz="4" w:space="0" w:color="E2E8F0"/>
-              <w:left w:val="single" w:sz="4" w:space="0" w:color="E2E8F0"/>
-              <w:bottom w:val="single" w:sz="4" w:space="0" w:color="E2E8F0"/>
-              <w:right w:val="single" w:sz="4" w:space="0" w:color="E2E8F0"/>
-            </w:tcBorders>
-            <w:shd w:val="clear" w:color="auto" w:fill="FEF2F2"/>
-            <w:tcMar>
-              <w:top w:w="80" w:type="dxa"/>
-              <w:left w:w="120" w:type="dxa"/>
-              <w:bottom w:w="80" w:type="dxa"/>
-              <w:right w:w="120" w:type="dxa"/>
-            </w:tcMar>
-          </w:tcPr>
-          <w:p>
-            <w:r>
-              <w:rPr>
-                <w:rFonts w:ascii="Courier New" w:eastAsia="Courier New" w:hAnsi="Courier New" w:cs="Courier New"/>
-                <w:color w:val="DC2626"/>
-                <w:sz w:val="20"/>
-                <w:szCs w:val="20"/>
-              </w:rPr>
-              <w:t>— (yok)</w:t>
-            </w:r>
-          </w:p>
-        </w:tc>
-        <w:tc>
-          <w:tcPr>
-            <w:tcW w:w="2891" w:type="dxa"/>
-            <w:tcBorders>
-              <w:top w:val="single" w:sz="4" w:space="0" w:color="E2E8F0"/>
-              <w:left w:val="single" w:sz="4" w:space="0" w:color="E2E8F0"/>
-              <w:bottom w:val="single" w:sz="4" w:space="0" w:color="E2E8F0"/>
-              <w:right w:val="single" w:sz="4" w:space="0" w:color="E2E8F0"/>
-            </w:tcBorders>
-            <w:shd w:val="clear" w:color="auto" w:fill="F0FDF4"/>
-            <w:tcMar>
-              <w:top w:w="80" w:type="dxa"/>
-              <w:left w:w="120" w:type="dxa"/>
-              <w:bottom w:w="80" w:type="dxa"/>
-              <w:right w:w="120" w:type="dxa"/>
-            </w:tcMar>
-          </w:tcPr>
-          <w:p>
+              <w:t xml:space="preserve"> / </w:t>
+            </w:r>
+            <w:proofErr w:type="spellStart"/>
             <w:r>
               <w:rPr>
                 <w:rFonts w:ascii="Courier New" w:eastAsia="Courier New" w:hAnsi="Courier New" w:cs="Courier New"/>
@@ -3960,8 +4609,191 @@
                 <w:sz w:val="20"/>
                 <w:szCs w:val="20"/>
               </w:rPr>
+              <w:t>BadgeDollarSign</w:t>
+            </w:r>
+            <w:proofErr w:type="spellEnd"/>
+          </w:p>
+        </w:tc>
+        <w:tc>
+          <w:tcPr>
+            <w:tcW w:w="4337" w:type="dxa"/>
+            <w:tcBorders>
+              <w:top w:val="single" w:sz="4" w:space="0" w:color="E2E8F0"/>
+              <w:left w:val="single" w:sz="4" w:space="0" w:color="E2E8F0"/>
+              <w:bottom w:val="single" w:sz="4" w:space="0" w:color="E2E8F0"/>
+              <w:right w:val="single" w:sz="4" w:space="0" w:color="E2E8F0"/>
+            </w:tcBorders>
+            <w:tcMar>
+              <w:top w:w="80" w:type="dxa"/>
+              <w:left w:w="120" w:type="dxa"/>
+              <w:bottom w:w="80" w:type="dxa"/>
+              <w:right w:w="120" w:type="dxa"/>
+            </w:tcMar>
+          </w:tcPr>
+          <w:p>
+            <w:r>
+              <w:rPr>
+                <w:color w:val="475569"/>
+                <w:sz w:val="20"/>
+                <w:szCs w:val="20"/>
+              </w:rPr>
+              <w:t>Fiyat kutusu için daha açıklayıcı</w:t>
+            </w:r>
+          </w:p>
+        </w:tc>
+      </w:tr>
+      <w:tr>
+        <w:tc>
+          <w:tcPr>
+            <w:tcW w:w="2409" w:type="dxa"/>
+            <w:tcBorders>
+              <w:top w:val="single" w:sz="4" w:space="0" w:color="E2E8F0"/>
+              <w:left w:val="single" w:sz="4" w:space="0" w:color="E2E8F0"/>
+              <w:bottom w:val="single" w:sz="4" w:space="0" w:color="E2E8F0"/>
+              <w:right w:val="single" w:sz="4" w:space="0" w:color="E2E8F0"/>
+            </w:tcBorders>
+            <w:shd w:val="clear" w:color="auto" w:fill="FEF2F2"/>
+            <w:tcMar>
+              <w:top w:w="80" w:type="dxa"/>
+              <w:left w:w="120" w:type="dxa"/>
+              <w:bottom w:w="80" w:type="dxa"/>
+              <w:right w:w="120" w:type="dxa"/>
+            </w:tcMar>
+          </w:tcPr>
+          <w:p>
+            <w:r>
+              <w:rPr>
+                <w:rFonts w:ascii="Courier New" w:eastAsia="Courier New" w:hAnsi="Courier New" w:cs="Courier New"/>
+                <w:color w:val="DC2626"/>
+                <w:sz w:val="20"/>
+                <w:szCs w:val="20"/>
+              </w:rPr>
+              <w:t>— (yok)</w:t>
+            </w:r>
+          </w:p>
+        </w:tc>
+        <w:tc>
+          <w:tcPr>
+            <w:tcW w:w="2891" w:type="dxa"/>
+            <w:tcBorders>
+              <w:top w:val="single" w:sz="4" w:space="0" w:color="E2E8F0"/>
+              <w:left w:val="single" w:sz="4" w:space="0" w:color="E2E8F0"/>
+              <w:bottom w:val="single" w:sz="4" w:space="0" w:color="E2E8F0"/>
+              <w:right w:val="single" w:sz="4" w:space="0" w:color="E2E8F0"/>
+            </w:tcBorders>
+            <w:shd w:val="clear" w:color="auto" w:fill="F0FDF4"/>
+            <w:tcMar>
+              <w:top w:w="80" w:type="dxa"/>
+              <w:left w:w="120" w:type="dxa"/>
+              <w:bottom w:w="80" w:type="dxa"/>
+              <w:right w:w="120" w:type="dxa"/>
+            </w:tcMar>
+          </w:tcPr>
+          <w:p>
+            <w:proofErr w:type="spellStart"/>
+            <w:r>
+              <w:rPr>
+                <w:rFonts w:ascii="Courier New" w:eastAsia="Courier New" w:hAnsi="Courier New" w:cs="Courier New"/>
+                <w:b/>
+                <w:bCs/>
+                <w:color w:val="16A34A"/>
+                <w:sz w:val="20"/>
+                <w:szCs w:val="20"/>
+              </w:rPr>
+              <w:t>FileSpreadsheet</w:t>
+            </w:r>
+            <w:proofErr w:type="spellEnd"/>
+          </w:p>
+        </w:tc>
+        <w:tc>
+          <w:tcPr>
+            <w:tcW w:w="4337" w:type="dxa"/>
+            <w:tcBorders>
+              <w:top w:val="single" w:sz="4" w:space="0" w:color="E2E8F0"/>
+              <w:left w:val="single" w:sz="4" w:space="0" w:color="E2E8F0"/>
+              <w:bottom w:val="single" w:sz="4" w:space="0" w:color="E2E8F0"/>
+              <w:right w:val="single" w:sz="4" w:space="0" w:color="E2E8F0"/>
+            </w:tcBorders>
+            <w:tcMar>
+              <w:top w:w="80" w:type="dxa"/>
+              <w:left w:w="120" w:type="dxa"/>
+              <w:bottom w:w="80" w:type="dxa"/>
+              <w:right w:w="120" w:type="dxa"/>
+            </w:tcMar>
+          </w:tcPr>
+          <w:p>
+            <w:r>
+              <w:rPr>
+                <w:color w:val="475569"/>
+                <w:sz w:val="20"/>
+                <w:szCs w:val="20"/>
+              </w:rPr>
+              <w:t>Excel yükleme alanı için</w:t>
+            </w:r>
+          </w:p>
+        </w:tc>
+      </w:tr>
+      <w:tr>
+        <w:tc>
+          <w:tcPr>
+            <w:tcW w:w="2409" w:type="dxa"/>
+            <w:tcBorders>
+              <w:top w:val="single" w:sz="4" w:space="0" w:color="E2E8F0"/>
+              <w:left w:val="single" w:sz="4" w:space="0" w:color="E2E8F0"/>
+              <w:bottom w:val="single" w:sz="4" w:space="0" w:color="E2E8F0"/>
+              <w:right w:val="single" w:sz="4" w:space="0" w:color="E2E8F0"/>
+            </w:tcBorders>
+            <w:shd w:val="clear" w:color="auto" w:fill="FEF2F2"/>
+            <w:tcMar>
+              <w:top w:w="80" w:type="dxa"/>
+              <w:left w:w="120" w:type="dxa"/>
+              <w:bottom w:w="80" w:type="dxa"/>
+              <w:right w:w="120" w:type="dxa"/>
+            </w:tcMar>
+          </w:tcPr>
+          <w:p>
+            <w:r>
+              <w:rPr>
+                <w:rFonts w:ascii="Courier New" w:eastAsia="Courier New" w:hAnsi="Courier New" w:cs="Courier New"/>
+                <w:color w:val="DC2626"/>
+                <w:sz w:val="20"/>
+                <w:szCs w:val="20"/>
+              </w:rPr>
+              <w:t>— (yok)</w:t>
+            </w:r>
+          </w:p>
+        </w:tc>
+        <w:tc>
+          <w:tcPr>
+            <w:tcW w:w="2891" w:type="dxa"/>
+            <w:tcBorders>
+              <w:top w:val="single" w:sz="4" w:space="0" w:color="E2E8F0"/>
+              <w:left w:val="single" w:sz="4" w:space="0" w:color="E2E8F0"/>
+              <w:bottom w:val="single" w:sz="4" w:space="0" w:color="E2E8F0"/>
+              <w:right w:val="single" w:sz="4" w:space="0" w:color="E2E8F0"/>
+            </w:tcBorders>
+            <w:shd w:val="clear" w:color="auto" w:fill="F0FDF4"/>
+            <w:tcMar>
+              <w:top w:w="80" w:type="dxa"/>
+              <w:left w:w="120" w:type="dxa"/>
+              <w:bottom w:w="80" w:type="dxa"/>
+              <w:right w:w="120" w:type="dxa"/>
+            </w:tcMar>
+          </w:tcPr>
+          <w:p>
+            <w:proofErr w:type="spellStart"/>
+            <w:r>
+              <w:rPr>
+                <w:rFonts w:ascii="Courier New" w:eastAsia="Courier New" w:hAnsi="Courier New" w:cs="Courier New"/>
+                <w:b/>
+                <w:bCs/>
+                <w:color w:val="16A34A"/>
+                <w:sz w:val="20"/>
+                <w:szCs w:val="20"/>
+              </w:rPr>
               <w:t>LayoutTemplate</w:t>
             </w:r>
+            <w:proofErr w:type="spellEnd"/>
           </w:p>
         </w:tc>
         <w:tc>
@@ -4125,8 +4957,13 @@
       <w:pPr>
         <w:pStyle w:val="Balk3"/>
       </w:pPr>
-      <w:r>
-        <w:t>5.1  Buton türleri</w:t>
+      <w:proofErr w:type="gramStart"/>
+      <w:r>
+        <w:t>5.1  Buton</w:t>
+      </w:r>
+      <w:proofErr w:type="gramEnd"/>
+      <w:r>
+        <w:t xml:space="preserve"> türleri</w:t>
       </w:r>
     </w:p>
     <w:p>
@@ -4391,7 +5228,25 @@
                 <w:sz w:val="20"/>
                 <w:szCs w:val="20"/>
               </w:rPr>
-              <w:t>Çerçeveli — border #e2e8f0</w:t>
+              <w:t xml:space="preserve">Çerçeveli — </w:t>
+            </w:r>
+            <w:proofErr w:type="spellStart"/>
+            <w:r>
+              <w:rPr>
+                <w:color w:val="475569"/>
+                <w:sz w:val="20"/>
+                <w:szCs w:val="20"/>
+              </w:rPr>
+              <w:t>border</w:t>
+            </w:r>
+            <w:proofErr w:type="spellEnd"/>
+            <w:r>
+              <w:rPr>
+                <w:color w:val="475569"/>
+                <w:sz w:val="20"/>
+                <w:szCs w:val="20"/>
+              </w:rPr>
+              <w:t xml:space="preserve"> #e2e8f0</w:t>
             </w:r>
           </w:p>
         </w:tc>
@@ -4418,7 +5273,25 @@
                 <w:sz w:val="20"/>
                 <w:szCs w:val="20"/>
               </w:rPr>
-              <w:t>Destekleyici aksiyon. Önizle, Değiştir, Geri dön.</w:t>
+              <w:t xml:space="preserve">Destekleyici aksiyon. </w:t>
+            </w:r>
+            <w:proofErr w:type="spellStart"/>
+            <w:r>
+              <w:rPr>
+                <w:color w:val="475569"/>
+                <w:sz w:val="20"/>
+                <w:szCs w:val="20"/>
+              </w:rPr>
+              <w:t>Önizle</w:t>
+            </w:r>
+            <w:proofErr w:type="spellEnd"/>
+            <w:r>
+              <w:rPr>
+                <w:color w:val="475569"/>
+                <w:sz w:val="20"/>
+                <w:szCs w:val="20"/>
+              </w:rPr>
+              <w:t>, Değiştir, Geri dön.</w:t>
             </w:r>
           </w:p>
         </w:tc>
@@ -4590,7 +5463,25 @@
                 <w:sz w:val="20"/>
                 <w:szCs w:val="20"/>
               </w:rPr>
-              <w:t>Sil, Temizle, Sıfırla. Her zaman onay modalı açar.</w:t>
+              <w:t xml:space="preserve">Sil, Temizle, Sıfırla. Her zaman onay </w:t>
+            </w:r>
+            <w:proofErr w:type="spellStart"/>
+            <w:r>
+              <w:rPr>
+                <w:color w:val="475569"/>
+                <w:sz w:val="20"/>
+                <w:szCs w:val="20"/>
+              </w:rPr>
+              <w:t>modalı</w:t>
+            </w:r>
+            <w:proofErr w:type="spellEnd"/>
+            <w:r>
+              <w:rPr>
+                <w:color w:val="475569"/>
+                <w:sz w:val="20"/>
+                <w:szCs w:val="20"/>
+              </w:rPr>
+              <w:t xml:space="preserve"> açar.</w:t>
             </w:r>
           </w:p>
         </w:tc>
@@ -4691,8 +5582,13 @@
       <w:pPr>
         <w:pStyle w:val="Balk3"/>
       </w:pPr>
-      <w:r>
-        <w:t>5.2  Boyut kuralları</w:t>
+      <w:proofErr w:type="gramStart"/>
+      <w:r>
+        <w:t>5.2  Boyut</w:t>
+      </w:r>
+      <w:proofErr w:type="gramEnd"/>
+      <w:r>
+        <w:t xml:space="preserve"> kuralları</w:t>
       </w:r>
     </w:p>
     <w:p>
@@ -4716,7 +5612,21 @@
         <w:rPr>
           <w:color w:val="475569"/>
         </w:rPr>
-        <w:t>Birincil ve ikincil butonlar 36px. Hayalet butonlar 32px. Toolbar butonları 40px (ikon + etiket).</w:t>
+        <w:t xml:space="preserve">Birincil ve ikincil butonlar 36px. Hayalet butonlar 32px. </w:t>
+      </w:r>
+      <w:proofErr w:type="spellStart"/>
+      <w:r>
+        <w:rPr>
+          <w:color w:val="475569"/>
+        </w:rPr>
+        <w:t>Toolbar</w:t>
+      </w:r>
+      <w:proofErr w:type="spellEnd"/>
+      <w:r>
+        <w:rPr>
+          <w:color w:val="475569"/>
+        </w:rPr>
+        <w:t xml:space="preserve"> butonları 40px (ikon + etiket).</w:t>
       </w:r>
     </w:p>
     <w:p>
@@ -4736,11 +5646,47 @@
         </w:rPr>
         <w:t xml:space="preserve">Minimum genişlik — </w:t>
       </w:r>
-      <w:r>
-        <w:rPr>
-          <w:color w:val="475569"/>
-        </w:rPr>
-        <w:t>Toolbar butonu minimum 56px. Panel butonu panel genişliğinin %100'ü (full width).</w:t>
+      <w:proofErr w:type="spellStart"/>
+      <w:r>
+        <w:rPr>
+          <w:color w:val="475569"/>
+        </w:rPr>
+        <w:t>Toolbar</w:t>
+      </w:r>
+      <w:proofErr w:type="spellEnd"/>
+      <w:r>
+        <w:rPr>
+          <w:color w:val="475569"/>
+        </w:rPr>
+        <w:t xml:space="preserve"> butonu minimum 56px. Panel butonu panel genişliğinin %100'ü (</w:t>
+      </w:r>
+      <w:proofErr w:type="spellStart"/>
+      <w:r>
+        <w:rPr>
+          <w:color w:val="475569"/>
+        </w:rPr>
+        <w:t>full</w:t>
+      </w:r>
+      <w:proofErr w:type="spellEnd"/>
+      <w:r>
+        <w:rPr>
+          <w:color w:val="475569"/>
+        </w:rPr>
+        <w:t xml:space="preserve"> </w:t>
+      </w:r>
+      <w:proofErr w:type="spellStart"/>
+      <w:r>
+        <w:rPr>
+          <w:color w:val="475569"/>
+        </w:rPr>
+        <w:t>width</w:t>
+      </w:r>
+      <w:proofErr w:type="spellEnd"/>
+      <w:r>
+        <w:rPr>
+          <w:color w:val="475569"/>
+        </w:rPr>
+        <w:t>).</w:t>
       </w:r>
     </w:p>
     <w:p>
@@ -4752,13 +5698,23 @@
         </w:numPr>
         <w:spacing w:before="40" w:after="40"/>
       </w:pPr>
+      <w:proofErr w:type="spellStart"/>
       <w:r>
         <w:rPr>
           <w:b/>
           <w:bCs/>
           <w:color w:val="0F172A"/>
         </w:rPr>
-        <w:t xml:space="preserve">Padding — </w:t>
+        <w:t>Padding</w:t>
+      </w:r>
+      <w:proofErr w:type="spellEnd"/>
+      <w:r>
+        <w:rPr>
+          <w:b/>
+          <w:bCs/>
+          <w:color w:val="0F172A"/>
+        </w:rPr>
+        <w:t xml:space="preserve"> — </w:t>
       </w:r>
       <w:r>
         <w:rPr>
@@ -4776,19 +5732,61 @@
         </w:numPr>
         <w:spacing w:before="40" w:after="40"/>
       </w:pPr>
+      <w:proofErr w:type="spellStart"/>
       <w:r>
         <w:rPr>
           <w:b/>
           <w:bCs/>
           <w:color w:val="0F172A"/>
         </w:rPr>
-        <w:t xml:space="preserve">Border radius — </w:t>
-      </w:r>
-      <w:r>
-        <w:rPr>
-          <w:color w:val="475569"/>
-        </w:rPr>
-        <w:t>6px. Köşeli (0px) veya tam yuvarlak (pill) kullanılmaz.</w:t>
+        <w:t>Border</w:t>
+      </w:r>
+      <w:proofErr w:type="spellEnd"/>
+      <w:r>
+        <w:rPr>
+          <w:b/>
+          <w:bCs/>
+          <w:color w:val="0F172A"/>
+        </w:rPr>
+        <w:t xml:space="preserve"> </w:t>
+      </w:r>
+      <w:proofErr w:type="spellStart"/>
+      <w:r>
+        <w:rPr>
+          <w:b/>
+          <w:bCs/>
+          <w:color w:val="0F172A"/>
+        </w:rPr>
+        <w:t>radius</w:t>
+      </w:r>
+      <w:proofErr w:type="spellEnd"/>
+      <w:r>
+        <w:rPr>
+          <w:b/>
+          <w:bCs/>
+          <w:color w:val="0F172A"/>
+        </w:rPr>
+        <w:t xml:space="preserve"> — </w:t>
+      </w:r>
+      <w:r>
+        <w:rPr>
+          <w:color w:val="475569"/>
+        </w:rPr>
+        <w:t>6px. Köşeli (0px) veya tam yuvarlak (</w:t>
+      </w:r>
+      <w:proofErr w:type="spellStart"/>
+      <w:r>
+        <w:rPr>
+          <w:color w:val="475569"/>
+        </w:rPr>
+        <w:t>pill</w:t>
+      </w:r>
+      <w:proofErr w:type="spellEnd"/>
+      <w:r>
+        <w:rPr>
+          <w:color w:val="475569"/>
+        </w:rPr>
+        <w:t>) kullanılmaz.</w:t>
       </w:r>
     </w:p>
     <w:p>
@@ -4813,7 +5811,29 @@
           <w:sz w:val="20"/>
           <w:szCs w:val="20"/>
         </w:rPr>
-        <w:t>Tehlikeli aksiyon kuralı: 'Havuzu Temizle', 'Sıfırla', 'Sil' gibi geri alınamaz her aksiyon, tıklandığında onay modalı açmalıdır. Onaysız silme işlemi yasaktır.</w:t>
+        <w:t xml:space="preserve">Tehlikeli aksiyon kuralı: 'Havuzu Temizle', 'Sıfırla', 'Sil' gibi geri alınamaz her aksiyon, tıklandığında onay </w:t>
+      </w:r>
+      <w:proofErr w:type="spellStart"/>
+      <w:r>
+        <w:rPr>
+          <w:i/>
+          <w:iCs/>
+          <w:color w:val="0F172A"/>
+          <w:sz w:val="20"/>
+          <w:szCs w:val="20"/>
+        </w:rPr>
+        <w:t>modalı</w:t>
+      </w:r>
+      <w:proofErr w:type="spellEnd"/>
+      <w:r>
+        <w:rPr>
+          <w:i/>
+          <w:iCs/>
+          <w:color w:val="0F172A"/>
+          <w:sz w:val="20"/>
+          <w:szCs w:val="20"/>
+        </w:rPr>
+        <w:t xml:space="preserve"> açmalıdır. Onaysız silme işlemi yasaktır.</w:t>
       </w:r>
     </w:p>
     <w:p>
@@ -4834,9 +5854,19 @@
       <w:pPr>
         <w:pStyle w:val="Balk3"/>
       </w:pPr>
-      <w:r>
-        <w:t>6.1  İki katmanlı layout</w:t>
-      </w:r>
+      <w:proofErr w:type="gramStart"/>
+      <w:r>
+        <w:t>6.1  İki</w:t>
+      </w:r>
+      <w:proofErr w:type="gramEnd"/>
+      <w:r>
+        <w:t xml:space="preserve"> katmanlı </w:t>
+      </w:r>
+      <w:proofErr w:type="spellStart"/>
+      <w:r>
+        <w:t>layout</w:t>
+      </w:r>
+      <w:proofErr w:type="spellEnd"/>
     </w:p>
     <w:p>
       <w:pPr>
@@ -5025,8 +6055,18 @@
                 <w:sz w:val="20"/>
                 <w:szCs w:val="20"/>
               </w:rPr>
-              <w:t>Kanvas üstü — bağlamsal toolbar</w:t>
-            </w:r>
+              <w:t xml:space="preserve">Kanvas üstü — bağlamsal </w:t>
+            </w:r>
+            <w:proofErr w:type="spellStart"/>
+            <w:r>
+              <w:rPr>
+                <w:color w:val="0F172A"/>
+                <w:sz w:val="20"/>
+                <w:szCs w:val="20"/>
+              </w:rPr>
+              <w:t>toolbar</w:t>
+            </w:r>
+            <w:proofErr w:type="spellEnd"/>
           </w:p>
         </w:tc>
         <w:tc>
@@ -5111,8 +6151,18 @@
                 <w:sz w:val="20"/>
                 <w:szCs w:val="20"/>
               </w:rPr>
-              <w:t>Sağ panel — akordiyonlu</w:t>
-            </w:r>
+              <w:t xml:space="preserve">Sağ panel — </w:t>
+            </w:r>
+            <w:proofErr w:type="spellStart"/>
+            <w:r>
+              <w:rPr>
+                <w:color w:val="0F172A"/>
+                <w:sz w:val="20"/>
+                <w:szCs w:val="20"/>
+              </w:rPr>
+              <w:t>akordiyonlu</w:t>
+            </w:r>
+            <w:proofErr w:type="spellEnd"/>
           </w:p>
         </w:tc>
         <w:tc>
@@ -5153,8 +6203,21 @@
       <w:pPr>
         <w:pStyle w:val="Balk3"/>
       </w:pPr>
-      <w:r>
-        <w:t>6.2  Hızlı erişim toolbar kuralları</w:t>
+      <w:proofErr w:type="gramStart"/>
+      <w:r>
+        <w:t>6.2  Hızlı</w:t>
+      </w:r>
+      <w:proofErr w:type="gramEnd"/>
+      <w:r>
+        <w:t xml:space="preserve"> erişim </w:t>
+      </w:r>
+      <w:proofErr w:type="spellStart"/>
+      <w:r>
+        <w:t>toolbar</w:t>
+      </w:r>
+      <w:proofErr w:type="spellEnd"/>
+      <w:r>
+        <w:t xml:space="preserve"> kuralları</w:t>
       </w:r>
     </w:p>
     <w:p>
@@ -5198,11 +6261,33 @@
         </w:rPr>
         <w:t xml:space="preserve">Bağlam duyarlı — </w:t>
       </w:r>
-      <w:r>
-        <w:rPr>
-          <w:color w:val="475569"/>
-        </w:rPr>
-        <w:t>Arkaplan seçilince arkaplan araçları, ürün alanı seçilince alan araçları. Kanvasta seçim yokken genel araçlar.</w:t>
+      <w:proofErr w:type="spellStart"/>
+      <w:r>
+        <w:rPr>
+          <w:color w:val="475569"/>
+        </w:rPr>
+        <w:t>Arkaplan</w:t>
+      </w:r>
+      <w:proofErr w:type="spellEnd"/>
+      <w:r>
+        <w:rPr>
+          <w:color w:val="475569"/>
+        </w:rPr>
+        <w:t xml:space="preserve"> seçilince </w:t>
+      </w:r>
+      <w:proofErr w:type="spellStart"/>
+      <w:r>
+        <w:rPr>
+          <w:color w:val="475569"/>
+        </w:rPr>
+        <w:t>arkaplan</w:t>
+      </w:r>
+      <w:proofErr w:type="spellEnd"/>
+      <w:r>
+        <w:rPr>
+          <w:color w:val="475569"/>
+        </w:rPr>
+        <w:t xml:space="preserve"> araçları, ürün alanı seçilince alan araçları. Kanvasta seçim yokken genel araçlar.</w:t>
       </w:r>
     </w:p>
     <w:p>
@@ -5222,11 +6307,19 @@
         </w:rPr>
         <w:t xml:space="preserve">İkon + kısa etiket — </w:t>
       </w:r>
-      <w:r>
-        <w:rPr>
-          <w:color w:val="475569"/>
-        </w:rPr>
-        <w:t>Toolbar butonu: 24px ikon üstte, 11px etiket altta. Etiket maksimum 8 karakter.</w:t>
+      <w:proofErr w:type="spellStart"/>
+      <w:r>
+        <w:rPr>
+          <w:color w:val="475569"/>
+        </w:rPr>
+        <w:t>Toolbar</w:t>
+      </w:r>
+      <w:proofErr w:type="spellEnd"/>
+      <w:r>
+        <w:rPr>
+          <w:color w:val="475569"/>
+        </w:rPr>
+        <w:t xml:space="preserve"> butonu: 24px ikon üstte, 11px etiket altta. Etiket maksimum 8 karakter.</w:t>
       </w:r>
     </w:p>
     <w:p>
@@ -5262,21 +6355,41 @@
       <w:pPr>
         <w:pStyle w:val="Balk3"/>
       </w:pPr>
-      <w:r>
-        <w:t>6.3  Toolbar içerik önerileri</w:t>
+      <w:proofErr w:type="gramStart"/>
+      <w:r>
+        <w:t xml:space="preserve">6.3  </w:t>
+      </w:r>
+      <w:proofErr w:type="spellStart"/>
+      <w:r>
+        <w:t>Toolbar</w:t>
+      </w:r>
+      <w:proofErr w:type="spellEnd"/>
+      <w:proofErr w:type="gramEnd"/>
+      <w:r>
+        <w:t xml:space="preserve"> içerik önerileri</w:t>
       </w:r>
     </w:p>
     <w:p>
       <w:pPr>
         <w:spacing w:before="60" w:after="40"/>
       </w:pPr>
+      <w:proofErr w:type="spellStart"/>
       <w:r>
         <w:rPr>
           <w:b/>
           <w:bCs/>
           <w:color w:val="0F172A"/>
         </w:rPr>
-        <w:t>Arkaplan seçiliyken:</w:t>
+        <w:t>Arkaplan</w:t>
+      </w:r>
+      <w:proofErr w:type="spellEnd"/>
+      <w:r>
+        <w:rPr>
+          <w:b/>
+          <w:bCs/>
+          <w:color w:val="0F172A"/>
+        </w:rPr>
+        <w:t xml:space="preserve"> seçiliyken:</w:t>
       </w:r>
     </w:p>
     <w:p>
@@ -5288,11 +6401,47 @@
         </w:numPr>
         <w:spacing w:before="40" w:after="40"/>
       </w:pPr>
-      <w:r>
-        <w:rPr>
-          <w:color w:val="0F172A"/>
-        </w:rPr>
-        <w:t>Görsel  |  Renk  |  Saydamlık  |  Köşeler</w:t>
+      <w:proofErr w:type="gramStart"/>
+      <w:r>
+        <w:rPr>
+          <w:color w:val="0F172A"/>
+        </w:rPr>
+        <w:t>Görsel  |</w:t>
+      </w:r>
+      <w:proofErr w:type="gramEnd"/>
+      <w:r>
+        <w:rPr>
+          <w:color w:val="0F172A"/>
+        </w:rPr>
+        <w:t xml:space="preserve">  </w:t>
+      </w:r>
+      <w:proofErr w:type="gramStart"/>
+      <w:r>
+        <w:rPr>
+          <w:color w:val="0F172A"/>
+        </w:rPr>
+        <w:t>Renk  |</w:t>
+      </w:r>
+      <w:proofErr w:type="gramEnd"/>
+      <w:r>
+        <w:rPr>
+          <w:color w:val="0F172A"/>
+        </w:rPr>
+        <w:t xml:space="preserve">  </w:t>
+      </w:r>
+      <w:proofErr w:type="gramStart"/>
+      <w:r>
+        <w:rPr>
+          <w:color w:val="0F172A"/>
+        </w:rPr>
+        <w:t>Saydamlık  |</w:t>
+      </w:r>
+      <w:proofErr w:type="gramEnd"/>
+      <w:r>
+        <w:rPr>
+          <w:color w:val="0F172A"/>
+        </w:rPr>
+        <w:t xml:space="preserve">  Köşeler</w:t>
       </w:r>
     </w:p>
     <w:p>
@@ -5317,11 +6466,61 @@
         </w:numPr>
         <w:spacing w:before="40" w:after="40"/>
       </w:pPr>
-      <w:r>
-        <w:rPr>
-          <w:color w:val="0F172A"/>
-        </w:rPr>
-        <w:t>Görsel  |  Yazı  |  Fiyat  |  Çerçeve  |  Kopyala</w:t>
+      <w:proofErr w:type="gramStart"/>
+      <w:r>
+        <w:rPr>
+          <w:color w:val="0F172A"/>
+        </w:rPr>
+        <w:t>Görsel  |</w:t>
+      </w:r>
+      <w:proofErr w:type="gramEnd"/>
+      <w:r>
+        <w:rPr>
+          <w:color w:val="0F172A"/>
+        </w:rPr>
+        <w:t xml:space="preserve">  </w:t>
+      </w:r>
+      <w:proofErr w:type="gramStart"/>
+      <w:r>
+        <w:rPr>
+          <w:color w:val="0F172A"/>
+        </w:rPr>
+        <w:t>Yazı  |</w:t>
+      </w:r>
+      <w:proofErr w:type="gramEnd"/>
+      <w:r>
+        <w:rPr>
+          <w:color w:val="0F172A"/>
+        </w:rPr>
+        <w:t xml:space="preserve">  </w:t>
+      </w:r>
+      <w:proofErr w:type="gramStart"/>
+      <w:r>
+        <w:rPr>
+          <w:color w:val="0F172A"/>
+        </w:rPr>
+        <w:t>Fiyat  |</w:t>
+      </w:r>
+      <w:proofErr w:type="gramEnd"/>
+      <w:r>
+        <w:rPr>
+          <w:color w:val="0F172A"/>
+        </w:rPr>
+        <w:t xml:space="preserve">  </w:t>
+      </w:r>
+      <w:proofErr w:type="gramStart"/>
+      <w:r>
+        <w:rPr>
+          <w:color w:val="0F172A"/>
+        </w:rPr>
+        <w:t>Çerçeve  |</w:t>
+      </w:r>
+      <w:proofErr w:type="gramEnd"/>
+      <w:r>
+        <w:rPr>
+          <w:color w:val="0F172A"/>
+        </w:rPr>
+        <w:t xml:space="preserve">  Kopyala</w:t>
       </w:r>
     </w:p>
     <w:p>
@@ -5350,7 +6549,49 @@
         <w:rPr>
           <w:color w:val="0F172A"/>
         </w:rPr>
-        <w:t>Geri al  |  Yinele  |  Izgara  |  Tüm sayfalara uygula</w:t>
+        <w:t xml:space="preserve">Geri </w:t>
+      </w:r>
+      <w:proofErr w:type="gramStart"/>
+      <w:r>
+        <w:rPr>
+          <w:color w:val="0F172A"/>
+        </w:rPr>
+        <w:t>al  |</w:t>
+      </w:r>
+      <w:proofErr w:type="gramEnd"/>
+      <w:r>
+        <w:rPr>
+          <w:color w:val="0F172A"/>
+        </w:rPr>
+        <w:t xml:space="preserve">  </w:t>
+      </w:r>
+      <w:proofErr w:type="gramStart"/>
+      <w:r>
+        <w:rPr>
+          <w:color w:val="0F172A"/>
+        </w:rPr>
+        <w:t>Yinele  |</w:t>
+      </w:r>
+      <w:proofErr w:type="gramEnd"/>
+      <w:r>
+        <w:rPr>
+          <w:color w:val="0F172A"/>
+        </w:rPr>
+        <w:t xml:space="preserve">  </w:t>
+      </w:r>
+      <w:proofErr w:type="gramStart"/>
+      <w:r>
+        <w:rPr>
+          <w:color w:val="0F172A"/>
+        </w:rPr>
+        <w:t>Izgara  |</w:t>
+      </w:r>
+      <w:proofErr w:type="gramEnd"/>
+      <w:r>
+        <w:rPr>
+          <w:color w:val="0F172A"/>
+        </w:rPr>
+        <w:t xml:space="preserve">  Tüm sayfalara uygula</w:t>
       </w:r>
     </w:p>
     <w:p>
@@ -5362,8 +6603,13 @@
       <w:pPr>
         <w:pStyle w:val="Balk3"/>
       </w:pPr>
-      <w:r>
-        <w:t>6.4  Sağ panel akordiyonları</w:t>
+      <w:proofErr w:type="gramStart"/>
+      <w:r>
+        <w:t>6.4  Sağ</w:t>
+      </w:r>
+      <w:proofErr w:type="gramEnd"/>
+      <w:r>
+        <w:t xml:space="preserve"> panel akordiyonları</w:t>
       </w:r>
     </w:p>
     <w:p>
@@ -5435,7 +6681,63 @@
         <w:rPr>
           <w:color w:val="475569"/>
         </w:rPr>
-        <w:t>18px ikon + 13px medium etiket + chevron ikonu sağda. Tüm başlıklar sentence case.</w:t>
+        <w:t xml:space="preserve">18px ikon + 13px </w:t>
+      </w:r>
+      <w:proofErr w:type="spellStart"/>
+      <w:r>
+        <w:rPr>
+          <w:color w:val="475569"/>
+        </w:rPr>
+        <w:t>medium</w:t>
+      </w:r>
+      <w:proofErr w:type="spellEnd"/>
+      <w:r>
+        <w:rPr>
+          <w:color w:val="475569"/>
+        </w:rPr>
+        <w:t xml:space="preserve"> etiket + </w:t>
+      </w:r>
+      <w:proofErr w:type="spellStart"/>
+      <w:r>
+        <w:rPr>
+          <w:color w:val="475569"/>
+        </w:rPr>
+        <w:t>chevron</w:t>
+      </w:r>
+      <w:proofErr w:type="spellEnd"/>
+      <w:r>
+        <w:rPr>
+          <w:color w:val="475569"/>
+        </w:rPr>
+        <w:t xml:space="preserve"> ikonu sağda. Tüm başlıklar </w:t>
+      </w:r>
+      <w:proofErr w:type="spellStart"/>
+      <w:r>
+        <w:rPr>
+          <w:color w:val="475569"/>
+        </w:rPr>
+        <w:t>sentence</w:t>
+      </w:r>
+      <w:proofErr w:type="spellEnd"/>
+      <w:r>
+        <w:rPr>
+          <w:color w:val="475569"/>
+        </w:rPr>
+        <w:t xml:space="preserve"> </w:t>
+      </w:r>
+      <w:proofErr w:type="spellStart"/>
+      <w:r>
+        <w:rPr>
+          <w:color w:val="475569"/>
+        </w:rPr>
+        <w:t>case</w:t>
+      </w:r>
+      <w:proofErr w:type="spellEnd"/>
+      <w:r>
+        <w:rPr>
+          <w:color w:val="475569"/>
+        </w:rPr>
+        <w:t>.</w:t>
       </w:r>
     </w:p>
     <w:p>
@@ -5467,27 +6769,27 @@
         <w:spacing w:before="80"/>
       </w:pPr>
     </w:p>
-    <w:p>
-      <w:pPr>
-        <w:pBdr>
-          <w:left w:val="single" w:sz="12" w:space="0" w:color="D97706"/>
-        </w:pBdr>
-        <w:shd w:val="clear" w:color="auto" w:fill="FFFBEB"/>
-        <w:spacing w:before="120" w:after="120"/>
-        <w:ind w:left="240"/>
-      </w:pPr>
-      <w:r>
-        <w:rPr>
-          <w:i/>
-          <w:iCs/>
-          <w:color w:val="0F172A"/>
-          <w:sz w:val="20"/>
-          <w:szCs w:val="20"/>
-        </w:rPr>
-        <w:t>Geliştirme aşamasındaki özellikler panelde görünmemeli. 'Yakında eklenecek' veya 'geliştirme aşamasında' gibi notlar kullanıcıyı hayal kırıklığına uğratır.</w:t>
-      </w:r>
-    </w:p>
-    <w:p>
+    <w:p/>
+    <w:p>
+      <w:r>
+        <w:t xml:space="preserve">Henüz </w:t>
+      </w:r>
+      <w:proofErr w:type="spellStart"/>
+      <w:r>
+        <w:t>backend</w:t>
+      </w:r>
+      <w:proofErr w:type="spellEnd"/>
+      <w:r>
+        <w:t xml:space="preserve"> bağlantısı olmayan özellikler gizlenmez, pasif (</w:t>
+      </w:r>
+      <w:proofErr w:type="spellStart"/>
+      <w:r>
+        <w:t>disabled</w:t>
+      </w:r>
+      <w:proofErr w:type="spellEnd"/>
+      <w:r>
+        <w:t>) görünümde iskelet olarak kalır. Canlıya alındığında aktifleştirilir.</w:t>
+      </w:r>
       <w:r>
         <w:br w:type="page"/>
       </w:r>
@@ -5505,8 +6807,13 @@
       <w:pPr>
         <w:pStyle w:val="Balk3"/>
       </w:pPr>
-      <w:r>
-        <w:t>7.1  Aktif sekme tasarımı</w:t>
+      <w:proofErr w:type="gramStart"/>
+      <w:r>
+        <w:t>7.1  Aktif</w:t>
+      </w:r>
+      <w:proofErr w:type="gramEnd"/>
+      <w:r>
+        <w:t xml:space="preserve"> sekme tasarımı</w:t>
       </w:r>
     </w:p>
     <w:p>
@@ -5541,7 +6848,21 @@
         <w:rPr>
           <w:color w:val="475569"/>
         </w:rPr>
-        <w:t>2px, primary (#1a56db). Evrensel ‘aktif sekme’ konvansiyonu.</w:t>
+        <w:t xml:space="preserve">2px, </w:t>
+      </w:r>
+      <w:proofErr w:type="spellStart"/>
+      <w:r>
+        <w:rPr>
+          <w:color w:val="475569"/>
+        </w:rPr>
+        <w:t>primary</w:t>
+      </w:r>
+      <w:proofErr w:type="spellEnd"/>
+      <w:r>
+        <w:rPr>
+          <w:color w:val="475569"/>
+        </w:rPr>
+        <w:t xml:space="preserve"> (#1a56db). Evrensel ‘aktif sekme’ konvansiyonu.</w:t>
       </w:r>
     </w:p>
     <w:p>
@@ -5561,11 +6882,19 @@
         </w:rPr>
         <w:t xml:space="preserve">Arka plan — </w:t>
       </w:r>
-      <w:r>
-        <w:rPr>
-          <w:color w:val="475569"/>
-        </w:rPr>
-        <w:t>surface-panel (#ffffff). Aktif sekme hafif zemin olmadan yalnızca alt çizgiyle belirtilir.</w:t>
+      <w:proofErr w:type="spellStart"/>
+      <w:r>
+        <w:rPr>
+          <w:color w:val="475569"/>
+        </w:rPr>
+        <w:t>surface</w:t>
+      </w:r>
+      <w:proofErr w:type="spellEnd"/>
+      <w:r>
+        <w:rPr>
+          <w:color w:val="475569"/>
+        </w:rPr>
+        <w:t>-panel (#ffffff). Aktif sekme hafif zemin olmadan yalnızca alt çizgiyle belirtilir.</w:t>
       </w:r>
     </w:p>
     <w:p>
@@ -5585,11 +6914,33 @@
         </w:rPr>
         <w:t xml:space="preserve">İkon ve etiket rengi — </w:t>
       </w:r>
-      <w:r>
-        <w:rPr>
-          <w:color w:val="475569"/>
-        </w:rPr>
-        <w:t>text-primary (#0f172a) aktif sekmede, text-secondary (#475569) pasif sekmede.</w:t>
+      <w:proofErr w:type="spellStart"/>
+      <w:r>
+        <w:rPr>
+          <w:color w:val="475569"/>
+        </w:rPr>
+        <w:t>text-primary</w:t>
+      </w:r>
+      <w:proofErr w:type="spellEnd"/>
+      <w:r>
+        <w:rPr>
+          <w:color w:val="475569"/>
+        </w:rPr>
+        <w:t xml:space="preserve"> (#0f172a) aktif sekmede, </w:t>
+      </w:r>
+      <w:proofErr w:type="spellStart"/>
+      <w:r>
+        <w:rPr>
+          <w:color w:val="475569"/>
+        </w:rPr>
+        <w:t>text-secondary</w:t>
+      </w:r>
+      <w:proofErr w:type="spellEnd"/>
+      <w:r>
+        <w:rPr>
+          <w:color w:val="475569"/>
+        </w:rPr>
+        <w:t xml:space="preserve"> (#475569) pasif sekmede.</w:t>
       </w:r>
     </w:p>
     <w:p>
@@ -5614,7 +6965,51 @@
           <w:sz w:val="20"/>
           <w:szCs w:val="20"/>
         </w:rPr>
-        <w:t>Aktif sekme primary (#1a56db) alt çizgi ile belirtilir. Zemin surface-panel (#ffffff) kalır — fazladan mavi zemin aksiyon rengiyle karışıklık yaratır.</w:t>
+        <w:t xml:space="preserve">Aktif sekme </w:t>
+      </w:r>
+      <w:proofErr w:type="spellStart"/>
+      <w:r>
+        <w:rPr>
+          <w:i/>
+          <w:iCs/>
+          <w:color w:val="0F172A"/>
+          <w:sz w:val="20"/>
+          <w:szCs w:val="20"/>
+        </w:rPr>
+        <w:t>primary</w:t>
+      </w:r>
+      <w:proofErr w:type="spellEnd"/>
+      <w:r>
+        <w:rPr>
+          <w:i/>
+          <w:iCs/>
+          <w:color w:val="0F172A"/>
+          <w:sz w:val="20"/>
+          <w:szCs w:val="20"/>
+        </w:rPr>
+        <w:t xml:space="preserve"> (#1a56db) alt çizgi ile belirtilir. Zemin </w:t>
+      </w:r>
+      <w:proofErr w:type="spellStart"/>
+      <w:r>
+        <w:rPr>
+          <w:i/>
+          <w:iCs/>
+          <w:color w:val="0F172A"/>
+          <w:sz w:val="20"/>
+          <w:szCs w:val="20"/>
+        </w:rPr>
+        <w:t>surface</w:t>
+      </w:r>
+      <w:proofErr w:type="spellEnd"/>
+      <w:r>
+        <w:rPr>
+          <w:i/>
+          <w:iCs/>
+          <w:color w:val="0F172A"/>
+          <w:sz w:val="20"/>
+          <w:szCs w:val="20"/>
+        </w:rPr>
+        <w:t>-panel (#ffffff) kalır — fazladan mavi zemin aksiyon rengiyle karışıklık yaratır.</w:t>
       </w:r>
     </w:p>
     <w:p>
@@ -5626,8 +7021,13 @@
       <w:pPr>
         <w:pStyle w:val="Balk3"/>
       </w:pPr>
-      <w:r>
-        <w:t>7.2  Sekme etiket ve ikon önerileri</w:t>
+      <w:proofErr w:type="gramStart"/>
+      <w:r>
+        <w:t>7.2  Sekme</w:t>
+      </w:r>
+      <w:proofErr w:type="gramEnd"/>
+      <w:r>
+        <w:t xml:space="preserve"> etiket ve ikon önerileri</w:t>
       </w:r>
     </w:p>
     <w:p>
@@ -5740,6 +7140,7 @@
             </w:tcMar>
           </w:tcPr>
           <w:p>
+            <w:proofErr w:type="spellStart"/>
             <w:r>
               <w:rPr>
                 <w:b/>
@@ -5748,28 +7149,9 @@
                 <w:sz w:val="20"/>
                 <w:szCs w:val="20"/>
               </w:rPr>
-              <w:t>Lucide ikonu</w:t>
-            </w:r>
-          </w:p>
-        </w:tc>
-        <w:tc>
-          <w:tcPr>
-            <w:tcW w:w="3373" w:type="dxa"/>
-            <w:tcBorders>
-              <w:top w:val="single" w:sz="4" w:space="0" w:color="E2E8F0"/>
-              <w:left w:val="single" w:sz="4" w:space="0" w:color="E2E8F0"/>
-              <w:bottom w:val="single" w:sz="4" w:space="0" w:color="E2E8F0"/>
-              <w:right w:val="single" w:sz="4" w:space="0" w:color="E2E8F0"/>
-            </w:tcBorders>
-            <w:shd w:val="clear" w:color="auto" w:fill="0F172A"/>
-            <w:tcMar>
-              <w:top w:w="80" w:type="dxa"/>
-              <w:left w:w="120" w:type="dxa"/>
-              <w:bottom w:w="80" w:type="dxa"/>
-              <w:right w:w="120" w:type="dxa"/>
-            </w:tcMar>
-          </w:tcPr>
-          <w:p>
+              <w:t>Lucide</w:t>
+            </w:r>
+            <w:proofErr w:type="spellEnd"/>
             <w:r>
               <w:rPr>
                 <w:b/>
@@ -5778,6 +7160,36 @@
                 <w:sz w:val="20"/>
                 <w:szCs w:val="20"/>
               </w:rPr>
+              <w:t xml:space="preserve"> ikonu</w:t>
+            </w:r>
+          </w:p>
+        </w:tc>
+        <w:tc>
+          <w:tcPr>
+            <w:tcW w:w="3373" w:type="dxa"/>
+            <w:tcBorders>
+              <w:top w:val="single" w:sz="4" w:space="0" w:color="E2E8F0"/>
+              <w:left w:val="single" w:sz="4" w:space="0" w:color="E2E8F0"/>
+              <w:bottom w:val="single" w:sz="4" w:space="0" w:color="E2E8F0"/>
+              <w:right w:val="single" w:sz="4" w:space="0" w:color="E2E8F0"/>
+            </w:tcBorders>
+            <w:shd w:val="clear" w:color="auto" w:fill="0F172A"/>
+            <w:tcMar>
+              <w:top w:w="80" w:type="dxa"/>
+              <w:left w:w="120" w:type="dxa"/>
+              <w:bottom w:w="80" w:type="dxa"/>
+              <w:right w:w="120" w:type="dxa"/>
+            </w:tcMar>
+          </w:tcPr>
+          <w:p>
+            <w:r>
+              <w:rPr>
+                <w:b/>
+                <w:bCs/>
+                <w:color w:val="FFFFFF"/>
+                <w:sz w:val="20"/>
+                <w:szCs w:val="20"/>
+              </w:rPr>
               <w:t>Alt etiket (opsiyonel)</w:t>
             </w:r>
           </w:p>
@@ -5861,6 +7273,7 @@
             </w:tcMar>
           </w:tcPr>
           <w:p>
+            <w:proofErr w:type="spellStart"/>
             <w:r>
               <w:rPr>
                 <w:rFonts w:ascii="Courier New" w:eastAsia="Courier New" w:hAnsi="Courier New" w:cs="Courier New"/>
@@ -5870,6 +7283,7 @@
               </w:rPr>
               <w:t>PackageOpen</w:t>
             </w:r>
+            <w:proofErr w:type="spellEnd"/>
           </w:p>
         </w:tc>
         <w:tc>
@@ -6095,6 +7509,7 @@
             </w:tcMar>
           </w:tcPr>
           <w:p>
+            <w:proofErr w:type="spellStart"/>
             <w:r>
               <w:rPr>
                 <w:rFonts w:ascii="Courier New" w:eastAsia="Courier New" w:hAnsi="Courier New" w:cs="Courier New"/>
@@ -6104,6 +7519,7 @@
               </w:rPr>
               <w:t>LayoutGrid</w:t>
             </w:r>
+            <w:proofErr w:type="spellEnd"/>
           </w:p>
         </w:tc>
         <w:tc>
@@ -6212,6 +7628,7 @@
             </w:tcMar>
           </w:tcPr>
           <w:p>
+            <w:proofErr w:type="spellStart"/>
             <w:r>
               <w:rPr>
                 <w:rFonts w:ascii="Courier New" w:eastAsia="Courier New" w:hAnsi="Courier New" w:cs="Courier New"/>
@@ -6221,6 +7638,7 @@
               </w:rPr>
               <w:t>Layers</w:t>
             </w:r>
+            <w:proofErr w:type="spellEnd"/>
           </w:p>
         </w:tc>
         <w:tc>
@@ -7043,6 +8461,7 @@
             </w:tcMar>
           </w:tcPr>
           <w:p>
+            <w:proofErr w:type="spellStart"/>
             <w:r>
               <w:rPr>
                 <w:strike/>
@@ -7050,7 +8469,17 @@
                 <w:sz w:val="20"/>
                 <w:szCs w:val="20"/>
               </w:rPr>
-              <w:t>Kısurat %</w:t>
+              <w:t>Kısurat</w:t>
+            </w:r>
+            <w:proofErr w:type="spellEnd"/>
+            <w:r>
+              <w:rPr>
+                <w:strike/>
+                <w:color w:val="DC2626"/>
+                <w:sz w:val="20"/>
+                <w:szCs w:val="20"/>
+              </w:rPr>
+              <w:t xml:space="preserve"> %</w:t>
             </w:r>
           </w:p>
         </w:tc>
@@ -7122,8 +8551,13 @@
       <w:pPr>
         <w:pStyle w:val="Balk3"/>
       </w:pPr>
-      <w:r>
-        <w:t>8.1  Genel dil kuralları</w:t>
+      <w:proofErr w:type="gramStart"/>
+      <w:r>
+        <w:t>8.1  Genel</w:t>
+      </w:r>
+      <w:proofErr w:type="gramEnd"/>
+      <w:r>
+        <w:t xml:space="preserve"> dil kuralları</w:t>
       </w:r>
     </w:p>
     <w:p>
@@ -7147,7 +8581,21 @@
         <w:rPr>
           <w:color w:val="475569"/>
         </w:rPr>
-        <w:t>İngilizce teknik terim yerine Türkçe karşılığı varsa kullan. 'Upload' değil 'Yükle'.</w:t>
+        <w:t>İngilizce teknik terim yerine Türkçe karşılığı varsa kullan. '</w:t>
+      </w:r>
+      <w:proofErr w:type="spellStart"/>
+      <w:r>
+        <w:rPr>
+          <w:color w:val="475569"/>
+        </w:rPr>
+        <w:t>Upload</w:t>
+      </w:r>
+      <w:proofErr w:type="spellEnd"/>
+      <w:r>
+        <w:rPr>
+          <w:color w:val="475569"/>
+        </w:rPr>
+        <w:t>' değil 'Yükle'.</w:t>
       </w:r>
     </w:p>
     <w:p>
@@ -7183,13 +8631,41 @@
         </w:numPr>
         <w:spacing w:before="40" w:after="40"/>
       </w:pPr>
+      <w:proofErr w:type="spellStart"/>
       <w:r>
         <w:rPr>
           <w:b/>
           <w:bCs/>
           <w:color w:val="0F172A"/>
         </w:rPr>
-        <w:t xml:space="preserve">Sentence case zorunlu — </w:t>
+        <w:t>Sentence</w:t>
+      </w:r>
+      <w:proofErr w:type="spellEnd"/>
+      <w:r>
+        <w:rPr>
+          <w:b/>
+          <w:bCs/>
+          <w:color w:val="0F172A"/>
+        </w:rPr>
+        <w:t xml:space="preserve"> </w:t>
+      </w:r>
+      <w:proofErr w:type="spellStart"/>
+      <w:r>
+        <w:rPr>
+          <w:b/>
+          <w:bCs/>
+          <w:color w:val="0F172A"/>
+        </w:rPr>
+        <w:t>case</w:t>
+      </w:r>
+      <w:proofErr w:type="spellEnd"/>
+      <w:r>
+        <w:rPr>
+          <w:b/>
+          <w:bCs/>
+          <w:color w:val="0F172A"/>
+        </w:rPr>
+        <w:t xml:space="preserve"> zorunlu — </w:t>
       </w:r>
       <w:r>
         <w:rPr>
@@ -7264,8 +8740,13 @@
       <w:pPr>
         <w:pStyle w:val="Balk3"/>
       </w:pPr>
-      <w:r>
-        <w:t>9.1  Geri alınamaz aksiyonlar</w:t>
+      <w:proofErr w:type="gramStart"/>
+      <w:r>
+        <w:t>9.1  Geri</w:t>
+      </w:r>
+      <w:proofErr w:type="gramEnd"/>
+      <w:r>
+        <w:t xml:space="preserve"> alınamaz aksiyonlar</w:t>
       </w:r>
     </w:p>
     <w:p>
@@ -7285,7 +8766,29 @@
           <w:sz w:val="20"/>
           <w:szCs w:val="20"/>
         </w:rPr>
-        <w:t>Kural: Geri alınamaz her aksiyon, tıklandığında onay modalı açmalıdır. Onaysız silme veya temizleme işlemi kesinlikle yapılmaz.</w:t>
+        <w:t xml:space="preserve">Kural: Geri alınamaz her aksiyon, tıklandığında onay </w:t>
+      </w:r>
+      <w:proofErr w:type="spellStart"/>
+      <w:r>
+        <w:rPr>
+          <w:i/>
+          <w:iCs/>
+          <w:color w:val="0F172A"/>
+          <w:sz w:val="20"/>
+          <w:szCs w:val="20"/>
+        </w:rPr>
+        <w:t>modalı</w:t>
+      </w:r>
+      <w:proofErr w:type="spellEnd"/>
+      <w:r>
+        <w:rPr>
+          <w:i/>
+          <w:iCs/>
+          <w:color w:val="0F172A"/>
+          <w:sz w:val="20"/>
+          <w:szCs w:val="20"/>
+        </w:rPr>
+        <w:t xml:space="preserve"> açmalıdır. Onaysız silme veya temizleme işlemi kesinlikle yapılmaz.</w:t>
       </w:r>
     </w:p>
     <w:p>
@@ -7356,13 +8859,59 @@
           <w:bCs/>
           <w:color w:val="0F172A"/>
         </w:rPr>
-        <w:t xml:space="preserve">Geri al (Undo) — </w:t>
-      </w:r>
-      <w:r>
-        <w:rPr>
-          <w:color w:val="475569"/>
-        </w:rPr>
-        <w:t>Mümkün olan her aksiyonda Ctrl+Z çalışmalı. Geri al butonu üst toolbar'da belirgin olmalı.</w:t>
+        <w:t>Geri al (</w:t>
+      </w:r>
+      <w:proofErr w:type="spellStart"/>
+      <w:r>
+        <w:rPr>
+          <w:b/>
+          <w:bCs/>
+          <w:color w:val="0F172A"/>
+        </w:rPr>
+        <w:t>Undo</w:t>
+      </w:r>
+      <w:proofErr w:type="spellEnd"/>
+      <w:r>
+        <w:rPr>
+          <w:b/>
+          <w:bCs/>
+          <w:color w:val="0F172A"/>
+        </w:rPr>
+        <w:t xml:space="preserve">) — </w:t>
+      </w:r>
+      <w:r>
+        <w:rPr>
+          <w:color w:val="475569"/>
+        </w:rPr>
+        <w:t xml:space="preserve">Mümkün olan her aksiyonda </w:t>
+      </w:r>
+      <w:proofErr w:type="spellStart"/>
+      <w:r>
+        <w:rPr>
+          <w:color w:val="475569"/>
+        </w:rPr>
+        <w:t>Ctrl+Z</w:t>
+      </w:r>
+      <w:proofErr w:type="spellEnd"/>
+      <w:r>
+        <w:rPr>
+          <w:color w:val="475569"/>
+        </w:rPr>
+        <w:t xml:space="preserve"> çalışmalı. Geri al butonu üst </w:t>
+      </w:r>
+      <w:proofErr w:type="spellStart"/>
+      <w:r>
+        <w:rPr>
+          <w:color w:val="475569"/>
+        </w:rPr>
+        <w:t>toolbar'da</w:t>
+      </w:r>
+      <w:proofErr w:type="spellEnd"/>
+      <w:r>
+        <w:rPr>
+          <w:color w:val="475569"/>
+        </w:rPr>
+        <w:t xml:space="preserve"> belirgin olmalı.</w:t>
       </w:r>
     </w:p>
     <w:p>
@@ -7374,8 +8923,13 @@
       <w:pPr>
         <w:pStyle w:val="Balk3"/>
       </w:pPr>
-      <w:r>
-        <w:t>9.2  Boş durum tasarımı</w:t>
+      <w:proofErr w:type="gramStart"/>
+      <w:r>
+        <w:t>9.2  Boş</w:t>
+      </w:r>
+      <w:proofErr w:type="gramEnd"/>
+      <w:r>
+        <w:t xml:space="preserve"> durum tasarımı</w:t>
       </w:r>
     </w:p>
     <w:p>
@@ -7459,8 +9013,13 @@
       <w:pPr>
         <w:pStyle w:val="Balk3"/>
       </w:pPr>
-      <w:r>
-        <w:t>9.3  Devre dışı durum</w:t>
+      <w:proofErr w:type="gramStart"/>
+      <w:r>
+        <w:t>9.3  Devre</w:t>
+      </w:r>
+      <w:proofErr w:type="gramEnd"/>
+      <w:r>
+        <w:t xml:space="preserve"> dışı durum</w:t>
       </w:r>
     </w:p>
     <w:p>
@@ -7484,7 +9043,49 @@
         <w:rPr>
           <w:color w:val="475569"/>
         </w:rPr>
-        <w:t>%40 opaklık. Cursor: not-allowed. Arka plan: surface-subtle (#f8fafc).</w:t>
+        <w:t xml:space="preserve">%40 opaklık. </w:t>
+      </w:r>
+      <w:proofErr w:type="spellStart"/>
+      <w:r>
+        <w:rPr>
+          <w:color w:val="475569"/>
+        </w:rPr>
+        <w:t>Cursor</w:t>
+      </w:r>
+      <w:proofErr w:type="spellEnd"/>
+      <w:r>
+        <w:rPr>
+          <w:color w:val="475569"/>
+        </w:rPr>
+        <w:t>: not-</w:t>
+      </w:r>
+      <w:proofErr w:type="spellStart"/>
+      <w:r>
+        <w:rPr>
+          <w:color w:val="475569"/>
+        </w:rPr>
+        <w:t>allowed</w:t>
+      </w:r>
+      <w:proofErr w:type="spellEnd"/>
+      <w:r>
+        <w:rPr>
+          <w:color w:val="475569"/>
+        </w:rPr>
+        <w:t xml:space="preserve">. Arka plan: </w:t>
+      </w:r>
+      <w:proofErr w:type="spellStart"/>
+      <w:r>
+        <w:rPr>
+          <w:color w:val="475569"/>
+        </w:rPr>
+        <w:t>surface-subtle</w:t>
+      </w:r>
+      <w:proofErr w:type="spellEnd"/>
+      <w:r>
+        <w:rPr>
+          <w:color w:val="475569"/>
+        </w:rPr>
+        <w:t xml:space="preserve"> (#f8fafc).</w:t>
       </w:r>
     </w:p>
     <w:p>
@@ -7496,19 +9097,43 @@
         </w:numPr>
         <w:spacing w:before="40" w:after="40"/>
       </w:pPr>
+      <w:proofErr w:type="spellStart"/>
       <w:r>
         <w:rPr>
           <w:b/>
           <w:bCs/>
           <w:color w:val="0F172A"/>
         </w:rPr>
-        <w:t xml:space="preserve">Tooltip zorunlu — </w:t>
-      </w:r>
-      <w:r>
-        <w:rPr>
-          <w:color w:val="475569"/>
-        </w:rPr>
-        <w:t>Devre dışı elemana hover'da neden devre dışı olduğu açıklanır. 'Önce ürün listeni yükle' gibi.</w:t>
+        <w:t>Tooltip</w:t>
+      </w:r>
+      <w:proofErr w:type="spellEnd"/>
+      <w:r>
+        <w:rPr>
+          <w:b/>
+          <w:bCs/>
+          <w:color w:val="0F172A"/>
+        </w:rPr>
+        <w:t xml:space="preserve"> zorunlu — </w:t>
+      </w:r>
+      <w:r>
+        <w:rPr>
+          <w:color w:val="475569"/>
+        </w:rPr>
+        <w:t xml:space="preserve">Devre dışı elemana </w:t>
+      </w:r>
+      <w:proofErr w:type="spellStart"/>
+      <w:r>
+        <w:rPr>
+          <w:color w:val="475569"/>
+        </w:rPr>
+        <w:t>hover'da</w:t>
+      </w:r>
+      <w:proofErr w:type="spellEnd"/>
+      <w:r>
+        <w:rPr>
+          <w:color w:val="475569"/>
+        </w:rPr>
+        <w:t xml:space="preserve"> neden devre dışı olduğu açıklanır. 'Önce ürün listeni yükle' gibi.</w:t>
       </w:r>
     </w:p>
     <w:p>
@@ -7557,7 +9182,29 @@
           <w:sz w:val="20"/>
           <w:szCs w:val="20"/>
         </w:rPr>
-        <w:t>Acemi kullanıcı için en önemli güvence: her yanlış tıklamanın geri alınabilir olduğunu bilmek. Undo her zaman çalışmalı.</w:t>
+        <w:t xml:space="preserve">Acemi kullanıcı için en önemli güvence: her yanlış tıklamanın geri alınabilir olduğunu bilmek. </w:t>
+      </w:r>
+      <w:proofErr w:type="spellStart"/>
+      <w:r>
+        <w:rPr>
+          <w:i/>
+          <w:iCs/>
+          <w:color w:val="0F172A"/>
+          <w:sz w:val="20"/>
+          <w:szCs w:val="20"/>
+        </w:rPr>
+        <w:t>Undo</w:t>
+      </w:r>
+      <w:proofErr w:type="spellEnd"/>
+      <w:r>
+        <w:rPr>
+          <w:i/>
+          <w:iCs/>
+          <w:color w:val="0F172A"/>
+          <w:sz w:val="20"/>
+          <w:szCs w:val="20"/>
+        </w:rPr>
+        <w:t xml:space="preserve"> her zaman çalışmalı.</w:t>
       </w:r>
     </w:p>
     <w:p>
@@ -7611,7 +9258,35 @@
         <w:rPr>
           <w:color w:val="0F172A"/>
         </w:rPr>
-        <w:t>Tüm etiketler sentence case mi? (Büyük harf yok)</w:t>
+        <w:t xml:space="preserve">Tüm etiketler </w:t>
+      </w:r>
+      <w:proofErr w:type="spellStart"/>
+      <w:r>
+        <w:rPr>
+          <w:color w:val="0F172A"/>
+        </w:rPr>
+        <w:t>sentence</w:t>
+      </w:r>
+      <w:proofErr w:type="spellEnd"/>
+      <w:r>
+        <w:rPr>
+          <w:color w:val="0F172A"/>
+        </w:rPr>
+        <w:t xml:space="preserve"> </w:t>
+      </w:r>
+      <w:proofErr w:type="spellStart"/>
+      <w:r>
+        <w:rPr>
+          <w:color w:val="0F172A"/>
+        </w:rPr>
+        <w:t>case</w:t>
+      </w:r>
+      <w:proofErr w:type="spellEnd"/>
+      <w:r>
+        <w:rPr>
+          <w:color w:val="0F172A"/>
+        </w:rPr>
+        <w:t xml:space="preserve"> mi? (Büyük harf yok)</w:t>
       </w:r>
     </w:p>
     <w:p>
@@ -7736,7 +9411,21 @@
         <w:rPr>
           <w:color w:val="0F172A"/>
         </w:rPr>
-        <w:t>Metin kontrastı yeterli mi? (minimum 4.5:1)</w:t>
+        <w:t>Metin kontrastı yeterli mi? (</w:t>
+      </w:r>
+      <w:proofErr w:type="gramStart"/>
+      <w:r>
+        <w:rPr>
+          <w:color w:val="0F172A"/>
+        </w:rPr>
+        <w:t>minimum</w:t>
+      </w:r>
+      <w:proofErr w:type="gramEnd"/>
+      <w:r>
+        <w:rPr>
+          <w:color w:val="0F172A"/>
+        </w:rPr>
+        <w:t xml:space="preserve"> 4.5:1)</w:t>
       </w:r>
     </w:p>
     <w:p>
@@ -7781,7 +9470,35 @@
         <w:rPr>
           <w:color w:val="0F172A"/>
         </w:rPr>
-        <w:t>Tüm ikonlar Lucide React'tan mı?</w:t>
+        <w:t xml:space="preserve">Tüm ikonlar </w:t>
+      </w:r>
+      <w:proofErr w:type="spellStart"/>
+      <w:r>
+        <w:rPr>
+          <w:color w:val="0F172A"/>
+        </w:rPr>
+        <w:t>Lucide</w:t>
+      </w:r>
+      <w:proofErr w:type="spellEnd"/>
+      <w:r>
+        <w:rPr>
+          <w:color w:val="0F172A"/>
+        </w:rPr>
+        <w:t xml:space="preserve"> </w:t>
+      </w:r>
+      <w:proofErr w:type="spellStart"/>
+      <w:r>
+        <w:rPr>
+          <w:color w:val="0F172A"/>
+        </w:rPr>
+        <w:t>React'tan</w:t>
+      </w:r>
+      <w:proofErr w:type="spellEnd"/>
+      <w:r>
+        <w:rPr>
+          <w:color w:val="0F172A"/>
+        </w:rPr>
+        <w:t xml:space="preserve"> mı?</w:t>
       </w:r>
     </w:p>
     <w:p>
@@ -7797,7 +9514,37 @@
         <w:rPr>
           <w:color w:val="0F172A"/>
         </w:rPr>
-        <w:t>İkonlar outline stilinde mi? (filled yok)</w:t>
+        <w:t xml:space="preserve">İkonlar </w:t>
+      </w:r>
+      <w:proofErr w:type="spellStart"/>
+      <w:r>
+        <w:rPr>
+          <w:color w:val="0F172A"/>
+        </w:rPr>
+        <w:t>outline</w:t>
+      </w:r>
+      <w:proofErr w:type="spellEnd"/>
+      <w:r>
+        <w:rPr>
+          <w:color w:val="0F172A"/>
+        </w:rPr>
+        <w:t xml:space="preserve"> stilinde mi? (</w:t>
+      </w:r>
+      <w:proofErr w:type="spellStart"/>
+      <w:proofErr w:type="gramStart"/>
+      <w:r>
+        <w:rPr>
+          <w:color w:val="0F172A"/>
+        </w:rPr>
+        <w:t>filled</w:t>
+      </w:r>
+      <w:proofErr w:type="spellEnd"/>
+      <w:proofErr w:type="gramEnd"/>
+      <w:r>
+        <w:rPr>
+          <w:color w:val="0F172A"/>
+        </w:rPr>
+        <w:t xml:space="preserve"> yok)</w:t>
       </w:r>
     </w:p>
     <w:p>
@@ -7813,7 +9560,21 @@
         <w:rPr>
           <w:color w:val="0F172A"/>
         </w:rPr>
-        <w:t>Her ikonun yanında metin etiketi veya tooltip var mı?</w:t>
+        <w:t xml:space="preserve">Her ikonun yanında metin etiketi veya </w:t>
+      </w:r>
+      <w:proofErr w:type="spellStart"/>
+      <w:r>
+        <w:rPr>
+          <w:color w:val="0F172A"/>
+        </w:rPr>
+        <w:t>tooltip</w:t>
+      </w:r>
+      <w:proofErr w:type="spellEnd"/>
+      <w:r>
+        <w:rPr>
+          <w:color w:val="0F172A"/>
+        </w:rPr>
+        <w:t xml:space="preserve"> var mı?</w:t>
       </w:r>
     </w:p>
     <w:p>
@@ -7854,11 +9615,19 @@
         </w:numPr>
         <w:spacing w:before="40" w:after="40"/>
       </w:pPr>
-      <w:r>
-        <w:rPr>
-          <w:color w:val="0F172A"/>
-        </w:rPr>
-        <w:t>Toolbar'da maksimum 5-6 araç var mı?</w:t>
+      <w:proofErr w:type="spellStart"/>
+      <w:r>
+        <w:rPr>
+          <w:color w:val="0F172A"/>
+        </w:rPr>
+        <w:t>Toolbar'da</w:t>
+      </w:r>
+      <w:proofErr w:type="spellEnd"/>
+      <w:r>
+        <w:rPr>
+          <w:color w:val="0F172A"/>
+        </w:rPr>
+        <w:t xml:space="preserve"> maksimum 5-6 araç var mı?</w:t>
       </w:r>
     </w:p>
     <w:p>
@@ -7874,7 +9643,21 @@
         <w:rPr>
           <w:color w:val="0F172A"/>
         </w:rPr>
-        <w:t>Akordiyonlar doğru öncelik sırasında mı? (en çok kullanılan en üstte)</w:t>
+        <w:t>Akordiyonlar doğru öncelik sırasında mı? (</w:t>
+      </w:r>
+      <w:proofErr w:type="gramStart"/>
+      <w:r>
+        <w:rPr>
+          <w:color w:val="0F172A"/>
+        </w:rPr>
+        <w:t>en</w:t>
+      </w:r>
+      <w:proofErr w:type="gramEnd"/>
+      <w:r>
+        <w:rPr>
+          <w:color w:val="0F172A"/>
+        </w:rPr>
+        <w:t xml:space="preserve"> çok kullanılan en üstte)</w:t>
       </w:r>
     </w:p>
     <w:p>
@@ -7935,7 +9718,21 @@
         <w:rPr>
           <w:color w:val="0F172A"/>
         </w:rPr>
-        <w:t>Geri alınamaz her aksiyonda onay modalı var mı?</w:t>
+        <w:t xml:space="preserve">Geri alınamaz her aksiyonda onay </w:t>
+      </w:r>
+      <w:proofErr w:type="spellStart"/>
+      <w:r>
+        <w:rPr>
+          <w:color w:val="0F172A"/>
+        </w:rPr>
+        <w:t>modalı</w:t>
+      </w:r>
+      <w:proofErr w:type="spellEnd"/>
+      <w:r>
+        <w:rPr>
+          <w:color w:val="0F172A"/>
+        </w:rPr>
+        <w:t xml:space="preserve"> var mı?</w:t>
       </w:r>
     </w:p>
     <w:p>
@@ -7951,7 +9748,21 @@
         <w:rPr>
           <w:color w:val="0F172A"/>
         </w:rPr>
-        <w:t>Devre dışı elemanların tooltip'i yazıldı mı?</w:t>
+        <w:t xml:space="preserve">Devre dışı elemanların </w:t>
+      </w:r>
+      <w:proofErr w:type="spellStart"/>
+      <w:r>
+        <w:rPr>
+          <w:color w:val="0F172A"/>
+        </w:rPr>
+        <w:t>tooltip'i</w:t>
+      </w:r>
+      <w:proofErr w:type="spellEnd"/>
+      <w:r>
+        <w:rPr>
+          <w:color w:val="0F172A"/>
+        </w:rPr>
+        <w:t xml:space="preserve"> yazıldı mı?</w:t>
       </w:r>
     </w:p>
     <w:p>
@@ -7979,11 +9790,19 @@
         </w:numPr>
         <w:spacing w:before="40" w:after="40"/>
       </w:pPr>
-      <w:r>
-        <w:rPr>
-          <w:color w:val="0F172A"/>
-        </w:rPr>
-        <w:t>Undo her önemli aksiyonda çalışıyor mu?</w:t>
+      <w:proofErr w:type="spellStart"/>
+      <w:r>
+        <w:rPr>
+          <w:color w:val="0F172A"/>
+        </w:rPr>
+        <w:t>Undo</w:t>
+      </w:r>
+      <w:proofErr w:type="spellEnd"/>
+      <w:r>
+        <w:rPr>
+          <w:color w:val="0F172A"/>
+        </w:rPr>
+        <w:t xml:space="preserve"> her önemli aksiyonda çalışıyor mu?</w:t>
       </w:r>
     </w:p>
     <w:p>
@@ -8007,6 +9826,7 @@
       <w:pPr>
         <w:jc w:val="center"/>
       </w:pPr>
+      <w:proofErr w:type="spellStart"/>
       <w:r>
         <w:rPr>
           <w:i/>
@@ -8015,7 +9835,62 @@
           <w:sz w:val="18"/>
           <w:szCs w:val="18"/>
         </w:rPr>
-        <w:t>Presserdiado UX/UI Kılavuzu  ·  v2.0  ·  Mayıs 2026</w:t>
+        <w:t>Presserdiado</w:t>
+      </w:r>
+      <w:proofErr w:type="spellEnd"/>
+      <w:r>
+        <w:rPr>
+          <w:i/>
+          <w:iCs/>
+          <w:color w:val="475569"/>
+          <w:sz w:val="18"/>
+          <w:szCs w:val="18"/>
+        </w:rPr>
+        <w:t xml:space="preserve"> UX/UI </w:t>
+      </w:r>
+      <w:proofErr w:type="gramStart"/>
+      <w:r>
+        <w:rPr>
+          <w:i/>
+          <w:iCs/>
+          <w:color w:val="475569"/>
+          <w:sz w:val="18"/>
+          <w:szCs w:val="18"/>
+        </w:rPr>
+        <w:t>Kılavuzu  ·</w:t>
+      </w:r>
+      <w:proofErr w:type="gramEnd"/>
+      <w:r>
+        <w:rPr>
+          <w:i/>
+          <w:iCs/>
+          <w:color w:val="475569"/>
+          <w:sz w:val="18"/>
+          <w:szCs w:val="18"/>
+        </w:rPr>
+        <w:t xml:space="preserve">  </w:t>
+      </w:r>
+      <w:proofErr w:type="gramStart"/>
+      <w:r>
+        <w:rPr>
+          <w:i/>
+          <w:iCs/>
+          <w:color w:val="475569"/>
+          <w:sz w:val="18"/>
+          <w:szCs w:val="18"/>
+        </w:rPr>
+        <w:t>v2.0  ·</w:t>
+      </w:r>
+      <w:proofErr w:type="gramEnd"/>
+      <w:r>
+        <w:rPr>
+          <w:i/>
+          <w:iCs/>
+          <w:color w:val="475569"/>
+          <w:sz w:val="18"/>
+          <w:szCs w:val="18"/>
+        </w:rPr>
+        <w:t xml:space="preserve">  Mayıs 2026</w:t>
       </w:r>
     </w:p>
     <w:sectPr>
@@ -8678,7 +10553,6 @@
   <w:style w:type="character" w:default="1" w:styleId="VarsaylanParagrafYazTipi">
     <w:name w:val="Default Paragraph Font"/>
     <w:uiPriority w:val="1"/>
-    <w:semiHidden/>
     <w:unhideWhenUsed/>
   </w:style>
   <w:style w:type="table" w:default="1" w:styleId="NormalTablo">
